--- a/Pharmacology I Exam 1/pharm-exam-1-study-guide.docx
+++ b/Pharmacology I Exam 1/pharm-exam-1-study-guide.docx
@@ -641,7 +641,7 @@
                 <w:i w:val="0"/>
                 <w:highlight w:val="yellow"/>
               </w:rPr>
-              <w:t>Dr. Wood told the class there is no need to memorise or know drug dosages.</w:t>
+              <w:t>Dr. Wood told the class there is no need to memorize or know drug dosages.</w:t>
             </w:r>
             <w:r>
               <w:rPr>
@@ -3725,7 +3725,7 @@
         <w:rPr>
           <w:sz w:val="15"/>
         </w:rPr>
-        <w:t>Class before agent, drawn out. The top split is the one that matters: beta-lactams on one side, and bacitracin, vancomycin and daptomycin on the other as cell wall agents that are not beta-lactams. Notice that the beta-lactamase inhibitors sit in their own box off to the side, which is exactly right — they have no antibacterial activity of their own and only exist to protect a partner drug. The cephalosporin generations run left to right, and the agents beneath each are worth reading as examples of a generation rather than as a list to memorise. Reproduced from the lecture slides (Slide 12).</w:t>
+        <w:t>Class before agent, drawn out. The top split is the one that matters: beta-lactams on one side, and bacitracin, vancomycin and daptomycin on the other as cell wall agents that are not beta-lactams. Notice that the beta-lactamase inhibitors sit in their own box off to the side, which is exactly right — they have no antibacterial activity of their own and only exist to protect a partner drug. The cephalosporin generations run left to right, and the agents beneath each are worth reading as examples of a generation rather than as a list to memorize. Reproduced from the lecture slides (Slide 12).</w:t>
       </w:r>
     </w:p>
     <w:p>
@@ -6602,7 +6602,7 @@
                 <w:b w:val="0"/>
                 <w:i w:val="0"/>
               </w:rPr>
-              <w:t xml:space="preserve"> among the antifungals. Worth understanding once rather than memorising three times. </w:t>
+              <w:t xml:space="preserve"> among the antifungals. Worth understanding once rather than memorizing three times. </w:t>
             </w:r>
             <w:r>
               <w:br/>
@@ -6622,14 +6622,14 @@
                 <w:b/>
                 <w:i w:val="0"/>
               </w:rPr>
-              <w:t>repolarise</w:t>
-            </w:r>
-            <w:r>
-              <w:rPr>
-                <w:b w:val="0"/>
-                <w:i w:val="0"/>
-              </w:rPr>
-              <w:t xml:space="preserve">. Repolarisation depends on potassium leaving the cell, and these drugs block the potassium channel that lets it out — the </w:t>
+              <w:t>repolarize</w:t>
+            </w:r>
+            <w:r>
+              <w:rPr>
+                <w:b w:val="0"/>
+                <w:i w:val="0"/>
+              </w:rPr>
+              <w:t xml:space="preserve">. Repolarization depends on potassium leaving the cell, and these drugs block the potassium channel that lets it out — the </w:t>
             </w:r>
             <w:r>
               <w:rPr>
@@ -6643,7 +6643,7 @@
                 <w:b w:val="0"/>
                 <w:i w:val="0"/>
               </w:rPr>
-              <w:t xml:space="preserve"> channel, named in the figure on the drug-induced QT slide. Block it, repolarisation takes longer, and the QT stretches. Stretch it far enough and the rhythm degenerates into </w:t>
+              <w:t xml:space="preserve"> channel, named in the figure on the drug-induced QT slide. Block it, repolarization takes longer, and the QT stretches. Stretch it far enough and the rhythm degenerates into </w:t>
             </w:r>
             <w:r>
               <w:rPr>
@@ -6678,7 +6678,7 @@
                 <w:b w:val="0"/>
                 <w:i w:val="0"/>
               </w:rPr>
-              <w:t xml:space="preserve"> is stacking, not any single dose: a congenital long QT, several QT-prolonging drugs at once, or an electrolyte disturbance. This is why posaconazole is on the list at all — its own hypokalaemia and hypomagnesaemia are what push the QT out. A single course of azithromycin in a healthy patient is a different proposition from the same drug added to an antiarrhythmic in someone whose potassium is low. </w:t>
+              <w:t xml:space="preserve"> is stacking, not any single dose: a congenital long QT, several QT-prolonging drugs at once, or an electrolyte disturbance. This is why posaconazole is on the list at all — its own hypokalemia and hypomagnesemia are what push the QT out. A single course of azithromycin in a healthy patient is a different proposition from the same drug added to an antiarrhythmic in someone whose potassium is low. </w:t>
             </w:r>
             <w:r>
               <w:rPr>
@@ -7165,7 +7165,7 @@
                 <w:i w:val="0"/>
                 <w:sz w:val="18"/>
               </w:rPr>
-              <w:t xml:space="preserve"> treatment and prophylaxis, urinary tract infection, prostatitis. Stevens-Johnson syndrome and toxic epidermal necrolysis, blood dyscrasias. Raises the international normalised ratio significantly with warfarin via cytochrome P450 2C9 inhibition</w:t>
+              <w:t xml:space="preserve"> treatment and prophylaxis, urinary tract infection, prostatitis. Stevens-Johnson syndrome and toxic epidermal necrolysis, blood dyscrasias. Raises the international normalized ratio significantly with warfarin via cytochrome P450 2C9 inhibition</w:t>
             </w:r>
           </w:p>
         </w:tc>
@@ -8374,7 +8374,7 @@
           <w:b/>
           <w:i w:val="0"/>
         </w:rPr>
-        <w:t>crystallisation in the renal tubule</w:t>
+        <w:t>crystallization in the renal tubule</w:t>
       </w:r>
       <w:r>
         <w:rPr>
@@ -8979,7 +8979,7 @@
           <w:b w:val="0"/>
           <w:i w:val="0"/>
         </w:rPr>
-        <w:t xml:space="preserve"> is a pyrimidine analogue, and resistance appears so fast on its own that it is given </w:t>
+        <w:t xml:space="preserve"> is a pyrimidine analog, and resistance appears so fast on its own that it is given </w:t>
       </w:r>
       <w:r>
         <w:rPr>
@@ -9146,7 +9146,7 @@
         <w:rPr>
           <w:sz w:val="15"/>
         </w:rPr>
-        <w:t>Both antifungal targets on one image, which is why this figure carries the whole of objective 9. The green mesh is glucan, and the orange enzyme spanning the membrane is beta-1,3 glucan synthase — the echinocandin target, and the only one here with no mammalian counterpart at all, since human cells have no cell wall. Below it, threaded through the membrane, is ergosterol: bound directly by the polyenes, and depleted upstream by the azoles and allylamines. Sort any antifungal by which of those two structures it attacks and the class list stops needing memorisation. Reproduced from the lecture slides (Slide 90).</w:t>
+        <w:t>Both antifungal targets on one image, which is why this figure carries the whole of objective 9. The green mesh is glucan, and the orange enzyme spanning the membrane is beta-1,3 glucan synthase — the echinocandin target, and the only one here with no mammalian counterpart at all, since human cells have no cell wall. Below it, threaded through the membrane, is ergosterol: bound directly by the polyenes, and depleted upstream by the azoles and allylamines. Sort any antifungal by which of those two structures it attacks and the class list stops needing memorization. Reproduced from the lecture slides (Slide 90).</w:t>
       </w:r>
     </w:p>
     <w:p>
@@ -9704,7 +9704,7 @@
                 <w:i w:val="0"/>
                 <w:sz w:val="18"/>
               </w:rPr>
-              <w:t>Amphotericin B, nystatin, natamycin. Lipid formulations cost 20–50× more with reduced toxicity. Fever and chills from interleukin-1 and tumour necrosis factor — pretreat. Hypokalaemia, hypomagnesaemia, hypotension, renal tubule damage — hydrate with normal saline. Nystatin is poorly absorbed, so topical and oral only</w:t>
+              <w:t>Amphotericin B, nystatin, natamycin. Lipid formulations cost 20–50× more with reduced toxicity. Fever and chills from interleukin-1 and tumor necrosis factor — pretreat. Hypokalemia, hypomagnesemia, hypotension, renal tubule damage — hydrate with normal saline. Nystatin is poorly absorbed, so topical and oral only</w:t>
             </w:r>
           </w:p>
         </w:tc>
@@ -9942,7 +9942,7 @@
                 <w:i w:val="0"/>
                 <w:sz w:val="18"/>
               </w:rPr>
-              <w:t>Caspofungin, micafungin, anidulafungin. Oesophageal candidiasis, refractory aspergillosis, febrile neutropenia. Tachycardia, headache, insomnia, hypokalaemia, hypomagnesaemia</w:t>
+              <w:t>Caspofungin, micafungin, anidulafungin. Esophageal candidiasis, refractory aspergillosis, febrile neutropenia. Tachycardia, headache, insomnia, hypokalemia, hypomagnesemia</w:t>
             </w:r>
           </w:p>
         </w:tc>
@@ -10385,7 +10385,7 @@
                 <w:b w:val="0"/>
                 <w:i w:val="0"/>
               </w:rPr>
-              <w:t xml:space="preserve">, which releases acetylcholine and inhibits cholinesterase, acting as a depolarizing neuromuscular blocker to paralyse the parasite, used for pinworm and hookworm. </w:t>
+              <w:t xml:space="preserve">, which releases acetylcholine and inhibits cholinesterase, acting as a depolarizing neuromuscular blocker to paralyze the parasite, used for pinworm and hookworm. </w:t>
             </w:r>
             <w:r>
               <w:br/>
@@ -10450,56 +10450,6 @@
       <w:pPr>
         <w:spacing w:after="80"/>
       </w:pPr>
-    </w:p>
-    <w:p>
-      <w:pPr>
-        <w:spacing w:after="120"/>
-      </w:pPr>
-      <w:r>
-        <w:rPr>
-          <w:b w:val="0"/>
-          <w:i w:val="0"/>
-        </w:rPr>
-        <w:t>← Back to Homepage</w:t>
-      </w:r>
-    </w:p>
-    <w:p>
-      <w:pPr>
-        <w:spacing w:after="120"/>
-      </w:pPr>
-      <w:r>
-        <w:rPr>
-          <w:b w:val="0"/>
-          <w:i w:val="0"/>
-        </w:rPr>
-        <w:t>Built from your %s lecture decks for personal study · Class of 2028.</w:t>
-      </w:r>
-    </w:p>
-    <w:p>
-      <w:pPr>
-        <w:spacing w:after="120"/>
-      </w:pPr>
-      <w:r>
-        <w:rPr>
-          <w:b w:val="0"/>
-          <w:i w:val="0"/>
-        </w:rPr>
-        <w:t xml:space="preserve">★ </w:t>
-      </w:r>
-      <w:r>
-        <w:rPr>
-          <w:b w:val="0"/>
-          <w:i w:val="0"/>
-        </w:rPr>
-        <w:t>If you see any mistakes, click here to report it</w:t>
-      </w:r>
-      <w:r>
-        <w:rPr>
-          <w:b w:val="0"/>
-          <w:i w:val="0"/>
-        </w:rPr>
-        <w:t xml:space="preserve"> ★</w:t>
-      </w:r>
     </w:p>
     <w:p>
       <w:pPr>
@@ -12653,7 +12603,7 @@
           <w:b/>
           <w:i w:val="0"/>
         </w:rPr>
-        <w:t>adrenal suppression, infections, hyperglycaemia, glaucoma, cataracts and growth retardation in children</w:t>
+        <w:t>adrenal suppression, infections, hyperglycemia, glaucoma, cataracts and growth retardation in children</w:t>
       </w:r>
       <w:r>
         <w:rPr>
@@ -12693,7 +12643,7 @@
           <w:b w:val="0"/>
           <w:i w:val="0"/>
         </w:rPr>
-        <w:t xml:space="preserve">, carry a possible cancer risk, should be avoided in the immunosuppressed, and need counselling on </w:t>
+        <w:t xml:space="preserve">, carry a possible cancer risk, should be avoided in the immunosuppressed, and need counseling on </w:t>
       </w:r>
       <w:r>
         <w:rPr>
@@ -13159,7 +13109,7 @@
                 <w:i w:val="0"/>
                 <w:sz w:val="18"/>
               </w:rPr>
-              <w:t>neomycin frequently sensitises</w:t>
+              <w:t>neomycin frequently sensitizes</w:t>
             </w:r>
           </w:p>
         </w:tc>
@@ -13531,7 +13481,7 @@
                 <w:i w:val="0"/>
                 <w:sz w:val="18"/>
               </w:rPr>
-              <w:t>Synthetic guanine analogues</w:t>
+              <w:t>Synthetic guanine analogs</w:t>
             </w:r>
           </w:p>
         </w:tc>
@@ -13602,7 +13552,7 @@
                 <w:i w:val="0"/>
                 <w:sz w:val="18"/>
               </w:rPr>
-              <w:t>Immunomodulator — interferon alpha, tumour necrosis factor alpha, interleukins</w:t>
+              <w:t>Immunomodulator — interferon alpha, tumor necrosis factor alpha, interleukins</w:t>
             </w:r>
           </w:p>
         </w:tc>
@@ -14069,7 +14019,7 @@
         <w:rPr>
           <w:sz w:val="15"/>
         </w:rPr>
-        <w:t>Both divisions, organ by organ, on one body. Red is sympathetic, blue is parasympathetic. Two things are worth reading off it rather than memorising: the eye gets opposing instructions (radial muscle contracts to dilate, sphincter contracts to constrict), and the blood vessels carry only red — there is no parasympathetic supply to most of them, which is why vascular tone is an adrenergic story throughout. (Slide 11.)</w:t>
+        <w:t>Both divisions, organ by organ, on one body. Red is sympathetic, blue is parasympathetic. Two things are worth reading off it rather than memorizing: the eye gets opposing instructions (radial muscle contracts to dilate, sphincter contracts to constrict), and the blood vessels carry only red — there is no parasympathetic supply to most of them, which is why vascular tone is an adrenergic story throughout. (Slide 11.)</w:t>
       </w:r>
     </w:p>
     <w:p>
@@ -14123,7 +14073,7 @@
           <w:b w:val="0"/>
           <w:i w:val="0"/>
         </w:rPr>
-        <w:t xml:space="preserve"> (to the centre; the example is sensing pressure in the carotid sinus and aortic arch) and </w:t>
+        <w:t xml:space="preserve"> (to the center; the example is sensing pressure in the carotid sinus and aortic arch) and </w:t>
       </w:r>
       <w:r>
         <w:rPr>
@@ -14512,7 +14462,7 @@
                 <w:i w:val="0"/>
                 <w:sz w:val="18"/>
               </w:rPr>
-              <w:t>only M1, M2 and M3 are functionally characterised</w:t>
+              <w:t>only M1, M2 and M3 are functionally characterized</w:t>
             </w:r>
           </w:p>
         </w:tc>
@@ -15928,7 +15878,7 @@
                 <w:i w:val="0"/>
                 <w:sz w:val="18"/>
               </w:rPr>
-              <w:t>; blunted warning signs of hypoglycaemia</w:t>
+              <w:t>; blunted warning signs of hypoglycemia</w:t>
             </w:r>
           </w:p>
         </w:tc>
@@ -15987,7 +15937,7 @@
         <w:rPr>
           <w:sz w:val="15"/>
         </w:rPr>
-        <w:t>The same table in the lecturer's own words. Worth comparing against the one above rather than skipping: it adds the metabolic effects — beta-1 lipolysis and renin, beta-2 glycogenolysis and glucagon — which is where propranolol's fasting hypoglycaemia and raised lipids come from, and it names the alpha-2 inhibition of insulin release. (Slide 78.)</w:t>
+        <w:t>The same table in the lecturer's own words. Worth comparing against the one above rather than skipping: it adds the metabolic effects — beta-1 lipolysis and renin, beta-2 glycogenolysis and glucagon — which is where propranolol's fasting hypoglycemia and raised lipids come from, and it names the alpha-2 inhibition of insulin release. (Slide 78.)</w:t>
       </w:r>
     </w:p>
     <w:p>
@@ -16102,7 +16052,7 @@
           <w:b/>
           <w:i w:val="0"/>
         </w:rPr>
-        <w:t>fasting hypoglycaemia</w:t>
+        <w:t>fasting hypoglycemia</w:t>
       </w:r>
       <w:r>
         <w:rPr>
@@ -16374,7 +16324,7 @@
                 <w:i w:val="0"/>
                 <w:sz w:val="18"/>
               </w:rPr>
-              <w:t>Defecation, urination, miosis, bradycardia, bronchorrhoea, bronchospasm, emesis, lacrimation, salivation</w:t>
+              <w:t>Defecation, urination, miosis, bradycardia, bronchorrhea, bronchospasm, emesis, lacrimation, salivation</w:t>
             </w:r>
           </w:p>
         </w:tc>
@@ -18658,7 +18608,7 @@
                 <w:i w:val="0"/>
                 <w:sz w:val="18"/>
               </w:rPr>
-              <w:t xml:space="preserve">Anaphylaxis, cardiac arrest, acute bronchospasm; raises systolic, lowers diastolic; in local anaesthetic to </w:t>
+              <w:t xml:space="preserve">Anaphylaxis, cardiac arrest, acute bronchospasm; raises systolic, lowers diastolic; in local anesthetic to </w:t>
             </w:r>
             <w:r>
               <w:rPr>
@@ -19616,7 +19566,7 @@
           <w:b/>
           <w:i w:val="0"/>
         </w:rPr>
-        <w:t>masks the response to hypoglycaemia</w:t>
+        <w:t>masks the response to hypoglycemia</w:t>
       </w:r>
       <w:r>
         <w:rPr>
@@ -19684,7 +19634,7 @@
           <w:b w:val="0"/>
           <w:i w:val="0"/>
         </w:rPr>
-        <w:t xml:space="preserve"> reduces aqueous humour for glaucoma; the </w:t>
+        <w:t xml:space="preserve"> reduces aqueous humor for glaucoma; the </w:t>
       </w:r>
       <w:r>
         <w:rPr>

--- a/Pharmacology I Exam 1/pharm-exam-1-study-guide.docx
+++ b/Pharmacology I Exam 1/pharm-exam-1-study-guide.docx
@@ -2721,6 +2721,194 @@
     </w:p>
     <w:p>
       <w:pPr>
+        <w:spacing w:after="120"/>
+      </w:pPr>
+      <w:r>
+        <w:rPr>
+          <w:b w:val="0"/>
+          <w:i w:val="0"/>
+        </w:rPr>
+        <w:t>Also tested</w:t>
+      </w:r>
+    </w:p>
+    <w:p>
+      <w:pPr>
+        <w:pStyle w:val="ListBullet"/>
+        <w:spacing w:after="40"/>
+      </w:pPr>
+      <w:r>
+        <w:rPr>
+          <w:b/>
+          <w:i w:val="0"/>
+          <w:sz w:val="20"/>
+        </w:rPr>
+        <w:t>Penicillinase-resistant penicillin monitoring.</w:t>
+      </w:r>
+      <w:r>
+        <w:rPr>
+          <w:b w:val="0"/>
+          <w:i w:val="0"/>
+          <w:sz w:val="20"/>
+        </w:rPr>
+        <w:t xml:space="preserve"> Monitor hepatic function, complete blood count, and signs or symptoms of anaphylaxis; dosing depends on hepatic rather than renal function, unlike most other penicillins.</w:t>
+      </w:r>
+    </w:p>
+    <w:p>
+      <w:pPr>
+        <w:pStyle w:val="ListBullet"/>
+        <w:spacing w:after="40"/>
+      </w:pPr>
+      <w:r>
+        <w:rPr>
+          <w:b/>
+          <w:i w:val="0"/>
+          <w:sz w:val="20"/>
+        </w:rPr>
+        <w:t>Penicillinase-resistant penicillins and MRSA.</w:t>
+      </w:r>
+      <w:r>
+        <w:rPr>
+          <w:b w:val="0"/>
+          <w:i w:val="0"/>
+          <w:sz w:val="20"/>
+        </w:rPr>
+        <w:t xml:space="preserve"> Methicillin-resistant Staphylococcus aureus has increasingly rendered them ineffective, and vancomycin is the treatment of choice; the class was built for Staphylococcus aureus, and methicillin resistance defeats it.</w:t>
+      </w:r>
+    </w:p>
+    <w:p>
+      <w:pPr>
+        <w:pStyle w:val="ListBullet"/>
+        <w:spacing w:after="40"/>
+      </w:pPr>
+      <w:r>
+        <w:rPr>
+          <w:b/>
+          <w:i w:val="0"/>
+          <w:sz w:val="20"/>
+        </w:rPr>
+        <w:t>Ertapenem dosing.</w:t>
+      </w:r>
+      <w:r>
+        <w:rPr>
+          <w:b w:val="0"/>
+          <w:i w:val="0"/>
+          <w:sz w:val="20"/>
+        </w:rPr>
+        <w:t xml:space="preserve"> It is given as 1 gram intravenously once daily, infused over 30 minutes.</w:t>
+      </w:r>
+    </w:p>
+    <w:p>
+      <w:pPr>
+        <w:pStyle w:val="ListBullet"/>
+        <w:spacing w:after="40"/>
+      </w:pPr>
+      <w:r>
+        <w:rPr>
+          <w:b/>
+          <w:i w:val="0"/>
+          <w:sz w:val="20"/>
+        </w:rPr>
+        <w:t>Cefepime gaps.</w:t>
+      </w:r>
+      <w:r>
+        <w:rPr>
+          <w:b w:val="0"/>
+          <w:i w:val="0"/>
+          <w:sz w:val="20"/>
+        </w:rPr>
+        <w:t xml:space="preserve"> It does not cover resistant Staphylococcus, Enterococcus or anaerobes, despite its broad Gram-negative and Gram-positive reach.</w:t>
+      </w:r>
+    </w:p>
+    <w:p>
+      <w:pPr>
+        <w:pStyle w:val="ListBullet"/>
+        <w:spacing w:after="40"/>
+      </w:pPr>
+      <w:r>
+        <w:rPr>
+          <w:b/>
+          <w:i w:val="0"/>
+          <w:sz w:val="20"/>
+        </w:rPr>
+        <w:t>Bacteriostatic versus bactericidal.</w:t>
+      </w:r>
+      <w:r>
+        <w:rPr>
+          <w:b w:val="0"/>
+          <w:i w:val="0"/>
+          <w:sz w:val="20"/>
+        </w:rPr>
+        <w:t xml:space="preserve"> Static drugs halt growth; cidal drugs disrupt enough to kill. The split is about whether the drug itself kills, not about how fast it works.</w:t>
+      </w:r>
+    </w:p>
+    <w:p>
+      <w:pPr>
+        <w:pStyle w:val="ListBullet"/>
+        <w:spacing w:after="40"/>
+      </w:pPr>
+      <w:r>
+        <w:rPr>
+          <w:b/>
+          <w:i w:val="0"/>
+          <w:sz w:val="20"/>
+        </w:rPr>
+        <w:t>Concentration-dependent versus time-dependent killing.</w:t>
+      </w:r>
+      <w:r>
+        <w:rPr>
+          <w:b w:val="0"/>
+          <w:i w:val="0"/>
+          <w:sz w:val="20"/>
+        </w:rPr>
+        <w:t xml:space="preserve"> With concentration-dependent killing, more drug kills more; time-dependent agents depend on time above the level, which should be 40 to 70 percent of the dosing interval (time above the minimal inhibitory concentration).</w:t>
+      </w:r>
+    </w:p>
+    <w:p>
+      <w:pPr>
+        <w:pStyle w:val="ListBullet"/>
+        <w:spacing w:after="40"/>
+      </w:pPr>
+      <w:r>
+        <w:rPr>
+          <w:b/>
+          <w:i w:val="0"/>
+          <w:sz w:val="20"/>
+        </w:rPr>
+        <w:t>Concentration- versus time-dependent killing.</w:t>
+      </w:r>
+      <w:r>
+        <w:rPr>
+          <w:b w:val="0"/>
+          <w:i w:val="0"/>
+          <w:sz w:val="20"/>
+        </w:rPr>
+        <w:t xml:space="preserve"> In concentration-dependent killing, higher drug concentration produces greater killing and there is a post-antibiotic effect; in time-dependent killing the extent of killing plateaus and the time above the minimal inhibitory concentration governs the result.</w:t>
+      </w:r>
+    </w:p>
+    <w:p>
+      <w:pPr>
+        <w:pStyle w:val="ListBullet"/>
+        <w:spacing w:after="40"/>
+      </w:pPr>
+      <w:r>
+        <w:rPr>
+          <w:b/>
+          <w:i w:val="0"/>
+          <w:sz w:val="20"/>
+        </w:rPr>
+        <w:t>Time-dependent antibiotics.</w:t>
+      </w:r>
+      <w:r>
+        <w:rPr>
+          <w:b w:val="0"/>
+          <w:i w:val="0"/>
+          <w:sz w:val="20"/>
+        </w:rPr>
+        <w:t xml:space="preserve"> The drug concentration should exceed the minimum inhibitory concentration for 40 to 70 percent of the dosing interval, and these agents show no post-antibiotic effect.</w:t>
+      </w:r>
+    </w:p>
+    <w:p>
+      <w:pPr>
         <w:pStyle w:val="Heading3"/>
         <w:spacing w:before="200" w:after="100"/>
       </w:pPr>
@@ -3730,6 +3918,260 @@
     </w:p>
     <w:p>
       <w:pPr>
+        <w:spacing w:after="120"/>
+      </w:pPr>
+      <w:r>
+        <w:rPr>
+          <w:b w:val="0"/>
+          <w:i w:val="0"/>
+        </w:rPr>
+        <w:t>Also tested</w:t>
+      </w:r>
+    </w:p>
+    <w:p>
+      <w:pPr>
+        <w:pStyle w:val="ListBullet"/>
+        <w:spacing w:after="40"/>
+      </w:pPr>
+      <w:r>
+        <w:rPr>
+          <w:b/>
+          <w:i w:val="0"/>
+          <w:sz w:val="20"/>
+        </w:rPr>
+        <w:t>Antipseudomonal penicillin adverse reactions.</w:t>
+      </w:r>
+      <w:r>
+        <w:rPr>
+          <w:b w:val="0"/>
+          <w:i w:val="0"/>
+          <w:sz w:val="20"/>
+        </w:rPr>
+        <w:t xml:space="preserve"> They are hypersensitivity reaction, rash and diarrhea, with monitoring for anaphylaxis, renal function, complete blood count and bleeding.</w:t>
+      </w:r>
+    </w:p>
+    <w:p>
+      <w:pPr>
+        <w:pStyle w:val="ListBullet"/>
+        <w:spacing w:after="40"/>
+      </w:pPr>
+      <w:r>
+        <w:rPr>
+          <w:b/>
+          <w:i w:val="0"/>
+          <w:sz w:val="20"/>
+        </w:rPr>
+        <w:t>Cephalosporin elimination.</w:t>
+      </w:r>
+      <w:r>
+        <w:rPr>
+          <w:b w:val="0"/>
+          <w:i w:val="0"/>
+          <w:sz w:val="20"/>
+        </w:rPr>
+        <w:t xml:space="preserve"> Cephalosporins are mostly eliminated renally, and they also penetrate cerebrospinal fluid well.</w:t>
+      </w:r>
+    </w:p>
+    <w:p>
+      <w:pPr>
+        <w:pStyle w:val="ListBullet"/>
+        <w:spacing w:after="40"/>
+      </w:pPr>
+      <w:r>
+        <w:rPr>
+          <w:b/>
+          <w:i w:val="0"/>
+          <w:sz w:val="20"/>
+        </w:rPr>
+        <w:t>Fourth-generation cephalosporins.</w:t>
+      </w:r>
+      <w:r>
+        <w:rPr>
+          <w:b w:val="0"/>
+          <w:i w:val="0"/>
+          <w:sz w:val="20"/>
+        </w:rPr>
+        <w:t xml:space="preserve"> The fourth generation gains Gram-negative reach without losing Gram-positive reach, which separates cefepime from the third generation.</w:t>
+      </w:r>
+    </w:p>
+    <w:p>
+      <w:pPr>
+        <w:pStyle w:val="ListBullet"/>
+        <w:spacing w:after="40"/>
+      </w:pPr>
+      <w:r>
+        <w:rPr>
+          <w:b/>
+          <w:i w:val="0"/>
+          <w:sz w:val="20"/>
+        </w:rPr>
+        <w:t>Aminopenicillin with warfarin.</w:t>
+      </w:r>
+      <w:r>
+        <w:rPr>
+          <w:b w:val="0"/>
+          <w:i w:val="0"/>
+          <w:sz w:val="20"/>
+        </w:rPr>
+        <w:t xml:space="preserve"> The interaction is abnormal prolongation of the prothrombin time; anticoagulants head the list of aminopenicillin interactions.</w:t>
+      </w:r>
+    </w:p>
+    <w:p>
+      <w:pPr>
+        <w:pStyle w:val="ListBullet"/>
+        <w:spacing w:after="40"/>
+      </w:pPr>
+      <w:r>
+        <w:rPr>
+          <w:b/>
+          <w:i w:val="0"/>
+          <w:sz w:val="20"/>
+        </w:rPr>
+        <w:t>Penicillin cross-sensitivity with cephalosporins.</w:t>
+      </w:r>
+      <w:r>
+        <w:rPr>
+          <w:b w:val="0"/>
+          <w:i w:val="0"/>
+          <w:sz w:val="20"/>
+        </w:rPr>
+        <w:t xml:space="preserve"> The rate is less than 1 percent, so a reported penicillin allergy does not automatically exclude a cephalosporin.</w:t>
+      </w:r>
+    </w:p>
+    <w:p>
+      <w:pPr>
+        <w:pStyle w:val="ListBullet"/>
+        <w:spacing w:after="40"/>
+      </w:pPr>
+      <w:r>
+        <w:rPr>
+          <w:b/>
+          <w:i w:val="0"/>
+          <w:sz w:val="20"/>
+        </w:rPr>
+        <w:t>Ceftriaxone in renal impairment.</w:t>
+      </w:r>
+      <w:r>
+        <w:rPr>
+          <w:b w:val="0"/>
+          <w:i w:val="0"/>
+          <w:sz w:val="20"/>
+        </w:rPr>
+        <w:t xml:space="preserve"> It requires no dosage adjustment in renal insufficiency, in contrast to the cephalosporin class as a whole, which is mostly renally eliminated.</w:t>
+      </w:r>
+    </w:p>
+    <w:p>
+      <w:pPr>
+        <w:pStyle w:val="ListBullet"/>
+        <w:spacing w:after="40"/>
+      </w:pPr>
+      <w:r>
+        <w:rPr>
+          <w:b/>
+          <w:i w:val="0"/>
+          <w:sz w:val="20"/>
+        </w:rPr>
+        <w:t>Carbapenems.</w:t>
+      </w:r>
+      <w:r>
+        <w:rPr>
+          <w:b w:val="0"/>
+          <w:i w:val="0"/>
+          <w:sz w:val="20"/>
+        </w:rPr>
+        <w:t xml:space="preserve"> They are drug of choice for resistant Gram-negatives, ESBL producers, meningitis; their resistance to hydrolysis by beta-lactamases makes them the answer to extended-spectrum producers.</w:t>
+      </w:r>
+    </w:p>
+    <w:p>
+      <w:pPr>
+        <w:pStyle w:val="ListBullet"/>
+        <w:spacing w:after="40"/>
+      </w:pPr>
+      <w:r>
+        <w:rPr>
+          <w:b/>
+          <w:i w:val="0"/>
+          <w:sz w:val="20"/>
+        </w:rPr>
+        <w:t>Cefazolin and cephalexin.</w:t>
+      </w:r>
+      <w:r>
+        <w:rPr>
+          <w:b w:val="0"/>
+          <w:i w:val="0"/>
+          <w:sz w:val="20"/>
+        </w:rPr>
+        <w:t xml:space="preserve"> Their activity covers Gram-positives without Enterococcus, with some Gram-negative cover; the absence of Enterococcus coverage recurs across the whole cephalosporin class.</w:t>
+      </w:r>
+    </w:p>
+    <w:p>
+      <w:pPr>
+        <w:pStyle w:val="ListBullet"/>
+        <w:spacing w:after="40"/>
+      </w:pPr>
+      <w:r>
+        <w:rPr>
+          <w:b/>
+          <w:i w:val="0"/>
+          <w:sz w:val="20"/>
+        </w:rPr>
+        <w:t>Carbapenem uses.</w:t>
+      </w:r>
+      <w:r>
+        <w:rPr>
+          <w:b w:val="0"/>
+          <w:i w:val="0"/>
+          <w:sz w:val="20"/>
+        </w:rPr>
+        <w:t xml:space="preserve"> Carbapenems are the drug of choice for multidrug-resistant Gram-negative infections, extended-spectrum beta-lactamase producing bacteria, nosocomial infections, and meningitis; resistance to hydrolysis by beta-lactamases makes them the answer to extended-spectrum producers.</w:t>
+      </w:r>
+    </w:p>
+    <w:p>
+      <w:pPr>
+        <w:pStyle w:val="ListBullet"/>
+        <w:spacing w:after="40"/>
+      </w:pPr>
+      <w:r>
+        <w:rPr>
+          <w:b/>
+          <w:i w:val="0"/>
+          <w:sz w:val="20"/>
+        </w:rPr>
+        <w:t>Imipenem seizures.</w:t>
+      </w:r>
+      <w:r>
+        <w:rPr>
+          <w:b w:val="0"/>
+          <w:i w:val="0"/>
+          <w:sz w:val="20"/>
+        </w:rPr>
+        <w:t xml:space="preserve"> Seizures are a known imipenem effect, the unique side effect flagged for this agent.</w:t>
+      </w:r>
+    </w:p>
+    <w:p>
+      <w:pPr>
+        <w:pStyle w:val="ListBullet"/>
+        <w:spacing w:after="40"/>
+      </w:pPr>
+      <w:r>
+        <w:rPr>
+          <w:b/>
+          <w:i w:val="0"/>
+          <w:sz w:val="20"/>
+        </w:rPr>
+        <w:t>Ceftolozane/tazobactam.</w:t>
+      </w:r>
+      <w:r>
+        <w:rPr>
+          <w:b w:val="0"/>
+          <w:i w:val="0"/>
+          <w:sz w:val="20"/>
+        </w:rPr>
+        <w:t xml:space="preserve"> It is approved to treat complicated intra-abdominal and urinary infection, with metronidazole added for the intra-abdominal indication.</w:t>
+      </w:r>
+    </w:p>
+    <w:p>
+      <w:pPr>
         <w:pStyle w:val="Heading3"/>
         <w:spacing w:before="200" w:after="100"/>
       </w:pPr>
@@ -5642,6 +6084,62 @@
     </w:p>
     <w:p>
       <w:pPr>
+        <w:spacing w:after="120"/>
+      </w:pPr>
+      <w:r>
+        <w:rPr>
+          <w:b w:val="0"/>
+          <w:i w:val="0"/>
+        </w:rPr>
+        <w:t>Also tested</w:t>
+      </w:r>
+    </w:p>
+    <w:p>
+      <w:pPr>
+        <w:pStyle w:val="ListBullet"/>
+        <w:spacing w:after="40"/>
+      </w:pPr>
+      <w:r>
+        <w:rPr>
+          <w:b/>
+          <w:i w:val="0"/>
+          <w:sz w:val="20"/>
+        </w:rPr>
+        <w:t>Red man syndrome.</w:t>
+      </w:r>
+      <w:r>
+        <w:rPr>
+          <w:b w:val="0"/>
+          <w:i w:val="0"/>
+          <w:sz w:val="20"/>
+        </w:rPr>
+        <w:t xml:space="preserve"> It is rate-related, so the fix during a vancomycin infusion is to slow the infusion; 1 gram is infused over 60 minutes.</w:t>
+      </w:r>
+    </w:p>
+    <w:p>
+      <w:pPr>
+        <w:pStyle w:val="ListBullet"/>
+        <w:spacing w:after="40"/>
+      </w:pPr>
+      <w:r>
+        <w:rPr>
+          <w:b/>
+          <w:i w:val="0"/>
+          <w:sz w:val="20"/>
+        </w:rPr>
+        <w:t>Vancomycin trough.</w:t>
+      </w:r>
+      <w:r>
+        <w:rPr>
+          <w:b w:val="0"/>
+          <w:i w:val="0"/>
+          <w:sz w:val="20"/>
+        </w:rPr>
+        <w:t xml:space="preserve"> The goal is 10 to 15 or 15 to 20 micrograms per milliliter, depending on the indication.</w:t>
+      </w:r>
+    </w:p>
+    <w:p>
+      <w:pPr>
         <w:pStyle w:val="Heading2"/>
         <w:spacing w:before="200" w:after="100"/>
       </w:pPr>
@@ -6766,6 +7264,568 @@
     </w:p>
     <w:p>
       <w:pPr>
+        <w:spacing w:after="120"/>
+      </w:pPr>
+      <w:r>
+        <w:rPr>
+          <w:b w:val="0"/>
+          <w:i w:val="0"/>
+        </w:rPr>
+        <w:t>Also tested</w:t>
+      </w:r>
+    </w:p>
+    <w:p>
+      <w:pPr>
+        <w:pStyle w:val="ListBullet"/>
+        <w:spacing w:after="40"/>
+      </w:pPr>
+      <w:r>
+        <w:rPr>
+          <w:b/>
+          <w:i w:val="0"/>
+          <w:sz w:val="20"/>
+        </w:rPr>
+        <w:t>Once-daily aminoglycoside dosing.</w:t>
+      </w:r>
+      <w:r>
+        <w:rPr>
+          <w:b w:val="0"/>
+          <w:i w:val="0"/>
+          <w:sz w:val="20"/>
+        </w:rPr>
+        <w:t xml:space="preserve"> Aminoglycosides show a post-antibiotic effect, so killing persists after the level falls, and concentration-dependent killing favors a large single dose.</w:t>
+      </w:r>
+    </w:p>
+    <w:p>
+      <w:pPr>
+        <w:pStyle w:val="ListBullet"/>
+        <w:spacing w:after="40"/>
+      </w:pPr>
+      <w:r>
+        <w:rPr>
+          <w:b/>
+          <w:i w:val="0"/>
+          <w:sz w:val="20"/>
+        </w:rPr>
+        <w:t>Daptomycin.</w:t>
+      </w:r>
+      <w:r>
+        <w:rPr>
+          <w:b w:val="0"/>
+          <w:i w:val="0"/>
+          <w:sz w:val="20"/>
+        </w:rPr>
+        <w:t xml:space="preserve"> It depolarizes the membrane but cannot be used in pneumonia, because pulmonary surfactant inactivates it, making the lung the one site where it fails.</w:t>
+      </w:r>
+    </w:p>
+    <w:p>
+      <w:pPr>
+        <w:pStyle w:val="ListBullet"/>
+        <w:spacing w:after="40"/>
+      </w:pPr>
+      <w:r>
+        <w:rPr>
+          <w:b/>
+          <w:i w:val="0"/>
+          <w:sz w:val="20"/>
+        </w:rPr>
+        <w:t>Clindamycin.</w:t>
+      </w:r>
+      <w:r>
+        <w:rPr>
+          <w:b w:val="0"/>
+          <w:i w:val="0"/>
+          <w:sz w:val="20"/>
+        </w:rPr>
+        <w:t xml:space="preserve"> It is drug of choice for toxin-mediated disease, skin and soft tissue infection, osteomyelitis, surgical prophylaxis in penicillin allergy, and as part of intra-abdominal combination therapy; the toxin indication follows from inhibiting protein synthesis and so toxin production.</w:t>
+      </w:r>
+    </w:p>
+    <w:p>
+      <w:pPr>
+        <w:pStyle w:val="ListBullet"/>
+        <w:spacing w:after="40"/>
+      </w:pPr>
+      <w:r>
+        <w:rPr>
+          <w:b/>
+          <w:i w:val="0"/>
+          <w:sz w:val="20"/>
+        </w:rPr>
+        <w:t>Macrolide interactions.</w:t>
+      </w:r>
+      <w:r>
+        <w:rPr>
+          <w:b w:val="0"/>
+          <w:i w:val="0"/>
+          <w:sz w:val="20"/>
+        </w:rPr>
+        <w:t xml:space="preserve"> Metabolites inactivate CYP3A, raising substrate levels; the effect ranks erythromycin greater than clarithromycin greater than azithromycin, so azithromycin is the one to reach for when interactions matter.</w:t>
+      </w:r>
+    </w:p>
+    <w:p>
+      <w:pPr>
+        <w:pStyle w:val="ListBullet"/>
+        <w:spacing w:after="40"/>
+      </w:pPr>
+      <w:r>
+        <w:rPr>
+          <w:b/>
+          <w:i w:val="0"/>
+          <w:sz w:val="20"/>
+        </w:rPr>
+        <w:t>Aminoglycoside toxicities.</w:t>
+      </w:r>
+      <w:r>
+        <w:rPr>
+          <w:b w:val="0"/>
+          <w:i w:val="0"/>
+          <w:sz w:val="20"/>
+        </w:rPr>
+        <w:t xml:space="preserve"> Renal toxicity and ototoxicity define them, requiring renal dose adjustment; vancomycin shares both, which is why the combination is watched carefully.</w:t>
+      </w:r>
+    </w:p>
+    <w:p>
+      <w:pPr>
+        <w:pStyle w:val="ListBullet"/>
+        <w:spacing w:after="40"/>
+      </w:pPr>
+      <w:r>
+        <w:rPr>
+          <w:b/>
+          <w:i w:val="0"/>
+          <w:sz w:val="20"/>
+        </w:rPr>
+        <w:t>Aminoglycoside drug of choice.</w:t>
+      </w:r>
+      <w:r>
+        <w:rPr>
+          <w:b w:val="0"/>
+          <w:i w:val="0"/>
+          <w:sz w:val="20"/>
+        </w:rPr>
+        <w:t xml:space="preserve"> They are drug of choice for febrile neutropenia, sepsis and enterococcal synergy; Enterococcus is covered only at synergy dosing rather than as monotherapy.</w:t>
+      </w:r>
+    </w:p>
+    <w:p>
+      <w:pPr>
+        <w:pStyle w:val="ListBullet"/>
+        <w:spacing w:after="40"/>
+      </w:pPr>
+      <w:r>
+        <w:rPr>
+          <w:b/>
+          <w:i w:val="0"/>
+          <w:sz w:val="20"/>
+        </w:rPr>
+        <w:t>Linezolid.</w:t>
+      </w:r>
+      <w:r>
+        <w:rPr>
+          <w:b w:val="0"/>
+          <w:i w:val="0"/>
+          <w:sz w:val="20"/>
+        </w:rPr>
+        <w:t xml:space="preserve"> It is drug of choice for hospital and community MRSA, with no Gram-negative cover; it also covers multidrug-resistant pneumococcus and vancomycin-resistant Enterococcus.</w:t>
+      </w:r>
+    </w:p>
+    <w:p>
+      <w:pPr>
+        <w:pStyle w:val="ListBullet"/>
+        <w:spacing w:after="40"/>
+      </w:pPr>
+      <w:r>
+        <w:rPr>
+          <w:b/>
+          <w:i w:val="0"/>
+          <w:sz w:val="20"/>
+        </w:rPr>
+        <w:t>Macrolide interactions.</w:t>
+      </w:r>
+      <w:r>
+        <w:rPr>
+          <w:b w:val="0"/>
+          <w:i w:val="0"/>
+          <w:sz w:val="20"/>
+        </w:rPr>
+        <w:t xml:space="preserve"> Metabolites bind CYP3A subclass enzymes, forming an inactive complex and raising levels of substrates such as carbamazepine, cyclosporine, digoxin, midazolam and theophylline; severity is erythromycin greater than clarithromycin greater than azithromycin.</w:t>
+      </w:r>
+    </w:p>
+    <w:p>
+      <w:pPr>
+        <w:pStyle w:val="ListBullet"/>
+        <w:spacing w:after="40"/>
+      </w:pPr>
+      <w:r>
+        <w:rPr>
+          <w:b/>
+          <w:i w:val="0"/>
+          <w:sz w:val="20"/>
+        </w:rPr>
+        <w:t>Clarithromycin and digoxin.</w:t>
+      </w:r>
+      <w:r>
+        <w:rPr>
+          <w:b w:val="0"/>
+          <w:i w:val="0"/>
+          <w:sz w:val="20"/>
+        </w:rPr>
+        <w:t xml:space="preserve"> Clarithromycin raises digoxin levels through CYP3A4 inhibition, because macrolide metabolites form an inactive complex with CYP3A.</w:t>
+      </w:r>
+    </w:p>
+    <w:p>
+      <w:pPr>
+        <w:pStyle w:val="ListBullet"/>
+        <w:spacing w:after="40"/>
+      </w:pPr>
+      <w:r>
+        <w:rPr>
+          <w:b/>
+          <w:i w:val="0"/>
+          <w:sz w:val="20"/>
+        </w:rPr>
+        <w:t>Tetracycline precautions.</w:t>
+      </w:r>
+      <w:r>
+        <w:rPr>
+          <w:b w:val="0"/>
+          <w:i w:val="0"/>
+          <w:sz w:val="20"/>
+        </w:rPr>
+        <w:t xml:space="preserve"> They cause discoloration of teeth and depression of skeletal growth, so avoid them under 8 years old and in the second and third trimesters; both follow from binding calcium in developing bone and teeth.</w:t>
+      </w:r>
+    </w:p>
+    <w:p>
+      <w:pPr>
+        <w:pStyle w:val="ListBullet"/>
+        <w:spacing w:after="40"/>
+      </w:pPr>
+      <w:r>
+        <w:rPr>
+          <w:b/>
+          <w:i w:val="0"/>
+          <w:sz w:val="20"/>
+        </w:rPr>
+        <w:t>Prevpac.</w:t>
+      </w:r>
+      <w:r>
+        <w:rPr>
+          <w:b w:val="0"/>
+          <w:i w:val="0"/>
+          <w:sz w:val="20"/>
+        </w:rPr>
+        <w:t xml:space="preserve"> This regimen named for Helicobacter pylori combines clarithromycin, amoxicillin and lansoprazole: a macrolide, a penicillin and a proton pump inhibitor together.</w:t>
+      </w:r>
+    </w:p>
+    <w:p>
+      <w:pPr>
+        <w:pStyle w:val="ListBullet"/>
+        <w:spacing w:after="40"/>
+      </w:pPr>
+      <w:r>
+        <w:rPr>
+          <w:b/>
+          <w:i w:val="0"/>
+          <w:sz w:val="20"/>
+        </w:rPr>
+        <w:t>Daptomycin mechanism.</w:t>
+      </w:r>
+      <w:r>
+        <w:rPr>
+          <w:b w:val="0"/>
+          <w:i w:val="0"/>
+          <w:sz w:val="20"/>
+        </w:rPr>
+        <w:t xml:space="preserve"> It kills bacteria by causing bacterial depolarization, halting DNA, RNA and protein synthesis at once.</w:t>
+      </w:r>
+    </w:p>
+    <w:p>
+      <w:pPr>
+        <w:pStyle w:val="ListBullet"/>
+        <w:spacing w:after="40"/>
+      </w:pPr>
+      <w:r>
+        <w:rPr>
+          <w:b/>
+          <w:i w:val="0"/>
+          <w:sz w:val="20"/>
+        </w:rPr>
+        <w:t>Macrolide gastrointestinal effects.</w:t>
+      </w:r>
+      <w:r>
+        <w:rPr>
+          <w:b w:val="0"/>
+          <w:i w:val="0"/>
+          <w:sz w:val="20"/>
+        </w:rPr>
+        <w:t xml:space="preserve"> Nausea, diarrhea and abdominal pain are worst in children and young adults, because the drug stimulates gut motility.</w:t>
+      </w:r>
+    </w:p>
+    <w:p>
+      <w:pPr>
+        <w:pStyle w:val="ListBullet"/>
+        <w:spacing w:after="40"/>
+      </w:pPr>
+      <w:r>
+        <w:rPr>
+          <w:b/>
+          <w:i w:val="0"/>
+          <w:sz w:val="20"/>
+        </w:rPr>
+        <w:t>Aminoglycoside levels.</w:t>
+      </w:r>
+      <w:r>
+        <w:rPr>
+          <w:b w:val="0"/>
+          <w:i w:val="0"/>
+          <w:sz w:val="20"/>
+        </w:rPr>
+        <w:t xml:space="preserve"> The peak is drawn 30 minutes after the infusion ends, with troughs 15 to 30 minutes before the next dose.</w:t>
+      </w:r>
+    </w:p>
+    <w:p>
+      <w:pPr>
+        <w:pStyle w:val="ListBullet"/>
+        <w:spacing w:after="40"/>
+      </w:pPr>
+      <w:r>
+        <w:rPr>
+          <w:b/>
+          <w:i w:val="0"/>
+          <w:sz w:val="20"/>
+        </w:rPr>
+        <w:t>Linezolid monitoring.</w:t>
+      </w:r>
+      <w:r>
+        <w:rPr>
+          <w:b w:val="0"/>
+          <w:i w:val="0"/>
+          <w:sz w:val="20"/>
+        </w:rPr>
+        <w:t xml:space="preserve"> Platelets are monitored, because thrombocytopenia is the characteristic toxicity.</w:t>
+      </w:r>
+    </w:p>
+    <w:p>
+      <w:pPr>
+        <w:pStyle w:val="ListBullet"/>
+        <w:spacing w:after="40"/>
+      </w:pPr>
+      <w:r>
+        <w:rPr>
+          <w:b/>
+          <w:i w:val="0"/>
+          <w:sz w:val="20"/>
+        </w:rPr>
+        <w:t>Daptomycin and pneumonia.</w:t>
+      </w:r>
+      <w:r>
+        <w:rPr>
+          <w:b w:val="0"/>
+          <w:i w:val="0"/>
+          <w:sz w:val="20"/>
+        </w:rPr>
+        <w:t xml:space="preserve"> It cannot be used because it is inactivated in the lung, which is why it is excluded despite Gram-positive cover.</w:t>
+      </w:r>
+    </w:p>
+    <w:p>
+      <w:pPr>
+        <w:pStyle w:val="ListBullet"/>
+        <w:spacing w:after="40"/>
+      </w:pPr>
+      <w:r>
+        <w:rPr>
+          <w:b/>
+          <w:i w:val="0"/>
+          <w:sz w:val="20"/>
+        </w:rPr>
+        <w:t>Macrolide hepatotoxicity.</w:t>
+      </w:r>
+      <w:r>
+        <w:rPr>
+          <w:b w:val="0"/>
+          <w:i w:val="0"/>
+          <w:sz w:val="20"/>
+        </w:rPr>
+        <w:t xml:space="preserve"> The estolate salt is most associated with cholestatic hepatitis, and the reaction is rare overall.</w:t>
+      </w:r>
+    </w:p>
+    <w:p>
+      <w:pPr>
+        <w:pStyle w:val="ListBullet"/>
+        <w:spacing w:after="40"/>
+      </w:pPr>
+      <w:r>
+        <w:rPr>
+          <w:b/>
+          <w:i w:val="0"/>
+          <w:sz w:val="20"/>
+        </w:rPr>
+        <w:t>Tigecycline dosing.</w:t>
+      </w:r>
+      <w:r>
+        <w:rPr>
+          <w:b w:val="0"/>
+          <w:i w:val="0"/>
+          <w:sz w:val="20"/>
+        </w:rPr>
+        <w:t xml:space="preserve"> Hepatic function governs dosing, unlike most other agents in this group, which are renally adjusted.</w:t>
+      </w:r>
+    </w:p>
+    <w:p>
+      <w:pPr>
+        <w:pStyle w:val="ListBullet"/>
+        <w:spacing w:after="40"/>
+      </w:pPr>
+      <w:r>
+        <w:rPr>
+          <w:b/>
+          <w:i w:val="0"/>
+          <w:sz w:val="20"/>
+        </w:rPr>
+        <w:t>Macrolide drug interactions.</w:t>
+      </w:r>
+      <w:r>
+        <w:rPr>
+          <w:b w:val="0"/>
+          <w:i w:val="0"/>
+          <w:sz w:val="20"/>
+        </w:rPr>
+        <w:t xml:space="preserve"> Macrolide metabolites form an inactive complex with CYP3A, so substrate drug levels rise.</w:t>
+      </w:r>
+    </w:p>
+    <w:p>
+      <w:pPr>
+        <w:pStyle w:val="ListBullet"/>
+        <w:spacing w:after="40"/>
+      </w:pPr>
+      <w:r>
+        <w:rPr>
+          <w:b/>
+          <w:i w:val="0"/>
+          <w:sz w:val="20"/>
+        </w:rPr>
+        <w:t>Aminoglycoside dosing interval.</w:t>
+      </w:r>
+      <w:r>
+        <w:rPr>
+          <w:b w:val="0"/>
+          <w:i w:val="0"/>
+          <w:sz w:val="20"/>
+        </w:rPr>
+        <w:t xml:space="preserve"> Dosing has changed from every 8 hours towards every 24 hours, supported by the post-antibiotic effect.</w:t>
+      </w:r>
+    </w:p>
+    <w:p>
+      <w:pPr>
+        <w:pStyle w:val="ListBullet"/>
+        <w:spacing w:after="40"/>
+      </w:pPr>
+      <w:r>
+        <w:rPr>
+          <w:b/>
+          <w:i w:val="0"/>
+          <w:sz w:val="20"/>
+        </w:rPr>
+        <w:t>Tetracyclines and tick-borne illness.</w:t>
+      </w:r>
+      <w:r>
+        <w:rPr>
+          <w:b w:val="0"/>
+          <w:i w:val="0"/>
+          <w:sz w:val="20"/>
+        </w:rPr>
+        <w:t xml:space="preserve"> Tetracyclines treat Rocky Mountain spotted fever and Lyme disease, alongside acne and atypical pneumonia.</w:t>
+      </w:r>
+    </w:p>
+    <w:p>
+      <w:pPr>
+        <w:pStyle w:val="ListBullet"/>
+        <w:spacing w:after="40"/>
+      </w:pPr>
+      <w:r>
+        <w:rPr>
+          <w:b/>
+          <w:i w:val="0"/>
+          <w:sz w:val="20"/>
+        </w:rPr>
+        <w:t>Macrolide hearing loss.</w:t>
+      </w:r>
+      <w:r>
+        <w:rPr>
+          <w:b w:val="0"/>
+          <w:i w:val="0"/>
+          <w:sz w:val="20"/>
+        </w:rPr>
+        <w:t xml:space="preserve"> Transient hearing loss occurs with large intravenous doses or renal impairment, and the effect is transient.</w:t>
+      </w:r>
+    </w:p>
+    <w:p>
+      <w:pPr>
+        <w:pStyle w:val="ListBullet"/>
+        <w:spacing w:after="40"/>
+      </w:pPr>
+      <w:r>
+        <w:rPr>
+          <w:b/>
+          <w:i w:val="0"/>
+          <w:sz w:val="20"/>
+        </w:rPr>
+        <w:t>Macrolide gaps in coverage.</w:t>
+      </w:r>
+      <w:r>
+        <w:rPr>
+          <w:b w:val="0"/>
+          <w:i w:val="0"/>
+          <w:sz w:val="20"/>
+        </w:rPr>
+        <w:t xml:space="preserve"> Enterococci and most other Gram-negatives are outside macrolide coverage, whereas Haemophilus, Moraxella and Neisseria are covered.</w:t>
+      </w:r>
+    </w:p>
+    <w:p>
+      <w:pPr>
+        <w:pStyle w:val="ListBullet"/>
+        <w:spacing w:after="40"/>
+      </w:pPr>
+      <w:r>
+        <w:rPr>
+          <w:b/>
+          <w:i w:val="0"/>
+          <w:sz w:val="20"/>
+        </w:rPr>
+        <w:t>Clindamycin uses.</w:t>
+      </w:r>
+      <w:r>
+        <w:rPr>
+          <w:b w:val="0"/>
+          <w:i w:val="0"/>
+          <w:sz w:val="20"/>
+        </w:rPr>
+        <w:t xml:space="preserve"> Clindamycin is the drug of choice for toxin-mediated disease and osteomyelitis, and is also used for skin infection and for surgical prophylaxis in allergy.</w:t>
+      </w:r>
+    </w:p>
+    <w:p>
+      <w:pPr>
+        <w:pStyle w:val="ListBullet"/>
+        <w:spacing w:after="40"/>
+      </w:pPr>
+      <w:r>
+        <w:rPr>
+          <w:b/>
+          <w:i w:val="0"/>
+          <w:sz w:val="20"/>
+        </w:rPr>
+        <w:t>Macrolide QT prolongation.</w:t>
+      </w:r>
+      <w:r>
+        <w:rPr>
+          <w:b w:val="0"/>
+          <w:i w:val="0"/>
+          <w:sz w:val="20"/>
+        </w:rPr>
+        <w:t xml:space="preserve"> It becomes more dangerous with class Ia and III antiarrhythmics and electrolyte abnormalities; each pushes repolarization further, so the effects stack.</w:t>
+      </w:r>
+    </w:p>
+    <w:p>
+      <w:pPr>
         <w:pStyle w:val="Heading2"/>
         <w:spacing w:before="200" w:after="100"/>
       </w:pPr>
@@ -7468,6 +8528,194 @@
     </w:p>
     <w:p>
       <w:pPr>
+        <w:spacing w:after="120"/>
+      </w:pPr>
+      <w:r>
+        <w:rPr>
+          <w:b w:val="0"/>
+          <w:i w:val="0"/>
+        </w:rPr>
+        <w:t>Also tested</w:t>
+      </w:r>
+    </w:p>
+    <w:p>
+      <w:pPr>
+        <w:pStyle w:val="ListBullet"/>
+        <w:spacing w:after="40"/>
+      </w:pPr>
+      <w:r>
+        <w:rPr>
+          <w:b/>
+          <w:i w:val="0"/>
+          <w:sz w:val="20"/>
+        </w:rPr>
+        <w:t>Bactrim and warfarin.</w:t>
+      </w:r>
+      <w:r>
+        <w:rPr>
+          <w:b w:val="0"/>
+          <w:i w:val="0"/>
+          <w:sz w:val="20"/>
+        </w:rPr>
+        <w:t xml:space="preserve"> Starting Bactrim in a patient on warfarin raises the INR significantly, through CYP2C9 inhibition.</w:t>
+      </w:r>
+    </w:p>
+    <w:p>
+      <w:pPr>
+        <w:pStyle w:val="ListBullet"/>
+        <w:spacing w:after="40"/>
+      </w:pPr>
+      <w:r>
+        <w:rPr>
+          <w:b/>
+          <w:i w:val="0"/>
+          <w:sz w:val="20"/>
+        </w:rPr>
+        <w:t>Sulfamethoxazole/trimethoprim blood disorders.</w:t>
+      </w:r>
+      <w:r>
+        <w:rPr>
+          <w:b w:val="0"/>
+          <w:i w:val="0"/>
+          <w:sz w:val="20"/>
+        </w:rPr>
+        <w:t xml:space="preserve"> Thrombocytopenia, agranulocytosis and megaloblastic anemia can follow, grouped together as blood dyscrasias.</w:t>
+      </w:r>
+    </w:p>
+    <w:p>
+      <w:pPr>
+        <w:pStyle w:val="ListBullet"/>
+        <w:spacing w:after="40"/>
+      </w:pPr>
+      <w:r>
+        <w:rPr>
+          <w:b/>
+          <w:i w:val="0"/>
+          <w:sz w:val="20"/>
+        </w:rPr>
+        <w:t>Polymyxin black box warnings.</w:t>
+      </w:r>
+      <w:r>
+        <w:rPr>
+          <w:b w:val="0"/>
+          <w:i w:val="0"/>
+          <w:sz w:val="20"/>
+        </w:rPr>
+        <w:t xml:space="preserve"> Polymyxin carries three: nephrotoxicity, neurotoxicity and neuromuscular blockade.</w:t>
+      </w:r>
+    </w:p>
+    <w:p>
+      <w:pPr>
+        <w:pStyle w:val="ListBullet"/>
+        <w:spacing w:after="40"/>
+      </w:pPr>
+      <w:r>
+        <w:rPr>
+          <w:b/>
+          <w:i w:val="0"/>
+          <w:sz w:val="20"/>
+        </w:rPr>
+        <w:t>Polymyxin resistance.</w:t>
+      </w:r>
+      <w:r>
+        <w:rPr>
+          <w:b w:val="0"/>
+          <w:i w:val="0"/>
+          <w:sz w:val="20"/>
+        </w:rPr>
+        <w:t xml:space="preserve"> It is uncommon because the class went largely unused for the last 50 years; rising multidrug resistance is bringing it back, despite optimal regimens not being well studied.</w:t>
+      </w:r>
+    </w:p>
+    <w:p>
+      <w:pPr>
+        <w:pStyle w:val="ListBullet"/>
+        <w:spacing w:after="40"/>
+      </w:pPr>
+      <w:r>
+        <w:rPr>
+          <w:b/>
+          <w:i w:val="0"/>
+          <w:sz w:val="20"/>
+        </w:rPr>
+        <w:t>Bactrim.</w:t>
+      </w:r>
+      <w:r>
+        <w:rPr>
+          <w:b w:val="0"/>
+          <w:i w:val="0"/>
+          <w:sz w:val="20"/>
+        </w:rPr>
+        <w:t xml:space="preserve"> It both treats and prevents Pneumocystis jirovecii pneumonia, alongside urinary tract infection, bacterial prostatitis, orchitis and epididymitis.</w:t>
+      </w:r>
+    </w:p>
+    <w:p>
+      <w:pPr>
+        <w:pStyle w:val="ListBullet"/>
+        <w:spacing w:after="40"/>
+      </w:pPr>
+      <w:r>
+        <w:rPr>
+          <w:b/>
+          <w:i w:val="0"/>
+          <w:sz w:val="20"/>
+        </w:rPr>
+        <w:t>Sulfamethoxazole.</w:t>
+      </w:r>
+      <w:r>
+        <w:rPr>
+          <w:b w:val="0"/>
+          <w:i w:val="0"/>
+          <w:sz w:val="20"/>
+        </w:rPr>
+        <w:t xml:space="preserve"> It blocks para-aminobenzoic acid becoming dihydrofolic acid, one step upstream of trimethoprim.</w:t>
+      </w:r>
+    </w:p>
+    <w:p>
+      <w:pPr>
+        <w:pStyle w:val="ListBullet"/>
+        <w:spacing w:after="40"/>
+      </w:pPr>
+      <w:r>
+        <w:rPr>
+          <w:b/>
+          <w:i w:val="0"/>
+          <w:sz w:val="20"/>
+        </w:rPr>
+        <w:t>Sulfamethoxazole/trimethoprim in opportunistic pneumonia.</w:t>
+      </w:r>
+      <w:r>
+        <w:rPr>
+          <w:b w:val="0"/>
+          <w:i w:val="0"/>
+          <w:sz w:val="20"/>
+        </w:rPr>
+        <w:t xml:space="preserve"> It treats and prevents Pneumocystis jirovecii pneumonia, in both treatment and prophylaxis.</w:t>
+      </w:r>
+    </w:p>
+    <w:p>
+      <w:pPr>
+        <w:pStyle w:val="ListBullet"/>
+        <w:spacing w:after="40"/>
+      </w:pPr>
+      <w:r>
+        <w:rPr>
+          <w:b/>
+          <w:i w:val="0"/>
+          <w:sz w:val="20"/>
+        </w:rPr>
+        <w:t>Fluoroquinolone target.</w:t>
+      </w:r>
+      <w:r>
+        <w:rPr>
+          <w:b w:val="0"/>
+          <w:i w:val="0"/>
+          <w:sz w:val="20"/>
+        </w:rPr>
+        <w:t xml:space="preserve"> The better understood target is DNA gyrase, also called topoisomerase II, forming a complex that induces DNA cleavage.</w:t>
+      </w:r>
+    </w:p>
+    <w:p>
+      <w:pPr>
         <w:pStyle w:val="Heading2"/>
         <w:spacing w:before="200" w:after="100"/>
       </w:pPr>
@@ -8412,6 +9660,414 @@
     </w:p>
     <w:p>
       <w:pPr>
+        <w:spacing w:after="120"/>
+      </w:pPr>
+      <w:r>
+        <w:rPr>
+          <w:b w:val="0"/>
+          <w:i w:val="0"/>
+        </w:rPr>
+        <w:t>Also tested</w:t>
+      </w:r>
+    </w:p>
+    <w:p>
+      <w:pPr>
+        <w:pStyle w:val="ListBullet"/>
+        <w:spacing w:after="40"/>
+      </w:pPr>
+      <w:r>
+        <w:rPr>
+          <w:b/>
+          <w:i w:val="0"/>
+          <w:sz w:val="20"/>
+        </w:rPr>
+        <w:t>Nondepolarizing blocker paralysis.</w:t>
+      </w:r>
+      <w:r>
+        <w:rPr>
+          <w:b w:val="0"/>
+          <w:i w:val="0"/>
+          <w:sz w:val="20"/>
+        </w:rPr>
+        <w:t xml:space="preserve"> It paralyzes the small, fast muscles of the face and eye first and the diaphragm last, with recovery in reverse order.</w:t>
+      </w:r>
+    </w:p>
+    <w:p>
+      <w:pPr>
+        <w:pStyle w:val="ListBullet"/>
+        <w:spacing w:after="40"/>
+      </w:pPr>
+      <w:r>
+        <w:rPr>
+          <w:b/>
+          <w:i w:val="0"/>
+          <w:sz w:val="20"/>
+        </w:rPr>
+        <w:t>Oseltamivir route and adjustment.</w:t>
+      </w:r>
+      <w:r>
+        <w:rPr>
+          <w:b w:val="0"/>
+          <w:i w:val="0"/>
+          <w:sz w:val="20"/>
+        </w:rPr>
+        <w:t xml:space="preserve"> It is available orally only and requires renal dose adjustment.</w:t>
+      </w:r>
+    </w:p>
+    <w:p>
+      <w:pPr>
+        <w:pStyle w:val="ListBullet"/>
+        <w:spacing w:after="40"/>
+      </w:pPr>
+      <w:r>
+        <w:rPr>
+          <w:b/>
+          <w:i w:val="0"/>
+          <w:sz w:val="20"/>
+        </w:rPr>
+        <w:t>Acyclovir family.</w:t>
+      </w:r>
+      <w:r>
+        <w:rPr>
+          <w:b w:val="0"/>
+          <w:i w:val="0"/>
+          <w:sz w:val="20"/>
+        </w:rPr>
+        <w:t xml:space="preserve"> These drugs inhibit nucleic acid synthesis: the drug is incorporated into viral DNA and terminates the chain.</w:t>
+      </w:r>
+    </w:p>
+    <w:p>
+      <w:pPr>
+        <w:pStyle w:val="ListBullet"/>
+        <w:spacing w:after="40"/>
+      </w:pPr>
+      <w:r>
+        <w:rPr>
+          <w:b/>
+          <w:i w:val="0"/>
+          <w:sz w:val="20"/>
+        </w:rPr>
+        <w:t>Antiviral prodrug pairs.</w:t>
+      </w:r>
+      <w:r>
+        <w:rPr>
+          <w:b w:val="0"/>
+          <w:i w:val="0"/>
+          <w:sz w:val="20"/>
+        </w:rPr>
+        <w:t xml:space="preserve"> Valacyclovir is the prodrug of acyclovir, famciclovir of penciclovir, and valganciclovir of ganciclovir; in each case the prodrug exists to solve poor oral absorption of the parent.</w:t>
+      </w:r>
+    </w:p>
+    <w:p>
+      <w:pPr>
+        <w:pStyle w:val="ListBullet"/>
+        <w:spacing w:after="40"/>
+      </w:pPr>
+      <w:r>
+        <w:rPr>
+          <w:b/>
+          <w:i w:val="0"/>
+          <w:sz w:val="20"/>
+        </w:rPr>
+        <w:t>Oseltamivir resistance.</w:t>
+      </w:r>
+      <w:r>
+        <w:rPr>
+          <w:b w:val="0"/>
+          <w:i w:val="0"/>
+          <w:sz w:val="20"/>
+        </w:rPr>
+        <w:t xml:space="preserve"> It has been becoming a problem over time, a trajectory like that of the fluoroquinolones.</w:t>
+      </w:r>
+    </w:p>
+    <w:p>
+      <w:pPr>
+        <w:pStyle w:val="ListBullet"/>
+        <w:spacing w:after="40"/>
+      </w:pPr>
+      <w:r>
+        <w:rPr>
+          <w:b/>
+          <w:i w:val="0"/>
+          <w:sz w:val="20"/>
+        </w:rPr>
+        <w:t>Atracurium.</w:t>
+      </w:r>
+      <w:r>
+        <w:rPr>
+          <w:b w:val="0"/>
+          <w:i w:val="0"/>
+          <w:sz w:val="20"/>
+        </w:rPr>
+        <w:t xml:space="preserve"> It releases histamine, which separates it from the other nondepolarizing blockers.</w:t>
+      </w:r>
+    </w:p>
+    <w:p>
+      <w:pPr>
+        <w:pStyle w:val="ListBullet"/>
+        <w:spacing w:after="40"/>
+      </w:pPr>
+      <w:r>
+        <w:rPr>
+          <w:b/>
+          <w:i w:val="0"/>
+          <w:sz w:val="20"/>
+        </w:rPr>
+        <w:t>Nondepolarizing blockers.</w:t>
+      </w:r>
+      <w:r>
+        <w:rPr>
+          <w:b w:val="0"/>
+          <w:i w:val="0"/>
+          <w:sz w:val="20"/>
+        </w:rPr>
+        <w:t xml:space="preserve"> They relax skeletal muscle for intubation and act as adjuvants in anesthesia, including relaxing muscle enough to reduce a fracture or dislocation.</w:t>
+      </w:r>
+    </w:p>
+    <w:p>
+      <w:pPr>
+        <w:pStyle w:val="ListBullet"/>
+        <w:spacing w:after="40"/>
+      </w:pPr>
+      <w:r>
+        <w:rPr>
+          <w:b/>
+          <w:i w:val="0"/>
+          <w:sz w:val="20"/>
+        </w:rPr>
+        <w:t>Ganciclovir hematological toxicity.</w:t>
+      </w:r>
+      <w:r>
+        <w:rPr>
+          <w:b w:val="0"/>
+          <w:i w:val="0"/>
+          <w:sz w:val="20"/>
+        </w:rPr>
+        <w:t xml:space="preserve"> Neutropenia in 15 to 40 percent limits its use, with thrombocytopenia also common.</w:t>
+      </w:r>
+    </w:p>
+    <w:p>
+      <w:pPr>
+        <w:pStyle w:val="ListBullet"/>
+        <w:spacing w:after="40"/>
+      </w:pPr>
+      <w:r>
+        <w:rPr>
+          <w:b/>
+          <w:i w:val="0"/>
+          <w:sz w:val="20"/>
+        </w:rPr>
+        <w:t>Atracurium.</w:t>
+      </w:r>
+      <w:r>
+        <w:rPr>
+          <w:b w:val="0"/>
+          <w:i w:val="0"/>
+          <w:sz w:val="20"/>
+        </w:rPr>
+        <w:t xml:space="preserve"> This nondepolarizing agent releases histamine, which can cause a fall in blood pressure and flushing.</w:t>
+      </w:r>
+    </w:p>
+    <w:p>
+      <w:pPr>
+        <w:pStyle w:val="ListBullet"/>
+        <w:spacing w:after="40"/>
+      </w:pPr>
+      <w:r>
+        <w:rPr>
+          <w:b/>
+          <w:i w:val="0"/>
+          <w:sz w:val="20"/>
+        </w:rPr>
+        <w:t>Pediatric oseltamivir dosing.</w:t>
+      </w:r>
+      <w:r>
+        <w:rPr>
+          <w:b w:val="0"/>
+          <w:i w:val="0"/>
+          <w:sz w:val="20"/>
+        </w:rPr>
+        <w:t xml:space="preserve"> A child weighing above 23 up to 40 kilograms receives 60 milligrams twice daily.</w:t>
+      </w:r>
+    </w:p>
+    <w:p>
+      <w:pPr>
+        <w:pStyle w:val="ListBullet"/>
+        <w:spacing w:after="40"/>
+      </w:pPr>
+      <w:r>
+        <w:rPr>
+          <w:b/>
+          <w:i w:val="0"/>
+          <w:sz w:val="20"/>
+        </w:rPr>
+        <w:t>Influenza season.</w:t>
+      </w:r>
+      <w:r>
+        <w:rPr>
+          <w:b w:val="0"/>
+          <w:i w:val="0"/>
+          <w:sz w:val="20"/>
+        </w:rPr>
+        <w:t xml:space="preserve"> It generally runs from October to March, which frames when the drug is used.</w:t>
+      </w:r>
+    </w:p>
+    <w:p>
+      <w:pPr>
+        <w:pStyle w:val="ListBullet"/>
+        <w:spacing w:after="40"/>
+      </w:pPr>
+      <w:r>
+        <w:rPr>
+          <w:b/>
+          <w:i w:val="0"/>
+          <w:sz w:val="20"/>
+        </w:rPr>
+        <w:t>Valacyclovir versus acyclovir.</w:t>
+      </w:r>
+      <w:r>
+        <w:rPr>
+          <w:b w:val="0"/>
+          <w:i w:val="0"/>
+          <w:sz w:val="20"/>
+        </w:rPr>
+        <w:t xml:space="preserve"> Valacyclovir is a prodrug, and bioavailability rises from 22 to 70 percent.</w:t>
+      </w:r>
+    </w:p>
+    <w:p>
+      <w:pPr>
+        <w:pStyle w:val="ListBullet"/>
+        <w:spacing w:after="40"/>
+      </w:pPr>
+      <w:r>
+        <w:rPr>
+          <w:b/>
+          <w:i w:val="0"/>
+          <w:sz w:val="20"/>
+        </w:rPr>
+        <w:t>Host-directed antiviral approach.</w:t>
+      </w:r>
+      <w:r>
+        <w:rPr>
+          <w:b w:val="0"/>
+          <w:i w:val="0"/>
+          <w:sz w:val="20"/>
+        </w:rPr>
+        <w:t xml:space="preserve"> Stimulating the host immune system is the only one of the eight approaches aimed at the host side of the interaction.</w:t>
+      </w:r>
+    </w:p>
+    <w:p>
+      <w:pPr>
+        <w:pStyle w:val="ListBullet"/>
+        <w:spacing w:after="40"/>
+      </w:pPr>
+      <w:r>
+        <w:rPr>
+          <w:b/>
+          <w:i w:val="0"/>
+          <w:sz w:val="20"/>
+        </w:rPr>
+        <w:t>Oseltamivir.</w:t>
+      </w:r>
+      <w:r>
+        <w:rPr>
+          <w:b w:val="0"/>
+          <w:i w:val="0"/>
+          <w:sz w:val="20"/>
+        </w:rPr>
+        <w:t xml:space="preserve"> It inhibits neuraminidase so progeny cannot be released, blocking viral release rather than viral entry or replication.</w:t>
+      </w:r>
+    </w:p>
+    <w:p>
+      <w:pPr>
+        <w:pStyle w:val="ListBullet"/>
+        <w:spacing w:after="40"/>
+      </w:pPr>
+      <w:r>
+        <w:rPr>
+          <w:b/>
+          <w:i w:val="0"/>
+          <w:sz w:val="20"/>
+        </w:rPr>
+        <w:t>Viral enzymes and antivirals.</w:t>
+      </w:r>
+      <w:r>
+        <w:rPr>
+          <w:b w:val="0"/>
+          <w:i w:val="0"/>
+          <w:sz w:val="20"/>
+        </w:rPr>
+        <w:t xml:space="preserve"> Acyclovir needs thymidine kinase (a viral enzyme that switches it on); oseltamivir hits neuraminidase (a viral enzyme it shuts off).</w:t>
+      </w:r>
+    </w:p>
+    <w:p>
+      <w:pPr>
+        <w:pStyle w:val="ListBullet"/>
+        <w:spacing w:after="40"/>
+      </w:pPr>
+      <w:r>
+        <w:rPr>
+          <w:b/>
+          <w:i w:val="0"/>
+          <w:sz w:val="20"/>
+        </w:rPr>
+        <w:t>Oseltamivir timing.</w:t>
+      </w:r>
+      <w:r>
+        <w:rPr>
+          <w:b w:val="0"/>
+          <w:i w:val="0"/>
+          <w:sz w:val="20"/>
+        </w:rPr>
+        <w:t xml:space="preserve"> It must be started as soon as possible, within 48 hours of symptom onset; because it blocks release rather than killing virus already present, late treatment has little to act on.</w:t>
+      </w:r>
+    </w:p>
+    <w:p>
+      <w:pPr>
+        <w:pStyle w:val="ListBullet"/>
+        <w:spacing w:after="40"/>
+      </w:pPr>
+      <w:r>
+        <w:rPr>
+          <w:b/>
+          <w:i w:val="0"/>
+          <w:sz w:val="20"/>
+        </w:rPr>
+        <w:t>Oseltamivir in late influenza.</w:t>
+      </w:r>
+      <w:r>
+        <w:rPr>
+          <w:b w:val="0"/>
+          <w:i w:val="0"/>
+          <w:sz w:val="20"/>
+        </w:rPr>
+        <w:t xml:space="preserve"> Its use is limited once the 48-hour window for starting treatment has passed, as on day 4 of influenza, because it blocks release of new virus rather than clearing existing virus.</w:t>
+      </w:r>
+    </w:p>
+    <w:p>
+      <w:pPr>
+        <w:pStyle w:val="ListBullet"/>
+        <w:spacing w:after="40"/>
+      </w:pPr>
+      <w:r>
+        <w:rPr>
+          <w:b/>
+          <w:i w:val="0"/>
+          <w:sz w:val="20"/>
+        </w:rPr>
+        <w:t>Penciclovir and famciclovir.</w:t>
+      </w:r>
+      <w:r>
+        <w:rPr>
+          <w:b w:val="0"/>
+          <w:i w:val="0"/>
+          <w:sz w:val="20"/>
+        </w:rPr>
+        <w:t xml:space="preserve"> Famciclovir is the oral prodrug, considerably better absorbed; penciclovir is the intravenous parent with poor oral bioavailability.</w:t>
+      </w:r>
+    </w:p>
+    <w:p>
+      <w:pPr>
         <w:pStyle w:val="Heading2"/>
         <w:spacing w:before="200" w:after="100"/>
       </w:pPr>
@@ -8421,6 +10077,326 @@
           <w:color w:val="6B3524"/>
         </w:rPr>
         <w:t>1.9 · Objective 9 — Antifungals</w:t>
+      </w:r>
+    </w:p>
+    <w:p>
+      <w:pPr>
+        <w:spacing w:after="120"/>
+      </w:pPr>
+      <w:r>
+        <w:rPr>
+          <w:b w:val="0"/>
+          <w:i w:val="0"/>
+        </w:rPr>
+        <w:t>Also tested</w:t>
+      </w:r>
+    </w:p>
+    <w:p>
+      <w:pPr>
+        <w:pStyle w:val="ListBullet"/>
+        <w:spacing w:after="40"/>
+      </w:pPr>
+      <w:r>
+        <w:rPr>
+          <w:b/>
+          <w:i w:val="0"/>
+          <w:sz w:val="20"/>
+        </w:rPr>
+        <w:t>Topical imidazoles.</w:t>
+      </w:r>
+      <w:r>
+        <w:rPr>
+          <w:b w:val="0"/>
+          <w:i w:val="0"/>
+          <w:sz w:val="20"/>
+        </w:rPr>
+        <w:t xml:space="preserve"> Clotrimazole is a topical imidazole rather than a systemic azole; the topical group also includes econazole, miconazole, butoconazole, tioconazole, oxiconazole, sulconazole and sertaconazole.</w:t>
+      </w:r>
+    </w:p>
+    <w:p>
+      <w:pPr>
+        <w:pStyle w:val="ListBullet"/>
+        <w:spacing w:after="40"/>
+      </w:pPr>
+      <w:r>
+        <w:rPr>
+          <w:b/>
+          <w:i w:val="0"/>
+          <w:sz w:val="20"/>
+        </w:rPr>
+        <w:t>Griseofulvin adverse effects.</w:t>
+      </w:r>
+      <w:r>
+        <w:rPr>
+          <w:b w:val="0"/>
+          <w:i w:val="0"/>
+          <w:sz w:val="20"/>
+        </w:rPr>
+        <w:t xml:space="preserve"> They include headache in about 15 percent, mental confusion, fatigue and blurred vision, with induction of cytochrome P450 1A2 and 2C9; it induces enzymes where the azoles inhibit them.</w:t>
+      </w:r>
+    </w:p>
+    <w:p>
+      <w:pPr>
+        <w:pStyle w:val="ListBullet"/>
+        <w:spacing w:after="40"/>
+      </w:pPr>
+      <w:r>
+        <w:rPr>
+          <w:b/>
+          <w:i w:val="0"/>
+          <w:sz w:val="20"/>
+        </w:rPr>
+        <w:t>Oseltamivir timing.</w:t>
+      </w:r>
+      <w:r>
+        <w:rPr>
+          <w:b w:val="0"/>
+          <w:i w:val="0"/>
+          <w:sz w:val="20"/>
+        </w:rPr>
+        <w:t xml:space="preserve"> It must start within 48 hours, so on day 4 of influenza the window has passed.</w:t>
+      </w:r>
+    </w:p>
+    <w:p>
+      <w:pPr>
+        <w:pStyle w:val="ListBullet"/>
+        <w:spacing w:after="40"/>
+      </w:pPr>
+      <w:r>
+        <w:rPr>
+          <w:b/>
+          <w:i w:val="0"/>
+          <w:sz w:val="20"/>
+        </w:rPr>
+        <w:t>Intravenous acyclovir.</w:t>
+      </w:r>
+      <w:r>
+        <w:rPr>
+          <w:b w:val="0"/>
+          <w:i w:val="0"/>
+          <w:sz w:val="20"/>
+        </w:rPr>
+        <w:t xml:space="preserve"> It crystallizes in the renal tubule, so good hydration prevents a rising creatinine.</w:t>
+      </w:r>
+    </w:p>
+    <w:p>
+      <w:pPr>
+        <w:pStyle w:val="ListBullet"/>
+        <w:spacing w:after="40"/>
+      </w:pPr>
+      <w:r>
+        <w:rPr>
+          <w:b/>
+          <w:i w:val="0"/>
+          <w:sz w:val="20"/>
+        </w:rPr>
+        <w:t>Fluconazole in vaginal candidiasis.</w:t>
+      </w:r>
+      <w:r>
+        <w:rPr>
+          <w:b w:val="0"/>
+          <w:i w:val="0"/>
+          <w:sz w:val="20"/>
+        </w:rPr>
+        <w:t xml:space="preserve"> A single dose is enough because it is excreted in the urine; it also has the best oral absorption of the azoles.</w:t>
+      </w:r>
+    </w:p>
+    <w:p>
+      <w:pPr>
+        <w:pStyle w:val="ListBullet"/>
+        <w:spacing w:after="40"/>
+      </w:pPr>
+      <w:r>
+        <w:rPr>
+          <w:b/>
+          <w:i w:val="0"/>
+          <w:sz w:val="20"/>
+        </w:rPr>
+        <w:t>Predisposing factors for fungal infection.</w:t>
+      </w:r>
+      <w:r>
+        <w:rPr>
+          <w:b w:val="0"/>
+          <w:i w:val="0"/>
+          <w:sz w:val="20"/>
+        </w:rPr>
+        <w:t xml:space="preserve"> Antibiotic therapy predisposes to fungal infection by removing competition, alongside loss of barriers and immunodeficiency.</w:t>
+      </w:r>
+    </w:p>
+    <w:p>
+      <w:pPr>
+        <w:pStyle w:val="ListBullet"/>
+        <w:spacing w:after="40"/>
+      </w:pPr>
+      <w:r>
+        <w:rPr>
+          <w:b/>
+          <w:i w:val="0"/>
+          <w:sz w:val="20"/>
+        </w:rPr>
+        <w:t>Lipid amphotericin B formulations.</w:t>
+      </w:r>
+      <w:r>
+        <w:rPr>
+          <w:b w:val="0"/>
+          <w:i w:val="0"/>
+          <w:sz w:val="20"/>
+        </w:rPr>
+        <w:t xml:space="preserve"> They were developed to reduce toxicity compared with the deoxycholate formulation, at 20 to 50 times the cost.</w:t>
+      </w:r>
+    </w:p>
+    <w:p>
+      <w:pPr>
+        <w:pStyle w:val="ListBullet"/>
+        <w:spacing w:after="40"/>
+      </w:pPr>
+      <w:r>
+        <w:rPr>
+          <w:b/>
+          <w:i w:val="0"/>
+          <w:sz w:val="20"/>
+        </w:rPr>
+        <w:t>Itraconazole in women of childbearing age.</w:t>
+      </w:r>
+      <w:r>
+        <w:rPr>
+          <w:b w:val="0"/>
+          <w:i w:val="0"/>
+          <w:sz w:val="20"/>
+        </w:rPr>
+        <w:t xml:space="preserve"> Itraconazole is teratogenic, so a pregnancy test must be checked first.</w:t>
+      </w:r>
+    </w:p>
+    <w:p>
+      <w:pPr>
+        <w:pStyle w:val="ListBullet"/>
+        <w:spacing w:after="40"/>
+      </w:pPr>
+      <w:r>
+        <w:rPr>
+          <w:b/>
+          <w:i w:val="0"/>
+          <w:sz w:val="20"/>
+        </w:rPr>
+        <w:t>Ganciclovir toxicity.</w:t>
+      </w:r>
+      <w:r>
+        <w:rPr>
+          <w:b w:val="0"/>
+          <w:i w:val="0"/>
+          <w:sz w:val="20"/>
+        </w:rPr>
+        <w:t xml:space="preserve"> Neutropenia is expected in 15 to 40% of patients, plus thrombocytopenia and CNS effects.</w:t>
+      </w:r>
+    </w:p>
+    <w:p>
+      <w:pPr>
+        <w:pStyle w:val="ListBullet"/>
+        <w:spacing w:after="40"/>
+      </w:pPr>
+      <w:r>
+        <w:rPr>
+          <w:b/>
+          <w:i w:val="0"/>
+          <w:sz w:val="20"/>
+        </w:rPr>
+        <w:t>Echinocandin adverse reactions.</w:t>
+      </w:r>
+      <w:r>
+        <w:rPr>
+          <w:b w:val="0"/>
+          <w:i w:val="0"/>
+          <w:sz w:val="20"/>
+        </w:rPr>
+        <w:t xml:space="preserve"> They include tachycardia, headache, insomnia, hypokalemia, hypomagnesemia and blood dyscrasias; the electrolyte disturbances overlap with amphotericin B's, despite a completely different mechanism.</w:t>
+      </w:r>
+    </w:p>
+    <w:p>
+      <w:pPr>
+        <w:pStyle w:val="ListBullet"/>
+        <w:spacing w:after="40"/>
+      </w:pPr>
+      <w:r>
+        <w:rPr>
+          <w:b/>
+          <w:i w:val="0"/>
+          <w:sz w:val="20"/>
+        </w:rPr>
+        <w:t>Amphotericin B.</w:t>
+      </w:r>
+      <w:r>
+        <w:rPr>
+          <w:b w:val="0"/>
+          <w:i w:val="0"/>
+          <w:sz w:val="20"/>
+        </w:rPr>
+        <w:t xml:space="preserve"> It forms pores in ergosterol membranes, leaking ions; the leak is why electrolyte disturbance is such a prominent toxicity. The drug is derived from a soil Streptomycetaceae.</w:t>
+      </w:r>
+    </w:p>
+    <w:p>
+      <w:pPr>
+        <w:pStyle w:val="ListBullet"/>
+        <w:spacing w:after="40"/>
+      </w:pPr>
+      <w:r>
+        <w:rPr>
+          <w:b/>
+          <w:i w:val="0"/>
+          <w:sz w:val="20"/>
+        </w:rPr>
+        <w:t>Intravenous voriconazole in renal failure.</w:t>
+      </w:r>
+      <w:r>
+        <w:rPr>
+          <w:b w:val="0"/>
+          <w:i w:val="0"/>
+          <w:sz w:val="20"/>
+        </w:rPr>
+        <w:t xml:space="preserve"> Its vehicle, cyclodextrin, accumulates when renal function is impaired; the concern is the vehicle rather than the drug itself.</w:t>
+      </w:r>
+    </w:p>
+    <w:p>
+      <w:pPr>
+        <w:pStyle w:val="ListBullet"/>
+        <w:spacing w:after="40"/>
+      </w:pPr>
+      <w:r>
+        <w:rPr>
+          <w:b/>
+          <w:i w:val="0"/>
+          <w:sz w:val="20"/>
+        </w:rPr>
+        <w:t>Fungal cell wall target.</w:t>
+      </w:r>
+      <w:r>
+        <w:rPr>
+          <w:b w:val="0"/>
+          <w:i w:val="0"/>
+          <w:sz w:val="20"/>
+        </w:rPr>
+        <w:t xml:space="preserve"> The fungal wall contains chitin and glucans rather than peptidoglycan; beta-lactams and vancomycin act on peptidoglycan, which fungi do not have, so antibacterials are useless against them.</w:t>
+      </w:r>
+    </w:p>
+    <w:p>
+      <w:pPr>
+        <w:pStyle w:val="ListBullet"/>
+        <w:spacing w:after="40"/>
+      </w:pPr>
+      <w:r>
+        <w:rPr>
+          <w:b/>
+          <w:i w:val="0"/>
+          <w:sz w:val="20"/>
+        </w:rPr>
+        <w:t>Amphotericin B spectrum.</w:t>
+      </w:r>
+      <w:r>
+        <w:rPr>
+          <w:b w:val="0"/>
+          <w:i w:val="0"/>
+          <w:sz w:val="20"/>
+        </w:rPr>
+        <w:t xml:space="preserve"> It is indicated against Cryptococcus, Blastomyces, Histoplasma, Candida, Coccidioides and Aspergillus, the last reserved for invasive infection.</w:t>
       </w:r>
     </w:p>
     <w:p>
@@ -10453,6 +12429,106 @@
     </w:p>
     <w:p>
       <w:pPr>
+        <w:spacing w:after="120"/>
+      </w:pPr>
+      <w:r>
+        <w:rPr>
+          <w:b w:val="0"/>
+          <w:i w:val="0"/>
+        </w:rPr>
+        <w:t>Also tested</w:t>
+      </w:r>
+    </w:p>
+    <w:p>
+      <w:pPr>
+        <w:pStyle w:val="ListBullet"/>
+        <w:spacing w:after="40"/>
+      </w:pPr>
+      <w:r>
+        <w:rPr>
+          <w:b/>
+          <w:i w:val="0"/>
+          <w:sz w:val="20"/>
+        </w:rPr>
+        <w:t>Albendazole and mebendazole.</w:t>
+      </w:r>
+      <w:r>
+        <w:rPr>
+          <w:b w:val="0"/>
+          <w:i w:val="0"/>
+          <w:sz w:val="20"/>
+        </w:rPr>
+        <w:t xml:space="preserve"> They block helminth microtubules and glucose uptake, leading to parasite death.</w:t>
+      </w:r>
+    </w:p>
+    <w:p>
+      <w:pPr>
+        <w:pStyle w:val="ListBullet"/>
+        <w:spacing w:after="40"/>
+      </w:pPr>
+      <w:r>
+        <w:rPr>
+          <w:b/>
+          <w:i w:val="0"/>
+          <w:sz w:val="20"/>
+        </w:rPr>
+        <w:t>Benzimidazoles (albendazole, mebendazole).</w:t>
+      </w:r>
+      <w:r>
+        <w:rPr>
+          <w:b w:val="0"/>
+          <w:i w:val="0"/>
+          <w:sz w:val="20"/>
+        </w:rPr>
+        <w:t xml:space="preserve"> They inhibit formation of helminth microtubules and block glucose uptake, leading to parasite death.</w:t>
+      </w:r>
+    </w:p>
+    <w:p>
+      <w:pPr>
+        <w:pStyle w:val="ListBullet"/>
+        <w:spacing w:after="40"/>
+      </w:pPr>
+      <w:r>
+        <w:rPr>
+          <w:b/>
+          <w:i w:val="0"/>
+          <w:sz w:val="20"/>
+        </w:rPr>
+        <w:t>Pyrantel pamoate.</w:t>
+      </w:r>
+      <w:r>
+        <w:rPr>
+          <w:b w:val="0"/>
+          <w:i w:val="0"/>
+          <w:sz w:val="20"/>
+        </w:rPr>
+        <w:t xml:space="preserve"> It releases acetylcholine and inhibits cholinesterase, acting as a depolarizing neuromuscular blocker that causes paralysis and death of the parasite; it is used for pinworm and hookworm.</w:t>
+      </w:r>
+    </w:p>
+    <w:p>
+      <w:pPr>
+        <w:pStyle w:val="ListBullet"/>
+        <w:spacing w:after="40"/>
+      </w:pPr>
+      <w:r>
+        <w:rPr>
+          <w:b/>
+          <w:i w:val="0"/>
+          <w:sz w:val="20"/>
+        </w:rPr>
+        <w:t>Pyrantel pamoate paralysis.</w:t>
+      </w:r>
+      <w:r>
+        <w:rPr>
+          <w:b w:val="0"/>
+          <w:i w:val="0"/>
+          <w:sz w:val="20"/>
+        </w:rPr>
+        <w:t xml:space="preserve"> It acts as a depolarizing neuromuscular blocker by releasing acetylcholine and inhibiting cholinesterase.</w:t>
+      </w:r>
+    </w:p>
+    <w:p>
+      <w:pPr>
         <w:pStyle w:val="Heading1"/>
         <w:spacing w:before="280" w:after="100"/>
       </w:pPr>
@@ -11212,6 +13288,106 @@
           <w:i w:val="0"/>
         </w:rPr>
         <w:t>, where it foams well and leaves low residue.</w:t>
+      </w:r>
+    </w:p>
+    <w:p>
+      <w:pPr>
+        <w:spacing w:after="120"/>
+      </w:pPr>
+      <w:r>
+        <w:rPr>
+          <w:b w:val="0"/>
+          <w:i w:val="0"/>
+        </w:rPr>
+        <w:t>Also tested</w:t>
+      </w:r>
+    </w:p>
+    <w:p>
+      <w:pPr>
+        <w:pStyle w:val="ListBullet"/>
+        <w:spacing w:after="40"/>
+      </w:pPr>
+      <w:r>
+        <w:rPr>
+          <w:b/>
+          <w:i w:val="0"/>
+          <w:sz w:val="20"/>
+        </w:rPr>
+        <w:t>Occlusion.</w:t>
+      </w:r>
+      <w:r>
+        <w:rPr>
+          <w:b w:val="0"/>
+          <w:i w:val="0"/>
+          <w:sz w:val="20"/>
+        </w:rPr>
+        <w:t xml:space="preserve"> It increases efficacy, but it also raises the question of increased toxicity, so the gain is not a free benefit.</w:t>
+      </w:r>
+    </w:p>
+    <w:p>
+      <w:pPr>
+        <w:pStyle w:val="ListBullet"/>
+        <w:spacing w:after="40"/>
+      </w:pPr>
+      <w:r>
+        <w:rPr>
+          <w:b/>
+          <w:i w:val="0"/>
+          <w:sz w:val="20"/>
+        </w:rPr>
+        <w:t>Cream versus ointment.</w:t>
+      </w:r>
+      <w:r>
+        <w:rPr>
+          <w:b w:val="0"/>
+          <w:i w:val="0"/>
+          <w:sz w:val="20"/>
+        </w:rPr>
+        <w:t xml:space="preserve"> A cream is an oil in water emulsion, whereas an ointment is water in oil.</w:t>
+      </w:r>
+    </w:p>
+    <w:p>
+      <w:pPr>
+        <w:pStyle w:val="ListBullet"/>
+        <w:spacing w:after="40"/>
+      </w:pPr>
+      <w:r>
+        <w:rPr>
+          <w:b/>
+          <w:i w:val="0"/>
+          <w:sz w:val="20"/>
+        </w:rPr>
+        <w:t>Corticosteroid resistance.</w:t>
+      </w:r>
+      <w:r>
+        <w:rPr>
+          <w:b w:val="0"/>
+          <w:i w:val="0"/>
+          <w:sz w:val="20"/>
+        </w:rPr>
+        <w:t xml:space="preserve"> It can be overcome by increasing the concentration applied, since a steeper gradient increases drug transfer.</w:t>
+      </w:r>
+    </w:p>
+    <w:p>
+      <w:pPr>
+        <w:pStyle w:val="ListBullet"/>
+        <w:spacing w:after="40"/>
+      </w:pPr>
+      <w:r>
+        <w:rPr>
+          <w:b/>
+          <w:i w:val="0"/>
+          <w:sz w:val="20"/>
+        </w:rPr>
+        <w:t>Depot effect.</w:t>
+      </w:r>
+      <w:r>
+        <w:rPr>
+          <w:b w:val="0"/>
+          <w:i w:val="0"/>
+          <w:sz w:val="20"/>
+        </w:rPr>
+        <w:t xml:space="preserve"> Skin acts as a reservoir, allowing once daily dosing. The reservoir lets a short acting drug be given less often than its half-life suggests.</w:t>
       </w:r>
     </w:p>
     <w:p>
@@ -11532,6 +13708,172 @@
     </w:p>
     <w:p>
       <w:pPr>
+        <w:spacing w:after="120"/>
+      </w:pPr>
+      <w:r>
+        <w:rPr>
+          <w:b w:val="0"/>
+          <w:i w:val="0"/>
+        </w:rPr>
+        <w:t>Also tested</w:t>
+      </w:r>
+    </w:p>
+    <w:p>
+      <w:pPr>
+        <w:pStyle w:val="ListBullet"/>
+        <w:spacing w:after="40"/>
+      </w:pPr>
+      <w:r>
+        <w:rPr>
+          <w:b/>
+          <w:i w:val="0"/>
+          <w:sz w:val="20"/>
+        </w:rPr>
+        <w:t>Topical acne therapy.</w:t>
+      </w:r>
+      <w:r>
+        <w:rPr>
+          <w:b w:val="0"/>
+          <w:i w:val="0"/>
+          <w:sz w:val="20"/>
+        </w:rPr>
+        <w:t xml:space="preserve"> It only works where it is applied, so the whole affected area is treated rather than visible lesions alone.</w:t>
+      </w:r>
+    </w:p>
+    <w:p>
+      <w:pPr>
+        <w:pStyle w:val="ListBullet"/>
+        <w:spacing w:after="40"/>
+      </w:pPr>
+      <w:r>
+        <w:rPr>
+          <w:b/>
+          <w:i w:val="0"/>
+          <w:sz w:val="20"/>
+        </w:rPr>
+        <w:t>Season and acne.</w:t>
+      </w:r>
+      <w:r>
+        <w:rPr>
+          <w:b w:val="0"/>
+          <w:i w:val="0"/>
+          <w:sz w:val="20"/>
+        </w:rPr>
+        <w:t xml:space="preserve"> Acne is worse in winter and better in summer, though heat and humidity themselves induce comedones.</w:t>
+      </w:r>
+    </w:p>
+    <w:p>
+      <w:pPr>
+        <w:pStyle w:val="ListBullet"/>
+        <w:spacing w:after="40"/>
+      </w:pPr>
+      <w:r>
+        <w:rPr>
+          <w:b/>
+          <w:i w:val="0"/>
+          <w:sz w:val="20"/>
+        </w:rPr>
+        <w:t>Stress and acne.</w:t>
+      </w:r>
+      <w:r>
+        <w:rPr>
+          <w:b w:val="0"/>
+          <w:i w:val="0"/>
+          <w:sz w:val="20"/>
+        </w:rPr>
+        <w:t xml:space="preserve"> Stress contributes by increasing glucocorticoid secretion, listed as the physiological contributory factor.</w:t>
+      </w:r>
+    </w:p>
+    <w:p>
+      <w:pPr>
+        <w:pStyle w:val="ListBullet"/>
+        <w:spacing w:after="40"/>
+      </w:pPr>
+      <w:r>
+        <w:rPr>
+          <w:b/>
+          <w:i w:val="0"/>
+          <w:sz w:val="20"/>
+        </w:rPr>
+        <w:t>Acne lesions.</w:t>
+      </w:r>
+      <w:r>
+        <w:rPr>
+          <w:b w:val="0"/>
+          <w:i w:val="0"/>
+          <w:sz w:val="20"/>
+        </w:rPr>
+        <w:t xml:space="preserve"> They divide into noninflammatory comedones and inflammatory papules and nodules; that split decides whether topical or systemic therapy is chosen.</w:t>
+      </w:r>
+    </w:p>
+    <w:p>
+      <w:pPr>
+        <w:pStyle w:val="ListBullet"/>
+        <w:spacing w:after="40"/>
+      </w:pPr>
+      <w:r>
+        <w:rPr>
+          <w:b/>
+          <w:i w:val="0"/>
+          <w:sz w:val="20"/>
+        </w:rPr>
+        <w:t>Drug-induced acne after stopping a steroid.</w:t>
+      </w:r>
+      <w:r>
+        <w:rPr>
+          <w:b w:val="0"/>
+          <w:i w:val="0"/>
+          <w:sz w:val="20"/>
+        </w:rPr>
+        <w:t xml:space="preserve"> Acne initially worsens because inflammation increases as the steroid stops, so the eruption looks worse before it settles.</w:t>
+      </w:r>
+    </w:p>
+    <w:p>
+      <w:pPr>
+        <w:pStyle w:val="ListBullet"/>
+        <w:spacing w:after="40"/>
+      </w:pPr>
+      <w:r>
+        <w:rPr>
+          <w:b/>
+          <w:i w:val="0"/>
+          <w:sz w:val="20"/>
+        </w:rPr>
+        <w:t>Acne drivers.</w:t>
+      </w:r>
+      <w:r>
+        <w:rPr>
+          <w:b w:val="0"/>
+          <w:i w:val="0"/>
+          <w:sz w:val="20"/>
+        </w:rPr>
+        <w:t xml:space="preserve"> Sebum, keratinization, bacteria and inflammation are the four factors, making acne a multifactorial disease.</w:t>
+      </w:r>
+    </w:p>
+    <w:p>
+      <w:pPr>
+        <w:pStyle w:val="ListBullet"/>
+        <w:spacing w:after="40"/>
+      </w:pPr>
+      <w:r>
+        <w:rPr>
+          <w:b/>
+          <w:i w:val="0"/>
+          <w:sz w:val="20"/>
+        </w:rPr>
+        <w:t>Pooled sebum.</w:t>
+      </w:r>
+      <w:r>
+        <w:rPr>
+          <w:b w:val="0"/>
+          <w:i w:val="0"/>
+          <w:sz w:val="20"/>
+        </w:rPr>
+        <w:t xml:space="preserve"> It creates anaerobic conditions for bacteria, allowing Propionibacterium acnes to proliferate.</w:t>
+      </w:r>
+    </w:p>
+    <w:p>
+      <w:pPr>
         <w:pStyle w:val="Heading2"/>
         <w:spacing w:before="200" w:after="100"/>
       </w:pPr>
@@ -12396,6 +14738,326 @@
     </w:p>
     <w:p>
       <w:pPr>
+        <w:spacing w:after="120"/>
+      </w:pPr>
+      <w:r>
+        <w:rPr>
+          <w:b w:val="0"/>
+          <w:i w:val="0"/>
+        </w:rPr>
+        <w:t>Also tested</w:t>
+      </w:r>
+    </w:p>
+    <w:p>
+      <w:pPr>
+        <w:pStyle w:val="ListBullet"/>
+        <w:spacing w:after="40"/>
+      </w:pPr>
+      <w:r>
+        <w:rPr>
+          <w:b/>
+          <w:i w:val="0"/>
+          <w:sz w:val="20"/>
+        </w:rPr>
+        <w:t>Irritation from topical acne agents.</w:t>
+      </w:r>
+      <w:r>
+        <w:rPr>
+          <w:b w:val="0"/>
+          <w:i w:val="0"/>
+          <w:sz w:val="20"/>
+        </w:rPr>
+        <w:t xml:space="preserve"> Most irritate, which can lead to patient discontinuation, so start with a lower strength and increase gradually; anticipating the irritation keeps a patient on therapy.</w:t>
+      </w:r>
+    </w:p>
+    <w:p>
+      <w:pPr>
+        <w:pStyle w:val="ListBullet"/>
+        <w:spacing w:after="40"/>
+      </w:pPr>
+      <w:r>
+        <w:rPr>
+          <w:b/>
+          <w:i w:val="0"/>
+          <w:sz w:val="20"/>
+        </w:rPr>
+        <w:t>Washing in acne.</w:t>
+      </w:r>
+      <w:r>
+        <w:rPr>
+          <w:b w:val="0"/>
+          <w:i w:val="0"/>
+          <w:sz w:val="20"/>
+        </w:rPr>
+        <w:t xml:space="preserve"> Do not wash too frequently; twice a day balances cleanliness against drying and irritation, and once rinsed off no active product remains on the skin.</w:t>
+      </w:r>
+    </w:p>
+    <w:p>
+      <w:pPr>
+        <w:pStyle w:val="ListBullet"/>
+        <w:spacing w:after="40"/>
+      </w:pPr>
+      <w:r>
+        <w:rPr>
+          <w:b/>
+          <w:i w:val="0"/>
+          <w:sz w:val="20"/>
+        </w:rPr>
+        <w:t>Topical retinoid irritation.</w:t>
+      </w:r>
+      <w:r>
+        <w:rPr>
+          <w:b w:val="0"/>
+          <w:i w:val="0"/>
+          <w:sz w:val="20"/>
+        </w:rPr>
+        <w:t xml:space="preserve"> Erythema, desquamation, burning and stinging decrease with time and with emollients; patients must be told they settle, or they may stop the drug in week two.</w:t>
+      </w:r>
+    </w:p>
+    <w:p>
+      <w:pPr>
+        <w:pStyle w:val="ListBullet"/>
+        <w:spacing w:after="40"/>
+      </w:pPr>
+      <w:r>
+        <w:rPr>
+          <w:b/>
+          <w:i w:val="0"/>
+          <w:sz w:val="20"/>
+        </w:rPr>
+        <w:t>Starting acne topicals.</w:t>
+      </w:r>
+      <w:r>
+        <w:rPr>
+          <w:b w:val="0"/>
+          <w:i w:val="0"/>
+          <w:sz w:val="20"/>
+        </w:rPr>
+        <w:t xml:space="preserve"> Begin at a lower strength because most cause irritation and patients stop; increase the strength gradually as tolerated.</w:t>
+      </w:r>
+    </w:p>
+    <w:p>
+      <w:pPr>
+        <w:pStyle w:val="ListBullet"/>
+        <w:spacing w:after="40"/>
+      </w:pPr>
+      <w:r>
+        <w:rPr>
+          <w:b/>
+          <w:i w:val="0"/>
+          <w:sz w:val="20"/>
+        </w:rPr>
+        <w:t>Isotretinoin skin and appendage effects.</w:t>
+      </w:r>
+      <w:r>
+        <w:rPr>
+          <w:b w:val="0"/>
+          <w:i w:val="0"/>
+          <w:sz w:val="20"/>
+        </w:rPr>
+        <w:t xml:space="preserve"> These are retinoid dermatitis, alopecia and brittle nails, alongside arthralgia and headaches.</w:t>
+      </w:r>
+    </w:p>
+    <w:p>
+      <w:pPr>
+        <w:pStyle w:val="ListBullet"/>
+        <w:spacing w:after="40"/>
+      </w:pPr>
+      <w:r>
+        <w:rPr>
+          <w:b/>
+          <w:i w:val="0"/>
+          <w:sz w:val="20"/>
+        </w:rPr>
+        <w:t>Topical antibiotics in acne.</w:t>
+      </w:r>
+      <w:r>
+        <w:rPr>
+          <w:b w:val="0"/>
+          <w:i w:val="0"/>
+          <w:sz w:val="20"/>
+        </w:rPr>
+        <w:t xml:space="preserve"> Their advantage is that they lack systemic side effects, which separates them from oral antibiotics.</w:t>
+      </w:r>
+    </w:p>
+    <w:p>
+      <w:pPr>
+        <w:pStyle w:val="ListBullet"/>
+        <w:spacing w:after="40"/>
+      </w:pPr>
+      <w:r>
+        <w:rPr>
+          <w:b/>
+          <w:i w:val="0"/>
+          <w:sz w:val="20"/>
+        </w:rPr>
+        <w:t>Washing with acne.</w:t>
+      </w:r>
+      <w:r>
+        <w:rPr>
+          <w:b w:val="0"/>
+          <w:i w:val="0"/>
+          <w:sz w:val="20"/>
+        </w:rPr>
+        <w:t xml:space="preserve"> Patients should wash twice a day, because over-washing causes drying and irritation.</w:t>
+      </w:r>
+    </w:p>
+    <w:p>
+      <w:pPr>
+        <w:pStyle w:val="ListBullet"/>
+        <w:spacing w:after="40"/>
+      </w:pPr>
+      <w:r>
+        <w:rPr>
+          <w:b/>
+          <w:i w:val="0"/>
+          <w:sz w:val="20"/>
+        </w:rPr>
+        <w:t>Tetracyclines.</w:t>
+      </w:r>
+      <w:r>
+        <w:rPr>
+          <w:b w:val="0"/>
+          <w:i w:val="0"/>
+          <w:sz w:val="20"/>
+        </w:rPr>
+        <w:t xml:space="preserve"> They must not be given to children under eight years and pregnant women.</w:t>
+      </w:r>
+    </w:p>
+    <w:p>
+      <w:pPr>
+        <w:pStyle w:val="ListBullet"/>
+        <w:spacing w:after="40"/>
+      </w:pPr>
+      <w:r>
+        <w:rPr>
+          <w:b/>
+          <w:i w:val="0"/>
+          <w:sz w:val="20"/>
+        </w:rPr>
+        <w:t>Benzoyl peroxide.</w:t>
+      </w:r>
+      <w:r>
+        <w:rPr>
+          <w:b w:val="0"/>
+          <w:i w:val="0"/>
+          <w:sz w:val="20"/>
+        </w:rPr>
+        <w:t xml:space="preserve"> After it penetrates the stratum corneum, it is converted to benzoic acid, which is active against Propionibacterium acnes; it crosses unchanged and is converted once through.</w:t>
+      </w:r>
+    </w:p>
+    <w:p>
+      <w:pPr>
+        <w:pStyle w:val="ListBullet"/>
+        <w:spacing w:after="40"/>
+      </w:pPr>
+      <w:r>
+        <w:rPr>
+          <w:b/>
+          <w:i w:val="0"/>
+          <w:sz w:val="20"/>
+        </w:rPr>
+        <w:t>Topical retinoid.</w:t>
+      </w:r>
+      <w:r>
+        <w:rPr>
+          <w:b w:val="0"/>
+          <w:i w:val="0"/>
+          <w:sz w:val="20"/>
+        </w:rPr>
+        <w:t xml:space="preserve"> It is first line for noninflammatory, comedonal acne; for inflammatory acne it is often combined with other agents rather than used alone.</w:t>
+      </w:r>
+    </w:p>
+    <w:p>
+      <w:pPr>
+        <w:pStyle w:val="ListBullet"/>
+        <w:spacing w:after="40"/>
+      </w:pPr>
+      <w:r>
+        <w:rPr>
+          <w:b/>
+          <w:i w:val="0"/>
+          <w:sz w:val="20"/>
+        </w:rPr>
+        <w:t>Isotretinoin.</w:t>
+      </w:r>
+      <w:r>
+        <w:rPr>
+          <w:b w:val="0"/>
+          <w:i w:val="0"/>
+          <w:sz w:val="20"/>
+        </w:rPr>
+        <w:t xml:space="preserve"> It causes increased serum lipids, alongside retinoid dermatitis, photophobia, arthralgia, headaches, alopecia and brittle nails.</w:t>
+      </w:r>
+    </w:p>
+    <w:p>
+      <w:pPr>
+        <w:pStyle w:val="ListBullet"/>
+        <w:spacing w:after="40"/>
+      </w:pPr>
+      <w:r>
+        <w:rPr>
+          <w:b/>
+          <w:i w:val="0"/>
+          <w:sz w:val="20"/>
+        </w:rPr>
+        <w:t>Topical retinoic acid.</w:t>
+      </w:r>
+      <w:r>
+        <w:rPr>
+          <w:b w:val="0"/>
+          <w:i w:val="0"/>
+          <w:sz w:val="20"/>
+        </w:rPr>
+        <w:t xml:space="preserve"> It corrects keratinization and reduces P. acnes and inflammation, though the mechanism is not completely understood.</w:t>
+      </w:r>
+    </w:p>
+    <w:p>
+      <w:pPr>
+        <w:pStyle w:val="ListBullet"/>
+        <w:spacing w:after="40"/>
+      </w:pPr>
+      <w:r>
+        <w:rPr>
+          <w:b/>
+          <w:i w:val="0"/>
+          <w:sz w:val="20"/>
+        </w:rPr>
+        <w:t>Tetracycline restriction in skin disease.</w:t>
+      </w:r>
+      <w:r>
+        <w:rPr>
+          <w:b w:val="0"/>
+          <w:i w:val="0"/>
+          <w:sz w:val="20"/>
+        </w:rPr>
+        <w:t xml:space="preserve"> Tetracyclines are contraindicated under 8 years old and in pregnancy, the same rule that governs systemic use.</w:t>
+      </w:r>
+    </w:p>
+    <w:p>
+      <w:pPr>
+        <w:pStyle w:val="ListBullet"/>
+        <w:spacing w:after="40"/>
+      </w:pPr>
+      <w:r>
+        <w:rPr>
+          <w:b/>
+          <w:i w:val="0"/>
+          <w:sz w:val="20"/>
+        </w:rPr>
+        <w:t>Isotretinoin mood monitoring.</w:t>
+      </w:r>
+      <w:r>
+        <w:rPr>
+          <w:b w:val="0"/>
+          <w:i w:val="0"/>
+          <w:sz w:val="20"/>
+        </w:rPr>
+        <w:t xml:space="preserve"> Patients on isotretinoin must be monitored for developing depression.</w:t>
+      </w:r>
+    </w:p>
+    <w:p>
+      <w:pPr>
         <w:pStyle w:val="Heading2"/>
         <w:spacing w:before="200" w:after="100"/>
       </w:pPr>
@@ -12676,6 +15338,172 @@
     </w:p>
     <w:p>
       <w:pPr>
+        <w:spacing w:after="120"/>
+      </w:pPr>
+      <w:r>
+        <w:rPr>
+          <w:b w:val="0"/>
+          <w:i w:val="0"/>
+        </w:rPr>
+        <w:t>Also tested</w:t>
+      </w:r>
+    </w:p>
+    <w:p>
+      <w:pPr>
+        <w:pStyle w:val="ListBullet"/>
+        <w:spacing w:after="40"/>
+      </w:pPr>
+      <w:r>
+        <w:rPr>
+          <w:b/>
+          <w:i w:val="0"/>
+          <w:sz w:val="20"/>
+        </w:rPr>
+        <w:t>Topical tacrolimus and pimecrolimus.</w:t>
+      </w:r>
+      <w:r>
+        <w:rPr>
+          <w:b w:val="0"/>
+          <w:i w:val="0"/>
+          <w:sz w:val="20"/>
+        </w:rPr>
+        <w:t xml:space="preserve"> Patients with weakened immune systems should avoid them, given the possible cancer risk.</w:t>
+      </w:r>
+    </w:p>
+    <w:p>
+      <w:pPr>
+        <w:pStyle w:val="ListBullet"/>
+        <w:spacing w:after="40"/>
+      </w:pPr>
+      <w:r>
+        <w:rPr>
+          <w:b/>
+          <w:i w:val="0"/>
+          <w:sz w:val="20"/>
+        </w:rPr>
+        <w:t>Home care in childhood atopic dermatitis.</w:t>
+      </w:r>
+      <w:r>
+        <w:rPr>
+          <w:b w:val="0"/>
+          <w:i w:val="0"/>
+          <w:sz w:val="20"/>
+        </w:rPr>
+        <w:t xml:space="preserve"> Advise lukewarm baths, lubricant afterward, short nails and no overheating, along with distracting the child, removing irritants and allergens, and maintaining hydration.</w:t>
+      </w:r>
+    </w:p>
+    <w:p>
+      <w:pPr>
+        <w:pStyle w:val="ListBullet"/>
+        <w:spacing w:after="40"/>
+      </w:pPr>
+      <w:r>
+        <w:rPr>
+          <w:b/>
+          <w:i w:val="0"/>
+          <w:sz w:val="20"/>
+        </w:rPr>
+        <w:t>Steroid step-down.</w:t>
+      </w:r>
+      <w:r>
+        <w:rPr>
+          <w:b w:val="0"/>
+          <w:i w:val="0"/>
+          <w:sz w:val="20"/>
+        </w:rPr>
+        <w:t xml:space="preserve"> After an exacerbation treated with a medium to high potency steroid, use it for one to two weeks, then switch to a lower potency rather than continuing at strength.</w:t>
+      </w:r>
+    </w:p>
+    <w:p>
+      <w:pPr>
+        <w:pStyle w:val="ListBullet"/>
+        <w:spacing w:after="40"/>
+      </w:pPr>
+      <w:r>
+        <w:rPr>
+          <w:b/>
+          <w:i w:val="0"/>
+          <w:sz w:val="20"/>
+        </w:rPr>
+        <w:t>Night-time itching in childhood eczema.</w:t>
+      </w:r>
+      <w:r>
+        <w:rPr>
+          <w:b w:val="0"/>
+          <w:i w:val="0"/>
+          <w:sz w:val="20"/>
+        </w:rPr>
+        <w:t xml:space="preserve"> A sedating antihistamine helps, alongside short fingernails and lukewarm baths.</w:t>
+      </w:r>
+    </w:p>
+    <w:p>
+      <w:pPr>
+        <w:pStyle w:val="ListBullet"/>
+        <w:spacing w:after="40"/>
+      </w:pPr>
+      <w:r>
+        <w:rPr>
+          <w:b/>
+          <w:i w:val="0"/>
+          <w:sz w:val="20"/>
+        </w:rPr>
+        <w:t>Least potent corticosteroid class.</w:t>
+      </w:r>
+      <w:r>
+        <w:rPr>
+          <w:b w:val="0"/>
+          <w:i w:val="0"/>
+          <w:sz w:val="20"/>
+        </w:rPr>
+        <w:t xml:space="preserve"> Class 7, which is hydrocortisone, is the least potent, at strengths from 0.5 to 2.5 percent.</w:t>
+      </w:r>
+    </w:p>
+    <w:p>
+      <w:pPr>
+        <w:pStyle w:val="ListBullet"/>
+        <w:spacing w:after="40"/>
+      </w:pPr>
+      <w:r>
+        <w:rPr>
+          <w:b/>
+          <w:i w:val="0"/>
+          <w:sz w:val="20"/>
+        </w:rPr>
+        <w:t>Sedating antihistamine in atopic dermatitis.</w:t>
+      </w:r>
+      <w:r>
+        <w:rPr>
+          <w:b w:val="0"/>
+          <w:i w:val="0"/>
+          <w:sz w:val="20"/>
+        </w:rPr>
+        <w:t xml:space="preserve"> It is advised for a child to reduce night-time itching, using the sedating property for the itch that disrupts sleep.</w:t>
+      </w:r>
+    </w:p>
+    <w:p>
+      <w:pPr>
+        <w:pStyle w:val="ListBullet"/>
+        <w:spacing w:after="40"/>
+      </w:pPr>
+      <w:r>
+        <w:rPr>
+          <w:b/>
+          <w:i w:val="0"/>
+          <w:sz w:val="20"/>
+        </w:rPr>
+        <w:t>Intralesional steroid injection of a nodule.</w:t>
+      </w:r>
+      <w:r>
+        <w:rPr>
+          <w:b w:val="0"/>
+          <w:i w:val="0"/>
+          <w:sz w:val="20"/>
+        </w:rPr>
+        <w:t xml:space="preserve"> Two problems follow: systemic absorption leading to adrenal suppression, and local tissue atrophy. Both are consequences of injecting a steroid into the lesion.</w:t>
+      </w:r>
+    </w:p>
+    <w:p>
+      <w:pPr>
         <w:pStyle w:val="Heading2"/>
         <w:spacing w:before="200" w:after="100"/>
       </w:pPr>
@@ -13617,6 +16445,260 @@
           <w:i w:val="0"/>
         </w:rPr>
         <w:t>. A patient who reports redness, swelling and erosions is not failing therapy.</w:t>
+      </w:r>
+    </w:p>
+    <w:p>
+      <w:pPr>
+        <w:spacing w:after="120"/>
+      </w:pPr>
+      <w:r>
+        <w:rPr>
+          <w:b w:val="0"/>
+          <w:i w:val="0"/>
+        </w:rPr>
+        <w:t>Also tested</w:t>
+      </w:r>
+    </w:p>
+    <w:p>
+      <w:pPr>
+        <w:pStyle w:val="ListBullet"/>
+        <w:spacing w:after="40"/>
+      </w:pPr>
+      <w:r>
+        <w:rPr>
+          <w:b/>
+          <w:i w:val="0"/>
+          <w:sz w:val="20"/>
+        </w:rPr>
+        <w:t>Mupirocin.</w:t>
+      </w:r>
+      <w:r>
+        <w:rPr>
+          <w:b w:val="0"/>
+          <w:i w:val="0"/>
+          <w:sz w:val="20"/>
+        </w:rPr>
+        <w:t xml:space="preserve"> Beyond ordinary skin infection, it is used to eliminate nasal carriage of Staphylococcus aureus; its coverage is most gram positive aerobes, especially meticillin-resistant Staphylococcus aureus.</w:t>
+      </w:r>
+    </w:p>
+    <w:p>
+      <w:pPr>
+        <w:pStyle w:val="ListBullet"/>
+        <w:spacing w:after="40"/>
+      </w:pPr>
+      <w:r>
+        <w:rPr>
+          <w:b/>
+          <w:i w:val="0"/>
+          <w:sz w:val="20"/>
+        </w:rPr>
+        <w:t>Imiquimod schedule.</w:t>
+      </w:r>
+      <w:r>
+        <w:rPr>
+          <w:b w:val="0"/>
+          <w:i w:val="0"/>
+          <w:sz w:val="20"/>
+        </w:rPr>
+        <w:t xml:space="preserve"> It is applied two to five times per week, a weekly schedule rather than a daily one.</w:t>
+      </w:r>
+    </w:p>
+    <w:p>
+      <w:pPr>
+        <w:pStyle w:val="ListBullet"/>
+        <w:spacing w:after="40"/>
+      </w:pPr>
+      <w:r>
+        <w:rPr>
+          <w:b/>
+          <w:i w:val="0"/>
+          <w:sz w:val="20"/>
+        </w:rPr>
+        <w:t>Topical neomycin.</w:t>
+      </w:r>
+      <w:r>
+        <w:rPr>
+          <w:b w:val="0"/>
+          <w:i w:val="0"/>
+          <w:sz w:val="20"/>
+        </w:rPr>
+        <w:t xml:space="preserve"> It frequently causes sensitization, and the class can also accumulate systemically.</w:t>
+      </w:r>
+    </w:p>
+    <w:p>
+      <w:pPr>
+        <w:pStyle w:val="ListBullet"/>
+        <w:spacing w:after="40"/>
+      </w:pPr>
+      <w:r>
+        <w:rPr>
+          <w:b/>
+          <w:i w:val="0"/>
+          <w:sz w:val="20"/>
+        </w:rPr>
+        <w:t>Azole plus corticosteroid.</w:t>
+      </w:r>
+      <w:r>
+        <w:rPr>
+          <w:b w:val="0"/>
+          <w:i w:val="0"/>
+          <w:sz w:val="20"/>
+        </w:rPr>
+        <w:t xml:space="preserve"> The combination is used for more rapid symptom relief: the steroid addresses symptoms while the antifungal addresses the organism.</w:t>
+      </w:r>
+    </w:p>
+    <w:p>
+      <w:pPr>
+        <w:pStyle w:val="ListBullet"/>
+        <w:spacing w:after="40"/>
+      </w:pPr>
+      <w:r>
+        <w:rPr>
+          <w:b/>
+          <w:i w:val="0"/>
+          <w:sz w:val="20"/>
+        </w:rPr>
+        <w:t>Topical antifungal for vulvovaginal candidiasis.</w:t>
+      </w:r>
+      <w:r>
+        <w:rPr>
+          <w:b w:val="0"/>
+          <w:i w:val="0"/>
+          <w:sz w:val="20"/>
+        </w:rPr>
+        <w:t xml:space="preserve"> Clotrimazole is the one used, by topical and vaginal application.</w:t>
+      </w:r>
+    </w:p>
+    <w:p>
+      <w:pPr>
+        <w:pStyle w:val="ListBullet"/>
+        <w:spacing w:after="40"/>
+      </w:pPr>
+      <w:r>
+        <w:rPr>
+          <w:b/>
+          <w:i w:val="0"/>
+          <w:sz w:val="20"/>
+        </w:rPr>
+        <w:t>Topical azole plus corticosteroid.</w:t>
+      </w:r>
+      <w:r>
+        <w:rPr>
+          <w:b w:val="0"/>
+          <w:i w:val="0"/>
+          <w:sz w:val="20"/>
+        </w:rPr>
+        <w:t xml:space="preserve"> The combination gives more rapid symptom relief, though the antifungal course still runs two to three weeks.</w:t>
+      </w:r>
+    </w:p>
+    <w:p>
+      <w:pPr>
+        <w:pStyle w:val="ListBullet"/>
+        <w:spacing w:after="40"/>
+      </w:pPr>
+      <w:r>
+        <w:rPr>
+          <w:b/>
+          <w:i w:val="0"/>
+          <w:sz w:val="20"/>
+        </w:rPr>
+        <w:t>Topical azole course.</w:t>
+      </w:r>
+      <w:r>
+        <w:rPr>
+          <w:b w:val="0"/>
+          <w:i w:val="0"/>
+          <w:sz w:val="20"/>
+        </w:rPr>
+        <w:t xml:space="preserve"> Treatment is generally prolonged, on the order of two to three weeks, and stopping early is how a treated infection returns.</w:t>
+      </w:r>
+    </w:p>
+    <w:p>
+      <w:pPr>
+        <w:pStyle w:val="ListBullet"/>
+        <w:spacing w:after="40"/>
+      </w:pPr>
+      <w:r>
+        <w:rPr>
+          <w:b/>
+          <w:i w:val="0"/>
+          <w:sz w:val="20"/>
+        </w:rPr>
+        <w:t>Ciclopirox nail lacquer.</w:t>
+      </w:r>
+      <w:r>
+        <w:rPr>
+          <w:b w:val="0"/>
+          <w:i w:val="0"/>
+          <w:sz w:val="20"/>
+        </w:rPr>
+        <w:t xml:space="preserve"> For onychomycosis it is less than twelve percent effective, and saying so up front keeps expectations honest for a months-long treatment.</w:t>
+      </w:r>
+    </w:p>
+    <w:p>
+      <w:pPr>
+        <w:pStyle w:val="ListBullet"/>
+        <w:spacing w:after="40"/>
+      </w:pPr>
+      <w:r>
+        <w:rPr>
+          <w:b/>
+          <w:i w:val="0"/>
+          <w:sz w:val="20"/>
+        </w:rPr>
+        <w:t>Imiquimod.</w:t>
+      </w:r>
+      <w:r>
+        <w:rPr>
+          <w:b w:val="0"/>
+          <w:i w:val="0"/>
+          <w:sz w:val="20"/>
+        </w:rPr>
+        <w:t xml:space="preserve"> It stimulates peripheral mononuclear cells to release interferon alpha and macrophages to produce tumor necrosis factor alpha and interleukins, making it an immunomodulator rather than a directly cytotoxic agent.</w:t>
+      </w:r>
+    </w:p>
+    <w:p>
+      <w:pPr>
+        <w:pStyle w:val="ListBullet"/>
+        <w:spacing w:after="40"/>
+      </w:pPr>
+      <w:r>
+        <w:rPr>
+          <w:b/>
+          <w:i w:val="0"/>
+          <w:sz w:val="20"/>
+        </w:rPr>
+        <w:t>Polymyxin B warning.</w:t>
+      </w:r>
+      <w:r>
+        <w:rPr>
+          <w:b w:val="0"/>
+          <w:i w:val="0"/>
+          <w:sz w:val="20"/>
+        </w:rPr>
+        <w:t xml:space="preserve"> Avoid using it on open wounds or denuded skin in high doses, because of neurotoxicity and nephrotoxicity risk; loss of the barrier turns a topical agent into a systemic exposure.</w:t>
+      </w:r>
+    </w:p>
+    <w:p>
+      <w:pPr>
+        <w:pStyle w:val="ListBullet"/>
+        <w:spacing w:after="40"/>
+      </w:pPr>
+      <w:r>
+        <w:rPr>
+          <w:b/>
+          <w:i w:val="0"/>
+          <w:sz w:val="20"/>
+        </w:rPr>
+        <w:t>Ciclopirox nail lacquer.</w:t>
+      </w:r>
+      <w:r>
+        <w:rPr>
+          <w:b w:val="0"/>
+          <w:i w:val="0"/>
+          <w:sz w:val="20"/>
+        </w:rPr>
+        <w:t xml:space="preserve"> For onychomycosis it is less than 12 percent effective, which is why it disappoints in practice.</w:t>
       </w:r>
     </w:p>
     <w:p>
@@ -14223,6 +17305,128 @@
     </w:p>
     <w:p>
       <w:pPr>
+        <w:spacing w:after="120"/>
+      </w:pPr>
+      <w:r>
+        <w:rPr>
+          <w:b w:val="0"/>
+          <w:i w:val="0"/>
+        </w:rPr>
+        <w:t>Also tested</w:t>
+      </w:r>
+    </w:p>
+    <w:p>
+      <w:pPr>
+        <w:pStyle w:val="ListBullet"/>
+        <w:spacing w:after="40"/>
+      </w:pPr>
+      <w:r>
+        <w:rPr>
+          <w:b/>
+          <w:i w:val="0"/>
+          <w:sz w:val="20"/>
+        </w:rPr>
+        <w:t>Inhibitory transmitters.</w:t>
+      </w:r>
+      <w:r>
+        <w:rPr>
+          <w:b w:val="0"/>
+          <w:i w:val="0"/>
+          <w:sz w:val="20"/>
+        </w:rPr>
+        <w:t xml:space="preserve"> Gamma-aminobutyric acid is the major inhibitory transmitter in the brain, while glycine is the inhibitory transmitter used by spinal cord neurons.</w:t>
+      </w:r>
+    </w:p>
+    <w:p>
+      <w:pPr>
+        <w:pStyle w:val="ListBullet"/>
+        <w:spacing w:after="40"/>
+      </w:pPr>
+      <w:r>
+        <w:rPr>
+          <w:b/>
+          <w:i w:val="0"/>
+          <w:sz w:val="20"/>
+        </w:rPr>
+        <w:t>Dopamine.</w:t>
+      </w:r>
+      <w:r>
+        <w:rPr>
+          <w:b w:val="0"/>
+          <w:i w:val="0"/>
+          <w:sz w:val="20"/>
+        </w:rPr>
+        <w:t xml:space="preserve"> It has multiple functions depending on location and is usually inhibitory, in contrast to acetylcholine, which is usually excitatory.</w:t>
+      </w:r>
+    </w:p>
+    <w:p>
+      <w:pPr>
+        <w:pStyle w:val="ListBullet"/>
+        <w:spacing w:after="40"/>
+      </w:pPr>
+      <w:r>
+        <w:rPr>
+          <w:b/>
+          <w:i w:val="0"/>
+          <w:sz w:val="20"/>
+        </w:rPr>
+        <w:t>Major brain neurotransmitters.</w:t>
+      </w:r>
+      <w:r>
+        <w:rPr>
+          <w:b w:val="0"/>
+          <w:i w:val="0"/>
+          <w:sz w:val="20"/>
+        </w:rPr>
+        <w:t xml:space="preserve"> Gamma-aminobutyric acid is the major inhibitory neurotransmitter in the brain, while glutamate is the most common excitatory one.</w:t>
+      </w:r>
+    </w:p>
+    <w:p>
+      <w:pPr>
+        <w:pStyle w:val="ListBullet"/>
+        <w:spacing w:after="40"/>
+      </w:pPr>
+      <w:r>
+        <w:rPr>
+          <w:b/>
+          <w:i w:val="0"/>
+          <w:sz w:val="20"/>
+        </w:rPr>
+        <w:t>Autonomic efferent pathway.</w:t>
+      </w:r>
+      <w:r>
+        <w:rPr>
+          <w:b w:val="0"/>
+          <w:i w:val="0"/>
+          <w:sz w:val="20"/>
+        </w:rPr>
+        <w:t xml:space="preserve"> It has two sections: a preganglionic neuron centrally, then a postganglionic one, which is generally nonmyelinated.</w:t>
+      </w:r>
+    </w:p>
+    <w:p>
+      <w:pPr>
+        <w:pStyle w:val="ListBullet"/>
+        <w:spacing w:after="40"/>
+      </w:pPr>
+      <w:r>
+        <w:rPr>
+          <w:b/>
+          <w:i w:val="0"/>
+          <w:sz w:val="20"/>
+        </w:rPr>
+        <w:t>Efferent division of the peripheral nervous system.</w:t>
+      </w:r>
+      <w:r>
+        <w:rPr>
+          <w:b w:val="0"/>
+          <w:i w:val="0"/>
+          <w:sz w:val="20"/>
+        </w:rPr>
+        <w:t xml:space="preserve"> It splits into somatic, under voluntary control, and autonomic, under involuntary control; afferent carries signals to the central nervous system, efferent carries them away.</w:t>
+      </w:r>
+    </w:p>
+    <w:p>
+      <w:pPr>
         <w:pStyle w:val="Heading2"/>
         <w:spacing w:before="200" w:after="100"/>
       </w:pPr>
@@ -14904,6 +18108,452 @@
     </w:p>
     <w:p>
       <w:pPr>
+        <w:spacing w:after="120"/>
+      </w:pPr>
+      <w:r>
+        <w:rPr>
+          <w:b w:val="0"/>
+          <w:i w:val="0"/>
+        </w:rPr>
+        <w:t>Also tested</w:t>
+      </w:r>
+    </w:p>
+    <w:p>
+      <w:pPr>
+        <w:pStyle w:val="ListBullet"/>
+        <w:spacing w:after="40"/>
+      </w:pPr>
+      <w:r>
+        <w:rPr>
+          <w:b/>
+          <w:i w:val="0"/>
+          <w:sz w:val="20"/>
+        </w:rPr>
+        <w:t>Noncatecholamine half-lives.</w:t>
+      </w:r>
+      <w:r>
+        <w:rPr>
+          <w:b w:val="0"/>
+          <w:i w:val="0"/>
+          <w:sz w:val="20"/>
+        </w:rPr>
+        <w:t xml:space="preserve"> Noncatecholamines have longer half-lives because they are not substrates for the inactivating enzymes; their greater lipid solubility also increases central penetration.</w:t>
+      </w:r>
+    </w:p>
+    <w:p>
+      <w:pPr>
+        <w:pStyle w:val="ListBullet"/>
+        <w:spacing w:after="40"/>
+      </w:pPr>
+      <w:r>
+        <w:rPr>
+          <w:b/>
+          <w:i w:val="0"/>
+          <w:sz w:val="20"/>
+        </w:rPr>
+        <w:t>Catecholamine central-type effects.</w:t>
+      </w:r>
+      <w:r>
+        <w:rPr>
+          <w:b w:val="0"/>
+          <w:i w:val="0"/>
+          <w:sz w:val="20"/>
+        </w:rPr>
+        <w:t xml:space="preserve"> Catecholamines cause anxiety, tremor and headache. These are described as CNS-like effects even though the drugs are too polar to enter the brain.</w:t>
+      </w:r>
+    </w:p>
+    <w:p>
+      <w:pPr>
+        <w:pStyle w:val="ListBullet"/>
+        <w:spacing w:after="40"/>
+      </w:pPr>
+      <w:r>
+        <w:rPr>
+          <w:b/>
+          <w:i w:val="0"/>
+          <w:sz w:val="20"/>
+        </w:rPr>
+        <w:t>Oral epinephrine.</w:t>
+      </w:r>
+      <w:r>
+        <w:rPr>
+          <w:b w:val="0"/>
+          <w:i w:val="0"/>
+          <w:sz w:val="20"/>
+        </w:rPr>
+        <w:t xml:space="preserve"> Epinephrine is ineffective if swallowed because it is inactivated by intestinal enzymes, which is why it is given by injection, endotracheal tube or inhalation.</w:t>
+      </w:r>
+    </w:p>
+    <w:p>
+      <w:pPr>
+        <w:pStyle w:val="ListBullet"/>
+        <w:spacing w:after="40"/>
+      </w:pPr>
+      <w:r>
+        <w:rPr>
+          <w:b/>
+          <w:i w:val="0"/>
+          <w:sz w:val="20"/>
+        </w:rPr>
+        <w:t>Beta-two agonist versus epinephrine in asthma.</w:t>
+      </w:r>
+      <w:r>
+        <w:rPr>
+          <w:b w:val="0"/>
+          <w:i w:val="0"/>
+          <w:sz w:val="20"/>
+        </w:rPr>
+        <w:t xml:space="preserve"> A selective beta-two agonist is preferred in chronic asthma for its longer duration of action. Epinephrine reverses acute bronchospasm, while albuterol covers chronic treatment.</w:t>
+      </w:r>
+    </w:p>
+    <w:p>
+      <w:pPr>
+        <w:pStyle w:val="ListBullet"/>
+        <w:spacing w:after="40"/>
+      </w:pPr>
+      <w:r>
+        <w:rPr>
+          <w:b/>
+          <w:i w:val="0"/>
+          <w:sz w:val="20"/>
+        </w:rPr>
+        <w:t>Atropine source.</w:t>
+      </w:r>
+      <w:r>
+        <w:rPr>
+          <w:b w:val="0"/>
+          <w:i w:val="0"/>
+          <w:sz w:val="20"/>
+        </w:rPr>
+        <w:t xml:space="preserve"> Atropine is derived from deadly nightshade, jimson weed and mandrake, and scopolamine comes from the same family.</w:t>
+      </w:r>
+    </w:p>
+    <w:p>
+      <w:pPr>
+        <w:pStyle w:val="ListBullet"/>
+        <w:spacing w:after="40"/>
+      </w:pPr>
+      <w:r>
+        <w:rPr>
+          <w:b/>
+          <w:i w:val="0"/>
+          <w:sz w:val="20"/>
+        </w:rPr>
+        <w:t>Cell signaling types.</w:t>
+      </w:r>
+      <w:r>
+        <w:rPr>
+          <w:b w:val="0"/>
+          <w:i w:val="0"/>
+          <w:sz w:val="20"/>
+        </w:rPr>
+        <w:t xml:space="preserve"> The three general types are hormones, local mediators and neurotransmitters; the neurotransmitters of interest here are acetylcholine, norepinephrine and epinephrine.</w:t>
+      </w:r>
+    </w:p>
+    <w:p>
+      <w:pPr>
+        <w:pStyle w:val="ListBullet"/>
+        <w:spacing w:after="40"/>
+      </w:pPr>
+      <w:r>
+        <w:rPr>
+          <w:b/>
+          <w:i w:val="0"/>
+          <w:sz w:val="20"/>
+        </w:rPr>
+        <w:t>Amphetamine.</w:t>
+      </w:r>
+      <w:r>
+        <w:rPr>
+          <w:b w:val="0"/>
+          <w:i w:val="0"/>
+          <w:sz w:val="20"/>
+        </w:rPr>
+        <w:t xml:space="preserve"> It is used for hyperactivity, narcolepsy and appetite control, through raised blood pressure, cardiac stimulation and central activity.</w:t>
+      </w:r>
+    </w:p>
+    <w:p>
+      <w:pPr>
+        <w:pStyle w:val="ListBullet"/>
+        <w:spacing w:after="40"/>
+      </w:pPr>
+      <w:r>
+        <w:rPr>
+          <w:b/>
+          <w:i w:val="0"/>
+          <w:sz w:val="20"/>
+        </w:rPr>
+        <w:t>Albuterol versus epinephrine.</w:t>
+      </w:r>
+      <w:r>
+        <w:rPr>
+          <w:b w:val="0"/>
+          <w:i w:val="0"/>
+          <w:sz w:val="20"/>
+        </w:rPr>
+        <w:t xml:space="preserve"> Albuterol is preferred for chronic asthma because it has a longer duration and less cardiac stimulation, as a selective beta-2 agonist.</w:t>
+      </w:r>
+    </w:p>
+    <w:p>
+      <w:pPr>
+        <w:pStyle w:val="ListBullet"/>
+        <w:spacing w:after="40"/>
+      </w:pPr>
+      <w:r>
+        <w:rPr>
+          <w:b/>
+          <w:i w:val="0"/>
+          <w:sz w:val="20"/>
+        </w:rPr>
+        <w:t>Amphetamine uses.</w:t>
+      </w:r>
+      <w:r>
+        <w:rPr>
+          <w:b w:val="0"/>
+          <w:i w:val="0"/>
+          <w:sz w:val="20"/>
+        </w:rPr>
+        <w:t xml:space="preserve"> It treats hyperactivity, narcolepsy and appetite control, alongside its central stimulant activity.</w:t>
+      </w:r>
+    </w:p>
+    <w:p>
+      <w:pPr>
+        <w:pStyle w:val="ListBullet"/>
+        <w:spacing w:after="40"/>
+      </w:pPr>
+      <w:r>
+        <w:rPr>
+          <w:b/>
+          <w:i w:val="0"/>
+          <w:sz w:val="20"/>
+        </w:rPr>
+        <w:t>Cholinergic agonist synonyms.</w:t>
+      </w:r>
+      <w:r>
+        <w:rPr>
+          <w:b w:val="0"/>
+          <w:i w:val="0"/>
+          <w:sz w:val="20"/>
+        </w:rPr>
+        <w:t xml:space="preserve"> A cholinergic agonist is also called a parasympathomimetic or a cholinomimetic.</w:t>
+      </w:r>
+    </w:p>
+    <w:p>
+      <w:pPr>
+        <w:pStyle w:val="ListBullet"/>
+        <w:spacing w:after="40"/>
+      </w:pPr>
+      <w:r>
+        <w:rPr>
+          <w:b/>
+          <w:i w:val="0"/>
+          <w:sz w:val="20"/>
+        </w:rPr>
+        <w:t>Source of atropine.</w:t>
+      </w:r>
+      <w:r>
+        <w:rPr>
+          <w:b w:val="0"/>
+          <w:i w:val="0"/>
+          <w:sz w:val="20"/>
+        </w:rPr>
+        <w:t xml:space="preserve"> Atropine comes from deadly nightshade, </w:t>
+      </w:r>
+      <w:r>
+        <w:rPr>
+          <w:b w:val="0"/>
+          <w:i/>
+          <w:sz w:val="20"/>
+        </w:rPr>
+        <w:t>Atropa belladonna</w:t>
+      </w:r>
+      <w:r>
+        <w:rPr>
+          <w:b w:val="0"/>
+          <w:i w:val="0"/>
+          <w:sz w:val="20"/>
+        </w:rPr>
+        <w:t>, one of several plants of the Solanaceae family.</w:t>
+      </w:r>
+    </w:p>
+    <w:p>
+      <w:pPr>
+        <w:pStyle w:val="ListBullet"/>
+        <w:spacing w:after="40"/>
+      </w:pPr>
+      <w:r>
+        <w:rPr>
+          <w:b/>
+          <w:i w:val="0"/>
+          <w:sz w:val="20"/>
+        </w:rPr>
+        <w:t>Duration of noncatecholamines.</w:t>
+      </w:r>
+      <w:r>
+        <w:rPr>
+          <w:b w:val="0"/>
+          <w:i w:val="0"/>
+          <w:sz w:val="20"/>
+        </w:rPr>
+        <w:t xml:space="preserve"> They last longer because catechol-O-methyltransferase does not inactivate them and they are poor substrates for monoamine oxidase.</w:t>
+      </w:r>
+    </w:p>
+    <w:p>
+      <w:pPr>
+        <w:pStyle w:val="ListBullet"/>
+        <w:spacing w:after="40"/>
+      </w:pPr>
+      <w:r>
+        <w:rPr>
+          <w:b/>
+          <w:i w:val="0"/>
+          <w:sz w:val="20"/>
+        </w:rPr>
+        <w:t>Shared catecholamine properties.</w:t>
+      </w:r>
+      <w:r>
+        <w:rPr>
+          <w:b w:val="0"/>
+          <w:i w:val="0"/>
+          <w:sz w:val="20"/>
+        </w:rPr>
+        <w:t xml:space="preserve"> Catecholamines share high potency and rapid inactivation, along with poor penetration into the brain.</w:t>
+      </w:r>
+    </w:p>
+    <w:p>
+      <w:pPr>
+        <w:pStyle w:val="ListBullet"/>
+        <w:spacing w:after="40"/>
+      </w:pPr>
+      <w:r>
+        <w:rPr>
+          <w:b/>
+          <w:i w:val="0"/>
+          <w:sz w:val="20"/>
+        </w:rPr>
+        <w:t>Amphetamine at the adrenergic nerve.</w:t>
+      </w:r>
+      <w:r>
+        <w:rPr>
+          <w:b w:val="0"/>
+          <w:i w:val="0"/>
+          <w:sz w:val="20"/>
+        </w:rPr>
+        <w:t xml:space="preserve"> It blocks reuptake and releases catecholamines, raising blood pressure and cardiac stimulation.</w:t>
+      </w:r>
+    </w:p>
+    <w:p>
+      <w:pPr>
+        <w:pStyle w:val="ListBullet"/>
+        <w:spacing w:after="40"/>
+      </w:pPr>
+      <w:r>
+        <w:rPr>
+          <w:b/>
+          <w:i w:val="0"/>
+          <w:sz w:val="20"/>
+        </w:rPr>
+        <w:t>Abrupt propranolol withdrawal.</w:t>
+      </w:r>
+      <w:r>
+        <w:rPr>
+          <w:b w:val="0"/>
+          <w:i w:val="0"/>
+          <w:sz w:val="20"/>
+        </w:rPr>
+        <w:t xml:space="preserve"> Stopping it abruptly risks arrhythmias because beta receptors have been up-regulated, leaving the heart hypersensitive to catecholamines.</w:t>
+      </w:r>
+    </w:p>
+    <w:p>
+      <w:pPr>
+        <w:pStyle w:val="ListBullet"/>
+        <w:spacing w:after="40"/>
+      </w:pPr>
+      <w:r>
+        <w:rPr>
+          <w:b/>
+          <w:i w:val="0"/>
+          <w:sz w:val="20"/>
+        </w:rPr>
+        <w:t>Alpha receptor potency.</w:t>
+      </w:r>
+      <w:r>
+        <w:rPr>
+          <w:b w:val="0"/>
+          <w:i w:val="0"/>
+          <w:sz w:val="20"/>
+        </w:rPr>
+        <w:t xml:space="preserve"> Epinephrine is at least equal to norepinephrine, far above isoproterenol; the beta order runs the other way with isoproterenol first.</w:t>
+      </w:r>
+    </w:p>
+    <w:p>
+      <w:pPr>
+        <w:pStyle w:val="ListBullet"/>
+        <w:spacing w:after="40"/>
+      </w:pPr>
+      <w:r>
+        <w:rPr>
+          <w:b/>
+          <w:i w:val="0"/>
+          <w:sz w:val="20"/>
+        </w:rPr>
+        <w:t>Acetylcholine's cardiovascular effects.</w:t>
+      </w:r>
+      <w:r>
+        <w:rPr>
+          <w:b w:val="0"/>
+          <w:i w:val="0"/>
+          <w:sz w:val="20"/>
+        </w:rPr>
+        <w:t xml:space="preserve"> Acetylcholine causes a decrease in heart rate, cardiac output and blood pressure, alongside increased salivary, intestinal and bronchiolar secretions.</w:t>
+      </w:r>
+    </w:p>
+    <w:p>
+      <w:pPr>
+        <w:pStyle w:val="ListBullet"/>
+        <w:spacing w:after="40"/>
+      </w:pPr>
+      <w:r>
+        <w:rPr>
+          <w:b/>
+          <w:i w:val="0"/>
+          <w:sz w:val="20"/>
+        </w:rPr>
+        <w:t>Acetylcholine in the eye.</w:t>
+      </w:r>
+      <w:r>
+        <w:rPr>
+          <w:b w:val="0"/>
+          <w:i w:val="0"/>
+          <w:sz w:val="20"/>
+        </w:rPr>
+        <w:t xml:space="preserve"> It produces ciliary contraction for near vision, and miosis, through the pupillae sphincter muscle.</w:t>
+      </w:r>
+    </w:p>
+    <w:p>
+      <w:pPr>
+        <w:pStyle w:val="ListBullet"/>
+        <w:spacing w:after="40"/>
+      </w:pPr>
+      <w:r>
+        <w:rPr>
+          <w:b/>
+          <w:i w:val="0"/>
+          <w:sz w:val="20"/>
+        </w:rPr>
+        <w:t>Albuterol.</w:t>
+      </w:r>
+      <w:r>
+        <w:rPr>
+          <w:b w:val="0"/>
+          <w:i w:val="0"/>
+          <w:sz w:val="20"/>
+        </w:rPr>
+        <w:t xml:space="preserve"> This synthetic beta-2 agonist serves asthma and chronic obstructive pulmonary disease, through beta-2 bronchodilation of the airway.</w:t>
+      </w:r>
+    </w:p>
+    <w:p>
+      <w:pPr>
         <w:pStyle w:val="Heading3"/>
         <w:spacing w:before="200" w:after="100"/>
       </w:pPr>
@@ -16604,6 +20254,216 @@
     </w:p>
     <w:p>
       <w:pPr>
+        <w:spacing w:after="120"/>
+      </w:pPr>
+      <w:r>
+        <w:rPr>
+          <w:b w:val="0"/>
+          <w:i w:val="0"/>
+        </w:rPr>
+        <w:t>Also tested</w:t>
+      </w:r>
+    </w:p>
+    <w:p>
+      <w:pPr>
+        <w:pStyle w:val="ListBullet"/>
+        <w:spacing w:after="40"/>
+      </w:pPr>
+      <w:r>
+        <w:rPr>
+          <w:b/>
+          <w:i w:val="0"/>
+          <w:sz w:val="20"/>
+        </w:rPr>
+        <w:t>Atropine antisecretory use.</w:t>
+      </w:r>
+      <w:r>
+        <w:rPr>
+          <w:b w:val="0"/>
+          <w:i w:val="0"/>
+          <w:sz w:val="20"/>
+        </w:rPr>
+        <w:t xml:space="preserve"> Atropine blocks respiratory tract secretions before surgery, and glycopyrrolate is used similarly before surgery.</w:t>
+      </w:r>
+    </w:p>
+    <w:p>
+      <w:pPr>
+        <w:pStyle w:val="ListBullet"/>
+        <w:spacing w:after="40"/>
+      </w:pPr>
+      <w:r>
+        <w:rPr>
+          <w:b/>
+          <w:i w:val="0"/>
+          <w:sz w:val="20"/>
+        </w:rPr>
+        <w:t>Antimuscarinic excess.</w:t>
+      </w:r>
+      <w:r>
+        <w:rPr>
+          <w:b w:val="0"/>
+          <w:i w:val="0"/>
+          <w:sz w:val="20"/>
+        </w:rPr>
+        <w:t xml:space="preserve"> Too much causes the central picture of confusion, hallucinations and delirium, on top of dry mouth, blurred vision and retention.</w:t>
+      </w:r>
+    </w:p>
+    <w:p>
+      <w:pPr>
+        <w:pStyle w:val="ListBullet"/>
+        <w:spacing w:after="40"/>
+      </w:pPr>
+      <w:r>
+        <w:rPr>
+          <w:b/>
+          <w:i w:val="0"/>
+          <w:sz w:val="20"/>
+        </w:rPr>
+        <w:t>Beta-1 selective beta blockers.</w:t>
+      </w:r>
+      <w:r>
+        <w:rPr>
+          <w:b w:val="0"/>
+          <w:i w:val="0"/>
+          <w:sz w:val="20"/>
+        </w:rPr>
+        <w:t xml:space="preserve"> Atenolol, metoprolol and bisoprolol are selective for beta-1 receptors, which is useful when pulmonary function is impaired.</w:t>
+      </w:r>
+    </w:p>
+    <w:p>
+      <w:pPr>
+        <w:pStyle w:val="ListBullet"/>
+        <w:spacing w:after="40"/>
+      </w:pPr>
+      <w:r>
+        <w:rPr>
+          <w:b/>
+          <w:i w:val="0"/>
+          <w:sz w:val="20"/>
+        </w:rPr>
+        <w:t>Antispasmodic atropine isomer.</w:t>
+      </w:r>
+      <w:r>
+        <w:rPr>
+          <w:b w:val="0"/>
+          <w:i w:val="0"/>
+          <w:sz w:val="20"/>
+        </w:rPr>
+        <w:t xml:space="preserve"> Hyoscyamine is the atropine isomer that relaxes the gastrointestinal tract and bladder, and it is used for its antispasmodic action.</w:t>
+      </w:r>
+    </w:p>
+    <w:p>
+      <w:pPr>
+        <w:pStyle w:val="ListBullet"/>
+        <w:spacing w:after="40"/>
+      </w:pPr>
+      <w:r>
+        <w:rPr>
+          <w:b/>
+          <w:i w:val="0"/>
+          <w:sz w:val="20"/>
+        </w:rPr>
+        <w:t>Gut and bladder in anticholinergic toxicity.</w:t>
+      </w:r>
+      <w:r>
+        <w:rPr>
+          <w:b w:val="0"/>
+          <w:i w:val="0"/>
+          <w:sz w:val="20"/>
+        </w:rPr>
+        <w:t xml:space="preserve"> They lose tone, causing constipation and retention, while the heart runs alone with tachycardia.</w:t>
+      </w:r>
+    </w:p>
+    <w:p>
+      <w:pPr>
+        <w:pStyle w:val="ListBullet"/>
+        <w:spacing w:after="40"/>
+      </w:pPr>
+      <w:r>
+        <w:rPr>
+          <w:b/>
+          <w:i w:val="0"/>
+          <w:sz w:val="20"/>
+        </w:rPr>
+        <w:t>Nicotinic stimulation and the cardiovascular system.</w:t>
+      </w:r>
+      <w:r>
+        <w:rPr>
+          <w:b w:val="0"/>
+          <w:i w:val="0"/>
+          <w:sz w:val="20"/>
+        </w:rPr>
+        <w:t xml:space="preserve"> Heart rate and blood pressure both rise, as tachycardia and hypertension are both nicotinic effects.</w:t>
+      </w:r>
+    </w:p>
+    <w:p>
+      <w:pPr>
+        <w:pStyle w:val="ListBullet"/>
+        <w:spacing w:after="40"/>
+      </w:pPr>
+      <w:r>
+        <w:rPr>
+          <w:b/>
+          <w:i w:val="0"/>
+          <w:sz w:val="20"/>
+        </w:rPr>
+        <w:t>Selective beta-1 antagonists.</w:t>
+      </w:r>
+      <w:r>
+        <w:rPr>
+          <w:b w:val="0"/>
+          <w:i w:val="0"/>
+          <w:sz w:val="20"/>
+        </w:rPr>
+        <w:t xml:space="preserve"> Metoprolol is a selective beta-1 antagonist, in the same group as acebutolol, atenolol, bisoprolol and betaxolol.</w:t>
+      </w:r>
+    </w:p>
+    <w:p>
+      <w:pPr>
+        <w:pStyle w:val="ListBullet"/>
+        <w:spacing w:after="40"/>
+      </w:pPr>
+      <w:r>
+        <w:rPr>
+          <w:b/>
+          <w:i w:val="0"/>
+          <w:sz w:val="20"/>
+        </w:rPr>
+        <w:t>Severe anticholinergic toxicity.</w:t>
+      </w:r>
+      <w:r>
+        <w:rPr>
+          <w:b w:val="0"/>
+          <w:i w:val="0"/>
+          <w:sz w:val="20"/>
+        </w:rPr>
+        <w:t xml:space="preserve"> Seizures mark the severe end, as the mad-as-a-hatter progression runs from sedation and anxiety through hallucinations to seizures.</w:t>
+      </w:r>
+    </w:p>
+    <w:p>
+      <w:pPr>
+        <w:pStyle w:val="ListBullet"/>
+        <w:spacing w:after="40"/>
+      </w:pPr>
+      <w:r>
+        <w:rPr>
+          <w:b/>
+          <w:i w:val="0"/>
+          <w:sz w:val="20"/>
+        </w:rPr>
+        <w:t>Anticholinergic toxidrome.</w:t>
+      </w:r>
+      <w:r>
+        <w:rPr>
+          <w:b w:val="0"/>
+          <w:i w:val="0"/>
+          <w:sz w:val="20"/>
+        </w:rPr>
+        <w:t xml:space="preserve"> It includes "Hot as Hades" (hyperthermia), alongside mad as a hatter, blind as a bat, red as a beet and dry as a bone.</w:t>
+      </w:r>
+    </w:p>
+    <w:p>
+      <w:pPr>
         <w:pStyle w:val="Heading3"/>
         <w:spacing w:before="200" w:after="100"/>
       </w:pPr>
@@ -17996,6 +21856,304 @@
     </w:p>
     <w:p>
       <w:pPr>
+        <w:spacing w:after="120"/>
+      </w:pPr>
+      <w:r>
+        <w:rPr>
+          <w:b w:val="0"/>
+          <w:i w:val="0"/>
+        </w:rPr>
+        <w:t>Also tested</w:t>
+      </w:r>
+    </w:p>
+    <w:p>
+      <w:pPr>
+        <w:pStyle w:val="ListBullet"/>
+        <w:spacing w:after="40"/>
+      </w:pPr>
+      <w:r>
+        <w:rPr>
+          <w:b/>
+          <w:i w:val="0"/>
+          <w:sz w:val="20"/>
+        </w:rPr>
+        <w:t>Carbachol.</w:t>
+      </w:r>
+      <w:r>
+        <w:rPr>
+          <w:b w:val="0"/>
+          <w:i w:val="0"/>
+          <w:sz w:val="20"/>
+        </w:rPr>
+        <w:t xml:space="preserve"> It is used to lower intraocular pressure in glaucoma, causing miosis and spasm of accommodation.</w:t>
+      </w:r>
+    </w:p>
+    <w:p>
+      <w:pPr>
+        <w:pStyle w:val="ListBullet"/>
+        <w:spacing w:after="40"/>
+      </w:pPr>
+      <w:r>
+        <w:rPr>
+          <w:b/>
+          <w:i w:val="0"/>
+          <w:sz w:val="20"/>
+        </w:rPr>
+        <w:t>Neostigmine.</w:t>
+      </w:r>
+      <w:r>
+        <w:rPr>
+          <w:b w:val="0"/>
+          <w:i w:val="0"/>
+          <w:sz w:val="20"/>
+        </w:rPr>
+        <w:t xml:space="preserve"> It is used to stimulate the bladder and gut and to reverse competitive blockade, and it can stimulate contractility before paralyzing.</w:t>
+      </w:r>
+    </w:p>
+    <w:p>
+      <w:pPr>
+        <w:pStyle w:val="ListBullet"/>
+        <w:spacing w:after="40"/>
+      </w:pPr>
+      <w:r>
+        <w:rPr>
+          <w:b/>
+          <w:i w:val="0"/>
+          <w:sz w:val="20"/>
+        </w:rPr>
+        <w:t>Irreversible cholinesterase inhibitors.</w:t>
+      </w:r>
+      <w:r>
+        <w:rPr>
+          <w:b w:val="0"/>
+          <w:i w:val="0"/>
+          <w:sz w:val="20"/>
+        </w:rPr>
+        <w:t xml:space="preserve"> Organophosphates inhibit cholinesterase irreversibly, so the enzyme has to be reactivated with pralidoxime rather than simply out-competed.</w:t>
+      </w:r>
+    </w:p>
+    <w:p>
+      <w:pPr>
+        <w:pStyle w:val="ListBullet"/>
+        <w:spacing w:after="40"/>
+      </w:pPr>
+      <w:r>
+        <w:rPr>
+          <w:b/>
+          <w:i w:val="0"/>
+          <w:sz w:val="20"/>
+        </w:rPr>
+        <w:t>Organophosphate poisoning.</w:t>
+      </w:r>
+      <w:r>
+        <w:rPr>
+          <w:b w:val="0"/>
+          <w:i w:val="0"/>
+          <w:sz w:val="20"/>
+        </w:rPr>
+        <w:t xml:space="preserve"> It produces either nicotinic or muscarinic signs, and either picture can dominate, which is why the presentation varies so much.</w:t>
+      </w:r>
+    </w:p>
+    <w:p>
+      <w:pPr>
+        <w:pStyle w:val="ListBullet"/>
+        <w:spacing w:after="40"/>
+      </w:pPr>
+      <w:r>
+        <w:rPr>
+          <w:b/>
+          <w:i w:val="0"/>
+          <w:sz w:val="20"/>
+        </w:rPr>
+        <w:t>Bethanechol adverse effects.</w:t>
+      </w:r>
+      <w:r>
+        <w:rPr>
+          <w:b w:val="0"/>
+          <w:i w:val="0"/>
+          <w:sz w:val="20"/>
+        </w:rPr>
+        <w:t xml:space="preserve"> They are sweating, salivation, flushing and low blood pressure, alongside nausea, abdominal pain and bronchospasm.</w:t>
+      </w:r>
+    </w:p>
+    <w:p>
+      <w:pPr>
+        <w:pStyle w:val="ListBullet"/>
+        <w:spacing w:after="40"/>
+      </w:pPr>
+      <w:r>
+        <w:rPr>
+          <w:b/>
+          <w:i w:val="0"/>
+          <w:sz w:val="20"/>
+        </w:rPr>
+        <w:t>Pilocarpine duration.</w:t>
+      </w:r>
+      <w:r>
+        <w:rPr>
+          <w:b w:val="0"/>
+          <w:i w:val="0"/>
+          <w:sz w:val="20"/>
+        </w:rPr>
+        <w:t xml:space="preserve"> It acts for four to eight hours, with onset within minutes.</w:t>
+      </w:r>
+    </w:p>
+    <w:p>
+      <w:pPr>
+        <w:pStyle w:val="ListBullet"/>
+        <w:spacing w:after="40"/>
+      </w:pPr>
+      <w:r>
+        <w:rPr>
+          <w:b/>
+          <w:i w:val="0"/>
+          <w:sz w:val="20"/>
+        </w:rPr>
+        <w:t>Bethanechol receptor activity.</w:t>
+      </w:r>
+      <w:r>
+        <w:rPr>
+          <w:b w:val="0"/>
+          <w:i w:val="0"/>
+          <w:sz w:val="20"/>
+        </w:rPr>
+        <w:t xml:space="preserve"> Bethanechol has strong muscarinic activity with no nicotinic action, and it resists acetylcholinesterase.</w:t>
+      </w:r>
+    </w:p>
+    <w:p>
+      <w:pPr>
+        <w:pStyle w:val="ListBullet"/>
+        <w:spacing w:after="40"/>
+      </w:pPr>
+      <w:r>
+        <w:rPr>
+          <w:b/>
+          <w:i w:val="0"/>
+          <w:sz w:val="20"/>
+        </w:rPr>
+        <w:t>Physostigmine versus neostigmine and pyridostigmine.</w:t>
+      </w:r>
+      <w:r>
+        <w:rPr>
+          <w:b w:val="0"/>
+          <w:i w:val="0"/>
+          <w:sz w:val="20"/>
+        </w:rPr>
+        <w:t xml:space="preserve"> All three inhibit acetylcholinesterase, but only physostigmine crosses the blood-brain barrier, so it is used when anticholinergic toxicity is central; the others act peripherally.</w:t>
+      </w:r>
+    </w:p>
+    <w:p>
+      <w:pPr>
+        <w:pStyle w:val="ListBullet"/>
+        <w:spacing w:after="40"/>
+      </w:pPr>
+      <w:r>
+        <w:rPr>
+          <w:b/>
+          <w:i w:val="0"/>
+          <w:sz w:val="20"/>
+        </w:rPr>
+        <w:t>Pralidoxime limitations.</w:t>
+      </w:r>
+      <w:r>
+        <w:rPr>
+          <w:b w:val="0"/>
+          <w:i w:val="0"/>
+          <w:sz w:val="20"/>
+        </w:rPr>
+        <w:t xml:space="preserve"> In organophosphate poisoning it does not enter the CNS and cannot overcome reversible inhibitors.</w:t>
+      </w:r>
+    </w:p>
+    <w:p>
+      <w:pPr>
+        <w:pStyle w:val="ListBullet"/>
+        <w:spacing w:after="40"/>
+      </w:pPr>
+      <w:r>
+        <w:rPr>
+          <w:b/>
+          <w:i w:val="0"/>
+          <w:sz w:val="20"/>
+        </w:rPr>
+        <w:t>Indirect-acting cholinergic agents.</w:t>
+      </w:r>
+      <w:r>
+        <w:rPr>
+          <w:b w:val="0"/>
+          <w:i w:val="0"/>
+          <w:sz w:val="20"/>
+        </w:rPr>
+        <w:t xml:space="preserve"> They increase the activity of acetylcholine by inhibiting acetylcholinesterase, raising the transmitter rather than binding the receptor themselves.</w:t>
+      </w:r>
+    </w:p>
+    <w:p>
+      <w:pPr>
+        <w:pStyle w:val="ListBullet"/>
+        <w:spacing w:after="40"/>
+      </w:pPr>
+      <w:r>
+        <w:rPr>
+          <w:b/>
+          <w:i w:val="0"/>
+          <w:sz w:val="20"/>
+        </w:rPr>
+        <w:t>Muscarinic picture.</w:t>
+      </w:r>
+      <w:r>
+        <w:rPr>
+          <w:b w:val="0"/>
+          <w:i w:val="0"/>
+          <w:sz w:val="20"/>
+        </w:rPr>
+        <w:t xml:space="preserve"> Salivation, flushing, falling blood pressure, abdominal pain, diarrhea and bronchospasm together are the effects of cholinergic excess, produced by cholinesterase inhibitors and direct agonists.</w:t>
+      </w:r>
+    </w:p>
+    <w:p>
+      <w:pPr>
+        <w:pStyle w:val="ListBullet"/>
+        <w:spacing w:after="40"/>
+      </w:pPr>
+      <w:r>
+        <w:rPr>
+          <w:b/>
+          <w:i w:val="0"/>
+          <w:sz w:val="20"/>
+        </w:rPr>
+        <w:t>Pralidoxime limits.</w:t>
+      </w:r>
+      <w:r>
+        <w:rPr>
+          <w:b w:val="0"/>
+          <w:i w:val="0"/>
+          <w:sz w:val="20"/>
+        </w:rPr>
+        <w:t xml:space="preserve"> It is ineffective against poisoning by reversible inhibitors like physostigmine, since it cannot overcome that kind of inhibition.</w:t>
+      </w:r>
+    </w:p>
+    <w:p>
+      <w:pPr>
+        <w:pStyle w:val="ListBullet"/>
+        <w:spacing w:after="40"/>
+      </w:pPr>
+      <w:r>
+        <w:rPr>
+          <w:b/>
+          <w:i w:val="0"/>
+          <w:sz w:val="20"/>
+        </w:rPr>
+        <w:t>Cholinesterase inhibitors in Alzheimer disease.</w:t>
+      </w:r>
+      <w:r>
+        <w:rPr>
+          <w:b w:val="0"/>
+          <w:i w:val="0"/>
+          <w:sz w:val="20"/>
+        </w:rPr>
+        <w:t xml:space="preserve"> They are used because the disease involves loss of cholinergic neurons, so these drugs slow progression.</w:t>
+      </w:r>
+    </w:p>
+    <w:p>
+      <w:pPr>
         <w:pStyle w:val="Heading2"/>
         <w:spacing w:before="200" w:after="100"/>
       </w:pPr>
@@ -18369,6 +22527,458 @@
     </w:p>
     <w:p>
       <w:pPr>
+        <w:spacing w:after="120"/>
+      </w:pPr>
+      <w:r>
+        <w:rPr>
+          <w:b w:val="0"/>
+          <w:i w:val="0"/>
+        </w:rPr>
+        <w:t>Also tested</w:t>
+      </w:r>
+    </w:p>
+    <w:p>
+      <w:pPr>
+        <w:pStyle w:val="ListBullet"/>
+        <w:spacing w:after="40"/>
+      </w:pPr>
+      <w:r>
+        <w:rPr>
+          <w:b/>
+          <w:i w:val="0"/>
+          <w:sz w:val="20"/>
+        </w:rPr>
+        <w:t>Older bladder agents.</w:t>
+      </w:r>
+      <w:r>
+        <w:rPr>
+          <w:b w:val="0"/>
+          <w:i w:val="0"/>
+          <w:sz w:val="20"/>
+        </w:rPr>
+        <w:t xml:space="preserve"> They cause dry mouth, constipation and blurred vision, the predictable antimuscarinic effects.</w:t>
+      </w:r>
+    </w:p>
+    <w:p>
+      <w:pPr>
+        <w:pStyle w:val="ListBullet"/>
+        <w:spacing w:after="40"/>
+      </w:pPr>
+      <w:r>
+        <w:rPr>
+          <w:b/>
+          <w:i w:val="0"/>
+          <w:sz w:val="20"/>
+        </w:rPr>
+        <w:t>Succinylcholine.</w:t>
+      </w:r>
+      <w:r>
+        <w:rPr>
+          <w:b w:val="0"/>
+          <w:i w:val="0"/>
+          <w:sz w:val="20"/>
+        </w:rPr>
+        <w:t xml:space="preserve"> It suits rapid sequence intubation because of its rapid onset and short duration of action, the short duration owing to rapid breakdown by plasma enzyme.</w:t>
+      </w:r>
+    </w:p>
+    <w:p>
+      <w:pPr>
+        <w:pStyle w:val="ListBullet"/>
+        <w:spacing w:after="40"/>
+      </w:pPr>
+      <w:r>
+        <w:rPr>
+          <w:b/>
+          <w:i w:val="0"/>
+          <w:sz w:val="20"/>
+        </w:rPr>
+        <w:t>Neuromuscular blocking drugs.</w:t>
+      </w:r>
+      <w:r>
+        <w:rPr>
+          <w:b w:val="0"/>
+          <w:i w:val="0"/>
+          <w:sz w:val="20"/>
+        </w:rPr>
+        <w:t xml:space="preserve"> They are structural analogs of acetylcholine, and both types are used during surgery to produce complete muscle relaxation.</w:t>
+      </w:r>
+    </w:p>
+    <w:p>
+      <w:pPr>
+        <w:pStyle w:val="ListBullet"/>
+        <w:spacing w:after="40"/>
+      </w:pPr>
+      <w:r>
+        <w:rPr>
+          <w:b/>
+          <w:i w:val="0"/>
+          <w:sz w:val="20"/>
+        </w:rPr>
+        <w:t>Nicotine at autonomic ganglia.</w:t>
+      </w:r>
+      <w:r>
+        <w:rPr>
+          <w:b w:val="0"/>
+          <w:i w:val="0"/>
+          <w:sz w:val="20"/>
+        </w:rPr>
+        <w:t xml:space="preserve"> It depolarizes the ganglia, first stimulating and then paralyzing them; the stimulation raises blood pressure, heart rate, peristalsis and secretions before the fall.</w:t>
+      </w:r>
+    </w:p>
+    <w:p>
+      <w:pPr>
+        <w:pStyle w:val="ListBullet"/>
+        <w:spacing w:after="40"/>
+      </w:pPr>
+      <w:r>
+        <w:rPr>
+          <w:b/>
+          <w:i w:val="0"/>
+          <w:sz w:val="20"/>
+        </w:rPr>
+        <w:t>Atropine adverse effects.</w:t>
+      </w:r>
+      <w:r>
+        <w:rPr>
+          <w:b w:val="0"/>
+          <w:i w:val="0"/>
+          <w:sz w:val="20"/>
+        </w:rPr>
+        <w:t xml:space="preserve"> They are dry mouth, blurred vision, urinary retention and constipation, with bradycardia at lower doses and tachycardia at higher ones.</w:t>
+      </w:r>
+    </w:p>
+    <w:p>
+      <w:pPr>
+        <w:pStyle w:val="ListBullet"/>
+        <w:spacing w:after="40"/>
+      </w:pPr>
+      <w:r>
+        <w:rPr>
+          <w:b/>
+          <w:i w:val="0"/>
+          <w:sz w:val="20"/>
+        </w:rPr>
+        <w:t>Succinylcholine phases.</w:t>
+      </w:r>
+      <w:r>
+        <w:rPr>
+          <w:b w:val="0"/>
+          <w:i w:val="0"/>
+          <w:sz w:val="20"/>
+        </w:rPr>
+        <w:t xml:space="preserve"> Action has two phases: phase one is depolarization, then phase two is resistance, in which the receptor becomes incapable of transmitting further impulses.</w:t>
+      </w:r>
+    </w:p>
+    <w:p>
+      <w:pPr>
+        <w:pStyle w:val="ListBullet"/>
+        <w:spacing w:after="40"/>
+      </w:pPr>
+      <w:r>
+        <w:rPr>
+          <w:b/>
+          <w:i w:val="0"/>
+          <w:sz w:val="20"/>
+        </w:rPr>
+        <w:t>Ganglionic blockade.</w:t>
+      </w:r>
+      <w:r>
+        <w:rPr>
+          <w:b w:val="0"/>
+          <w:i w:val="0"/>
+          <w:sz w:val="20"/>
+        </w:rPr>
+        <w:t xml:space="preserve"> Vasodilation, atony of the bladder and gut, and tachycardia predominate, since each organ loses whichever division normally dominates it.</w:t>
+      </w:r>
+    </w:p>
+    <w:p>
+      <w:pPr>
+        <w:pStyle w:val="ListBullet"/>
+        <w:spacing w:after="40"/>
+      </w:pPr>
+      <w:r>
+        <w:rPr>
+          <w:b/>
+          <w:i w:val="0"/>
+          <w:sz w:val="20"/>
+        </w:rPr>
+        <w:t>Pretreatment before succinylcholine.</w:t>
+      </w:r>
+      <w:r>
+        <w:rPr>
+          <w:b w:val="0"/>
+          <w:i w:val="0"/>
+          <w:sz w:val="20"/>
+        </w:rPr>
+        <w:t xml:space="preserve"> A small dose of a nondepolarizing blocker is given first to prevent the fasciculations that cause muscle soreness, a comfort measure addressing a predictable adverse effect.</w:t>
+      </w:r>
+    </w:p>
+    <w:p>
+      <w:pPr>
+        <w:pStyle w:val="ListBullet"/>
+        <w:spacing w:after="40"/>
+      </w:pPr>
+      <w:r>
+        <w:rPr>
+          <w:b/>
+          <w:i w:val="0"/>
+          <w:sz w:val="20"/>
+        </w:rPr>
+        <w:t>Oxybutynin.</w:t>
+      </w:r>
+      <w:r>
+        <w:rPr>
+          <w:b w:val="0"/>
+          <w:i w:val="0"/>
+          <w:sz w:val="20"/>
+        </w:rPr>
+        <w:t xml:space="preserve"> As a bladder antimuscarinic, it lowers intravesical pressure and increases bladder capacity, reducing the frequency of bladder contractions.</w:t>
+      </w:r>
+    </w:p>
+    <w:p>
+      <w:pPr>
+        <w:pStyle w:val="ListBullet"/>
+        <w:spacing w:after="40"/>
+      </w:pPr>
+      <w:r>
+        <w:rPr>
+          <w:b/>
+          <w:i w:val="0"/>
+          <w:sz w:val="20"/>
+        </w:rPr>
+        <w:t>Nicotine at higher doses.</w:t>
+      </w:r>
+      <w:r>
+        <w:rPr>
+          <w:b w:val="0"/>
+          <w:i w:val="0"/>
+          <w:sz w:val="20"/>
+        </w:rPr>
+        <w:t xml:space="preserve"> Stimulation is followed by paralysis of all ganglia, so the early effects reverse: blood pressure falls and gut and bladder activity ceases.</w:t>
+      </w:r>
+    </w:p>
+    <w:p>
+      <w:pPr>
+        <w:pStyle w:val="ListBullet"/>
+        <w:spacing w:after="40"/>
+      </w:pPr>
+      <w:r>
+        <w:rPr>
+          <w:b/>
+          <w:i w:val="0"/>
+          <w:sz w:val="20"/>
+        </w:rPr>
+        <w:t>Newer bladder antimuscarinics.</w:t>
+      </w:r>
+      <w:r>
+        <w:rPr>
+          <w:b w:val="0"/>
+          <w:i w:val="0"/>
+          <w:sz w:val="20"/>
+        </w:rPr>
+        <w:t xml:space="preserve"> They cause fewer central effects because they are designed not to cross the blood-brain barrier, unlike oxybutynin and tolterodine.</w:t>
+      </w:r>
+    </w:p>
+    <w:p>
+      <w:pPr>
+        <w:pStyle w:val="ListBullet"/>
+        <w:spacing w:after="40"/>
+      </w:pPr>
+      <w:r>
+        <w:rPr>
+          <w:b/>
+          <w:i w:val="0"/>
+          <w:sz w:val="20"/>
+        </w:rPr>
+        <w:t>Scopolamine versus atropine.</w:t>
+      </w:r>
+      <w:r>
+        <w:rPr>
+          <w:b w:val="0"/>
+          <w:i w:val="0"/>
+          <w:sz w:val="20"/>
+        </w:rPr>
+        <w:t xml:space="preserve"> Scopolamine has greater central action at therapeutic doses, producing sedation and blocking short-term memory.</w:t>
+      </w:r>
+    </w:p>
+    <w:p>
+      <w:pPr>
+        <w:pStyle w:val="ListBullet"/>
+        <w:spacing w:after="40"/>
+      </w:pPr>
+      <w:r>
+        <w:rPr>
+          <w:b/>
+          <w:i w:val="0"/>
+          <w:sz w:val="20"/>
+        </w:rPr>
+        <w:t>First competitive neuromuscular blocker.</w:t>
+      </w:r>
+      <w:r>
+        <w:rPr>
+          <w:b w:val="0"/>
+          <w:i w:val="0"/>
+          <w:sz w:val="20"/>
+        </w:rPr>
+        <w:t xml:space="preserve"> Curare was the first known one; it was purified as tubocurarine for clinical use in the 1940s.</w:t>
+      </w:r>
+    </w:p>
+    <w:p>
+      <w:pPr>
+        <w:pStyle w:val="ListBullet"/>
+        <w:spacing w:after="40"/>
+      </w:pPr>
+      <w:r>
+        <w:rPr>
+          <w:b/>
+          <w:i w:val="0"/>
+          <w:sz w:val="20"/>
+        </w:rPr>
+        <w:t>Succinylcholine and potassium.</w:t>
+      </w:r>
+      <w:r>
+        <w:rPr>
+          <w:b w:val="0"/>
+          <w:i w:val="0"/>
+          <w:sz w:val="20"/>
+        </w:rPr>
+        <w:t xml:space="preserve"> Succinylcholine causes hyperkalemia by increasing potassium release from intracellular stores.</w:t>
+      </w:r>
+    </w:p>
+    <w:p>
+      <w:pPr>
+        <w:pStyle w:val="ListBullet"/>
+        <w:spacing w:after="40"/>
+      </w:pPr>
+      <w:r>
+        <w:rPr>
+          <w:b/>
+          <w:i w:val="0"/>
+          <w:sz w:val="20"/>
+        </w:rPr>
+        <w:t>Succinylcholine in rapid sequence intubation.</w:t>
+      </w:r>
+      <w:r>
+        <w:rPr>
+          <w:b w:val="0"/>
+          <w:i w:val="0"/>
+          <w:sz w:val="20"/>
+        </w:rPr>
+        <w:t xml:space="preserve"> Its rapid onset with short duration of action suits it to this use, which is why it is used in the emergency department.</w:t>
+      </w:r>
+    </w:p>
+    <w:p>
+      <w:pPr>
+        <w:pStyle w:val="ListBullet"/>
+        <w:spacing w:after="40"/>
+      </w:pPr>
+      <w:r>
+        <w:rPr>
+          <w:b/>
+          <w:i w:val="0"/>
+          <w:sz w:val="20"/>
+        </w:rPr>
+        <w:t>Prolonged paralysis after succinylcholine.</w:t>
+      </w:r>
+      <w:r>
+        <w:rPr>
+          <w:b w:val="0"/>
+          <w:i w:val="0"/>
+          <w:sz w:val="20"/>
+        </w:rPr>
+        <w:t xml:space="preserve"> Plasma cholinesterase deficiency, a genetic variant with low or absent enzyme, can cause paralysis far longer than expected.</w:t>
+      </w:r>
+    </w:p>
+    <w:p>
+      <w:pPr>
+        <w:pStyle w:val="ListBullet"/>
+        <w:spacing w:after="40"/>
+      </w:pPr>
+      <w:r>
+        <w:rPr>
+          <w:b/>
+          <w:i w:val="0"/>
+          <w:sz w:val="20"/>
+        </w:rPr>
+        <w:t>Ganglionic blockers.</w:t>
+      </w:r>
+      <w:r>
+        <w:rPr>
+          <w:b w:val="0"/>
+          <w:i w:val="0"/>
+          <w:sz w:val="20"/>
+        </w:rPr>
+        <w:t xml:space="preserve"> They block nicotinic receptors at sympathetic and parasympathetic ganglia; blocking everything at once is precisely why they are rarely used clinically.</w:t>
+      </w:r>
+    </w:p>
+    <w:p>
+      <w:pPr>
+        <w:pStyle w:val="ListBullet"/>
+        <w:spacing w:after="40"/>
+      </w:pPr>
+      <w:r>
+        <w:rPr>
+          <w:b/>
+          <w:i w:val="0"/>
+          <w:sz w:val="20"/>
+        </w:rPr>
+        <w:t>Ipratropium and tiotropium.</w:t>
+      </w:r>
+      <w:r>
+        <w:rPr>
+          <w:b w:val="0"/>
+          <w:i w:val="0"/>
+          <w:sz w:val="20"/>
+        </w:rPr>
+        <w:t xml:space="preserve"> These synthetic antimuscarinic agents are used for inhaled maintenance of bronchospasm in COPD.</w:t>
+      </w:r>
+    </w:p>
+    <w:p>
+      <w:pPr>
+        <w:pStyle w:val="ListBullet"/>
+        <w:spacing w:after="40"/>
+      </w:pPr>
+      <w:r>
+        <w:rPr>
+          <w:b/>
+          <w:i w:val="0"/>
+          <w:sz w:val="20"/>
+        </w:rPr>
+        <w:t>Scopolamine.</w:t>
+      </w:r>
+      <w:r>
+        <w:rPr>
+          <w:b w:val="0"/>
+          <w:i w:val="0"/>
+          <w:sz w:val="20"/>
+        </w:rPr>
+        <w:t xml:space="preserve"> Because it acts more on the central nervous system than atropine does at usual doses, it is used for preventing motion sickness; it also blocks short-term memory and sedates at lower doses.</w:t>
+      </w:r>
+    </w:p>
+    <w:p>
+      <w:pPr>
+        <w:pStyle w:val="ListBullet"/>
+        <w:spacing w:after="40"/>
+      </w:pPr>
+      <w:r>
+        <w:rPr>
+          <w:b/>
+          <w:i w:val="0"/>
+          <w:sz w:val="20"/>
+        </w:rPr>
+        <w:t>Antimuscarinics and sympathetic fibers.</w:t>
+      </w:r>
+      <w:r>
+        <w:rPr>
+          <w:b w:val="0"/>
+          <w:i w:val="0"/>
+          <w:sz w:val="20"/>
+        </w:rPr>
+        <w:t xml:space="preserve"> Antimuscarinics also block the cholinergic fibers to salivary and sweat glands, leaving other sympathetic stimulation unopposed.</w:t>
+      </w:r>
+    </w:p>
+    <w:p>
+      <w:pPr>
         <w:pStyle w:val="Heading2"/>
         <w:spacing w:before="200" w:after="100"/>
       </w:pPr>
@@ -19401,6 +24011,722 @@
     </w:p>
     <w:p>
       <w:pPr>
+        <w:spacing w:after="120"/>
+      </w:pPr>
+      <w:r>
+        <w:rPr>
+          <w:b w:val="0"/>
+          <w:i w:val="0"/>
+        </w:rPr>
+        <w:t>Also tested</w:t>
+      </w:r>
+    </w:p>
+    <w:p>
+      <w:pPr>
+        <w:pStyle w:val="ListBullet"/>
+        <w:spacing w:after="40"/>
+      </w:pPr>
+      <w:r>
+        <w:rPr>
+          <w:b/>
+          <w:i w:val="0"/>
+          <w:sz w:val="20"/>
+        </w:rPr>
+        <w:t>Dobutamine in atrial fibrillation.</w:t>
+      </w:r>
+      <w:r>
+        <w:rPr>
+          <w:b w:val="0"/>
+          <w:i w:val="0"/>
+          <w:sz w:val="20"/>
+        </w:rPr>
+        <w:t xml:space="preserve"> Caution is advised because dobutamine increases atrioventricular conduction, which can accelerate the ventricular response.</w:t>
+      </w:r>
+    </w:p>
+    <w:p>
+      <w:pPr>
+        <w:pStyle w:val="ListBullet"/>
+        <w:spacing w:after="40"/>
+      </w:pPr>
+      <w:r>
+        <w:rPr>
+          <w:b/>
+          <w:i w:val="0"/>
+          <w:sz w:val="20"/>
+        </w:rPr>
+        <w:t>Cocaine.</w:t>
+      </w:r>
+      <w:r>
+        <w:rPr>
+          <w:b w:val="0"/>
+          <w:i w:val="0"/>
+          <w:sz w:val="20"/>
+        </w:rPr>
+        <w:t xml:space="preserve"> Besides blocking norepinephrine reuptake, it blocks neuronal sodium channels and also blocks sodium-potassium activated ATPase.</w:t>
+      </w:r>
+    </w:p>
+    <w:p>
+      <w:pPr>
+        <w:pStyle w:val="ListBullet"/>
+        <w:spacing w:after="40"/>
+      </w:pPr>
+      <w:r>
+        <w:rPr>
+          <w:b/>
+          <w:i w:val="0"/>
+          <w:sz w:val="20"/>
+        </w:rPr>
+        <w:t>Dopamine vasoconstriction.</w:t>
+      </w:r>
+      <w:r>
+        <w:rPr>
+          <w:b w:val="0"/>
+          <w:i w:val="0"/>
+          <w:sz w:val="20"/>
+        </w:rPr>
+        <w:t xml:space="preserve"> Dopamine causes vasoconstriction at very high doses, through alpha-one, whereas its cardiac effect is beta-one and its renal effect dopaminergic.</w:t>
+      </w:r>
+    </w:p>
+    <w:p>
+      <w:pPr>
+        <w:pStyle w:val="ListBullet"/>
+        <w:spacing w:after="40"/>
+      </w:pPr>
+      <w:r>
+        <w:rPr>
+          <w:b/>
+          <w:i w:val="0"/>
+          <w:sz w:val="20"/>
+        </w:rPr>
+        <w:t>Epinephrine in local anesthetic.</w:t>
+      </w:r>
+      <w:r>
+        <w:rPr>
+          <w:b w:val="0"/>
+          <w:i w:val="0"/>
+          <w:sz w:val="20"/>
+        </w:rPr>
+        <w:t xml:space="preserve"> It is included because it causes vasoconstriction at the injection site; applied topically it also helps control capillary oozing.</w:t>
+      </w:r>
+    </w:p>
+    <w:p>
+      <w:pPr>
+        <w:pStyle w:val="ListBullet"/>
+        <w:spacing w:after="40"/>
+      </w:pPr>
+      <w:r>
+        <w:rPr>
+          <w:b/>
+          <w:i w:val="0"/>
+          <w:sz w:val="20"/>
+        </w:rPr>
+        <w:t>Phenylephrine uses.</w:t>
+      </w:r>
+      <w:r>
+        <w:rPr>
+          <w:b w:val="0"/>
+          <w:i w:val="0"/>
+          <w:sz w:val="20"/>
+        </w:rPr>
+        <w:t xml:space="preserve"> Phenylephrine is used as a nasal decongestant, for eye redness and for septic shock.</w:t>
+      </w:r>
+    </w:p>
+    <w:p>
+      <w:pPr>
+        <w:pStyle w:val="ListBullet"/>
+        <w:spacing w:after="40"/>
+      </w:pPr>
+      <w:r>
+        <w:rPr>
+          <w:b/>
+          <w:i w:val="0"/>
+          <w:sz w:val="20"/>
+        </w:rPr>
+        <w:t>Alpha-adrenergic blocking agents.</w:t>
+      </w:r>
+      <w:r>
+        <w:rPr>
+          <w:b w:val="0"/>
+          <w:i w:val="0"/>
+          <w:sz w:val="20"/>
+        </w:rPr>
+        <w:t xml:space="preserve"> They share reflex tachycardia, and their effects on blood pressure are more profound when the patient stands.</w:t>
+      </w:r>
+    </w:p>
+    <w:p>
+      <w:pPr>
+        <w:pStyle w:val="ListBullet"/>
+        <w:spacing w:after="40"/>
+      </w:pPr>
+      <w:r>
+        <w:rPr>
+          <w:b/>
+          <w:i w:val="0"/>
+          <w:sz w:val="20"/>
+        </w:rPr>
+        <w:t>Cocaine and epinephrine.</w:t>
+      </w:r>
+      <w:r>
+        <w:rPr>
+          <w:b w:val="0"/>
+          <w:i w:val="0"/>
+          <w:sz w:val="20"/>
+        </w:rPr>
+        <w:t xml:space="preserve"> Cocaine exaggerates epinephrine's cardiovascular actions by preventing reuptake, so the transmitter persists at the receptor.</w:t>
+      </w:r>
+    </w:p>
+    <w:p>
+      <w:pPr>
+        <w:pStyle w:val="ListBullet"/>
+        <w:spacing w:after="40"/>
+      </w:pPr>
+      <w:r>
+        <w:rPr>
+          <w:b/>
+          <w:i w:val="0"/>
+          <w:sz w:val="20"/>
+        </w:rPr>
+        <w:t>Dopamine adverse effects.</w:t>
+      </w:r>
+      <w:r>
+        <w:rPr>
+          <w:b w:val="0"/>
+          <w:i w:val="0"/>
+          <w:sz w:val="20"/>
+        </w:rPr>
+        <w:t xml:space="preserve"> These are nausea, hypertension and arrhythmias.</w:t>
+      </w:r>
+    </w:p>
+    <w:p>
+      <w:pPr>
+        <w:pStyle w:val="ListBullet"/>
+        <w:spacing w:after="40"/>
+      </w:pPr>
+      <w:r>
+        <w:rPr>
+          <w:b/>
+          <w:i w:val="0"/>
+          <w:sz w:val="20"/>
+        </w:rPr>
+        <w:t>Phentolamine non-cardiovascular use.</w:t>
+      </w:r>
+      <w:r>
+        <w:rPr>
+          <w:b w:val="0"/>
+          <w:i w:val="0"/>
+          <w:sz w:val="20"/>
+        </w:rPr>
+        <w:t xml:space="preserve"> It is used to treat impotence, injected to dilate penile arteries.</w:t>
+      </w:r>
+    </w:p>
+    <w:p>
+      <w:pPr>
+        <w:pStyle w:val="ListBullet"/>
+        <w:spacing w:after="40"/>
+      </w:pPr>
+      <w:r>
+        <w:rPr>
+          <w:b/>
+          <w:i w:val="0"/>
+          <w:sz w:val="20"/>
+        </w:rPr>
+        <w:t>Pseudoephedrine.</w:t>
+      </w:r>
+      <w:r>
+        <w:rPr>
+          <w:b w:val="0"/>
+          <w:i w:val="0"/>
+          <w:sz w:val="20"/>
+        </w:rPr>
+        <w:t xml:space="preserve"> It is kept behind the pharmacy counter because it can be converted to methamphetamine, a regulatory rather than a pharmacological reason.</w:t>
+      </w:r>
+    </w:p>
+    <w:p>
+      <w:pPr>
+        <w:pStyle w:val="ListBullet"/>
+        <w:spacing w:after="40"/>
+      </w:pPr>
+      <w:r>
+        <w:rPr>
+          <w:b/>
+          <w:i w:val="0"/>
+          <w:sz w:val="20"/>
+        </w:rPr>
+        <w:t>Ephedra.</w:t>
+      </w:r>
+      <w:r>
+        <w:rPr>
+          <w:b w:val="0"/>
+          <w:i w:val="0"/>
+          <w:sz w:val="20"/>
+        </w:rPr>
+        <w:t xml:space="preserve"> Ephedra-containing herbal products were banned in 2004.</w:t>
+      </w:r>
+    </w:p>
+    <w:p>
+      <w:pPr>
+        <w:pStyle w:val="ListBullet"/>
+        <w:spacing w:after="40"/>
+      </w:pPr>
+      <w:r>
+        <w:rPr>
+          <w:b/>
+          <w:i w:val="0"/>
+          <w:sz w:val="20"/>
+        </w:rPr>
+        <w:t>Alpha-two agonists.</w:t>
+      </w:r>
+      <w:r>
+        <w:rPr>
+          <w:b w:val="0"/>
+          <w:i w:val="0"/>
+          <w:sz w:val="20"/>
+        </w:rPr>
+        <w:t xml:space="preserve"> An alpha-two agonist such as clonidine lowers blood pressure by reducing central sympathetic outflow, producing vasodilation by damping sympathetic drive.</w:t>
+      </w:r>
+    </w:p>
+    <w:p>
+      <w:pPr>
+        <w:pStyle w:val="ListBullet"/>
+        <w:spacing w:after="40"/>
+      </w:pPr>
+      <w:r>
+        <w:rPr>
+          <w:b/>
+          <w:i w:val="0"/>
+          <w:sz w:val="20"/>
+        </w:rPr>
+        <w:t>Norepinephrine administration.</w:t>
+      </w:r>
+      <w:r>
+        <w:rPr>
+          <w:b w:val="0"/>
+          <w:i w:val="0"/>
+          <w:sz w:val="20"/>
+        </w:rPr>
+        <w:t xml:space="preserve"> It is given as a titrated intravenous infusion, which suits a drug used to support vascular resistance in shock.</w:t>
+      </w:r>
+    </w:p>
+    <w:p>
+      <w:pPr>
+        <w:pStyle w:val="ListBullet"/>
+        <w:spacing w:after="40"/>
+      </w:pPr>
+      <w:r>
+        <w:rPr>
+          <w:b/>
+          <w:i w:val="0"/>
+          <w:sz w:val="20"/>
+        </w:rPr>
+        <w:t>Ephedra.</w:t>
+      </w:r>
+      <w:r>
+        <w:rPr>
+          <w:b w:val="0"/>
+          <w:i w:val="0"/>
+          <w:sz w:val="20"/>
+        </w:rPr>
+        <w:t xml:space="preserve"> The Food and Drug Administration banned ephedra-containing herbal products in 2004; pseudoephedrine remains available for nasal and sinus congestion.</w:t>
+      </w:r>
+    </w:p>
+    <w:p>
+      <w:pPr>
+        <w:pStyle w:val="ListBullet"/>
+        <w:spacing w:after="40"/>
+      </w:pPr>
+      <w:r>
+        <w:rPr>
+          <w:b/>
+          <w:i w:val="0"/>
+          <w:sz w:val="20"/>
+        </w:rPr>
+        <w:t>Oxymetazoline rebound congestion.</w:t>
+      </w:r>
+      <w:r>
+        <w:rPr>
+          <w:b w:val="0"/>
+          <w:i w:val="0"/>
+          <w:sz w:val="20"/>
+        </w:rPr>
+        <w:t xml:space="preserve"> It is managed by tapering the drug down, which lets the receptors recover.</w:t>
+      </w:r>
+    </w:p>
+    <w:p>
+      <w:pPr>
+        <w:pStyle w:val="ListBullet"/>
+        <w:spacing w:after="40"/>
+      </w:pPr>
+      <w:r>
+        <w:rPr>
+          <w:b/>
+          <w:i w:val="0"/>
+          <w:sz w:val="20"/>
+        </w:rPr>
+        <w:t>Rhinitis medicamentosa.</w:t>
+      </w:r>
+      <w:r>
+        <w:rPr>
+          <w:b w:val="0"/>
+          <w:i w:val="0"/>
+          <w:sz w:val="20"/>
+        </w:rPr>
+        <w:t xml:space="preserve"> This is rebound congestion, seen when Afrin is used past three days and leaves the patient more congested than before.</w:t>
+      </w:r>
+    </w:p>
+    <w:p>
+      <w:pPr>
+        <w:pStyle w:val="ListBullet"/>
+        <w:spacing w:after="40"/>
+      </w:pPr>
+      <w:r>
+        <w:rPr>
+          <w:b/>
+          <w:i w:val="0"/>
+          <w:sz w:val="20"/>
+        </w:rPr>
+        <w:t>Cocaine as a local anesthetic.</w:t>
+      </w:r>
+      <w:r>
+        <w:rPr>
+          <w:b w:val="0"/>
+          <w:i w:val="0"/>
+          <w:sz w:val="20"/>
+        </w:rPr>
+        <w:t xml:space="preserve"> It blocks neuronal sodium channels, separate from its blockade of norepinephrine reuptake.</w:t>
+      </w:r>
+    </w:p>
+    <w:p>
+      <w:pPr>
+        <w:pStyle w:val="ListBullet"/>
+        <w:spacing w:after="40"/>
+      </w:pPr>
+      <w:r>
+        <w:rPr>
+          <w:b/>
+          <w:i w:val="0"/>
+          <w:sz w:val="20"/>
+        </w:rPr>
+        <w:t>Ephedra in 2004.</w:t>
+      </w:r>
+      <w:r>
+        <w:rPr>
+          <w:b w:val="0"/>
+          <w:i w:val="0"/>
+          <w:sz w:val="20"/>
+        </w:rPr>
+        <w:t xml:space="preserve"> Ephedra-containing herbal products were banned by the regulator, though ephedrine itself was once used to prevent asthma.</w:t>
+      </w:r>
+    </w:p>
+    <w:p>
+      <w:pPr>
+        <w:pStyle w:val="ListBullet"/>
+        <w:spacing w:after="40"/>
+      </w:pPr>
+      <w:r>
+        <w:rPr>
+          <w:b/>
+          <w:i w:val="0"/>
+          <w:sz w:val="20"/>
+        </w:rPr>
+        <w:t>Reserpine.</w:t>
+      </w:r>
+      <w:r>
+        <w:rPr>
+          <w:b w:val="0"/>
+          <w:i w:val="0"/>
+          <w:sz w:val="20"/>
+        </w:rPr>
+        <w:t xml:space="preserve"> It depletes neurotransmitters by blocking transport into storage vesicles, affecting norepinephrine, dopamine and serotonin.</w:t>
+      </w:r>
+    </w:p>
+    <w:p>
+      <w:pPr>
+        <w:pStyle w:val="ListBullet"/>
+        <w:spacing w:after="40"/>
+      </w:pPr>
+      <w:r>
+        <w:rPr>
+          <w:b/>
+          <w:i w:val="0"/>
+          <w:sz w:val="20"/>
+        </w:rPr>
+        <w:t>Clonidine.</w:t>
+      </w:r>
+      <w:r>
+        <w:rPr>
+          <w:b w:val="0"/>
+          <w:i w:val="0"/>
+          <w:sz w:val="20"/>
+        </w:rPr>
+        <w:t xml:space="preserve"> It lowers blood pressure by acting centrally to reduce sympathetic outflow, as an alpha-2 agonist inhibiting vasomotor centers.</w:t>
+      </w:r>
+    </w:p>
+    <w:p>
+      <w:pPr>
+        <w:pStyle w:val="ListBullet"/>
+        <w:spacing w:after="40"/>
+      </w:pPr>
+      <w:r>
+        <w:rPr>
+          <w:b/>
+          <w:i w:val="0"/>
+          <w:sz w:val="20"/>
+        </w:rPr>
+        <w:t>Epinephrine in local anesthetics.</w:t>
+      </w:r>
+      <w:r>
+        <w:rPr>
+          <w:b w:val="0"/>
+          <w:i w:val="0"/>
+          <w:sz w:val="20"/>
+        </w:rPr>
+        <w:t xml:space="preserve"> It is added because it causes vasoconstriction and prolongs the block, at about 1 part in 100,000.</w:t>
+      </w:r>
+    </w:p>
+    <w:p>
+      <w:pPr>
+        <w:pStyle w:val="ListBullet"/>
+        <w:spacing w:after="40"/>
+      </w:pPr>
+      <w:r>
+        <w:rPr>
+          <w:b/>
+          <w:i w:val="0"/>
+          <w:sz w:val="20"/>
+        </w:rPr>
+        <w:t>Intrinsic sympathomimetic activity.</w:t>
+      </w:r>
+      <w:r>
+        <w:rPr>
+          <w:b w:val="0"/>
+          <w:i w:val="0"/>
+          <w:sz w:val="20"/>
+        </w:rPr>
+        <w:t xml:space="preserve"> This is weak agonist action alongside receptor blockade, useful where a blocker causes excessive bradycardia.</w:t>
+      </w:r>
+    </w:p>
+    <w:p>
+      <w:pPr>
+        <w:pStyle w:val="ListBullet"/>
+        <w:spacing w:after="40"/>
+      </w:pPr>
+      <w:r>
+        <w:rPr>
+          <w:b/>
+          <w:i w:val="0"/>
+          <w:sz w:val="20"/>
+        </w:rPr>
+        <w:t>Isoproterenol.</w:t>
+      </w:r>
+      <w:r>
+        <w:rPr>
+          <w:b w:val="0"/>
+          <w:i w:val="0"/>
+          <w:sz w:val="20"/>
+        </w:rPr>
+        <w:t xml:space="preserve"> It is used to stimulate the heart in an emergency, acting as a beta-1 and beta-2 agonist.</w:t>
+      </w:r>
+    </w:p>
+    <w:p>
+      <w:pPr>
+        <w:pStyle w:val="ListBullet"/>
+        <w:spacing w:after="40"/>
+      </w:pPr>
+      <w:r>
+        <w:rPr>
+          <w:b/>
+          <w:i w:val="0"/>
+          <w:sz w:val="20"/>
+        </w:rPr>
+        <w:t>Norepinephrine versus epinephrine.</w:t>
+      </w:r>
+      <w:r>
+        <w:rPr>
+          <w:b w:val="0"/>
+          <w:i w:val="0"/>
+          <w:sz w:val="20"/>
+        </w:rPr>
+        <w:t xml:space="preserve"> At blood vessels, norepinephrine produces greater vasoconstriction, acting mainly through alpha-1 receptors.</w:t>
+      </w:r>
+    </w:p>
+    <w:p>
+      <w:pPr>
+        <w:pStyle w:val="ListBullet"/>
+        <w:spacing w:after="40"/>
+      </w:pPr>
+      <w:r>
+        <w:rPr>
+          <w:b/>
+          <w:i w:val="0"/>
+          <w:sz w:val="20"/>
+        </w:rPr>
+        <w:t>Dobutamine in atrial fibrillation.</w:t>
+      </w:r>
+      <w:r>
+        <w:rPr>
+          <w:b w:val="0"/>
+          <w:i w:val="0"/>
+          <w:sz w:val="20"/>
+        </w:rPr>
+        <w:t xml:space="preserve"> It is used cautiously because it speeds atrioventricular conduction, which risks a faster ventricular response.</w:t>
+      </w:r>
+    </w:p>
+    <w:p>
+      <w:pPr>
+        <w:pStyle w:val="ListBullet"/>
+        <w:spacing w:after="40"/>
+      </w:pPr>
+      <w:r>
+        <w:rPr>
+          <w:b/>
+          <w:i w:val="0"/>
+          <w:sz w:val="20"/>
+        </w:rPr>
+        <w:t>Alpha blockers and reflex tachycardia.</w:t>
+      </w:r>
+      <w:r>
+        <w:rPr>
+          <w:b w:val="0"/>
+          <w:i w:val="0"/>
+          <w:sz w:val="20"/>
+        </w:rPr>
+        <w:t xml:space="preserve"> Alpha blockers induce reflex tachycardia, and the effects are more profound on standing.</w:t>
+      </w:r>
+    </w:p>
+    <w:p>
+      <w:pPr>
+        <w:pStyle w:val="ListBullet"/>
+        <w:spacing w:after="40"/>
+      </w:pPr>
+      <w:r>
+        <w:rPr>
+          <w:b/>
+          <w:i w:val="0"/>
+          <w:sz w:val="20"/>
+        </w:rPr>
+        <w:t>Clonidine.</w:t>
+      </w:r>
+      <w:r>
+        <w:rPr>
+          <w:b w:val="0"/>
+          <w:i w:val="0"/>
+          <w:sz w:val="20"/>
+        </w:rPr>
+        <w:t xml:space="preserve"> Stimulating central alpha-2 receptors inhibits the sympathetic vasomotor centers, so sympathetic outflow is reduced and vasodilation results.</w:t>
+      </w:r>
+    </w:p>
+    <w:p>
+      <w:pPr>
+        <w:pStyle w:val="ListBullet"/>
+        <w:spacing w:after="40"/>
+      </w:pPr>
+      <w:r>
+        <w:rPr>
+          <w:b/>
+          <w:i w:val="0"/>
+          <w:sz w:val="20"/>
+        </w:rPr>
+        <w:t>Beta-1 agonist cardiac effects.</w:t>
+      </w:r>
+      <w:r>
+        <w:rPr>
+          <w:b w:val="0"/>
+          <w:i w:val="0"/>
+          <w:sz w:val="20"/>
+        </w:rPr>
+        <w:t xml:space="preserve"> A beta-1 agonist increases contractility and rate, acting as a positive inotrope and positive chronotrope.</w:t>
+      </w:r>
+    </w:p>
+    <w:p>
+      <w:pPr>
+        <w:pStyle w:val="ListBullet"/>
+        <w:spacing w:after="40"/>
+      </w:pPr>
+      <w:r>
+        <w:rPr>
+          <w:b/>
+          <w:i w:val="0"/>
+          <w:sz w:val="20"/>
+        </w:rPr>
+        <w:t>Phentolamine.</w:t>
+      </w:r>
+      <w:r>
+        <w:rPr>
+          <w:b w:val="0"/>
+          <w:i w:val="0"/>
+          <w:sz w:val="20"/>
+        </w:rPr>
+        <w:t xml:space="preserve"> It competitively blocks alpha-1 and alpha-2 receptors and is used for short-term management of pheochromocytoma, where alpha blockade opposes the vasoconstriction from circulating catecholamines.</w:t>
+      </w:r>
+    </w:p>
+    <w:p>
+      <w:pPr>
+        <w:pStyle w:val="ListBullet"/>
+        <w:spacing w:after="40"/>
+      </w:pPr>
+      <w:r>
+        <w:rPr>
+          <w:b/>
+          <w:i w:val="0"/>
+          <w:sz w:val="20"/>
+        </w:rPr>
+        <w:t>Epinephrine dose effects.</w:t>
+      </w:r>
+      <w:r>
+        <w:rPr>
+          <w:b w:val="0"/>
+          <w:i w:val="0"/>
+          <w:sz w:val="20"/>
+        </w:rPr>
+        <w:t xml:space="preserve"> Beta effects predominate at low doses, alpha effects at high doses, so vasodilation gives way to vasoconstriction as the dose rises.</w:t>
+      </w:r>
+    </w:p>
+    <w:p>
+      <w:pPr>
+        <w:pStyle w:val="ListBullet"/>
+        <w:spacing w:after="40"/>
+      </w:pPr>
+      <w:r>
+        <w:rPr>
+          <w:b/>
+          <w:i w:val="0"/>
+          <w:sz w:val="20"/>
+        </w:rPr>
+        <w:t>Dobutamine.</w:t>
+      </w:r>
+      <w:r>
+        <w:rPr>
+          <w:b w:val="0"/>
+          <w:i w:val="0"/>
+          <w:sz w:val="20"/>
+        </w:rPr>
+        <w:t xml:space="preserve"> As a synthetic beta-1 agonist and positive inotrope, it is used for increasing cardiac output in acute heart failure, and does not raise myocardial oxygen demand the way other sympathomimetics do.</w:t>
+      </w:r>
+    </w:p>
+    <w:p>
+      <w:pPr>
+        <w:pStyle w:val="ListBullet"/>
+        <w:spacing w:after="40"/>
+      </w:pPr>
+      <w:r>
+        <w:rPr>
+          <w:b/>
+          <w:i w:val="0"/>
+          <w:sz w:val="20"/>
+        </w:rPr>
+        <w:t>Phentolamine.</w:t>
+      </w:r>
+      <w:r>
+        <w:rPr>
+          <w:b w:val="0"/>
+          <w:i w:val="0"/>
+          <w:sz w:val="20"/>
+        </w:rPr>
+        <w:t xml:space="preserve"> It is used for the hypertensive crisis of abrupt clonidine withdrawal; stopping clonidine abruptly causes rebound hypertension.</w:t>
+      </w:r>
+    </w:p>
+    <w:p>
+      <w:pPr>
         <w:pStyle w:val="Heading2"/>
         <w:spacing w:before="200" w:after="100"/>
       </w:pPr>
@@ -19719,6 +25045,326 @@
           <w:i w:val="0"/>
         </w:rPr>
         <w:t xml:space="preserve"> blocks release from them.</w:t>
+      </w:r>
+    </w:p>
+    <w:p>
+      <w:pPr>
+        <w:spacing w:after="120"/>
+      </w:pPr>
+      <w:r>
+        <w:rPr>
+          <w:b w:val="0"/>
+          <w:i w:val="0"/>
+        </w:rPr>
+        <w:t>Also tested</w:t>
+      </w:r>
+    </w:p>
+    <w:p>
+      <w:pPr>
+        <w:pStyle w:val="ListBullet"/>
+        <w:spacing w:after="40"/>
+      </w:pPr>
+      <w:r>
+        <w:rPr>
+          <w:b/>
+          <w:i w:val="0"/>
+          <w:sz w:val="20"/>
+        </w:rPr>
+        <w:t>Propranolol vascular effect.</w:t>
+      </w:r>
+      <w:r>
+        <w:rPr>
+          <w:b w:val="0"/>
+          <w:i w:val="0"/>
+          <w:sz w:val="20"/>
+        </w:rPr>
+        <w:t xml:space="preserve"> It produces peripheral vasoconstriction through beta-two blockade, since blocking beta-two removes vasodilation.</w:t>
+      </w:r>
+    </w:p>
+    <w:p>
+      <w:pPr>
+        <w:pStyle w:val="ListBullet"/>
+        <w:spacing w:after="40"/>
+      </w:pPr>
+      <w:r>
+        <w:rPr>
+          <w:b/>
+          <w:i w:val="0"/>
+          <w:sz w:val="20"/>
+        </w:rPr>
+        <w:t>Alpha-one blocker metabolic effects.</w:t>
+      </w:r>
+      <w:r>
+        <w:rPr>
+          <w:b w:val="0"/>
+          <w:i w:val="0"/>
+          <w:sz w:val="20"/>
+        </w:rPr>
+        <w:t xml:space="preserve"> They improve lipid profiles and glucose metabolism, in contrast to propranolol, which worsens both.</w:t>
+      </w:r>
+    </w:p>
+    <w:p>
+      <w:pPr>
+        <w:pStyle w:val="ListBullet"/>
+        <w:spacing w:after="40"/>
+      </w:pPr>
+      <w:r>
+        <w:rPr>
+          <w:b/>
+          <w:i w:val="0"/>
+          <w:sz w:val="20"/>
+        </w:rPr>
+        <w:t>Phenoxybenzamine and norepinephrine.</w:t>
+      </w:r>
+      <w:r>
+        <w:rPr>
+          <w:b w:val="0"/>
+          <w:i w:val="0"/>
+          <w:sz w:val="20"/>
+        </w:rPr>
+        <w:t xml:space="preserve"> Norepinephrine's actions are diminished but not reversed because it lacks significant beta activity on vessels, so there is no vasodilating component left to unmask.</w:t>
+      </w:r>
+    </w:p>
+    <w:p>
+      <w:pPr>
+        <w:pStyle w:val="ListBullet"/>
+        <w:spacing w:after="40"/>
+      </w:pPr>
+      <w:r>
+        <w:rPr>
+          <w:b/>
+          <w:i w:val="0"/>
+          <w:sz w:val="20"/>
+        </w:rPr>
+        <w:t>Beta blocker names.</w:t>
+      </w:r>
+      <w:r>
+        <w:rPr>
+          <w:b w:val="0"/>
+          <w:i w:val="0"/>
+          <w:sz w:val="20"/>
+        </w:rPr>
+        <w:t xml:space="preserve"> A beta blocker whose name begins with a letter from N to Z is generally non-selective, while A to M are generally cardioselective.</w:t>
+      </w:r>
+    </w:p>
+    <w:p>
+      <w:pPr>
+        <w:pStyle w:val="ListBullet"/>
+        <w:spacing w:after="40"/>
+      </w:pPr>
+      <w:r>
+        <w:rPr>
+          <w:b/>
+          <w:i w:val="0"/>
+          <w:sz w:val="20"/>
+        </w:rPr>
+        <w:t>Inhalation anesthetics and epinephrine.</w:t>
+      </w:r>
+      <w:r>
+        <w:rPr>
+          <w:b w:val="0"/>
+          <w:i w:val="0"/>
+          <w:sz w:val="20"/>
+        </w:rPr>
+        <w:t xml:space="preserve"> Inhalation anesthetics sensitize the heart to epinephrine, causing tachycardia, which matters during anesthesia.</w:t>
+      </w:r>
+    </w:p>
+    <w:p>
+      <w:pPr>
+        <w:pStyle w:val="ListBullet"/>
+        <w:spacing w:after="40"/>
+      </w:pPr>
+      <w:r>
+        <w:rPr>
+          <w:b/>
+          <w:i w:val="0"/>
+          <w:sz w:val="20"/>
+        </w:rPr>
+        <w:t>Carvedilol in heart failure.</w:t>
+      </w:r>
+      <w:r>
+        <w:rPr>
+          <w:b w:val="0"/>
+          <w:i w:val="0"/>
+          <w:sz w:val="20"/>
+        </w:rPr>
+        <w:t xml:space="preserve"> It has been shown to prevent cardiovascular mortality, and it reduces lipid peroxidation and wall thickening.</w:t>
+      </w:r>
+    </w:p>
+    <w:p>
+      <w:pPr>
+        <w:pStyle w:val="ListBullet"/>
+        <w:spacing w:after="40"/>
+      </w:pPr>
+      <w:r>
+        <w:rPr>
+          <w:b/>
+          <w:i w:val="0"/>
+          <w:sz w:val="20"/>
+        </w:rPr>
+        <w:t>Propranolol and hypoglycemia.</w:t>
+      </w:r>
+      <w:r>
+        <w:rPr>
+          <w:b w:val="0"/>
+          <w:i w:val="0"/>
+          <w:sz w:val="20"/>
+        </w:rPr>
+        <w:t xml:space="preserve"> It is risky because it blunts the normal physiological response to hypoglycemia, and it reduces glycogenolysis and glucagon secretion.</w:t>
+      </w:r>
+    </w:p>
+    <w:p>
+      <w:pPr>
+        <w:pStyle w:val="ListBullet"/>
+        <w:spacing w:after="40"/>
+      </w:pPr>
+      <w:r>
+        <w:rPr>
+          <w:b/>
+          <w:i w:val="0"/>
+          <w:sz w:val="20"/>
+        </w:rPr>
+        <w:t>Cocaine and epinephrine.</w:t>
+      </w:r>
+      <w:r>
+        <w:rPr>
+          <w:b w:val="0"/>
+          <w:i w:val="0"/>
+          <w:sz w:val="20"/>
+        </w:rPr>
+        <w:t xml:space="preserve"> Cocaine exaggerates the effects of epinephrine by preventing reuptake of the catecholamine, so the cardiovascular actions are amplified.</w:t>
+      </w:r>
+    </w:p>
+    <w:p>
+      <w:pPr>
+        <w:pStyle w:val="ListBullet"/>
+        <w:spacing w:after="40"/>
+      </w:pPr>
+      <w:r>
+        <w:rPr>
+          <w:b/>
+          <w:i w:val="0"/>
+          <w:sz w:val="20"/>
+        </w:rPr>
+        <w:t>Hyperthyroidism and epinephrine.</w:t>
+      </w:r>
+      <w:r>
+        <w:rPr>
+          <w:b w:val="0"/>
+          <w:i w:val="0"/>
+          <w:sz w:val="20"/>
+        </w:rPr>
+        <w:t xml:space="preserve"> Hyperthyroidism exaggerates epinephrine's effects because increased production of adrenergic receptors gives a hypersensitive response.</w:t>
+      </w:r>
+    </w:p>
+    <w:p>
+      <w:pPr>
+        <w:pStyle w:val="ListBullet"/>
+        <w:spacing w:after="40"/>
+      </w:pPr>
+      <w:r>
+        <w:rPr>
+          <w:b/>
+          <w:i w:val="0"/>
+          <w:sz w:val="20"/>
+        </w:rPr>
+        <w:t>Propranolol after myocardial infarction.</w:t>
+      </w:r>
+      <w:r>
+        <w:rPr>
+          <w:b w:val="0"/>
+          <w:i w:val="0"/>
+          <w:sz w:val="20"/>
+        </w:rPr>
+        <w:t xml:space="preserve"> It prevents a second infarct, reduces infarct size and lowers sudden death from arrhythmia.</w:t>
+      </w:r>
+    </w:p>
+    <w:p>
+      <w:pPr>
+        <w:pStyle w:val="ListBullet"/>
+        <w:spacing w:after="40"/>
+      </w:pPr>
+      <w:r>
+        <w:rPr>
+          <w:b/>
+          <w:i w:val="0"/>
+          <w:sz w:val="20"/>
+        </w:rPr>
+        <w:t>Propranolol in hyperthyroidism.</w:t>
+      </w:r>
+      <w:r>
+        <w:rPr>
+          <w:b w:val="0"/>
+          <w:i w:val="0"/>
+          <w:sz w:val="20"/>
+        </w:rPr>
+        <w:t xml:space="preserve"> It blunts widespread sympathetic stimulation, treating the symptoms rather than the thyroid.</w:t>
+      </w:r>
+    </w:p>
+    <w:p>
+      <w:pPr>
+        <w:pStyle w:val="ListBullet"/>
+        <w:spacing w:after="40"/>
+      </w:pPr>
+      <w:r>
+        <w:rPr>
+          <w:b/>
+          <w:i w:val="0"/>
+          <w:sz w:val="20"/>
+        </w:rPr>
+        <w:t>Phenoxybenzamine uses.</w:t>
+      </w:r>
+      <w:r>
+        <w:rPr>
+          <w:b w:val="0"/>
+          <w:i w:val="0"/>
+          <w:sz w:val="20"/>
+        </w:rPr>
+        <w:t xml:space="preserve"> It is used to treat phaeochromocytoma, along with autonomic hyperreflexia in paraplegic patients.</w:t>
+      </w:r>
+    </w:p>
+    <w:p>
+      <w:pPr>
+        <w:pStyle w:val="ListBullet"/>
+        <w:spacing w:after="40"/>
+      </w:pPr>
+      <w:r>
+        <w:rPr>
+          <w:b/>
+          <w:i w:val="0"/>
+          <w:sz w:val="20"/>
+        </w:rPr>
+        <w:t>Propranolol metabolism interactions.</w:t>
+      </w:r>
+      <w:r>
+        <w:rPr>
+          <w:b w:val="0"/>
+          <w:i w:val="0"/>
+          <w:sz w:val="20"/>
+        </w:rPr>
+        <w:t xml:space="preserve"> Cimetidine, fluoxetine, paroxetine and ritonavir inhibit its metabolism, while barbiturates, phenytoin and rifampin induce it.</w:t>
+      </w:r>
+    </w:p>
+    <w:p>
+      <w:pPr>
+        <w:pStyle w:val="ListBullet"/>
+        <w:spacing w:after="40"/>
+      </w:pPr>
+      <w:r>
+        <w:rPr>
+          <w:b/>
+          <w:i w:val="0"/>
+          <w:sz w:val="20"/>
+        </w:rPr>
+        <w:t>Epinephrine reversal.</w:t>
+      </w:r>
+      <w:r>
+        <w:rPr>
+          <w:b w:val="0"/>
+          <w:i w:val="0"/>
+          <w:sz w:val="20"/>
+        </w:rPr>
+        <w:t xml:space="preserve"> Alpha vasoconstriction is blocked, leaving beta vasodilation, so blood pressure falls instead of rising.</w:t>
       </w:r>
     </w:p>
     <w:sectPr>

--- a/Pharmacology I Exam 1/pharm-exam-1-study-guide.docx
+++ b/Pharmacology I Exam 1/pharm-exam-1-study-guide.docx
@@ -1867,6 +1867,40 @@
     </w:p>
     <w:p>
       <w:pPr>
+        <w:spacing w:after="120"/>
+      </w:pPr>
+      <w:r>
+        <w:rPr>
+          <w:b w:val="0"/>
+          <w:i w:val="0"/>
+        </w:rPr>
+        <w:t>Also tested</w:t>
+      </w:r>
+    </w:p>
+    <w:p>
+      <w:pPr>
+        <w:pStyle w:val="ListBullet"/>
+        <w:spacing w:after="40"/>
+      </w:pPr>
+      <w:r>
+        <w:rPr>
+          <w:b/>
+          <w:i w:val="0"/>
+          <w:sz w:val="20"/>
+        </w:rPr>
+        <w:t>Ribosomal subunit targets.</w:t>
+      </w:r>
+      <w:r>
+        <w:rPr>
+          <w:b w:val="0"/>
+          <w:i w:val="0"/>
+          <w:sz w:val="20"/>
+        </w:rPr>
+        <w:t xml:space="preserve"> 50S: macrolides, clindamycin, chloramphenicol and streptogramins; 30S: aminoglycosides and tetracyclines. The bacterial ribosome is 70S against the mammalian 80S, which is the basis for selectivity.</w:t>
+      </w:r>
+    </w:p>
+    <w:p>
+      <w:pPr>
         <w:pStyle w:val="Heading2"/>
         <w:spacing w:before="200" w:after="100"/>
       </w:pPr>
@@ -2905,6 +2939,28 @@
           <w:sz w:val="20"/>
         </w:rPr>
         <w:t xml:space="preserve"> The drug concentration should exceed the minimum inhibitory concentration for 40 to 70 percent of the dosing interval, and these agents show no post-antibiotic effect.</w:t>
+      </w:r>
+    </w:p>
+    <w:p>
+      <w:pPr>
+        <w:pStyle w:val="ListBullet"/>
+        <w:spacing w:after="40"/>
+      </w:pPr>
+      <w:r>
+        <w:rPr>
+          <w:b/>
+          <w:i w:val="0"/>
+          <w:sz w:val="20"/>
+        </w:rPr>
+        <w:t>Time-dependent agent with no post-antibiotic effect.</w:t>
+      </w:r>
+      <w:r>
+        <w:rPr>
+          <w:b w:val="0"/>
+          <w:i w:val="0"/>
+          <w:sz w:val="20"/>
+        </w:rPr>
+        <w:t xml:space="preserve"> Use continuous or frequent infusions, keeping the concentration above the minimal inhibitory concentration for 40 to 70 percent of the dosing interval, because organisms resume growing as soon as the level falls.</w:t>
       </w:r>
     </w:p>
     <w:p>
@@ -4172,6 +4228,248 @@
     </w:p>
     <w:p>
       <w:pPr>
+        <w:pStyle w:val="ListBullet"/>
+        <w:spacing w:after="40"/>
+      </w:pPr>
+      <w:r>
+        <w:rPr>
+          <w:b/>
+          <w:i w:val="0"/>
+          <w:sz w:val="20"/>
+        </w:rPr>
+        <w:t>Cefepime.</w:t>
+      </w:r>
+      <w:r>
+        <w:rPr>
+          <w:b w:val="0"/>
+          <w:i w:val="0"/>
+          <w:sz w:val="20"/>
+        </w:rPr>
+        <w:t xml:space="preserve"> Cefepime is drug of choice for neutropenic fever, nosocomial pneumonia and Pseudomonas; it has Gram-negative and antipseudomonal activity plus retained Gram-positive activity, but no methicillin-resistant Staphylococcus aureus, Enterococcus or anaerobic coverage.</w:t>
+      </w:r>
+    </w:p>
+    <w:p>
+      <w:pPr>
+        <w:pStyle w:val="ListBullet"/>
+        <w:spacing w:after="40"/>
+      </w:pPr>
+      <w:r>
+        <w:rPr>
+          <w:b/>
+          <w:i w:val="0"/>
+          <w:sz w:val="20"/>
+        </w:rPr>
+        <w:t>Cephalosporins covering Pseudomonas.</w:t>
+      </w:r>
+      <w:r>
+        <w:rPr>
+          <w:b w:val="0"/>
+          <w:i w:val="0"/>
+          <w:sz w:val="20"/>
+        </w:rPr>
+        <w:t xml:space="preserve"> Ceftazidime, cefepime, and ceftolozane cover Pseudomonas; antipseudomonal activity does not follow generation neatly, which is why these three are named specifically.</w:t>
+      </w:r>
+    </w:p>
+    <w:p>
+      <w:pPr>
+        <w:pStyle w:val="ListBullet"/>
+        <w:spacing w:after="40"/>
+      </w:pPr>
+      <w:r>
+        <w:rPr>
+          <w:b/>
+          <w:i w:val="0"/>
+          <w:sz w:val="20"/>
+        </w:rPr>
+        <w:t>First generation cephalosporins.</w:t>
+      </w:r>
+      <w:r>
+        <w:rPr>
+          <w:b w:val="0"/>
+          <w:i w:val="0"/>
+          <w:sz w:val="20"/>
+        </w:rPr>
+        <w:t xml:space="preserve"> Cefazolin and cephalexin have excellent Gram-positive activity with no Enterococcus coverage, and some Gram-negative coverage of Escherichia coli, Proteus and Klebsiella; the absence of Enterococcus coverage recurs across the whole cephalosporin class.</w:t>
+      </w:r>
+    </w:p>
+    <w:p>
+      <w:pPr>
+        <w:pStyle w:val="ListBullet"/>
+        <w:spacing w:after="40"/>
+      </w:pPr>
+      <w:r>
+        <w:rPr>
+          <w:b/>
+          <w:i w:val="0"/>
+          <w:sz w:val="20"/>
+        </w:rPr>
+        <w:t>Cefazolin indications.</w:t>
+      </w:r>
+      <w:r>
+        <w:rPr>
+          <w:b w:val="0"/>
+          <w:i w:val="0"/>
+          <w:sz w:val="20"/>
+        </w:rPr>
+        <w:t xml:space="preserve"> Surgical prophylaxis, methicillin-susceptible Staphylococcus aureus infection, and urinary tract infection; cephalexin covers a similar niche orally, aimed at cellulitis and urinary tract infection.</w:t>
+      </w:r>
+    </w:p>
+    <w:p>
+      <w:pPr>
+        <w:pStyle w:val="ListBullet"/>
+        <w:spacing w:after="40"/>
+      </w:pPr>
+      <w:r>
+        <w:rPr>
+          <w:b/>
+          <w:i w:val="0"/>
+          <w:sz w:val="20"/>
+        </w:rPr>
+        <w:t>Antipseudomonal cephalosporins.</w:t>
+      </w:r>
+      <w:r>
+        <w:rPr>
+          <w:b w:val="0"/>
+          <w:i w:val="0"/>
+          <w:sz w:val="20"/>
+        </w:rPr>
+        <w:t xml:space="preserve"> Ceftazidime, cefepime and ceftolozane carry antipseudomonal activity; most other cephalosporins lack it.</w:t>
+      </w:r>
+    </w:p>
+    <w:p>
+      <w:pPr>
+        <w:pStyle w:val="ListBullet"/>
+        <w:spacing w:after="40"/>
+      </w:pPr>
+      <w:r>
+        <w:rPr>
+          <w:b/>
+          <w:i w:val="0"/>
+          <w:sz w:val="20"/>
+        </w:rPr>
+        <w:t>Cefazolin uses.</w:t>
+      </w:r>
+      <w:r>
+        <w:rPr>
+          <w:b w:val="0"/>
+          <w:i w:val="0"/>
+          <w:sz w:val="20"/>
+        </w:rPr>
+        <w:t xml:space="preserve"> Cefazolin is used for surgical prophylaxis, MSSA and urinary tract infection. Cephalexin covers a similar niche orally, aimed at cellulitis and urinary tract infection.</w:t>
+      </w:r>
+    </w:p>
+    <w:p>
+      <w:pPr>
+        <w:pStyle w:val="ListBullet"/>
+        <w:spacing w:after="40"/>
+      </w:pPr>
+      <w:r>
+        <w:rPr>
+          <w:b/>
+          <w:i w:val="0"/>
+          <w:sz w:val="20"/>
+        </w:rPr>
+        <w:t>Piperacillin/tazobactam.</w:t>
+      </w:r>
+      <w:r>
+        <w:rPr>
+          <w:b w:val="0"/>
+          <w:i w:val="0"/>
+          <w:sz w:val="20"/>
+        </w:rPr>
+        <w:t xml:space="preserve"> It is the drug of choice for polymicrobial and nosocomial infections, especially pneumonia (including hospital pneumonia) and intra-abdominal sepsis.</w:t>
+      </w:r>
+    </w:p>
+    <w:p>
+      <w:pPr>
+        <w:pStyle w:val="ListBullet"/>
+        <w:spacing w:after="40"/>
+      </w:pPr>
+      <w:r>
+        <w:rPr>
+          <w:b/>
+          <w:i w:val="0"/>
+          <w:sz w:val="20"/>
+        </w:rPr>
+        <w:t>Penicillins in renal impairment.</w:t>
+      </w:r>
+      <w:r>
+        <w:rPr>
+          <w:b w:val="0"/>
+          <w:i w:val="0"/>
+          <w:sz w:val="20"/>
+        </w:rPr>
+        <w:t xml:space="preserve"> Penicillins require less frequent dosing as renal function falls; they are renally cleared, so the interval stretches as clearance drops.</w:t>
+      </w:r>
+    </w:p>
+    <w:p>
+      <w:pPr>
+        <w:pStyle w:val="ListBullet"/>
+        <w:spacing w:after="40"/>
+      </w:pPr>
+      <w:r>
+        <w:rPr>
+          <w:b/>
+          <w:i w:val="0"/>
+          <w:sz w:val="20"/>
+        </w:rPr>
+        <w:t>Oral first generation cephalosporin for cellulitis.</w:t>
+      </w:r>
+      <w:r>
+        <w:rPr>
+          <w:b w:val="0"/>
+          <w:i w:val="0"/>
+          <w:sz w:val="20"/>
+        </w:rPr>
+        <w:t xml:space="preserve"> Cephalexin is the first generation cephalosporin taken by mouth for cellulitis.</w:t>
+      </w:r>
+    </w:p>
+    <w:p>
+      <w:pPr>
+        <w:pStyle w:val="ListBullet"/>
+        <w:spacing w:after="40"/>
+      </w:pPr>
+      <w:r>
+        <w:rPr>
+          <w:b/>
+          <w:i w:val="0"/>
+          <w:sz w:val="20"/>
+        </w:rPr>
+        <w:t>Second generation cephalosporins.</w:t>
+      </w:r>
+      <w:r>
+        <w:rPr>
+          <w:b w:val="0"/>
+          <w:i w:val="0"/>
+          <w:sz w:val="20"/>
+        </w:rPr>
+        <w:t xml:space="preserve"> Over the first generation they add Haemophilus influenzae, Neisseria and Enterobacter, though Enterobacter develops resistance rapidly.</w:t>
+      </w:r>
+    </w:p>
+    <w:p>
+      <w:pPr>
+        <w:pStyle w:val="ListBullet"/>
+        <w:spacing w:after="40"/>
+      </w:pPr>
+      <w:r>
+        <w:rPr>
+          <w:b/>
+          <w:i w:val="0"/>
+          <w:sz w:val="20"/>
+        </w:rPr>
+        <w:t>Aminopenicillin routes.</w:t>
+      </w:r>
+      <w:r>
+        <w:rPr>
+          <w:b w:val="0"/>
+          <w:i w:val="0"/>
+          <w:sz w:val="20"/>
+        </w:rPr>
+        <w:t xml:space="preserve"> Amoxicillin can only be given by mouth, whereas ampicillin can be given intravenously or orally.</w:t>
+      </w:r>
+    </w:p>
+    <w:p>
+      <w:pPr>
         <w:pStyle w:val="Heading3"/>
         <w:spacing w:before="200" w:after="100"/>
       </w:pPr>
@@ -6140,6 +6438,50 @@
     </w:p>
     <w:p>
       <w:pPr>
+        <w:pStyle w:val="ListBullet"/>
+        <w:spacing w:after="40"/>
+      </w:pPr>
+      <w:r>
+        <w:rPr>
+          <w:b/>
+          <w:i w:val="0"/>
+          <w:sz w:val="20"/>
+        </w:rPr>
+        <w:t>Vancomycin mechanism.</w:t>
+      </w:r>
+      <w:r>
+        <w:rPr>
+          <w:b w:val="0"/>
+          <w:i w:val="0"/>
+          <w:sz w:val="20"/>
+        </w:rPr>
+        <w:t xml:space="preserve"> A glycopeptide, not a beta-lactam, it differs mechanically from a penicillin: it binds two D-alanines rather than the enzyme.</w:t>
+      </w:r>
+    </w:p>
+    <w:p>
+      <w:pPr>
+        <w:pStyle w:val="ListBullet"/>
+        <w:spacing w:after="40"/>
+      </w:pPr>
+      <w:r>
+        <w:rPr>
+          <w:b/>
+          <w:i w:val="0"/>
+          <w:sz w:val="20"/>
+        </w:rPr>
+        <w:t>Vancomycin for Clostridium difficile colitis.</w:t>
+      </w:r>
+      <w:r>
+        <w:rPr>
+          <w:b w:val="0"/>
+          <w:i w:val="0"/>
+          <w:sz w:val="20"/>
+        </w:rPr>
+        <w:t xml:space="preserve"> The oral route treats it, because intravenous vancomycin will not reach the gut lumen.</w:t>
+      </w:r>
+    </w:p>
+    <w:p>
+      <w:pPr>
         <w:pStyle w:val="Heading2"/>
         <w:spacing w:before="200" w:after="100"/>
       </w:pPr>
@@ -7826,6 +8168,292 @@
     </w:p>
     <w:p>
       <w:pPr>
+        <w:pStyle w:val="ListBullet"/>
+        <w:spacing w:after="40"/>
+      </w:pPr>
+      <w:r>
+        <w:rPr>
+          <w:b/>
+          <w:i w:val="0"/>
+          <w:sz w:val="20"/>
+        </w:rPr>
+        <w:t>Tendon rupture and antibiotics.</w:t>
+      </w:r>
+      <w:r>
+        <w:rPr>
+          <w:b w:val="0"/>
+          <w:i w:val="0"/>
+          <w:sz w:val="20"/>
+        </w:rPr>
+        <w:t xml:space="preserve"> Fluoroquinolones cause tendonitis and Achilles tendon rupture, with caution under 18 years old; peripheral neuropathy belongs to the same class.</w:t>
+      </w:r>
+    </w:p>
+    <w:p>
+      <w:pPr>
+        <w:pStyle w:val="ListBullet"/>
+        <w:spacing w:after="40"/>
+      </w:pPr>
+      <w:r>
+        <w:rPr>
+          <w:b/>
+          <w:i w:val="0"/>
+          <w:sz w:val="20"/>
+        </w:rPr>
+        <w:t>Linezolid.</w:t>
+      </w:r>
+      <w:r>
+        <w:rPr>
+          <w:b w:val="0"/>
+          <w:i w:val="0"/>
+          <w:sz w:val="20"/>
+        </w:rPr>
+        <w:t xml:space="preserve"> Linezolid is the drug of choice for hospital-acquired and community-acquired methicillin-resistant Staphylococcus aureus; it covers no Gram-negatives or anaerobes, and also covers multidrug-resistant pneumococcus and vancomycin-resistant Enterococcus.</w:t>
+      </w:r>
+    </w:p>
+    <w:p>
+      <w:pPr>
+        <w:pStyle w:val="ListBullet"/>
+        <w:spacing w:after="40"/>
+      </w:pPr>
+      <w:r>
+        <w:rPr>
+          <w:b/>
+          <w:i w:val="0"/>
+          <w:sz w:val="20"/>
+        </w:rPr>
+        <w:t>Tetracycline coverage.</w:t>
+      </w:r>
+      <w:r>
+        <w:rPr>
+          <w:b w:val="0"/>
+          <w:i w:val="0"/>
+          <w:sz w:val="20"/>
+        </w:rPr>
+        <w:t xml:space="preserve"> Tetracyclines cover Pseudomonas and Clostridium difficile poorly, while atypicals and animal-borne organisms are covered excellently.</w:t>
+      </w:r>
+    </w:p>
+    <w:p>
+      <w:pPr>
+        <w:pStyle w:val="ListBullet"/>
+        <w:spacing w:after="40"/>
+      </w:pPr>
+      <w:r>
+        <w:rPr>
+          <w:b/>
+          <w:i w:val="0"/>
+          <w:sz w:val="20"/>
+        </w:rPr>
+        <w:t>Aminoglycoside trough targets.</w:t>
+      </w:r>
+      <w:r>
+        <w:rPr>
+          <w:b w:val="0"/>
+          <w:i w:val="0"/>
+          <w:sz w:val="20"/>
+        </w:rPr>
+        <w:t xml:space="preserve"> The targeted trough is less than 1 for gentamicin and tobramycin, while amikacin is held below 5.</w:t>
+      </w:r>
+    </w:p>
+    <w:p>
+      <w:pPr>
+        <w:pStyle w:val="ListBullet"/>
+        <w:spacing w:after="40"/>
+      </w:pPr>
+      <w:r>
+        <w:rPr>
+          <w:b/>
+          <w:i w:val="0"/>
+          <w:sz w:val="20"/>
+        </w:rPr>
+        <w:t>Tigecycline coverage gap.</w:t>
+      </w:r>
+      <w:r>
+        <w:rPr>
+          <w:b w:val="0"/>
+          <w:i w:val="0"/>
+          <w:sz w:val="20"/>
+        </w:rPr>
+        <w:t xml:space="preserve"> Tigecycline covers complicated skin and intra-abdominal infection but does NOT cover vancomycin-resistant Enterococcus (VRE).</w:t>
+      </w:r>
+    </w:p>
+    <w:p>
+      <w:pPr>
+        <w:pStyle w:val="ListBullet"/>
+        <w:spacing w:after="40"/>
+      </w:pPr>
+      <w:r>
+        <w:rPr>
+          <w:b/>
+          <w:i w:val="0"/>
+          <w:sz w:val="20"/>
+        </w:rPr>
+        <w:t>Tetracycline tooth discoloration.</w:t>
+      </w:r>
+      <w:r>
+        <w:rPr>
+          <w:b w:val="0"/>
+          <w:i w:val="0"/>
+          <w:sz w:val="20"/>
+        </w:rPr>
+        <w:t xml:space="preserve"> Doxycycline causes the most tooth discoloration, more so than the other tetracyclines.</w:t>
+      </w:r>
+    </w:p>
+    <w:p>
+      <w:pPr>
+        <w:pStyle w:val="ListBullet"/>
+        <w:spacing w:after="40"/>
+      </w:pPr>
+      <w:r>
+        <w:rPr>
+          <w:b/>
+          <w:i w:val="0"/>
+          <w:sz w:val="20"/>
+        </w:rPr>
+        <w:t>Tigecycline.</w:t>
+      </w:r>
+      <w:r>
+        <w:rPr>
+          <w:b w:val="0"/>
+          <w:i w:val="0"/>
+          <w:sz w:val="20"/>
+        </w:rPr>
+        <w:t xml:space="preserve"> It is approved to treat complicated skin and intra-abdominal infection, and it covers Enterococcus faecalis but not the resistant form.</w:t>
+      </w:r>
+    </w:p>
+    <w:p>
+      <w:pPr>
+        <w:pStyle w:val="ListBullet"/>
+        <w:spacing w:after="40"/>
+      </w:pPr>
+      <w:r>
+        <w:rPr>
+          <w:b/>
+          <w:i w:val="0"/>
+          <w:sz w:val="20"/>
+        </w:rPr>
+        <w:t>Macrolides for Mycobacterium avium complex.</w:t>
+      </w:r>
+      <w:r>
+        <w:rPr>
+          <w:b w:val="0"/>
+          <w:i w:val="0"/>
+          <w:sz w:val="20"/>
+        </w:rPr>
+        <w:t xml:space="preserve"> Clarithromycin and azithromycin are used, with ethambutol and possibly rifabutin in disseminated disease.</w:t>
+      </w:r>
+    </w:p>
+    <w:p>
+      <w:pPr>
+        <w:pStyle w:val="ListBullet"/>
+        <w:spacing w:after="40"/>
+      </w:pPr>
+      <w:r>
+        <w:rPr>
+          <w:b/>
+          <w:i w:val="0"/>
+          <w:sz w:val="20"/>
+        </w:rPr>
+        <w:t>Clindamycin adverse effects.</w:t>
+      </w:r>
+      <w:r>
+        <w:rPr>
+          <w:b w:val="0"/>
+          <w:i w:val="0"/>
+          <w:sz w:val="20"/>
+        </w:rPr>
+        <w:t xml:space="preserve"> Hematological effects are neutropenia and thrombocytopenia, alongside rash and Clostridium difficile colitis.</w:t>
+      </w:r>
+    </w:p>
+    <w:p>
+      <w:pPr>
+        <w:pStyle w:val="ListBullet"/>
+        <w:spacing w:after="40"/>
+      </w:pPr>
+      <w:r>
+        <w:rPr>
+          <w:b/>
+          <w:i w:val="0"/>
+          <w:sz w:val="20"/>
+        </w:rPr>
+        <w:t>Intravenous tetracycline.</w:t>
+      </w:r>
+      <w:r>
+        <w:rPr>
+          <w:b w:val="0"/>
+          <w:i w:val="0"/>
+          <w:sz w:val="20"/>
+        </w:rPr>
+        <w:t xml:space="preserve"> Doxycycline is the tetracycline available intravenously.</w:t>
+      </w:r>
+    </w:p>
+    <w:p>
+      <w:pPr>
+        <w:pStyle w:val="ListBullet"/>
+        <w:spacing w:after="40"/>
+      </w:pPr>
+      <w:r>
+        <w:rPr>
+          <w:b/>
+          <w:i w:val="0"/>
+          <w:sz w:val="20"/>
+        </w:rPr>
+        <w:t>Fluoroquinolone central nervous system effects.</w:t>
+      </w:r>
+      <w:r>
+        <w:rPr>
+          <w:b w:val="0"/>
+          <w:i w:val="0"/>
+          <w:sz w:val="20"/>
+        </w:rPr>
+        <w:t xml:space="preserve"> They cause dizziness, insomnia and somnolence, and confusion is a particular risk in the elderly.</w:t>
+      </w:r>
+    </w:p>
+    <w:p>
+      <w:pPr>
+        <w:pStyle w:val="ListBullet"/>
+        <w:spacing w:after="40"/>
+      </w:pPr>
+      <w:r>
+        <w:rPr>
+          <w:b/>
+          <w:i w:val="0"/>
+          <w:sz w:val="20"/>
+        </w:rPr>
+        <w:t>Chlamydia trachomatis in infants.</w:t>
+      </w:r>
+      <w:r>
+        <w:rPr>
+          <w:b w:val="0"/>
+          <w:i w:val="0"/>
+          <w:sz w:val="20"/>
+        </w:rPr>
+        <w:t xml:space="preserve"> Erythromycin is the macrolide used for conjunctivitis or pneumonia in an infant, while azithromycin covers Chlamydia trachomatis more generally.</w:t>
+      </w:r>
+    </w:p>
+    <w:p>
+      <w:pPr>
+        <w:pStyle w:val="ListBullet"/>
+        <w:spacing w:after="40"/>
+      </w:pPr>
+      <w:r>
+        <w:rPr>
+          <w:b/>
+          <w:i w:val="0"/>
+          <w:sz w:val="20"/>
+        </w:rPr>
+        <w:t>Doxycycline adverse effect.</w:t>
+      </w:r>
+      <w:r>
+        <w:rPr>
+          <w:b w:val="0"/>
+          <w:i w:val="0"/>
+          <w:sz w:val="20"/>
+        </w:rPr>
+        <w:t xml:space="preserve"> Photosensitivity, such as a severe sunburn after brief sun exposure, is flagged as a tetracycline adverse effect and can occur with doxycycline.</w:t>
+      </w:r>
+    </w:p>
+    <w:p>
+      <w:pPr>
         <w:pStyle w:val="Heading2"/>
         <w:spacing w:before="200" w:after="100"/>
       </w:pPr>
@@ -8716,6 +9344,94 @@
     </w:p>
     <w:p>
       <w:pPr>
+        <w:pStyle w:val="ListBullet"/>
+        <w:spacing w:after="40"/>
+      </w:pPr>
+      <w:r>
+        <w:rPr>
+          <w:b/>
+          <w:i w:val="0"/>
+          <w:sz w:val="20"/>
+        </w:rPr>
+        <w:t>Levofloxacin versus ciprofloxacin.</w:t>
+      </w:r>
+      <w:r>
+        <w:rPr>
+          <w:b w:val="0"/>
+          <w:i w:val="0"/>
+          <w:sz w:val="20"/>
+        </w:rPr>
+        <w:t xml:space="preserve"> Levofloxacin has improved Gram-positive activity and Pseudomonas cover, which supports its use in community-acquired pneumonia.</w:t>
+      </w:r>
+    </w:p>
+    <w:p>
+      <w:pPr>
+        <w:pStyle w:val="ListBullet"/>
+        <w:spacing w:after="40"/>
+      </w:pPr>
+      <w:r>
+        <w:rPr>
+          <w:b/>
+          <w:i w:val="0"/>
+          <w:sz w:val="20"/>
+        </w:rPr>
+        <w:t>Trimethoprim / sulfamethoxazole interactions.</w:t>
+      </w:r>
+      <w:r>
+        <w:rPr>
+          <w:b w:val="0"/>
+          <w:i w:val="0"/>
+          <w:sz w:val="20"/>
+        </w:rPr>
+        <w:t xml:space="preserve"> This agent significantly raises the international normalized ratio in a patient on warfarin and causes hypoglycemia with sulfonylureas, so the warfarin patient needs closer monitoring.</w:t>
+      </w:r>
+    </w:p>
+    <w:p>
+      <w:pPr>
+        <w:pStyle w:val="ListBullet"/>
+        <w:spacing w:after="40"/>
+      </w:pPr>
+      <w:r>
+        <w:rPr>
+          <w:b/>
+          <w:i w:val="0"/>
+          <w:sz w:val="20"/>
+        </w:rPr>
+        <w:t>Polymyxins.</w:t>
+      </w:r>
+      <w:r>
+        <w:rPr>
+          <w:b w:val="0"/>
+          <w:i w:val="0"/>
+          <w:sz w:val="20"/>
+        </w:rPr>
+        <w:t xml:space="preserve"> They cover gram-negative organisms only, which is why they are reserved for resistant gram-negative infection.</w:t>
+      </w:r>
+    </w:p>
+    <w:p>
+      <w:pPr>
+        <w:pStyle w:val="ListBullet"/>
+        <w:spacing w:after="40"/>
+      </w:pPr>
+      <w:r>
+        <w:rPr>
+          <w:b/>
+          <w:i w:val="0"/>
+          <w:sz w:val="20"/>
+        </w:rPr>
+        <w:t>Fluoroquinolone dosing consideration.</w:t>
+      </w:r>
+      <w:r>
+        <w:rPr>
+          <w:b w:val="0"/>
+          <w:i w:val="0"/>
+          <w:sz w:val="20"/>
+        </w:rPr>
+        <w:t xml:space="preserve"> Moxifloxacin needs none, while ciprofloxacin and levofloxacin are renally adjusted.</w:t>
+      </w:r>
+    </w:p>
+    <w:p>
+      <w:pPr>
         <w:pStyle w:val="Heading2"/>
         <w:spacing w:before="200" w:after="100"/>
       </w:pPr>
@@ -10068,6 +10784,138 @@
     </w:p>
     <w:p>
       <w:pPr>
+        <w:pStyle w:val="ListBullet"/>
+        <w:spacing w:after="40"/>
+      </w:pPr>
+      <w:r>
+        <w:rPr>
+          <w:b/>
+          <w:i w:val="0"/>
+          <w:sz w:val="20"/>
+        </w:rPr>
+        <w:t>Herpesvirus antiviral targets.</w:t>
+      </w:r>
+      <w:r>
+        <w:rPr>
+          <w:b w:val="0"/>
+          <w:i w:val="0"/>
+          <w:sz w:val="20"/>
+        </w:rPr>
+        <w:t xml:space="preserve"> Herpes simplex, varicella-zoster and cytomegalovirus are grouped as targets for antiviral therapy; the first two share the acyclovir family, while cytomegalovirus needs ganciclovir.</w:t>
+      </w:r>
+    </w:p>
+    <w:p>
+      <w:pPr>
+        <w:pStyle w:val="ListBullet"/>
+        <w:spacing w:after="40"/>
+      </w:pPr>
+      <w:r>
+        <w:rPr>
+          <w:b/>
+          <w:i w:val="0"/>
+          <w:sz w:val="20"/>
+        </w:rPr>
+        <w:t>Intravenous parent antivirals.</w:t>
+      </w:r>
+      <w:r>
+        <w:rPr>
+          <w:b w:val="0"/>
+          <w:i w:val="0"/>
+          <w:sz w:val="20"/>
+        </w:rPr>
+        <w:t xml:space="preserve"> Penciclovir and ganciclovir are given intravenously as the parent compound, each with an oral prodrug available: famciclovir and valganciclovir respectively are the better-absorbed oral forms.</w:t>
+      </w:r>
+    </w:p>
+    <w:p>
+      <w:pPr>
+        <w:pStyle w:val="ListBullet"/>
+        <w:spacing w:after="40"/>
+      </w:pPr>
+      <w:r>
+        <w:rPr>
+          <w:b/>
+          <w:i w:val="0"/>
+          <w:sz w:val="20"/>
+        </w:rPr>
+        <w:t>Ganciclovir versus acyclovir tolerability.</w:t>
+      </w:r>
+      <w:r>
+        <w:rPr>
+          <w:b w:val="0"/>
+          <w:i w:val="0"/>
+          <w:sz w:val="20"/>
+        </w:rPr>
+        <w:t xml:space="preserve"> Ganciclovir causes marked neutropenia and thrombocytopenia, with about a third of patients stopping intravenous treatment; acyclovir's bone marrow suppression is listed, but ganciclovir's is far more limiting.</w:t>
+      </w:r>
+    </w:p>
+    <w:p>
+      <w:pPr>
+        <w:pStyle w:val="ListBullet"/>
+        <w:spacing w:after="40"/>
+      </w:pPr>
+      <w:r>
+        <w:rPr>
+          <w:b/>
+          <w:i w:val="0"/>
+          <w:sz w:val="20"/>
+        </w:rPr>
+        <w:t>Cisatracurium versus atracurium.</w:t>
+      </w:r>
+      <w:r>
+        <w:rPr>
+          <w:b w:val="0"/>
+          <w:i w:val="0"/>
+          <w:sz w:val="20"/>
+        </w:rPr>
+        <w:t xml:space="preserve"> Cisatracurium replaced atracurium because it has fewer adverse effects, being the isomer of the parent drug.</w:t>
+      </w:r>
+    </w:p>
+    <w:p>
+      <w:pPr>
+        <w:pStyle w:val="ListBullet"/>
+        <w:spacing w:after="40"/>
+      </w:pPr>
+      <w:r>
+        <w:rPr>
+          <w:b/>
+          <w:i w:val="0"/>
+          <w:sz w:val="20"/>
+        </w:rPr>
+        <w:t>Oseltamivir.</w:t>
+      </w:r>
+      <w:r>
+        <w:rPr>
+          <w:b w:val="0"/>
+          <w:i w:val="0"/>
+          <w:sz w:val="20"/>
+        </w:rPr>
+        <w:t xml:space="preserve"> It targets influenza A and B, in a season running roughly October to March, and resistance has been becoming a problem over time.</w:t>
+      </w:r>
+    </w:p>
+    <w:p>
+      <w:pPr>
+        <w:pStyle w:val="ListBullet"/>
+        <w:spacing w:after="40"/>
+      </w:pPr>
+      <w:r>
+        <w:rPr>
+          <w:b/>
+          <w:i w:val="0"/>
+          <w:sz w:val="20"/>
+        </w:rPr>
+        <w:t>Famciclovir.</w:t>
+      </w:r>
+      <w:r>
+        <w:rPr>
+          <w:b w:val="0"/>
+          <w:i w:val="0"/>
+          <w:sz w:val="20"/>
+        </w:rPr>
+        <w:t xml:space="preserve"> This anti-herpes prodrug has 77 percent bioavailability, against 5 percent for intravenous penciclovir.</w:t>
+      </w:r>
+    </w:p>
+    <w:p>
+      <w:pPr>
         <w:pStyle w:val="Heading2"/>
         <w:spacing w:before="200" w:after="100"/>
       </w:pPr>
@@ -10397,6 +11245,468 @@
           <w:sz w:val="20"/>
         </w:rPr>
         <w:t xml:space="preserve"> It is indicated against Cryptococcus, Blastomyces, Histoplasma, Candida, Coccidioides and Aspergillus, the last reserved for invasive infection.</w:t>
+      </w:r>
+    </w:p>
+    <w:p>
+      <w:pPr>
+        <w:pStyle w:val="ListBullet"/>
+        <w:spacing w:after="40"/>
+      </w:pPr>
+      <w:r>
+        <w:rPr>
+          <w:b/>
+          <w:i w:val="0"/>
+          <w:sz w:val="20"/>
+        </w:rPr>
+        <w:t>Posaconazole adverse effects.</w:t>
+      </w:r>
+      <w:r>
+        <w:rPr>
+          <w:b w:val="0"/>
+          <w:i w:val="0"/>
+          <w:sz w:val="20"/>
+        </w:rPr>
+        <w:t xml:space="preserve"> QT prolongation, fever, diarrhea, hypokalemia, hypomagnesemia and thrombocytopenia; the QT effect places it alongside the macrolides and fluoroquinolones as a drug to watch in combination.</w:t>
+      </w:r>
+    </w:p>
+    <w:p>
+      <w:pPr>
+        <w:pStyle w:val="ListBullet"/>
+        <w:spacing w:after="40"/>
+      </w:pPr>
+      <w:r>
+        <w:rPr>
+          <w:b/>
+          <w:i w:val="0"/>
+          <w:sz w:val="20"/>
+        </w:rPr>
+        <w:t>Voriconazole enzymes.</w:t>
+      </w:r>
+      <w:r>
+        <w:rPr>
+          <w:b w:val="0"/>
+          <w:i w:val="0"/>
+          <w:sz w:val="20"/>
+        </w:rPr>
+        <w:t xml:space="preserve"> Voriconazole affects cytochrome P450 2C19, 2C9 and 3A4, a broader set than the other azoles, which is part of why it needs care in combination.</w:t>
+      </w:r>
+    </w:p>
+    <w:p>
+      <w:pPr>
+        <w:pStyle w:val="ListBullet"/>
+        <w:spacing w:after="40"/>
+      </w:pPr>
+      <w:r>
+        <w:rPr>
+          <w:b/>
+          <w:i w:val="0"/>
+          <w:sz w:val="20"/>
+        </w:rPr>
+        <w:t>Azole spectrum.</w:t>
+      </w:r>
+      <w:r>
+        <w:rPr>
+          <w:b w:val="0"/>
+          <w:i w:val="0"/>
+          <w:sz w:val="20"/>
+        </w:rPr>
+        <w:t xml:space="preserve"> Azoles cover Candida, Cryptococcus, Blastomyces, Histoplasma, Coccidioides and Aspergillus; the individual azoles are then separated by their own quirks.</w:t>
+      </w:r>
+    </w:p>
+    <w:p>
+      <w:pPr>
+        <w:pStyle w:val="ListBullet"/>
+        <w:spacing w:after="40"/>
+      </w:pPr>
+      <w:r>
+        <w:rPr>
+          <w:b/>
+          <w:i w:val="0"/>
+          <w:sz w:val="20"/>
+        </w:rPr>
+        <w:t>Amphotericin B electrolyte and renal effects.</w:t>
+      </w:r>
+      <w:r>
+        <w:rPr>
+          <w:b w:val="0"/>
+          <w:i w:val="0"/>
+          <w:sz w:val="20"/>
+        </w:rPr>
+        <w:t xml:space="preserve"> Hypokalemia and hypomagnesemia, hypotension, uremia in about 80 percent with decreased filtration, and renal tubule damage mitigated by hydration with normal saline.</w:t>
+      </w:r>
+    </w:p>
+    <w:p>
+      <w:pPr>
+        <w:pStyle w:val="ListBullet"/>
+        <w:spacing w:after="40"/>
+      </w:pPr>
+      <w:r>
+        <w:rPr>
+          <w:b/>
+          <w:i w:val="0"/>
+          <w:sz w:val="20"/>
+        </w:rPr>
+        <w:t>Itraconazole uses.</w:t>
+      </w:r>
+      <w:r>
+        <w:rPr>
+          <w:b w:val="0"/>
+          <w:i w:val="0"/>
+          <w:sz w:val="20"/>
+        </w:rPr>
+        <w:t xml:space="preserve"> Itraconazole is useful in blastomycosis, histoplasmosis, onychomycosis, and febrile neutropenic patients not responding to antibiotics; it has an active metabolite and a wider spectrum than the ketoconazole it replaced.</w:t>
+      </w:r>
+    </w:p>
+    <w:p>
+      <w:pPr>
+        <w:pStyle w:val="ListBullet"/>
+        <w:spacing w:after="40"/>
+      </w:pPr>
+      <w:r>
+        <w:rPr>
+          <w:b/>
+          <w:i w:val="0"/>
+          <w:sz w:val="20"/>
+        </w:rPr>
+        <w:t>Amphotericin B infusion reactions.</w:t>
+      </w:r>
+      <w:r>
+        <w:rPr>
+          <w:b w:val="0"/>
+          <w:i w:val="0"/>
+          <w:sz w:val="20"/>
+        </w:rPr>
+        <w:t xml:space="preserve"> Fever and chills are driven by interleukin-1 and tumor necrosis factor, a cytokine response rather than an allergy, so patients are pretreated with acetaminophen, antihistamines and corticosteroids.</w:t>
+      </w:r>
+    </w:p>
+    <w:p>
+      <w:pPr>
+        <w:pStyle w:val="ListBullet"/>
+        <w:spacing w:after="40"/>
+      </w:pPr>
+      <w:r>
+        <w:rPr>
+          <w:b/>
+          <w:i w:val="0"/>
+          <w:sz w:val="20"/>
+        </w:rPr>
+        <w:t>Allylamines.</w:t>
+      </w:r>
+      <w:r>
+        <w:rPr>
+          <w:b w:val="0"/>
+          <w:i w:val="0"/>
+          <w:sz w:val="20"/>
+        </w:rPr>
+        <w:t xml:space="preserve"> Naftifine and terbinafine are the allylamines; they inhibit ergosterol production and prevent cell wall synthesis, with local irritation as the adverse reaction.</w:t>
+      </w:r>
+    </w:p>
+    <w:p>
+      <w:pPr>
+        <w:pStyle w:val="ListBullet"/>
+        <w:spacing w:after="40"/>
+      </w:pPr>
+      <w:r>
+        <w:rPr>
+          <w:b/>
+          <w:i w:val="0"/>
+          <w:sz w:val="20"/>
+        </w:rPr>
+        <w:t>Ringworm.</w:t>
+      </w:r>
+      <w:r>
+        <w:rPr>
+          <w:b w:val="0"/>
+          <w:i w:val="0"/>
+          <w:sz w:val="20"/>
+        </w:rPr>
+        <w:t xml:space="preserve"> Tinea corporis is the tinea infection commonly called ringworm; despite the name no worm is involved, and it describes the annular appearance on the body surface.</w:t>
+      </w:r>
+    </w:p>
+    <w:p>
+      <w:pPr>
+        <w:pStyle w:val="ListBullet"/>
+        <w:spacing w:after="40"/>
+      </w:pPr>
+      <w:r>
+        <w:rPr>
+          <w:b/>
+          <w:i w:val="0"/>
+          <w:sz w:val="20"/>
+        </w:rPr>
+        <w:t>Flucytosine.</w:t>
+      </w:r>
+      <w:r>
+        <w:rPr>
+          <w:b w:val="0"/>
+          <w:i w:val="0"/>
+          <w:sz w:val="20"/>
+        </w:rPr>
+        <w:t xml:space="preserve"> It is used against Cryptococcus neoformans and Candida, and it is given in combination rather than alone because resistance develops readily.</w:t>
+      </w:r>
+    </w:p>
+    <w:p>
+      <w:pPr>
+        <w:pStyle w:val="ListBullet"/>
+        <w:spacing w:after="40"/>
+      </w:pPr>
+      <w:r>
+        <w:rPr>
+          <w:b/>
+          <w:i w:val="0"/>
+          <w:sz w:val="20"/>
+        </w:rPr>
+        <w:t>Why antibacterials fail on fungi.</w:t>
+      </w:r>
+      <w:r>
+        <w:rPr>
+          <w:b w:val="0"/>
+          <w:i w:val="0"/>
+          <w:sz w:val="20"/>
+        </w:rPr>
+        <w:t xml:space="preserve"> Fungi are eukaryotic, with a rigid cell wall containing chitin, a cell membrane built on ergosterol, different ribosomes and a distinct nuclear membrane. Every antifungal class exploits one of these differences.</w:t>
+      </w:r>
+    </w:p>
+    <w:p>
+      <w:pPr>
+        <w:pStyle w:val="ListBullet"/>
+        <w:spacing w:after="40"/>
+      </w:pPr>
+      <w:r>
+        <w:rPr>
+          <w:b/>
+          <w:i w:val="0"/>
+          <w:sz w:val="20"/>
+        </w:rPr>
+        <w:t>Nystatin.</w:t>
+      </w:r>
+      <w:r>
+        <w:rPr>
+          <w:b w:val="0"/>
+          <w:i w:val="0"/>
+          <w:sz w:val="20"/>
+        </w:rPr>
+        <w:t xml:space="preserve"> This polyene treats oral candidiasis; it is available as oral preparations and a topical powder, with systemic effects limited by poor absorption.</w:t>
+      </w:r>
+    </w:p>
+    <w:p>
+      <w:pPr>
+        <w:pStyle w:val="ListBullet"/>
+        <w:spacing w:after="40"/>
+      </w:pPr>
+      <w:r>
+        <w:rPr>
+          <w:b/>
+          <w:i w:val="0"/>
+          <w:sz w:val="20"/>
+        </w:rPr>
+        <w:t>Voriconazole.</w:t>
+      </w:r>
+      <w:r>
+        <w:rPr>
+          <w:b w:val="0"/>
+          <w:i w:val="0"/>
+          <w:sz w:val="20"/>
+        </w:rPr>
+        <w:t xml:space="preserve"> It is a fluconazole derivative introduced in 2002, which then took over systemic aspergillosis from amphotericin B.</w:t>
+      </w:r>
+    </w:p>
+    <w:p>
+      <w:pPr>
+        <w:pStyle w:val="ListBullet"/>
+        <w:spacing w:after="40"/>
+      </w:pPr>
+      <w:r>
+        <w:rPr>
+          <w:b/>
+          <w:i w:val="0"/>
+          <w:sz w:val="20"/>
+        </w:rPr>
+        <w:t>Amphotericin B formulations.</w:t>
+      </w:r>
+      <w:r>
+        <w:rPr>
+          <w:b w:val="0"/>
+          <w:i w:val="0"/>
+          <w:sz w:val="20"/>
+        </w:rPr>
+        <w:t xml:space="preserve"> The conventional one is amphotericin B deoxycholate, marketed as Fungizone; the three lipid alternatives are the lipid complex, the colloidal suspension and the liposomal form.</w:t>
+      </w:r>
+    </w:p>
+    <w:p>
+      <w:pPr>
+        <w:pStyle w:val="ListBullet"/>
+        <w:spacing w:after="40"/>
+      </w:pPr>
+      <w:r>
+        <w:rPr>
+          <w:b/>
+          <w:i w:val="0"/>
+          <w:sz w:val="20"/>
+        </w:rPr>
+        <w:t>Azole breadth.</w:t>
+      </w:r>
+      <w:r>
+        <w:rPr>
+          <w:b w:val="0"/>
+          <w:i w:val="0"/>
+          <w:sz w:val="20"/>
+        </w:rPr>
+        <w:t xml:space="preserve"> Azoles treat athlete's foot, ringworm, jock itch and onychomycosis as well as the systemic mycoses, from superficial tinea through Candida, Cryptococcus, Blastomyces, Histoplasma, Coccidioides and Aspergillus.</w:t>
+      </w:r>
+    </w:p>
+    <w:p>
+      <w:pPr>
+        <w:pStyle w:val="ListBullet"/>
+        <w:spacing w:after="40"/>
+      </w:pPr>
+      <w:r>
+        <w:rPr>
+          <w:b/>
+          <w:i w:val="0"/>
+          <w:sz w:val="20"/>
+        </w:rPr>
+        <w:t>Predisposing categories for fungal infection.</w:t>
+      </w:r>
+      <w:r>
+        <w:rPr>
+          <w:b w:val="0"/>
+          <w:i w:val="0"/>
+          <w:sz w:val="20"/>
+        </w:rPr>
+        <w:t xml:space="preserve"> Poorly controlled diabetes is the example of the metabolic abnormality category.</w:t>
+      </w:r>
+    </w:p>
+    <w:p>
+      <w:pPr>
+        <w:pStyle w:val="ListBullet"/>
+        <w:spacing w:after="40"/>
+      </w:pPr>
+      <w:r>
+        <w:rPr>
+          <w:b/>
+          <w:i w:val="0"/>
+          <w:sz w:val="20"/>
+        </w:rPr>
+        <w:t>Amphotericin B electrolytes.</w:t>
+      </w:r>
+      <w:r>
+        <w:rPr>
+          <w:b w:val="0"/>
+          <w:i w:val="0"/>
+          <w:sz w:val="20"/>
+        </w:rPr>
+        <w:t xml:space="preserve"> Amphotericin B is accompanied by low potassium and low magnesium (hypokalemia and hypomagnesemia).</w:t>
+      </w:r>
+    </w:p>
+    <w:p>
+      <w:pPr>
+        <w:pStyle w:val="ListBullet"/>
+        <w:spacing w:after="40"/>
+      </w:pPr>
+      <w:r>
+        <w:rPr>
+          <w:b/>
+          <w:i w:val="0"/>
+          <w:sz w:val="20"/>
+        </w:rPr>
+        <w:t>Echinocandins.</w:t>
+      </w:r>
+      <w:r>
+        <w:rPr>
+          <w:b w:val="0"/>
+          <w:i w:val="0"/>
+          <w:sz w:val="20"/>
+        </w:rPr>
+        <w:t xml:space="preserve"> The class comprises caspofungin, micafungin and anidulafungin, and all three inhibit 1,3-beta-D-glucan synthase in the cell wall.</w:t>
+      </w:r>
+    </w:p>
+    <w:p>
+      <w:pPr>
+        <w:pStyle w:val="ListBullet"/>
+        <w:spacing w:after="40"/>
+      </w:pPr>
+      <w:r>
+        <w:rPr>
+          <w:b/>
+          <w:i w:val="0"/>
+          <w:sz w:val="20"/>
+        </w:rPr>
+        <w:t>Fungal resistance to antibiotics.</w:t>
+      </w:r>
+      <w:r>
+        <w:rPr>
+          <w:b w:val="0"/>
+          <w:i w:val="0"/>
+          <w:sz w:val="20"/>
+        </w:rPr>
+        <w:t xml:space="preserve"> Fungi are resistant because they are eukaryotic, with different ribosomes, and they have a distinct nuclear membrane.</w:t>
+      </w:r>
+    </w:p>
+    <w:p>
+      <w:pPr>
+        <w:pStyle w:val="ListBullet"/>
+        <w:spacing w:after="40"/>
+      </w:pPr>
+      <w:r>
+        <w:rPr>
+          <w:b/>
+          <w:i w:val="0"/>
+          <w:sz w:val="20"/>
+        </w:rPr>
+        <w:t>Itraconazole.</w:t>
+      </w:r>
+      <w:r>
+        <w:rPr>
+          <w:b w:val="0"/>
+          <w:i w:val="0"/>
+          <w:sz w:val="20"/>
+        </w:rPr>
+        <w:t xml:space="preserve"> It replaced ketoconazole because itraconazole has a wider spectrum.</w:t>
+      </w:r>
+    </w:p>
+    <w:p>
+      <w:pPr>
+        <w:pStyle w:val="ListBullet"/>
+        <w:spacing w:after="40"/>
+      </w:pPr>
+      <w:r>
+        <w:rPr>
+          <w:b/>
+          <w:i w:val="0"/>
+          <w:sz w:val="20"/>
+        </w:rPr>
+        <w:t>Voriconazole and aspergillosis.</w:t>
+      </w:r>
+      <w:r>
+        <w:rPr>
+          <w:b w:val="0"/>
+          <w:i w:val="0"/>
+          <w:sz w:val="20"/>
+        </w:rPr>
+        <w:t xml:space="preserve"> Following its introduction in 2002, voriconazole replaced amphotericin B for systemic aspergillosis.</w:t>
+      </w:r>
+    </w:p>
+    <w:p>
+      <w:pPr>
+        <w:pStyle w:val="ListBullet"/>
+        <w:spacing w:after="40"/>
+      </w:pPr>
+      <w:r>
+        <w:rPr>
+          <w:b/>
+          <w:i w:val="0"/>
+          <w:sz w:val="20"/>
+        </w:rPr>
+        <w:t>Oral ketoconazole.</w:t>
+      </w:r>
+      <w:r>
+        <w:rPr>
+          <w:b w:val="0"/>
+          <w:i w:val="0"/>
+          <w:sz w:val="20"/>
+        </w:rPr>
+        <w:t xml:space="preserve"> It is taken with meals, and it is also available in topical form.</w:t>
       </w:r>
     </w:p>
     <w:p>
@@ -12529,6 +13839,28 @@
     </w:p>
     <w:p>
       <w:pPr>
+        <w:pStyle w:val="ListBullet"/>
+        <w:spacing w:after="40"/>
+      </w:pPr>
+      <w:r>
+        <w:rPr>
+          <w:b/>
+          <w:i w:val="0"/>
+          <w:sz w:val="20"/>
+        </w:rPr>
+        <w:t>Tolnaftate spectrum.</w:t>
+      </w:r>
+      <w:r>
+        <w:rPr>
+          <w:b w:val="0"/>
+          <w:i w:val="0"/>
+          <w:sz w:val="20"/>
+        </w:rPr>
+        <w:t xml:space="preserve"> Tolnaftate is effective against tinea pedis, tinea cruris and tinea corporis, but not tinea unguium; it works by distorting hyphae and stunting mycelial growth, and is topical only.</w:t>
+      </w:r>
+    </w:p>
+    <w:p>
+      <w:pPr>
         <w:pStyle w:val="Heading1"/>
         <w:spacing w:before="280" w:after="100"/>
       </w:pPr>
@@ -13388,6 +14720,28 @@
           <w:sz w:val="20"/>
         </w:rPr>
         <w:t xml:space="preserve"> Skin acts as a reservoir, allowing once daily dosing. The reservoir lets a short acting drug be given less often than its half-life suggests.</w:t>
+      </w:r>
+    </w:p>
+    <w:p>
+      <w:pPr>
+        <w:pStyle w:val="ListBullet"/>
+        <w:spacing w:after="40"/>
+      </w:pPr>
+      <w:r>
+        <w:rPr>
+          <w:b/>
+          <w:i w:val="0"/>
+          <w:sz w:val="20"/>
+        </w:rPr>
+        <w:t>Ointment vehicle.</w:t>
+      </w:r>
+      <w:r>
+        <w:rPr>
+          <w:b w:val="0"/>
+          <w:i w:val="0"/>
+          <w:sz w:val="20"/>
+        </w:rPr>
+        <w:t xml:space="preserve"> Ointment should be avoided in intertriginous areas because its occlusion is moderate to high.</w:t>
       </w:r>
     </w:p>
     <w:p>
@@ -15058,6 +16412,116 @@
     </w:p>
     <w:p>
       <w:pPr>
+        <w:pStyle w:val="ListBullet"/>
+        <w:spacing w:after="40"/>
+      </w:pPr>
+      <w:r>
+        <w:rPr>
+          <w:b/>
+          <w:i w:val="0"/>
+          <w:sz w:val="20"/>
+        </w:rPr>
+        <w:t>Isotretinoin in pregnancy.</w:t>
+      </w:r>
+      <w:r>
+        <w:rPr>
+          <w:b w:val="0"/>
+          <w:i w:val="0"/>
+          <w:sz w:val="20"/>
+        </w:rPr>
+        <w:t xml:space="preserve"> Isotretinoin is contraindicated in pregnancy and breastfeeding, and men should avoid it as well; the iPledge program exists around exactly this risk.</w:t>
+      </w:r>
+    </w:p>
+    <w:p>
+      <w:pPr>
+        <w:pStyle w:val="ListBullet"/>
+        <w:spacing w:after="40"/>
+      </w:pPr>
+      <w:r>
+        <w:rPr>
+          <w:b/>
+          <w:i w:val="0"/>
+          <w:sz w:val="20"/>
+        </w:rPr>
+        <w:t>Topical antibiotic for acne.</w:t>
+      </w:r>
+      <w:r>
+        <w:rPr>
+          <w:b w:val="0"/>
+          <w:i w:val="0"/>
+          <w:sz w:val="20"/>
+        </w:rPr>
+        <w:t xml:space="preserve"> Clindamycin is preferred, though its efficacy is falling over time because of Propionibacterium acnes resistance.</w:t>
+      </w:r>
+    </w:p>
+    <w:p>
+      <w:pPr>
+        <w:pStyle w:val="ListBullet"/>
+        <w:spacing w:after="40"/>
+      </w:pPr>
+      <w:r>
+        <w:rPr>
+          <w:b/>
+          <w:i w:val="0"/>
+          <w:sz w:val="20"/>
+        </w:rPr>
+        <w:t>Benzoyl peroxide in acne.</w:t>
+      </w:r>
+      <w:r>
+        <w:rPr>
+          <w:b w:val="0"/>
+          <w:i w:val="0"/>
+          <w:sz w:val="20"/>
+        </w:rPr>
+        <w:t xml:space="preserve"> It is used when resistance has made a topical antibiotic less useful and is often combined with it, which slows the resistance eroding clindamycin and erythromycin.</w:t>
+      </w:r>
+    </w:p>
+    <w:p>
+      <w:pPr>
+        <w:pStyle w:val="ListBullet"/>
+        <w:spacing w:after="40"/>
+      </w:pPr>
+      <w:r>
+        <w:rPr>
+          <w:b/>
+          <w:i w:val="0"/>
+          <w:sz w:val="20"/>
+        </w:rPr>
+        <w:t>Acne after benzoyl peroxide irritation.</w:t>
+      </w:r>
+      <w:r>
+        <w:rPr>
+          <w:b w:val="0"/>
+          <w:i w:val="0"/>
+          <w:sz w:val="20"/>
+        </w:rPr>
+        <w:t xml:space="preserve"> When benzoyl peroxide is stopped because of irritation, the next step is a topical retinoid, first-line therapy for comedonal acne; adapalene in this class tends to be less irritating.</w:t>
+      </w:r>
+    </w:p>
+    <w:p>
+      <w:pPr>
+        <w:pStyle w:val="ListBullet"/>
+        <w:spacing w:after="40"/>
+      </w:pPr>
+      <w:r>
+        <w:rPr>
+          <w:b/>
+          <w:i w:val="0"/>
+          <w:sz w:val="20"/>
+        </w:rPr>
+        <w:t>Systemic antibiotic for acne.</w:t>
+      </w:r>
+      <w:r>
+        <w:rPr>
+          <w:b w:val="0"/>
+          <w:i w:val="0"/>
+          <w:sz w:val="20"/>
+        </w:rPr>
+        <w:t xml:space="preserve"> Tetracyclines are the usual choice because they are safe, effective and inexpensive, and they are the most commonly used group.</w:t>
+      </w:r>
+    </w:p>
+    <w:p>
+      <w:pPr>
         <w:pStyle w:val="Heading2"/>
         <w:spacing w:before="200" w:after="100"/>
       </w:pPr>
@@ -15504,6 +16968,72 @@
     </w:p>
     <w:p>
       <w:pPr>
+        <w:pStyle w:val="ListBullet"/>
+        <w:spacing w:after="40"/>
+      </w:pPr>
+      <w:r>
+        <w:rPr>
+          <w:b/>
+          <w:i w:val="0"/>
+          <w:sz w:val="20"/>
+        </w:rPr>
+        <w:t>Class 1 superpotent topical corticosteroids.</w:t>
+      </w:r>
+      <w:r>
+        <w:rPr>
+          <w:b w:val="0"/>
+          <w:i w:val="0"/>
+          <w:sz w:val="20"/>
+        </w:rPr>
+        <w:t xml:space="preserve"> Clobetasol propionate 0.05 percent is class 1 superpotent, along with betamethasone dipropionate ointment.</w:t>
+      </w:r>
+    </w:p>
+    <w:p>
+      <w:pPr>
+        <w:pStyle w:val="ListBullet"/>
+        <w:spacing w:after="40"/>
+      </w:pPr>
+      <w:r>
+        <w:rPr>
+          <w:b/>
+          <w:i w:val="0"/>
+          <w:sz w:val="20"/>
+        </w:rPr>
+        <w:t>Class 1, superpotent agent.</w:t>
+      </w:r>
+      <w:r>
+        <w:rPr>
+          <w:b w:val="0"/>
+          <w:i w:val="0"/>
+          <w:sz w:val="20"/>
+        </w:rPr>
+        <w:t xml:space="preserve"> Clobetasol propionate is the class 1, superpotent agent, listed in class 1 in cream, ointment, lotion, spray, shampoo and foam forms.</w:t>
+      </w:r>
+    </w:p>
+    <w:p>
+      <w:pPr>
+        <w:pStyle w:val="ListBullet"/>
+        <w:spacing w:after="40"/>
+      </w:pPr>
+      <w:r>
+        <w:rPr>
+          <w:b/>
+          <w:i w:val="0"/>
+          <w:sz w:val="20"/>
+        </w:rPr>
+        <w:t>Oral corticosteroid taper in atopic dermatitis.</w:t>
+      </w:r>
+      <w:r>
+        <w:rPr>
+          <w:b w:val="0"/>
+          <w:i w:val="0"/>
+          <w:sz w:val="20"/>
+        </w:rPr>
+        <w:t xml:space="preserve"> The course needs a taper to prevent a flare-up; the taper protects against rebound rather than against withdrawal symptoms alone.</w:t>
+      </w:r>
+    </w:p>
+    <w:p>
+      <w:pPr>
         <w:pStyle w:val="Heading2"/>
         <w:spacing w:before="200" w:after="100"/>
       </w:pPr>
@@ -16699,6 +18229,50 @@
           <w:sz w:val="20"/>
         </w:rPr>
         <w:t xml:space="preserve"> For onychomycosis it is less than 12 percent effective, which is why it disappoints in practice.</w:t>
+      </w:r>
+    </w:p>
+    <w:p>
+      <w:pPr>
+        <w:pStyle w:val="ListBullet"/>
+        <w:spacing w:after="40"/>
+      </w:pPr>
+      <w:r>
+        <w:rPr>
+          <w:b/>
+          <w:i w:val="0"/>
+          <w:sz w:val="20"/>
+        </w:rPr>
+        <w:t>Vulvovaginal candidiasis.</w:t>
+      </w:r>
+      <w:r>
+        <w:rPr>
+          <w:b w:val="0"/>
+          <w:i w:val="0"/>
+          <w:sz w:val="20"/>
+        </w:rPr>
+        <w:t xml:space="preserve"> Topical azoles are the topical antifungals used, namely clotrimazole, miconazole and sertaconazole, applied topically and vaginally.</w:t>
+      </w:r>
+    </w:p>
+    <w:p>
+      <w:pPr>
+        <w:pStyle w:val="ListBullet"/>
+        <w:spacing w:after="40"/>
+      </w:pPr>
+      <w:r>
+        <w:rPr>
+          <w:b/>
+          <w:i w:val="0"/>
+          <w:sz w:val="20"/>
+        </w:rPr>
+        <w:t>Nystatin absorption.</w:t>
+      </w:r>
+      <w:r>
+        <w:rPr>
+          <w:b w:val="0"/>
+          <w:i w:val="0"/>
+          <w:sz w:val="20"/>
+        </w:rPr>
+        <w:t xml:space="preserve"> Nystatin has no oral absorption, which is why it is used for cutaneous and mucosal candidal infection rather than systemically.</w:t>
       </w:r>
     </w:p>
     <w:p>
@@ -17427,6 +19001,72 @@
     </w:p>
     <w:p>
       <w:pPr>
+        <w:pStyle w:val="ListBullet"/>
+        <w:spacing w:after="40"/>
+      </w:pPr>
+      <w:r>
+        <w:rPr>
+          <w:b/>
+          <w:i w:val="0"/>
+          <w:sz w:val="20"/>
+        </w:rPr>
+        <w:t>Enteric division.</w:t>
+      </w:r>
+      <w:r>
+        <w:rPr>
+          <w:b w:val="0"/>
+          <w:i w:val="0"/>
+          <w:sz w:val="20"/>
+        </w:rPr>
+        <w:t xml:space="preserve"> It is called the brain of the gut because it works independently of the central nervous system, though both other divisions still modulate it.</w:t>
+      </w:r>
+    </w:p>
+    <w:p>
+      <w:pPr>
+        <w:pStyle w:val="ListBullet"/>
+        <w:spacing w:after="40"/>
+      </w:pPr>
+      <w:r>
+        <w:rPr>
+          <w:b/>
+          <w:i w:val="0"/>
+          <w:sz w:val="20"/>
+        </w:rPr>
+        <w:t>Afferent division.</w:t>
+      </w:r>
+      <w:r>
+        <w:rPr>
+          <w:b w:val="0"/>
+          <w:i w:val="0"/>
+          <w:sz w:val="20"/>
+        </w:rPr>
+        <w:t xml:space="preserve"> The afferent division of the peripheral nervous system carries signals towards the central nervous system and drives reflex regulation such as carotid sinus sensing.</w:t>
+      </w:r>
+    </w:p>
+    <w:p>
+      <w:pPr>
+        <w:pStyle w:val="ListBullet"/>
+        <w:spacing w:after="40"/>
+      </w:pPr>
+      <w:r>
+        <w:rPr>
+          <w:b/>
+          <w:i w:val="0"/>
+          <w:sz w:val="20"/>
+        </w:rPr>
+        <w:t>Norepinephrine.</w:t>
+      </w:r>
+      <w:r>
+        <w:rPr>
+          <w:b w:val="0"/>
+          <w:i w:val="0"/>
+          <w:sz w:val="20"/>
+        </w:rPr>
+        <w:t xml:space="preserve"> It acts as both a neurotransmitter and a hormone, and it also regulates normal brain processes, usually excitatory.</w:t>
+      </w:r>
+    </w:p>
+    <w:p>
+      <w:pPr>
         <w:pStyle w:val="Heading2"/>
         <w:spacing w:before="200" w:after="100"/>
       </w:pPr>
@@ -18554,6 +20194,380 @@
     </w:p>
     <w:p>
       <w:pPr>
+        <w:pStyle w:val="ListBullet"/>
+        <w:spacing w:after="40"/>
+      </w:pPr>
+      <w:r>
+        <w:rPr>
+          <w:b/>
+          <w:i w:val="0"/>
+          <w:sz w:val="20"/>
+        </w:rPr>
+        <w:t>Indirect-acting adrenergic agonists.</w:t>
+      </w:r>
+      <w:r>
+        <w:rPr>
+          <w:b w:val="0"/>
+          <w:i w:val="0"/>
+          <w:sz w:val="20"/>
+        </w:rPr>
+        <w:t xml:space="preserve"> They release norepinephrine, or block its reuptake, and do not act on postsynaptic receptors directly.</w:t>
+      </w:r>
+    </w:p>
+    <w:p>
+      <w:pPr>
+        <w:pStyle w:val="ListBullet"/>
+        <w:spacing w:after="40"/>
+      </w:pPr>
+      <w:r>
+        <w:rPr>
+          <w:b/>
+          <w:i w:val="0"/>
+          <w:sz w:val="20"/>
+        </w:rPr>
+        <w:t>Alpha receptor locations.</w:t>
+      </w:r>
+      <w:r>
+        <w:rPr>
+          <w:b w:val="0"/>
+          <w:i w:val="0"/>
+          <w:sz w:val="20"/>
+        </w:rPr>
+        <w:t xml:space="preserve"> Alpha-one receptors are found postsynaptically and alpha-two presynaptically; that presynaptic location is what makes an alpha-two agonist reduce sympathetic outflow.</w:t>
+      </w:r>
+    </w:p>
+    <w:p>
+      <w:pPr>
+        <w:pStyle w:val="ListBullet"/>
+        <w:spacing w:after="40"/>
+      </w:pPr>
+      <w:r>
+        <w:rPr>
+          <w:b/>
+          <w:i w:val="0"/>
+          <w:sz w:val="20"/>
+        </w:rPr>
+        <w:t>Physostigmine at high doses.</w:t>
+      </w:r>
+      <w:r>
+        <w:rPr>
+          <w:b w:val="0"/>
+          <w:i w:val="0"/>
+          <w:sz w:val="20"/>
+        </w:rPr>
+        <w:t xml:space="preserve"> High doses cause convulsions, bradycardia and skeletal muscle paralysis; the paralysis comes from too much transmitter rather than too little.</w:t>
+      </w:r>
+    </w:p>
+    <w:p>
+      <w:pPr>
+        <w:pStyle w:val="ListBullet"/>
+        <w:spacing w:after="40"/>
+      </w:pPr>
+      <w:r>
+        <w:rPr>
+          <w:b/>
+          <w:i w:val="0"/>
+          <w:sz w:val="20"/>
+        </w:rPr>
+        <w:t>Cholinergic antagonist synonyms.</w:t>
+      </w:r>
+      <w:r>
+        <w:rPr>
+          <w:b w:val="0"/>
+          <w:i w:val="0"/>
+          <w:sz w:val="20"/>
+        </w:rPr>
+        <w:t xml:space="preserve"> Cholinergic antagonists are also called anticholinergics, parasympatholytics or antimuscarinics, while the agonists are cholinomimetics or parasympathomimetics.</w:t>
+      </w:r>
+    </w:p>
+    <w:p>
+      <w:pPr>
+        <w:pStyle w:val="ListBullet"/>
+        <w:spacing w:after="40"/>
+      </w:pPr>
+      <w:r>
+        <w:rPr>
+          <w:b/>
+          <w:i w:val="0"/>
+          <w:sz w:val="20"/>
+        </w:rPr>
+        <w:t>Nicotine at the receptor.</w:t>
+      </w:r>
+      <w:r>
+        <w:rPr>
+          <w:b w:val="0"/>
+          <w:i w:val="0"/>
+          <w:sz w:val="20"/>
+        </w:rPr>
+        <w:t xml:space="preserve"> At high concentrations nicotine blocks the receptor, whereas at low concentrations it stimulates it.</w:t>
+      </w:r>
+    </w:p>
+    <w:p>
+      <w:pPr>
+        <w:pStyle w:val="ListBullet"/>
+        <w:spacing w:after="40"/>
+      </w:pPr>
+      <w:r>
+        <w:rPr>
+          <w:b/>
+          <w:i w:val="0"/>
+          <w:sz w:val="20"/>
+        </w:rPr>
+        <w:t>Adrenergic receptor location.</w:t>
+      </w:r>
+      <w:r>
+        <w:rPr>
+          <w:b w:val="0"/>
+          <w:i w:val="0"/>
+          <w:sz w:val="20"/>
+        </w:rPr>
+        <w:t xml:space="preserve"> Adrenergic receptors sit presynaptically or postsynaptically, and the presynaptic location is what alpha-two agonists exploit.</w:t>
+      </w:r>
+    </w:p>
+    <w:p>
+      <w:pPr>
+        <w:pStyle w:val="ListBullet"/>
+        <w:spacing w:after="40"/>
+      </w:pPr>
+      <w:r>
+        <w:rPr>
+          <w:b/>
+          <w:i w:val="0"/>
+          <w:sz w:val="20"/>
+        </w:rPr>
+        <w:t>Albuterol adverse effects.</w:t>
+      </w:r>
+      <w:r>
+        <w:rPr>
+          <w:b w:val="0"/>
+          <w:i w:val="0"/>
+          <w:sz w:val="20"/>
+        </w:rPr>
+        <w:t xml:space="preserve"> As a selective beta-2 agonist, albuterol causes tremor, restlessness, apprehension and anxiety, the familiar beta-two agonist profile.</w:t>
+      </w:r>
+    </w:p>
+    <w:p>
+      <w:pPr>
+        <w:pStyle w:val="ListBullet"/>
+        <w:spacing w:after="40"/>
+      </w:pPr>
+      <w:r>
+        <w:rPr>
+          <w:b/>
+          <w:i w:val="0"/>
+          <w:sz w:val="20"/>
+        </w:rPr>
+        <w:t>Epinephrine bronchodilation.</w:t>
+      </w:r>
+      <w:r>
+        <w:rPr>
+          <w:b w:val="0"/>
+          <w:i w:val="0"/>
+          <w:sz w:val="20"/>
+        </w:rPr>
+        <w:t xml:space="preserve"> Epinephrine produces bronchodilation through the beta-two receptor, the same receptor albuterol targets selectively.</w:t>
+      </w:r>
+    </w:p>
+    <w:p>
+      <w:pPr>
+        <w:pStyle w:val="ListBullet"/>
+        <w:spacing w:after="40"/>
+      </w:pPr>
+      <w:r>
+        <w:rPr>
+          <w:b/>
+          <w:i w:val="0"/>
+          <w:sz w:val="20"/>
+        </w:rPr>
+        <w:t>Amphetamine and blood pressure.</w:t>
+      </w:r>
+      <w:r>
+        <w:rPr>
+          <w:b w:val="0"/>
+          <w:i w:val="0"/>
+          <w:sz w:val="20"/>
+        </w:rPr>
+        <w:t xml:space="preserve"> Amphetamine raises blood pressure through the alpha-one receptor, with beta-one accounting for the cardiac stimulation.</w:t>
+      </w:r>
+    </w:p>
+    <w:p>
+      <w:pPr>
+        <w:pStyle w:val="ListBullet"/>
+        <w:spacing w:after="40"/>
+      </w:pPr>
+      <w:r>
+        <w:rPr>
+          <w:b/>
+          <w:i w:val="0"/>
+          <w:sz w:val="20"/>
+        </w:rPr>
+        <w:t>Steps of neurotransmission.</w:t>
+      </w:r>
+      <w:r>
+        <w:rPr>
+          <w:b w:val="0"/>
+          <w:i w:val="0"/>
+          <w:sz w:val="20"/>
+        </w:rPr>
+        <w:t xml:space="preserve"> Adrenergic neurotransmission has five steps, against the six sequential steps given for the cholinergic neuron.</w:t>
+      </w:r>
+    </w:p>
+    <w:p>
+      <w:pPr>
+        <w:pStyle w:val="ListBullet"/>
+        <w:spacing w:after="40"/>
+      </w:pPr>
+      <w:r>
+        <w:rPr>
+          <w:b/>
+          <w:i w:val="0"/>
+          <w:sz w:val="20"/>
+        </w:rPr>
+        <w:t>Acetylcholine synthesis.</w:t>
+      </w:r>
+      <w:r>
+        <w:rPr>
+          <w:b w:val="0"/>
+          <w:i w:val="0"/>
+          <w:sz w:val="20"/>
+        </w:rPr>
+        <w:t xml:space="preserve"> Acetylcholine is synthesized from acetyl coenzyme A and choline, and choline is recovered by recycling after the transmitter is degraded.</w:t>
+      </w:r>
+    </w:p>
+    <w:p>
+      <w:pPr>
+        <w:pStyle w:val="ListBullet"/>
+        <w:spacing w:after="40"/>
+      </w:pPr>
+      <w:r>
+        <w:rPr>
+          <w:b/>
+          <w:i w:val="0"/>
+          <w:sz w:val="20"/>
+        </w:rPr>
+        <w:t>Fate of acetylcholine.</w:t>
+      </w:r>
+      <w:r>
+        <w:rPr>
+          <w:b w:val="0"/>
+          <w:i w:val="0"/>
+          <w:sz w:val="20"/>
+        </w:rPr>
+        <w:t xml:space="preserve"> After binding its receptor, acetylcholine is degraded by acetylcholinesterase, and the choline is recycled. Degradation in the cleft, not reuptake of the intact transmitter, is the cholinergic pattern.</w:t>
+      </w:r>
+    </w:p>
+    <w:p>
+      <w:pPr>
+        <w:pStyle w:val="ListBullet"/>
+        <w:spacing w:after="40"/>
+      </w:pPr>
+      <w:r>
+        <w:rPr>
+          <w:b/>
+          <w:i w:val="0"/>
+          <w:sz w:val="20"/>
+        </w:rPr>
+        <w:t>Albuterol side effects.</w:t>
+      </w:r>
+      <w:r>
+        <w:rPr>
+          <w:b w:val="0"/>
+          <w:i w:val="0"/>
+          <w:sz w:val="20"/>
+        </w:rPr>
+        <w:t xml:space="preserve"> Albuterol causes tremor, restlessness, apprehension and anxiety; these are beta-2 agonist effects and the reason a patient feels shaky after a rescue inhaler.</w:t>
+      </w:r>
+    </w:p>
+    <w:p>
+      <w:pPr>
+        <w:pStyle w:val="ListBullet"/>
+        <w:spacing w:after="40"/>
+      </w:pPr>
+      <w:r>
+        <w:rPr>
+          <w:b/>
+          <w:i w:val="0"/>
+          <w:sz w:val="20"/>
+        </w:rPr>
+        <w:t>Potency at beta receptors.</w:t>
+      </w:r>
+      <w:r>
+        <w:rPr>
+          <w:b w:val="0"/>
+          <w:i w:val="0"/>
+          <w:sz w:val="20"/>
+        </w:rPr>
+        <w:t xml:space="preserve"> Isoproterenol is the most potent, ahead of epinephrine and then norepinephrine.</w:t>
+      </w:r>
+    </w:p>
+    <w:p>
+      <w:pPr>
+        <w:pStyle w:val="ListBullet"/>
+        <w:spacing w:after="40"/>
+      </w:pPr>
+      <w:r>
+        <w:rPr>
+          <w:b/>
+          <w:i w:val="0"/>
+          <w:sz w:val="20"/>
+        </w:rPr>
+        <w:t>Physostigmine at high doses.</w:t>
+      </w:r>
+      <w:r>
+        <w:rPr>
+          <w:b w:val="0"/>
+          <w:i w:val="0"/>
+          <w:sz w:val="20"/>
+        </w:rPr>
+        <w:t xml:space="preserve"> High doses cause convulsions and muscle paralysis, the paralysis coming from acetylcholine accumulation.</w:t>
+      </w:r>
+    </w:p>
+    <w:p>
+      <w:pPr>
+        <w:pStyle w:val="ListBullet"/>
+        <w:spacing w:after="40"/>
+      </w:pPr>
+      <w:r>
+        <w:rPr>
+          <w:b/>
+          <w:i w:val="0"/>
+          <w:sz w:val="20"/>
+        </w:rPr>
+        <w:t>Catecholamines.</w:t>
+      </w:r>
+      <w:r>
+        <w:rPr>
+          <w:b w:val="0"/>
+          <w:i w:val="0"/>
+          <w:sz w:val="20"/>
+        </w:rPr>
+        <w:t xml:space="preserve"> Epinephrine, norepinephrine, isoproterenol and dopamine belong to this group, which shares high potency and rapid inactivation by catechol-O-methyltransferase and monoamine oxidase.</w:t>
+      </w:r>
+    </w:p>
+    <w:p>
+      <w:pPr>
+        <w:pStyle w:val="ListBullet"/>
+        <w:spacing w:after="40"/>
+      </w:pPr>
+      <w:r>
+        <w:rPr>
+          <w:b/>
+          <w:i w:val="0"/>
+          <w:sz w:val="20"/>
+        </w:rPr>
+        <w:t>Albuterol patient warning.</w:t>
+      </w:r>
+      <w:r>
+        <w:rPr>
+          <w:b w:val="0"/>
+          <w:i w:val="0"/>
+          <w:sz w:val="20"/>
+        </w:rPr>
+        <w:t xml:space="preserve"> A patient starting albuterol should be warned about tremor, restlessness and anxiety, the expected beta-agonist effects, unpleasant rather than dangerous.</w:t>
+      </w:r>
+    </w:p>
+    <w:p>
+      <w:pPr>
         <w:pStyle w:val="Heading3"/>
         <w:spacing w:before="200" w:after="100"/>
       </w:pPr>
@@ -20464,6 +22478,28 @@
     </w:p>
     <w:p>
       <w:pPr>
+        <w:pStyle w:val="ListBullet"/>
+        <w:spacing w:after="40"/>
+      </w:pPr>
+      <w:r>
+        <w:rPr>
+          <w:b/>
+          <w:i w:val="0"/>
+          <w:sz w:val="20"/>
+        </w:rPr>
+        <w:t>Blind as a bat.</w:t>
+      </w:r>
+      <w:r>
+        <w:rPr>
+          <w:b w:val="0"/>
+          <w:i w:val="0"/>
+          <w:sz w:val="20"/>
+        </w:rPr>
+        <w:t xml:space="preserve"> This anticholinergic sign is mydriasis with blurry vision, one of the classic toxidrome descriptions.</w:t>
+      </w:r>
+    </w:p>
+    <w:p>
+      <w:pPr>
         <w:pStyle w:val="Heading3"/>
         <w:spacing w:before="200" w:after="100"/>
       </w:pPr>
@@ -22154,6 +24190,160 @@
     </w:p>
     <w:p>
       <w:pPr>
+        <w:pStyle w:val="ListBullet"/>
+        <w:spacing w:after="40"/>
+      </w:pPr>
+      <w:r>
+        <w:rPr>
+          <w:b/>
+          <w:i w:val="0"/>
+          <w:sz w:val="20"/>
+        </w:rPr>
+        <w:t>Neostigmine.</w:t>
+      </w:r>
+      <w:r>
+        <w:rPr>
+          <w:b w:val="0"/>
+          <w:i w:val="0"/>
+          <w:sz w:val="20"/>
+        </w:rPr>
+        <w:t xml:space="preserve"> Neostigmine is poorly absorbed orally and does not enter the central nervous system, which is what keeps its effects peripheral.</w:t>
+      </w:r>
+    </w:p>
+    <w:p>
+      <w:pPr>
+        <w:pStyle w:val="ListBullet"/>
+        <w:spacing w:after="40"/>
+      </w:pPr>
+      <w:r>
+        <w:rPr>
+          <w:b/>
+          <w:i w:val="0"/>
+          <w:sz w:val="20"/>
+        </w:rPr>
+        <w:t>Slowing a rapid heart rate.</w:t>
+      </w:r>
+      <w:r>
+        <w:rPr>
+          <w:b w:val="0"/>
+          <w:i w:val="0"/>
+          <w:sz w:val="20"/>
+        </w:rPr>
+        <w:t xml:space="preserve"> An acetylcholinesterase inhibitor raises acetylcholine, increasing muscarinic activity at the heart, so bradycardia follows; a beta blocker or a muscarinic agonist would also work.</w:t>
+      </w:r>
+    </w:p>
+    <w:p>
+      <w:pPr>
+        <w:pStyle w:val="ListBullet"/>
+        <w:spacing w:after="40"/>
+      </w:pPr>
+      <w:r>
+        <w:rPr>
+          <w:b/>
+          <w:i w:val="0"/>
+          <w:sz w:val="20"/>
+        </w:rPr>
+        <w:t>Donepezil.</w:t>
+      </w:r>
+      <w:r>
+        <w:rPr>
+          <w:b w:val="0"/>
+          <w:i w:val="0"/>
+          <w:sz w:val="20"/>
+        </w:rPr>
+        <w:t xml:space="preserve"> A centrally acting cholinesterase inhibitor, it slows the progression of Alzheimer's disease and mostly causes gastrointestinal distress, its limiting side effect.</w:t>
+      </w:r>
+    </w:p>
+    <w:p>
+      <w:pPr>
+        <w:pStyle w:val="ListBullet"/>
+        <w:spacing w:after="40"/>
+      </w:pPr>
+      <w:r>
+        <w:rPr>
+          <w:b/>
+          <w:i w:val="0"/>
+          <w:sz w:val="20"/>
+        </w:rPr>
+        <w:t>Cholinergic agonists in reactive airway disease.</w:t>
+      </w:r>
+      <w:r>
+        <w:rPr>
+          <w:b w:val="0"/>
+          <w:i w:val="0"/>
+          <w:sz w:val="20"/>
+        </w:rPr>
+        <w:t xml:space="preserve"> Cholinergic agonists must be used with caution because they cause bronchospasm; the airway constricts as secretions rise.</w:t>
+      </w:r>
+    </w:p>
+    <w:p>
+      <w:pPr>
+        <w:pStyle w:val="ListBullet"/>
+        <w:spacing w:after="40"/>
+      </w:pPr>
+      <w:r>
+        <w:rPr>
+          <w:b/>
+          <w:i w:val="0"/>
+          <w:sz w:val="20"/>
+        </w:rPr>
+        <w:t>Organophosphates.</w:t>
+      </w:r>
+      <w:r>
+        <w:rPr>
+          <w:b w:val="0"/>
+          <w:i w:val="0"/>
+          <w:sz w:val="20"/>
+        </w:rPr>
+        <w:t xml:space="preserve"> They are most commonly encountered as agricultural insecticides; they are irreversible cholinesterase inhibitors, and poisoning shows nicotinic or muscarinic signs.</w:t>
+      </w:r>
+    </w:p>
+    <w:p>
+      <w:pPr>
+        <w:pStyle w:val="ListBullet"/>
+        <w:spacing w:after="40"/>
+      </w:pPr>
+      <w:r>
+        <w:rPr>
+          <w:b/>
+          <w:i w:val="0"/>
+          <w:sz w:val="20"/>
+        </w:rPr>
+        <w:t>Pilocarpine in xerostomia.</w:t>
+      </w:r>
+      <w:r>
+        <w:rPr>
+          <w:b w:val="0"/>
+          <w:i w:val="0"/>
+          <w:sz w:val="20"/>
+        </w:rPr>
+        <w:t xml:space="preserve"> Pilocarpine is used because it potently stimulates sweat, tears and saliva, which relieves the dry mouth.</w:t>
+      </w:r>
+    </w:p>
+    <w:p>
+      <w:pPr>
+        <w:pStyle w:val="ListBullet"/>
+        <w:spacing w:after="40"/>
+      </w:pPr>
+      <w:r>
+        <w:rPr>
+          <w:b/>
+          <w:i w:val="0"/>
+          <w:sz w:val="20"/>
+        </w:rPr>
+        <w:t>Bethanechol.</w:t>
+      </w:r>
+      <w:r>
+        <w:rPr>
+          <w:b w:val="0"/>
+          <w:i w:val="0"/>
+          <w:sz w:val="20"/>
+        </w:rPr>
+        <w:t xml:space="preserve"> It is used to treat postpartum or postoperative atonic bladder by stimulating the detrusor and relaxing the sphincter.</w:t>
+      </w:r>
+    </w:p>
+    <w:p>
+      <w:pPr>
         <w:pStyle w:val="Heading2"/>
         <w:spacing w:before="200" w:after="100"/>
       </w:pPr>
@@ -22979,6 +25169,138 @@
     </w:p>
     <w:p>
       <w:pPr>
+        <w:pStyle w:val="ListBullet"/>
+        <w:spacing w:after="40"/>
+      </w:pPr>
+      <w:r>
+        <w:rPr>
+          <w:b/>
+          <w:i w:val="0"/>
+          <w:sz w:val="20"/>
+        </w:rPr>
+        <w:t>Competitive neuromuscular blockers.</w:t>
+      </w:r>
+      <w:r>
+        <w:rPr>
+          <w:b w:val="0"/>
+          <w:i w:val="0"/>
+          <w:sz w:val="20"/>
+        </w:rPr>
+        <w:t xml:space="preserve"> They made anesthesia safer by allowing the use of less anesthetic agent, because relaxation is achieved without deepening the anesthetic.</w:t>
+      </w:r>
+    </w:p>
+    <w:p>
+      <w:pPr>
+        <w:pStyle w:val="ListBullet"/>
+        <w:spacing w:after="40"/>
+      </w:pPr>
+      <w:r>
+        <w:rPr>
+          <w:b/>
+          <w:i w:val="0"/>
+          <w:sz w:val="20"/>
+        </w:rPr>
+        <w:t>Succinylcholine.</w:t>
+      </w:r>
+      <w:r>
+        <w:rPr>
+          <w:b w:val="0"/>
+          <w:i w:val="0"/>
+          <w:sz w:val="20"/>
+        </w:rPr>
+        <w:t xml:space="preserve"> It causes sustained depolarization because acetylcholinesterase does not destroy it, so it stays in the cleft stimulating the receptor.</w:t>
+      </w:r>
+    </w:p>
+    <w:p>
+      <w:pPr>
+        <w:pStyle w:val="ListBullet"/>
+        <w:spacing w:after="40"/>
+      </w:pPr>
+      <w:r>
+        <w:rPr>
+          <w:b/>
+          <w:i w:val="0"/>
+          <w:sz w:val="20"/>
+        </w:rPr>
+        <w:t>Glycopyrrolate.</w:t>
+      </w:r>
+      <w:r>
+        <w:rPr>
+          <w:b w:val="0"/>
+          <w:i w:val="0"/>
+          <w:sz w:val="20"/>
+        </w:rPr>
+        <w:t xml:space="preserve"> This antimuscarinic is used for excessive drooling in cerebral palsy and for hyperhidrosis.</w:t>
+      </w:r>
+    </w:p>
+    <w:p>
+      <w:pPr>
+        <w:pStyle w:val="ListBullet"/>
+        <w:spacing w:after="40"/>
+      </w:pPr>
+      <w:r>
+        <w:rPr>
+          <w:b/>
+          <w:i w:val="0"/>
+          <w:sz w:val="20"/>
+        </w:rPr>
+        <w:t>Ganglionic blockers.</w:t>
+      </w:r>
+      <w:r>
+        <w:rPr>
+          <w:b w:val="0"/>
+          <w:i w:val="0"/>
+          <w:sz w:val="20"/>
+        </w:rPr>
+        <w:t xml:space="preserve"> Nicotine is the one that is not a competitive antagonist, since all the others are nondepolarizing competitive agents.</w:t>
+      </w:r>
+    </w:p>
+    <w:p>
+      <w:pPr>
+        <w:pStyle w:val="ListBullet"/>
+        <w:spacing w:after="40"/>
+      </w:pPr>
+      <w:r>
+        <w:rPr>
+          <w:b/>
+          <w:i w:val="0"/>
+          <w:sz w:val="20"/>
+        </w:rPr>
+        <w:t>Glycopyrrolate.</w:t>
+      </w:r>
+      <w:r>
+        <w:rPr>
+          <w:b w:val="0"/>
+          <w:i w:val="0"/>
+          <w:sz w:val="20"/>
+        </w:rPr>
+        <w:t xml:space="preserve"> This antimuscarinic treats excessive sweating and drooling, and it also reduces preoperative secretions.</w:t>
+      </w:r>
+    </w:p>
+    <w:p>
+      <w:pPr>
+        <w:pStyle w:val="ListBullet"/>
+        <w:spacing w:after="40"/>
+      </w:pPr>
+      <w:r>
+        <w:rPr>
+          <w:b/>
+          <w:i w:val="0"/>
+          <w:sz w:val="20"/>
+        </w:rPr>
+        <w:t>Succinylcholine phases.</w:t>
+      </w:r>
+      <w:r>
+        <w:rPr>
+          <w:b w:val="0"/>
+          <w:i w:val="0"/>
+          <w:sz w:val="20"/>
+        </w:rPr>
+        <w:t xml:space="preserve"> Flaccid paralysis appears in phase two; phase one is the depolarization that produces fasciculations, then the receptor desensitizes.</w:t>
+      </w:r>
+    </w:p>
+    <w:p>
+      <w:pPr>
         <w:pStyle w:val="Heading2"/>
         <w:spacing w:before="200" w:after="100"/>
       </w:pPr>
@@ -24727,6 +27049,292 @@
     </w:p>
     <w:p>
       <w:pPr>
+        <w:pStyle w:val="ListBullet"/>
+        <w:spacing w:after="40"/>
+      </w:pPr>
+      <w:r>
+        <w:rPr>
+          <w:b/>
+          <w:i w:val="0"/>
+          <w:sz w:val="20"/>
+        </w:rPr>
+        <w:t>Tyramine with a monoamine oxidase inhibitor.</w:t>
+      </w:r>
+      <w:r>
+        <w:rPr>
+          <w:b w:val="0"/>
+          <w:i w:val="0"/>
+          <w:sz w:val="20"/>
+        </w:rPr>
+        <w:t xml:space="preserve"> Tyramine is normally oxidized by monoamine oxidase in the gut, so a serious vasopressor effect can follow when that enzyme is inhibited.</w:t>
+      </w:r>
+    </w:p>
+    <w:p>
+      <w:pPr>
+        <w:pStyle w:val="ListBullet"/>
+        <w:spacing w:after="40"/>
+      </w:pPr>
+      <w:r>
+        <w:rPr>
+          <w:b/>
+          <w:i w:val="0"/>
+          <w:sz w:val="20"/>
+        </w:rPr>
+        <w:t>Propranolol on the nodes.</w:t>
+      </w:r>
+      <w:r>
+        <w:rPr>
+          <w:b w:val="0"/>
+          <w:i w:val="0"/>
+          <w:sz w:val="20"/>
+        </w:rPr>
+        <w:t xml:space="preserve"> Propranolol depresses both the sinoatrial and atrioventricular nodes, producing bradycardia, as a negative inotrope and chronotrope.</w:t>
+      </w:r>
+    </w:p>
+    <w:p>
+      <w:pPr>
+        <w:pStyle w:val="ListBullet"/>
+        <w:spacing w:after="40"/>
+      </w:pPr>
+      <w:r>
+        <w:rPr>
+          <w:b/>
+          <w:i w:val="0"/>
+          <w:sz w:val="20"/>
+        </w:rPr>
+        <w:t>Norepinephrine extravasation.</w:t>
+      </w:r>
+      <w:r>
+        <w:rPr>
+          <w:b w:val="0"/>
+          <w:i w:val="0"/>
+          <w:sz w:val="20"/>
+        </w:rPr>
+        <w:t xml:space="preserve"> It is treated with phentolamine, an alpha antagonist, because extreme vasoconstriction causes the damage.</w:t>
+      </w:r>
+    </w:p>
+    <w:p>
+      <w:pPr>
+        <w:pStyle w:val="ListBullet"/>
+        <w:spacing w:after="40"/>
+      </w:pPr>
+      <w:r>
+        <w:rPr>
+          <w:b/>
+          <w:i w:val="0"/>
+          <w:sz w:val="20"/>
+        </w:rPr>
+        <w:t>Guanethidine.</w:t>
+      </w:r>
+      <w:r>
+        <w:rPr>
+          <w:b w:val="0"/>
+          <w:i w:val="0"/>
+          <w:sz w:val="20"/>
+        </w:rPr>
+        <w:t xml:space="preserve"> It acts by blocking release of stored norepinephrine, which is distinct from reserpine's blockade of vesicular uptake.</w:t>
+      </w:r>
+    </w:p>
+    <w:p>
+      <w:pPr>
+        <w:pStyle w:val="ListBullet"/>
+        <w:spacing w:after="40"/>
+      </w:pPr>
+      <w:r>
+        <w:rPr>
+          <w:b/>
+          <w:i w:val="0"/>
+          <w:sz w:val="20"/>
+        </w:rPr>
+        <w:t>Norepinephrine extravasation.</w:t>
+      </w:r>
+      <w:r>
+        <w:rPr>
+          <w:b w:val="0"/>
+          <w:i w:val="0"/>
+          <w:sz w:val="20"/>
+        </w:rPr>
+        <w:t xml:space="preserve"> When the skin blanches, the treatment is phentolamine; this alpha blocker reverses the intense local vasoconstriction before the skin sloughs.</w:t>
+      </w:r>
+    </w:p>
+    <w:p>
+      <w:pPr>
+        <w:pStyle w:val="ListBullet"/>
+        <w:spacing w:after="40"/>
+      </w:pPr>
+      <w:r>
+        <w:rPr>
+          <w:b/>
+          <w:i w:val="0"/>
+          <w:sz w:val="20"/>
+        </w:rPr>
+        <w:t>Reserpine.</w:t>
+      </w:r>
+      <w:r>
+        <w:rPr>
+          <w:b w:val="0"/>
+          <w:i w:val="0"/>
+          <w:sz w:val="20"/>
+        </w:rPr>
+        <w:t xml:space="preserve"> It blocks transmitter uptake into vesicles, depleting norepinephrine, dopamine and serotonin.</w:t>
+      </w:r>
+    </w:p>
+    <w:p>
+      <w:pPr>
+        <w:pStyle w:val="ListBullet"/>
+        <w:spacing w:after="40"/>
+      </w:pPr>
+      <w:r>
+        <w:rPr>
+          <w:b/>
+          <w:i w:val="0"/>
+          <w:sz w:val="20"/>
+        </w:rPr>
+        <w:t>Epinephrine risks.</w:t>
+      </w:r>
+      <w:r>
+        <w:rPr>
+          <w:b w:val="0"/>
+          <w:i w:val="0"/>
+          <w:sz w:val="20"/>
+        </w:rPr>
+        <w:t xml:space="preserve"> Epinephrine carries a risk of cerebral hemorrhage from a sharp rise in blood pressure, alongside anxiety, tremor, headache, arrhythmias and pulmonary edema.</w:t>
+      </w:r>
+    </w:p>
+    <w:p>
+      <w:pPr>
+        <w:pStyle w:val="ListBullet"/>
+        <w:spacing w:after="40"/>
+      </w:pPr>
+      <w:r>
+        <w:rPr>
+          <w:b/>
+          <w:i w:val="0"/>
+          <w:sz w:val="20"/>
+        </w:rPr>
+        <w:t>Short-term pheochromocytoma management.</w:t>
+      </w:r>
+      <w:r>
+        <w:rPr>
+          <w:b w:val="0"/>
+          <w:i w:val="0"/>
+          <w:sz w:val="20"/>
+        </w:rPr>
+        <w:t xml:space="preserve"> Phentolamine is the agent used; phenoxybenzamine is the irreversible one used for longer preparation.</w:t>
+      </w:r>
+    </w:p>
+    <w:p>
+      <w:pPr>
+        <w:pStyle w:val="ListBullet"/>
+        <w:spacing w:after="40"/>
+      </w:pPr>
+      <w:r>
+        <w:rPr>
+          <w:b/>
+          <w:i w:val="0"/>
+          <w:sz w:val="20"/>
+        </w:rPr>
+        <w:t>Oral decongestant.</w:t>
+      </w:r>
+      <w:r>
+        <w:rPr>
+          <w:b w:val="0"/>
+          <w:i w:val="0"/>
+          <w:sz w:val="20"/>
+        </w:rPr>
+        <w:t xml:space="preserve"> Pseudoephedrine relieves nasal and sinus congestion and is taken by mouth, unlike oxymetazoline, which is the topical one with the three-day rebound limit.</w:t>
+      </w:r>
+    </w:p>
+    <w:p>
+      <w:pPr>
+        <w:pStyle w:val="ListBullet"/>
+        <w:spacing w:after="40"/>
+      </w:pPr>
+      <w:r>
+        <w:rPr>
+          <w:b/>
+          <w:i w:val="0"/>
+          <w:sz w:val="20"/>
+        </w:rPr>
+        <w:t>Tyramine.</w:t>
+      </w:r>
+      <w:r>
+        <w:rPr>
+          <w:b w:val="0"/>
+          <w:i w:val="0"/>
+          <w:sz w:val="20"/>
+        </w:rPr>
+        <w:t xml:space="preserve"> It has no therapeutic use but causes a serious pressor reaction in a patient on a monoamine oxidase inhibitor; it is found in fermented foods such as cheese and wine.</w:t>
+      </w:r>
+    </w:p>
+    <w:p>
+      <w:pPr>
+        <w:pStyle w:val="ListBullet"/>
+        <w:spacing w:after="40"/>
+      </w:pPr>
+      <w:r>
+        <w:rPr>
+          <w:b/>
+          <w:i w:val="0"/>
+          <w:sz w:val="20"/>
+        </w:rPr>
+        <w:t>Clonidine uses.</w:t>
+      </w:r>
+      <w:r>
+        <w:rPr>
+          <w:b w:val="0"/>
+          <w:i w:val="0"/>
+          <w:sz w:val="20"/>
+        </w:rPr>
+        <w:t xml:space="preserve"> Besides hypertension, clonidine is used for withdrawal from opiates, tobacco and benzodiazepines, by minimizing withdrawal symptoms.</w:t>
+      </w:r>
+    </w:p>
+    <w:p>
+      <w:pPr>
+        <w:pStyle w:val="ListBullet"/>
+        <w:spacing w:after="40"/>
+      </w:pPr>
+      <w:r>
+        <w:rPr>
+          <w:b/>
+          <w:i w:val="0"/>
+          <w:sz w:val="20"/>
+        </w:rPr>
+        <w:t>Clonidine and withdrawal.</w:t>
+      </w:r>
+      <w:r>
+        <w:rPr>
+          <w:b w:val="0"/>
+          <w:i w:val="0"/>
+          <w:sz w:val="20"/>
+        </w:rPr>
+        <w:t xml:space="preserve"> Clonidine reduces sympathetic outflow, so besides hypertension it eases withdrawal from opiates, tobacco and benzodiazepines; much of withdrawal is sympathetic overactivity, and damping the outflow blunts it.</w:t>
+      </w:r>
+    </w:p>
+    <w:p>
+      <w:pPr>
+        <w:pStyle w:val="ListBullet"/>
+        <w:spacing w:after="40"/>
+      </w:pPr>
+      <w:r>
+        <w:rPr>
+          <w:b/>
+          <w:i w:val="0"/>
+          <w:sz w:val="20"/>
+        </w:rPr>
+        <w:t>Phenylephrine.</w:t>
+      </w:r>
+      <w:r>
+        <w:rPr>
+          <w:b w:val="0"/>
+          <w:i w:val="0"/>
+          <w:sz w:val="20"/>
+        </w:rPr>
+        <w:t xml:space="preserve"> This alpha-1 agonist constricts vessels and raises both systolic and diastolic blood pressure.</w:t>
+      </w:r>
+    </w:p>
+    <w:p>
+      <w:pPr>
         <w:pStyle w:val="Heading2"/>
         <w:spacing w:before="200" w:after="100"/>
       </w:pPr>
@@ -25365,6 +27973,94 @@
           <w:sz w:val="20"/>
         </w:rPr>
         <w:t xml:space="preserve"> Alpha vasoconstriction is blocked, leaving beta vasodilation, so blood pressure falls instead of rising.</w:t>
+      </w:r>
+    </w:p>
+    <w:p>
+      <w:pPr>
+        <w:pStyle w:val="ListBullet"/>
+        <w:spacing w:after="40"/>
+      </w:pPr>
+      <w:r>
+        <w:rPr>
+          <w:b/>
+          <w:i w:val="0"/>
+          <w:sz w:val="20"/>
+        </w:rPr>
+        <w:t>Epinephrine with a beta blocker.</w:t>
+      </w:r>
+      <w:r>
+        <w:rPr>
+          <w:b w:val="0"/>
+          <w:i w:val="0"/>
+          <w:sz w:val="20"/>
+        </w:rPr>
+        <w:t xml:space="preserve"> Alpha effects are left unopposed: blocking the vasodilating beta side leaves only vasoconstriction.</w:t>
+      </w:r>
+    </w:p>
+    <w:p>
+      <w:pPr>
+        <w:pStyle w:val="ListBullet"/>
+        <w:spacing w:after="40"/>
+      </w:pPr>
+      <w:r>
+        <w:rPr>
+          <w:b/>
+          <w:i w:val="0"/>
+          <w:sz w:val="20"/>
+        </w:rPr>
+        <w:t>Cardioselective beta blockers.</w:t>
+      </w:r>
+      <w:r>
+        <w:rPr>
+          <w:b w:val="0"/>
+          <w:i w:val="0"/>
+          <w:sz w:val="20"/>
+        </w:rPr>
+        <w:t xml:space="preserve"> A cardioselective beta blocker blocks beta-one but spares beta-two, though cardioselectivity is lost at higher doses.</w:t>
+      </w:r>
+    </w:p>
+    <w:p>
+      <w:pPr>
+        <w:pStyle w:val="ListBullet"/>
+        <w:spacing w:after="40"/>
+      </w:pPr>
+      <w:r>
+        <w:rPr>
+          <w:b/>
+          <w:i w:val="0"/>
+          <w:sz w:val="20"/>
+        </w:rPr>
+        <w:t>Labetalol and carvedilol.</w:t>
+      </w:r>
+      <w:r>
+        <w:rPr>
+          <w:b w:val="0"/>
+          <w:i w:val="0"/>
+          <w:sz w:val="20"/>
+        </w:rPr>
+        <w:t xml:space="preserve"> Both block alpha-one, beta-one and beta-two receptors, and the alpha-one component is what produces peripheral vasodilation.</w:t>
+      </w:r>
+    </w:p>
+    <w:p>
+      <w:pPr>
+        <w:pStyle w:val="ListBullet"/>
+        <w:spacing w:after="40"/>
+      </w:pPr>
+      <w:r>
+        <w:rPr>
+          <w:b/>
+          <w:i w:val="0"/>
+          <w:sz w:val="20"/>
+        </w:rPr>
+        <w:t>Alpha-1 blocker side effects.</w:t>
+      </w:r>
+      <w:r>
+        <w:rPr>
+          <w:b w:val="0"/>
+          <w:i w:val="0"/>
+          <w:sz w:val="20"/>
+        </w:rPr>
+        <w:t xml:space="preserve"> Alpha-1 blockers cause dizziness, lack of energy, nasal congestion and drowsiness; alpha-1 blockade opens the nasal vessels and drops the blood pressure, hence congestion plus dizziness.</w:t>
       </w:r>
     </w:p>
     <w:sectPr>

--- a/Pharmacology I Exam 1/pharm-exam-1-study-guide.docx
+++ b/Pharmacology I Exam 1/pharm-exam-1-study-guide.docx
@@ -8177,28 +8177,6 @@
           <w:i w:val="0"/>
           <w:sz w:val="20"/>
         </w:rPr>
-        <w:t>Tendon rupture and antibiotics.</w:t>
-      </w:r>
-      <w:r>
-        <w:rPr>
-          <w:b w:val="0"/>
-          <w:i w:val="0"/>
-          <w:sz w:val="20"/>
-        </w:rPr>
-        <w:t xml:space="preserve"> Fluoroquinolones cause tendonitis and Achilles tendon rupture, with caution under 18 years old; peripheral neuropathy belongs to the same class.</w:t>
-      </w:r>
-    </w:p>
-    <w:p>
-      <w:pPr>
-        <w:pStyle w:val="ListBullet"/>
-        <w:spacing w:after="40"/>
-      </w:pPr>
-      <w:r>
-        <w:rPr>
-          <w:b/>
-          <w:i w:val="0"/>
-          <w:sz w:val="20"/>
-        </w:rPr>
         <w:t>Linezolid.</w:t>
       </w:r>
       <w:r>
@@ -9353,6 +9331,28 @@
           <w:i w:val="0"/>
           <w:sz w:val="20"/>
         </w:rPr>
+        <w:t>Tendon rupture and antibiotics.</w:t>
+      </w:r>
+      <w:r>
+        <w:rPr>
+          <w:b w:val="0"/>
+          <w:i w:val="0"/>
+          <w:sz w:val="20"/>
+        </w:rPr>
+        <w:t xml:space="preserve"> Fluoroquinolones cause tendonitis and Achilles tendon rupture, with caution under 18 years old; peripheral neuropathy belongs to the same class.</w:t>
+      </w:r>
+    </w:p>
+    <w:p>
+      <w:pPr>
+        <w:pStyle w:val="ListBullet"/>
+        <w:spacing w:after="40"/>
+      </w:pPr>
+      <w:r>
+        <w:rPr>
+          <w:b/>
+          <w:i w:val="0"/>
+          <w:sz w:val="20"/>
+        </w:rPr>
         <w:t>Levofloxacin versus ciprofloxacin.</w:t>
       </w:r>
       <w:r>
@@ -10384,28 +10384,6 @@
           <w:i w:val="0"/>
         </w:rPr>
         <w:t>Also tested</w:t>
-      </w:r>
-    </w:p>
-    <w:p>
-      <w:pPr>
-        <w:pStyle w:val="ListBullet"/>
-        <w:spacing w:after="40"/>
-      </w:pPr>
-      <w:r>
-        <w:rPr>
-          <w:b/>
-          <w:i w:val="0"/>
-          <w:sz w:val="20"/>
-        </w:rPr>
-        <w:t>Nondepolarizing blocker paralysis.</w:t>
-      </w:r>
-      <w:r>
-        <w:rPr>
-          <w:b w:val="0"/>
-          <w:i w:val="0"/>
-          <w:sz w:val="20"/>
-        </w:rPr>
-        <w:t xml:space="preserve"> It paralyzes the small, fast muscles of the face and eye first and the diaphragm last, with recovery in reverse order.</w:t>
       </w:r>
     </w:p>
     <w:p>
@@ -24804,6 +24782,28 @@
           <w:i w:val="0"/>
           <w:sz w:val="20"/>
         </w:rPr>
+        <w:t>Nondepolarizing blocker paralysis.</w:t>
+      </w:r>
+      <w:r>
+        <w:rPr>
+          <w:b w:val="0"/>
+          <w:i w:val="0"/>
+          <w:sz w:val="20"/>
+        </w:rPr>
+        <w:t xml:space="preserve"> It paralyzes the small, fast muscles of the face and eye first and the diaphragm last, with recovery in reverse order.</w:t>
+      </w:r>
+    </w:p>
+    <w:p>
+      <w:pPr>
+        <w:pStyle w:val="ListBullet"/>
+        <w:spacing w:after="40"/>
+      </w:pPr>
+      <w:r>
+        <w:rPr>
+          <w:b/>
+          <w:i w:val="0"/>
+          <w:sz w:val="20"/>
+        </w:rPr>
         <w:t>Nicotine at autonomic ganglia.</w:t>
       </w:r>
       <w:r>
@@ -26816,15 +26816,15 @@
           <w:i w:val="0"/>
           <w:sz w:val="20"/>
         </w:rPr>
-        <w:t>Intrinsic sympathomimetic activity.</w:t>
-      </w:r>
-      <w:r>
-        <w:rPr>
-          <w:b w:val="0"/>
-          <w:i w:val="0"/>
-          <w:sz w:val="20"/>
-        </w:rPr>
-        <w:t xml:space="preserve"> This is weak agonist action alongside receptor blockade, useful where a blocker causes excessive bradycardia.</w:t>
+        <w:t>Isoproterenol.</w:t>
+      </w:r>
+      <w:r>
+        <w:rPr>
+          <w:b w:val="0"/>
+          <w:i w:val="0"/>
+          <w:sz w:val="20"/>
+        </w:rPr>
+        <w:t xml:space="preserve"> It is used to stimulate the heart in an emergency, acting as a beta-1 and beta-2 agonist.</w:t>
       </w:r>
     </w:p>
     <w:p>
@@ -26838,15 +26838,15 @@
           <w:i w:val="0"/>
           <w:sz w:val="20"/>
         </w:rPr>
-        <w:t>Isoproterenol.</w:t>
-      </w:r>
-      <w:r>
-        <w:rPr>
-          <w:b w:val="0"/>
-          <w:i w:val="0"/>
-          <w:sz w:val="20"/>
-        </w:rPr>
-        <w:t xml:space="preserve"> It is used to stimulate the heart in an emergency, acting as a beta-1 and beta-2 agonist.</w:t>
+        <w:t>Norepinephrine versus epinephrine.</w:t>
+      </w:r>
+      <w:r>
+        <w:rPr>
+          <w:b w:val="0"/>
+          <w:i w:val="0"/>
+          <w:sz w:val="20"/>
+        </w:rPr>
+        <w:t xml:space="preserve"> At blood vessels, norepinephrine produces greater vasoconstriction, acting mainly through alpha-1 receptors.</w:t>
       </w:r>
     </w:p>
     <w:p>
@@ -26860,15 +26860,15 @@
           <w:i w:val="0"/>
           <w:sz w:val="20"/>
         </w:rPr>
-        <w:t>Norepinephrine versus epinephrine.</w:t>
-      </w:r>
-      <w:r>
-        <w:rPr>
-          <w:b w:val="0"/>
-          <w:i w:val="0"/>
-          <w:sz w:val="20"/>
-        </w:rPr>
-        <w:t xml:space="preserve"> At blood vessels, norepinephrine produces greater vasoconstriction, acting mainly through alpha-1 receptors.</w:t>
+        <w:t>Dobutamine in atrial fibrillation.</w:t>
+      </w:r>
+      <w:r>
+        <w:rPr>
+          <w:b w:val="0"/>
+          <w:i w:val="0"/>
+          <w:sz w:val="20"/>
+        </w:rPr>
+        <w:t xml:space="preserve"> It is used cautiously because it speeds atrioventricular conduction, which risks a faster ventricular response.</w:t>
       </w:r>
     </w:p>
     <w:p>
@@ -26882,15 +26882,15 @@
           <w:i w:val="0"/>
           <w:sz w:val="20"/>
         </w:rPr>
-        <w:t>Dobutamine in atrial fibrillation.</w:t>
-      </w:r>
-      <w:r>
-        <w:rPr>
-          <w:b w:val="0"/>
-          <w:i w:val="0"/>
-          <w:sz w:val="20"/>
-        </w:rPr>
-        <w:t xml:space="preserve"> It is used cautiously because it speeds atrioventricular conduction, which risks a faster ventricular response.</w:t>
+        <w:t>Alpha blockers and reflex tachycardia.</w:t>
+      </w:r>
+      <w:r>
+        <w:rPr>
+          <w:b w:val="0"/>
+          <w:i w:val="0"/>
+          <w:sz w:val="20"/>
+        </w:rPr>
+        <w:t xml:space="preserve"> Alpha blockers induce reflex tachycardia, and the effects are more profound on standing.</w:t>
       </w:r>
     </w:p>
     <w:p>
@@ -26904,15 +26904,15 @@
           <w:i w:val="0"/>
           <w:sz w:val="20"/>
         </w:rPr>
-        <w:t>Alpha blockers and reflex tachycardia.</w:t>
-      </w:r>
-      <w:r>
-        <w:rPr>
-          <w:b w:val="0"/>
-          <w:i w:val="0"/>
-          <w:sz w:val="20"/>
-        </w:rPr>
-        <w:t xml:space="preserve"> Alpha blockers induce reflex tachycardia, and the effects are more profound on standing.</w:t>
+        <w:t>Clonidine.</w:t>
+      </w:r>
+      <w:r>
+        <w:rPr>
+          <w:b w:val="0"/>
+          <w:i w:val="0"/>
+          <w:sz w:val="20"/>
+        </w:rPr>
+        <w:t xml:space="preserve"> Stimulating central alpha-2 receptors inhibits the sympathetic vasomotor centers, so sympathetic outflow is reduced and vasodilation results.</w:t>
       </w:r>
     </w:p>
     <w:p>
@@ -26926,15 +26926,15 @@
           <w:i w:val="0"/>
           <w:sz w:val="20"/>
         </w:rPr>
-        <w:t>Clonidine.</w:t>
-      </w:r>
-      <w:r>
-        <w:rPr>
-          <w:b w:val="0"/>
-          <w:i w:val="0"/>
-          <w:sz w:val="20"/>
-        </w:rPr>
-        <w:t xml:space="preserve"> Stimulating central alpha-2 receptors inhibits the sympathetic vasomotor centers, so sympathetic outflow is reduced and vasodilation results.</w:t>
+        <w:t>Beta-1 agonist cardiac effects.</w:t>
+      </w:r>
+      <w:r>
+        <w:rPr>
+          <w:b w:val="0"/>
+          <w:i w:val="0"/>
+          <w:sz w:val="20"/>
+        </w:rPr>
+        <w:t xml:space="preserve"> A beta-1 agonist increases contractility and rate, acting as a positive inotrope and positive chronotrope.</w:t>
       </w:r>
     </w:p>
     <w:p>
@@ -26948,15 +26948,15 @@
           <w:i w:val="0"/>
           <w:sz w:val="20"/>
         </w:rPr>
-        <w:t>Beta-1 agonist cardiac effects.</w:t>
-      </w:r>
-      <w:r>
-        <w:rPr>
-          <w:b w:val="0"/>
-          <w:i w:val="0"/>
-          <w:sz w:val="20"/>
-        </w:rPr>
-        <w:t xml:space="preserve"> A beta-1 agonist increases contractility and rate, acting as a positive inotrope and positive chronotrope.</w:t>
+        <w:t>Phentolamine.</w:t>
+      </w:r>
+      <w:r>
+        <w:rPr>
+          <w:b w:val="0"/>
+          <w:i w:val="0"/>
+          <w:sz w:val="20"/>
+        </w:rPr>
+        <w:t xml:space="preserve"> It competitively blocks alpha-1 and alpha-2 receptors and is used for short-term management of pheochromocytoma, where alpha blockade opposes the vasoconstriction from circulating catecholamines.</w:t>
       </w:r>
     </w:p>
     <w:p>
@@ -26970,15 +26970,15 @@
           <w:i w:val="0"/>
           <w:sz w:val="20"/>
         </w:rPr>
-        <w:t>Phentolamine.</w:t>
-      </w:r>
-      <w:r>
-        <w:rPr>
-          <w:b w:val="0"/>
-          <w:i w:val="0"/>
-          <w:sz w:val="20"/>
-        </w:rPr>
-        <w:t xml:space="preserve"> It competitively blocks alpha-1 and alpha-2 receptors and is used for short-term management of pheochromocytoma, where alpha blockade opposes the vasoconstriction from circulating catecholamines.</w:t>
+        <w:t>Epinephrine dose effects.</w:t>
+      </w:r>
+      <w:r>
+        <w:rPr>
+          <w:b w:val="0"/>
+          <w:i w:val="0"/>
+          <w:sz w:val="20"/>
+        </w:rPr>
+        <w:t xml:space="preserve"> Beta effects predominate at low doses, alpha effects at high doses, so vasodilation gives way to vasoconstriction as the dose rises.</w:t>
       </w:r>
     </w:p>
     <w:p>
@@ -26992,15 +26992,15 @@
           <w:i w:val="0"/>
           <w:sz w:val="20"/>
         </w:rPr>
-        <w:t>Epinephrine dose effects.</w:t>
-      </w:r>
-      <w:r>
-        <w:rPr>
-          <w:b w:val="0"/>
-          <w:i w:val="0"/>
-          <w:sz w:val="20"/>
-        </w:rPr>
-        <w:t xml:space="preserve"> Beta effects predominate at low doses, alpha effects at high doses, so vasodilation gives way to vasoconstriction as the dose rises.</w:t>
+        <w:t>Dobutamine.</w:t>
+      </w:r>
+      <w:r>
+        <w:rPr>
+          <w:b w:val="0"/>
+          <w:i w:val="0"/>
+          <w:sz w:val="20"/>
+        </w:rPr>
+        <w:t xml:space="preserve"> As a synthetic beta-1 agonist and positive inotrope, it is used for increasing cardiac output in acute heart failure, and does not raise myocardial oxygen demand the way other sympathomimetics do.</w:t>
       </w:r>
     </w:p>
     <w:p>
@@ -27014,15 +27014,15 @@
           <w:i w:val="0"/>
           <w:sz w:val="20"/>
         </w:rPr>
-        <w:t>Dobutamine.</w:t>
-      </w:r>
-      <w:r>
-        <w:rPr>
-          <w:b w:val="0"/>
-          <w:i w:val="0"/>
-          <w:sz w:val="20"/>
-        </w:rPr>
-        <w:t xml:space="preserve"> As a synthetic beta-1 agonist and positive inotrope, it is used for increasing cardiac output in acute heart failure, and does not raise myocardial oxygen demand the way other sympathomimetics do.</w:t>
+        <w:t>Phentolamine.</w:t>
+      </w:r>
+      <w:r>
+        <w:rPr>
+          <w:b w:val="0"/>
+          <w:i w:val="0"/>
+          <w:sz w:val="20"/>
+        </w:rPr>
+        <w:t xml:space="preserve"> It is used for the hypertensive crisis of abrupt clonidine withdrawal; stopping clonidine abruptly causes rebound hypertension.</w:t>
       </w:r>
     </w:p>
     <w:p>
@@ -27036,15 +27036,15 @@
           <w:i w:val="0"/>
           <w:sz w:val="20"/>
         </w:rPr>
-        <w:t>Phentolamine.</w:t>
-      </w:r>
-      <w:r>
-        <w:rPr>
-          <w:b w:val="0"/>
-          <w:i w:val="0"/>
-          <w:sz w:val="20"/>
-        </w:rPr>
-        <w:t xml:space="preserve"> It is used for the hypertensive crisis of abrupt clonidine withdrawal; stopping clonidine abruptly causes rebound hypertension.</w:t>
+        <w:t>Tyramine with a monoamine oxidase inhibitor.</w:t>
+      </w:r>
+      <w:r>
+        <w:rPr>
+          <w:b w:val="0"/>
+          <w:i w:val="0"/>
+          <w:sz w:val="20"/>
+        </w:rPr>
+        <w:t xml:space="preserve"> Tyramine is normally oxidized by monoamine oxidase in the gut, so a serious vasopressor effect can follow when that enzyme is inhibited.</w:t>
       </w:r>
     </w:p>
     <w:p>
@@ -27058,15 +27058,15 @@
           <w:i w:val="0"/>
           <w:sz w:val="20"/>
         </w:rPr>
-        <w:t>Tyramine with a monoamine oxidase inhibitor.</w:t>
-      </w:r>
-      <w:r>
-        <w:rPr>
-          <w:b w:val="0"/>
-          <w:i w:val="0"/>
-          <w:sz w:val="20"/>
-        </w:rPr>
-        <w:t xml:space="preserve"> Tyramine is normally oxidized by monoamine oxidase in the gut, so a serious vasopressor effect can follow when that enzyme is inhibited.</w:t>
+        <w:t>Propranolol on the nodes.</w:t>
+      </w:r>
+      <w:r>
+        <w:rPr>
+          <w:b w:val="0"/>
+          <w:i w:val="0"/>
+          <w:sz w:val="20"/>
+        </w:rPr>
+        <w:t xml:space="preserve"> Propranolol depresses both the sinoatrial and atrioventricular nodes, producing bradycardia, as a negative inotrope and chronotrope.</w:t>
       </w:r>
     </w:p>
     <w:p>
@@ -27080,15 +27080,15 @@
           <w:i w:val="0"/>
           <w:sz w:val="20"/>
         </w:rPr>
-        <w:t>Propranolol on the nodes.</w:t>
-      </w:r>
-      <w:r>
-        <w:rPr>
-          <w:b w:val="0"/>
-          <w:i w:val="0"/>
-          <w:sz w:val="20"/>
-        </w:rPr>
-        <w:t xml:space="preserve"> Propranolol depresses both the sinoatrial and atrioventricular nodes, producing bradycardia, as a negative inotrope and chronotrope.</w:t>
+        <w:t>Norepinephrine extravasation.</w:t>
+      </w:r>
+      <w:r>
+        <w:rPr>
+          <w:b w:val="0"/>
+          <w:i w:val="0"/>
+          <w:sz w:val="20"/>
+        </w:rPr>
+        <w:t xml:space="preserve"> It is treated with phentolamine, an alpha antagonist, because extreme vasoconstriction causes the damage.</w:t>
       </w:r>
     </w:p>
     <w:p>
@@ -27102,15 +27102,15 @@
           <w:i w:val="0"/>
           <w:sz w:val="20"/>
         </w:rPr>
-        <w:t>Norepinephrine extravasation.</w:t>
-      </w:r>
-      <w:r>
-        <w:rPr>
-          <w:b w:val="0"/>
-          <w:i w:val="0"/>
-          <w:sz w:val="20"/>
-        </w:rPr>
-        <w:t xml:space="preserve"> It is treated with phentolamine, an alpha antagonist, because extreme vasoconstriction causes the damage.</w:t>
+        <w:t>Guanethidine.</w:t>
+      </w:r>
+      <w:r>
+        <w:rPr>
+          <w:b w:val="0"/>
+          <w:i w:val="0"/>
+          <w:sz w:val="20"/>
+        </w:rPr>
+        <w:t xml:space="preserve"> It acts by blocking release of stored norepinephrine, which is distinct from reserpine's blockade of vesicular uptake.</w:t>
       </w:r>
     </w:p>
     <w:p>
@@ -27124,15 +27124,15 @@
           <w:i w:val="0"/>
           <w:sz w:val="20"/>
         </w:rPr>
-        <w:t>Guanethidine.</w:t>
-      </w:r>
-      <w:r>
-        <w:rPr>
-          <w:b w:val="0"/>
-          <w:i w:val="0"/>
-          <w:sz w:val="20"/>
-        </w:rPr>
-        <w:t xml:space="preserve"> It acts by blocking release of stored norepinephrine, which is distinct from reserpine's blockade of vesicular uptake.</w:t>
+        <w:t>Norepinephrine extravasation.</w:t>
+      </w:r>
+      <w:r>
+        <w:rPr>
+          <w:b w:val="0"/>
+          <w:i w:val="0"/>
+          <w:sz w:val="20"/>
+        </w:rPr>
+        <w:t xml:space="preserve"> When the skin blanches, the treatment is phentolamine; this alpha blocker reverses the intense local vasoconstriction before the skin sloughs.</w:t>
       </w:r>
     </w:p>
     <w:p>
@@ -27146,15 +27146,15 @@
           <w:i w:val="0"/>
           <w:sz w:val="20"/>
         </w:rPr>
-        <w:t>Norepinephrine extravasation.</w:t>
-      </w:r>
-      <w:r>
-        <w:rPr>
-          <w:b w:val="0"/>
-          <w:i w:val="0"/>
-          <w:sz w:val="20"/>
-        </w:rPr>
-        <w:t xml:space="preserve"> When the skin blanches, the treatment is phentolamine; this alpha blocker reverses the intense local vasoconstriction before the skin sloughs.</w:t>
+        <w:t>Reserpine.</w:t>
+      </w:r>
+      <w:r>
+        <w:rPr>
+          <w:b w:val="0"/>
+          <w:i w:val="0"/>
+          <w:sz w:val="20"/>
+        </w:rPr>
+        <w:t xml:space="preserve"> It blocks transmitter uptake into vesicles, depleting norepinephrine, dopamine and serotonin.</w:t>
       </w:r>
     </w:p>
     <w:p>
@@ -27168,15 +27168,15 @@
           <w:i w:val="0"/>
           <w:sz w:val="20"/>
         </w:rPr>
-        <w:t>Reserpine.</w:t>
-      </w:r>
-      <w:r>
-        <w:rPr>
-          <w:b w:val="0"/>
-          <w:i w:val="0"/>
-          <w:sz w:val="20"/>
-        </w:rPr>
-        <w:t xml:space="preserve"> It blocks transmitter uptake into vesicles, depleting norepinephrine, dopamine and serotonin.</w:t>
+        <w:t>Epinephrine risks.</w:t>
+      </w:r>
+      <w:r>
+        <w:rPr>
+          <w:b w:val="0"/>
+          <w:i w:val="0"/>
+          <w:sz w:val="20"/>
+        </w:rPr>
+        <w:t xml:space="preserve"> Epinephrine carries a risk of cerebral hemorrhage from a sharp rise in blood pressure, alongside anxiety, tremor, headache, arrhythmias and pulmonary edema.</w:t>
       </w:r>
     </w:p>
     <w:p>
@@ -27190,15 +27190,15 @@
           <w:i w:val="0"/>
           <w:sz w:val="20"/>
         </w:rPr>
-        <w:t>Epinephrine risks.</w:t>
-      </w:r>
-      <w:r>
-        <w:rPr>
-          <w:b w:val="0"/>
-          <w:i w:val="0"/>
-          <w:sz w:val="20"/>
-        </w:rPr>
-        <w:t xml:space="preserve"> Epinephrine carries a risk of cerebral hemorrhage from a sharp rise in blood pressure, alongside anxiety, tremor, headache, arrhythmias and pulmonary edema.</w:t>
+        <w:t>Short-term pheochromocytoma management.</w:t>
+      </w:r>
+      <w:r>
+        <w:rPr>
+          <w:b w:val="0"/>
+          <w:i w:val="0"/>
+          <w:sz w:val="20"/>
+        </w:rPr>
+        <w:t xml:space="preserve"> Phentolamine is the agent used; phenoxybenzamine is the irreversible one used for longer preparation.</w:t>
       </w:r>
     </w:p>
     <w:p>
@@ -27212,15 +27212,15 @@
           <w:i w:val="0"/>
           <w:sz w:val="20"/>
         </w:rPr>
-        <w:t>Short-term pheochromocytoma management.</w:t>
-      </w:r>
-      <w:r>
-        <w:rPr>
-          <w:b w:val="0"/>
-          <w:i w:val="0"/>
-          <w:sz w:val="20"/>
-        </w:rPr>
-        <w:t xml:space="preserve"> Phentolamine is the agent used; phenoxybenzamine is the irreversible one used for longer preparation.</w:t>
+        <w:t>Oral decongestant.</w:t>
+      </w:r>
+      <w:r>
+        <w:rPr>
+          <w:b w:val="0"/>
+          <w:i w:val="0"/>
+          <w:sz w:val="20"/>
+        </w:rPr>
+        <w:t xml:space="preserve"> Pseudoephedrine relieves nasal and sinus congestion and is taken by mouth, unlike oxymetazoline, which is the topical one with the three-day rebound limit.</w:t>
       </w:r>
     </w:p>
     <w:p>
@@ -27234,15 +27234,15 @@
           <w:i w:val="0"/>
           <w:sz w:val="20"/>
         </w:rPr>
-        <w:t>Oral decongestant.</w:t>
-      </w:r>
-      <w:r>
-        <w:rPr>
-          <w:b w:val="0"/>
-          <w:i w:val="0"/>
-          <w:sz w:val="20"/>
-        </w:rPr>
-        <w:t xml:space="preserve"> Pseudoephedrine relieves nasal and sinus congestion and is taken by mouth, unlike oxymetazoline, which is the topical one with the three-day rebound limit.</w:t>
+        <w:t>Tyramine.</w:t>
+      </w:r>
+      <w:r>
+        <w:rPr>
+          <w:b w:val="0"/>
+          <w:i w:val="0"/>
+          <w:sz w:val="20"/>
+        </w:rPr>
+        <w:t xml:space="preserve"> It has no therapeutic use but causes a serious pressor reaction in a patient on a monoamine oxidase inhibitor; it is found in fermented foods such as cheese and wine.</w:t>
       </w:r>
     </w:p>
     <w:p>
@@ -27256,15 +27256,15 @@
           <w:i w:val="0"/>
           <w:sz w:val="20"/>
         </w:rPr>
-        <w:t>Tyramine.</w:t>
-      </w:r>
-      <w:r>
-        <w:rPr>
-          <w:b w:val="0"/>
-          <w:i w:val="0"/>
-          <w:sz w:val="20"/>
-        </w:rPr>
-        <w:t xml:space="preserve"> It has no therapeutic use but causes a serious pressor reaction in a patient on a monoamine oxidase inhibitor; it is found in fermented foods such as cheese and wine.</w:t>
+        <w:t>Clonidine uses.</w:t>
+      </w:r>
+      <w:r>
+        <w:rPr>
+          <w:b w:val="0"/>
+          <w:i w:val="0"/>
+          <w:sz w:val="20"/>
+        </w:rPr>
+        <w:t xml:space="preserve"> Besides hypertension, clonidine is used for withdrawal from opiates, tobacco and benzodiazepines, by minimizing withdrawal symptoms.</w:t>
       </w:r>
     </w:p>
     <w:p>
@@ -27278,15 +27278,15 @@
           <w:i w:val="0"/>
           <w:sz w:val="20"/>
         </w:rPr>
-        <w:t>Clonidine uses.</w:t>
-      </w:r>
-      <w:r>
-        <w:rPr>
-          <w:b w:val="0"/>
-          <w:i w:val="0"/>
-          <w:sz w:val="20"/>
-        </w:rPr>
-        <w:t xml:space="preserve"> Besides hypertension, clonidine is used for withdrawal from opiates, tobacco and benzodiazepines, by minimizing withdrawal symptoms.</w:t>
+        <w:t>Clonidine and withdrawal.</w:t>
+      </w:r>
+      <w:r>
+        <w:rPr>
+          <w:b w:val="0"/>
+          <w:i w:val="0"/>
+          <w:sz w:val="20"/>
+        </w:rPr>
+        <w:t xml:space="preserve"> Clonidine reduces sympathetic outflow, so besides hypertension it eases withdrawal from opiates, tobacco and benzodiazepines; much of withdrawal is sympathetic overactivity, and damping the outflow blunts it.</w:t>
       </w:r>
     </w:p>
     <w:p>
@@ -27300,15 +27300,349 @@
           <w:i w:val="0"/>
           <w:sz w:val="20"/>
         </w:rPr>
-        <w:t>Clonidine and withdrawal.</w:t>
-      </w:r>
-      <w:r>
-        <w:rPr>
-          <w:b w:val="0"/>
-          <w:i w:val="0"/>
-          <w:sz w:val="20"/>
-        </w:rPr>
-        <w:t xml:space="preserve"> Clonidine reduces sympathetic outflow, so besides hypertension it eases withdrawal from opiates, tobacco and benzodiazepines; much of withdrawal is sympathetic overactivity, and damping the outflow blunts it.</w:t>
+        <w:t>Phenylephrine.</w:t>
+      </w:r>
+      <w:r>
+        <w:rPr>
+          <w:b w:val="0"/>
+          <w:i w:val="0"/>
+          <w:sz w:val="20"/>
+        </w:rPr>
+        <w:t xml:space="preserve"> This alpha-1 agonist constricts vessels and raises both systolic and diastolic blood pressure.</w:t>
+      </w:r>
+    </w:p>
+    <w:p>
+      <w:pPr>
+        <w:pStyle w:val="Heading2"/>
+        <w:spacing w:before="200" w:after="100"/>
+      </w:pPr>
+      <w:r>
+        <w:rPr>
+          <w:rFonts w:ascii="Georgia" w:hAnsi="Georgia"/>
+          <w:color w:val="6B3524"/>
+        </w:rPr>
+        <w:t>3.7 · Objectives 7 &amp; 11 — Adrenergic antagonists</w:t>
+      </w:r>
+    </w:p>
+    <w:p>
+      <w:pPr>
+        <w:spacing w:after="120"/>
+      </w:pPr>
+      <w:r>
+        <w:rPr>
+          <w:b/>
+          <w:i w:val="0"/>
+        </w:rPr>
+        <w:t>Alpha blockers.</w:t>
+      </w:r>
+      <w:r>
+        <w:rPr>
+          <w:b w:val="0"/>
+          <w:i w:val="0"/>
+        </w:rPr>
+        <w:t xml:space="preserve"> </w:t>
+      </w:r>
+      <w:r>
+        <w:rPr>
+          <w:b/>
+          <w:i w:val="0"/>
+        </w:rPr>
+        <w:t>Phenoxybenzamine</w:t>
+      </w:r>
+      <w:r>
+        <w:rPr>
+          <w:b w:val="0"/>
+          <w:i w:val="0"/>
+        </w:rPr>
+        <w:t xml:space="preserve"> is irreversible and noncompetitive — recovery needs new receptors, at least a day — and produces </w:t>
+      </w:r>
+      <w:r>
+        <w:rPr>
+          <w:b/>
+          <w:i w:val="0"/>
+        </w:rPr>
+        <w:t>epinephrine reversal</w:t>
+      </w:r>
+      <w:r>
+        <w:rPr>
+          <w:b w:val="0"/>
+          <w:i w:val="0"/>
+        </w:rPr>
+        <w:t xml:space="preserve">: vasoconstriction blocked, vasodilation left, so the net effect flips. </w:t>
+      </w:r>
+      <w:r>
+        <w:rPr>
+          <w:b/>
+          <w:i w:val="0"/>
+        </w:rPr>
+        <w:t>Phentolamine</w:t>
+      </w:r>
+      <w:r>
+        <w:rPr>
+          <w:b w:val="0"/>
+          <w:i w:val="0"/>
+        </w:rPr>
+        <w:t xml:space="preserve"> is competitive and shorter. Both treat </w:t>
+      </w:r>
+      <w:r>
+        <w:rPr>
+          <w:b/>
+          <w:i w:val="0"/>
+        </w:rPr>
+        <w:t>pheochromocytoma</w:t>
+      </w:r>
+      <w:r>
+        <w:rPr>
+          <w:b w:val="0"/>
+          <w:i w:val="0"/>
+        </w:rPr>
+        <w:t xml:space="preserve">. The selective alpha-one blockers split by use: </w:t>
+      </w:r>
+      <w:r>
+        <w:rPr>
+          <w:b/>
+          <w:i w:val="0"/>
+        </w:rPr>
+        <w:t>prazosin, terazosin, doxazosin</w:t>
+      </w:r>
+      <w:r>
+        <w:rPr>
+          <w:b w:val="0"/>
+          <w:i w:val="0"/>
+        </w:rPr>
+        <w:t xml:space="preserve"> for hypertension, </w:t>
+      </w:r>
+      <w:r>
+        <w:rPr>
+          <w:b/>
+          <w:i w:val="0"/>
+        </w:rPr>
+        <w:t>tamsulosin, alfuzosin</w:t>
+      </w:r>
+      <w:r>
+        <w:rPr>
+          <w:b w:val="0"/>
+          <w:i w:val="0"/>
+        </w:rPr>
+        <w:t xml:space="preserve"> for benign prostatic hyperplasia — with </w:t>
+      </w:r>
+      <w:r>
+        <w:rPr>
+          <w:b/>
+          <w:i w:val="0"/>
+        </w:rPr>
+        <w:t>first-dose syncope</w:t>
+      </w:r>
+      <w:r>
+        <w:rPr>
+          <w:b w:val="0"/>
+          <w:i w:val="0"/>
+        </w:rPr>
+        <w:t xml:space="preserve"> as the signature.</w:t>
+      </w:r>
+    </w:p>
+    <w:p>
+      <w:pPr>
+        <w:spacing w:after="120"/>
+      </w:pPr>
+      <w:r>
+        <w:rPr>
+          <w:b/>
+          <w:i w:val="0"/>
+        </w:rPr>
+        <w:t>Propranolol is the one to know in detail.</w:t>
+      </w:r>
+      <w:r>
+        <w:rPr>
+          <w:b w:val="0"/>
+          <w:i w:val="0"/>
+        </w:rPr>
+        <w:t xml:space="preserve"> Nonselective, so beta-two blockade brings </w:t>
+      </w:r>
+      <w:r>
+        <w:rPr>
+          <w:b/>
+          <w:i w:val="0"/>
+        </w:rPr>
+        <w:t>bronchoconstriction — contraindicated in asthma and chronic obstructive pulmonary disease</w:t>
+      </w:r>
+      <w:r>
+        <w:rPr>
+          <w:b w:val="0"/>
+          <w:i w:val="0"/>
+        </w:rPr>
+        <w:t xml:space="preserve">. It </w:t>
+      </w:r>
+      <w:r>
+        <w:rPr>
+          <w:b/>
+          <w:i w:val="0"/>
+        </w:rPr>
+        <w:t>masks the response to hypoglycemia</w:t>
+      </w:r>
+      <w:r>
+        <w:rPr>
+          <w:b w:val="0"/>
+          <w:i w:val="0"/>
+        </w:rPr>
+        <w:t xml:space="preserve">. Stopping it abruptly risks arrhythmia because </w:t>
+      </w:r>
+      <w:r>
+        <w:rPr>
+          <w:b/>
+          <w:i w:val="0"/>
+        </w:rPr>
+        <w:t>beta receptors up-regulate</w:t>
+      </w:r>
+      <w:r>
+        <w:rPr>
+          <w:b w:val="0"/>
+          <w:i w:val="0"/>
+        </w:rPr>
+        <w:t xml:space="preserve">. Uses run well beyond blood pressure: </w:t>
+      </w:r>
+      <w:r>
+        <w:rPr>
+          <w:b/>
+          <w:i w:val="0"/>
+        </w:rPr>
+        <w:t>migraine prevention, hyperthyroidism, angina, and after myocardial infarction</w:t>
+      </w:r>
+      <w:r>
+        <w:rPr>
+          <w:b w:val="0"/>
+          <w:i w:val="0"/>
+        </w:rPr>
+        <w:t>.</w:t>
+      </w:r>
+    </w:p>
+    <w:p>
+      <w:pPr>
+        <w:spacing w:after="120"/>
+      </w:pPr>
+      <w:r>
+        <w:rPr>
+          <w:b/>
+          <w:i w:val="0"/>
+        </w:rPr>
+        <w:t>The rest of the class by property:</w:t>
+      </w:r>
+      <w:r>
+        <w:rPr>
+          <w:b w:val="0"/>
+          <w:i w:val="0"/>
+        </w:rPr>
+        <w:t xml:space="preserve"> </w:t>
+      </w:r>
+      <w:r>
+        <w:rPr>
+          <w:b/>
+          <w:i w:val="0"/>
+        </w:rPr>
+        <w:t>timolol</w:t>
+      </w:r>
+      <w:r>
+        <w:rPr>
+          <w:b w:val="0"/>
+          <w:i w:val="0"/>
+        </w:rPr>
+        <w:t xml:space="preserve"> reduces aqueous humor for glaucoma; the </w:t>
+      </w:r>
+      <w:r>
+        <w:rPr>
+          <w:b/>
+          <w:i w:val="0"/>
+        </w:rPr>
+        <w:t>selective beta-one</w:t>
+      </w:r>
+      <w:r>
+        <w:rPr>
+          <w:b w:val="0"/>
+          <w:i w:val="0"/>
+        </w:rPr>
+        <w:t xml:space="preserve"> agents suit impaired lungs but </w:t>
+      </w:r>
+      <w:r>
+        <w:rPr>
+          <w:b/>
+          <w:i w:val="0"/>
+        </w:rPr>
+        <w:t>lose selectivity at higher doses</w:t>
+      </w:r>
+      <w:r>
+        <w:rPr>
+          <w:b w:val="0"/>
+          <w:i w:val="0"/>
+        </w:rPr>
+        <w:t xml:space="preserve">; </w:t>
+      </w:r>
+      <w:r>
+        <w:rPr>
+          <w:b/>
+          <w:i w:val="0"/>
+        </w:rPr>
+        <w:t>acebutolol and pindolol</w:t>
+      </w:r>
+      <w:r>
+        <w:rPr>
+          <w:b w:val="0"/>
+          <w:i w:val="0"/>
+        </w:rPr>
+        <w:t xml:space="preserve"> have intrinsic sympathomimetic activity; </w:t>
+      </w:r>
+      <w:r>
+        <w:rPr>
+          <w:b/>
+          <w:i w:val="0"/>
+        </w:rPr>
+        <w:t>labetalol and carvedilol</w:t>
+      </w:r>
+      <w:r>
+        <w:rPr>
+          <w:b w:val="0"/>
+          <w:i w:val="0"/>
+        </w:rPr>
+        <w:t xml:space="preserve"> add alpha-one blockade, labetalol intravenously for hypertensive emergency and carvedilol for mortality in heart failure. </w:t>
+      </w:r>
+      <w:r>
+        <w:rPr>
+          <w:b/>
+          <w:i w:val="0"/>
+        </w:rPr>
+        <w:t>Reserpine</w:t>
+      </w:r>
+      <w:r>
+        <w:rPr>
+          <w:b w:val="0"/>
+          <w:i w:val="0"/>
+        </w:rPr>
+        <w:t xml:space="preserve"> blocks transmitter uptake into vesicles; </w:t>
+      </w:r>
+      <w:r>
+        <w:rPr>
+          <w:b/>
+          <w:i w:val="0"/>
+        </w:rPr>
+        <w:t>guanethidine</w:t>
+      </w:r>
+      <w:r>
+        <w:rPr>
+          <w:b w:val="0"/>
+          <w:i w:val="0"/>
+        </w:rPr>
+        <w:t xml:space="preserve"> blocks release from them.</w:t>
+      </w:r>
+    </w:p>
+    <w:p>
+      <w:pPr>
+        <w:spacing w:after="120"/>
+      </w:pPr>
+      <w:r>
+        <w:rPr>
+          <w:b w:val="0"/>
+          <w:i w:val="0"/>
+        </w:rPr>
+        <w:t>Also tested</w:t>
       </w:r>
     </w:p>
     <w:p>
@@ -27322,349 +27656,15 @@
           <w:i w:val="0"/>
           <w:sz w:val="20"/>
         </w:rPr>
-        <w:t>Phenylephrine.</w:t>
-      </w:r>
-      <w:r>
-        <w:rPr>
-          <w:b w:val="0"/>
-          <w:i w:val="0"/>
-          <w:sz w:val="20"/>
-        </w:rPr>
-        <w:t xml:space="preserve"> This alpha-1 agonist constricts vessels and raises both systolic and diastolic blood pressure.</w:t>
-      </w:r>
-    </w:p>
-    <w:p>
-      <w:pPr>
-        <w:pStyle w:val="Heading2"/>
-        <w:spacing w:before="200" w:after="100"/>
-      </w:pPr>
-      <w:r>
-        <w:rPr>
-          <w:rFonts w:ascii="Georgia" w:hAnsi="Georgia"/>
-          <w:color w:val="6B3524"/>
-        </w:rPr>
-        <w:t>3.7 · Objectives 7 &amp; 11 — Adrenergic antagonists</w:t>
-      </w:r>
-    </w:p>
-    <w:p>
-      <w:pPr>
-        <w:spacing w:after="120"/>
-      </w:pPr>
-      <w:r>
-        <w:rPr>
-          <w:b/>
-          <w:i w:val="0"/>
-        </w:rPr>
-        <w:t>Alpha blockers.</w:t>
-      </w:r>
-      <w:r>
-        <w:rPr>
-          <w:b w:val="0"/>
-          <w:i w:val="0"/>
-        </w:rPr>
-        <w:t xml:space="preserve"> </w:t>
-      </w:r>
-      <w:r>
-        <w:rPr>
-          <w:b/>
-          <w:i w:val="0"/>
-        </w:rPr>
-        <w:t>Phenoxybenzamine</w:t>
-      </w:r>
-      <w:r>
-        <w:rPr>
-          <w:b w:val="0"/>
-          <w:i w:val="0"/>
-        </w:rPr>
-        <w:t xml:space="preserve"> is irreversible and noncompetitive — recovery needs new receptors, at least a day — and produces </w:t>
-      </w:r>
-      <w:r>
-        <w:rPr>
-          <w:b/>
-          <w:i w:val="0"/>
-        </w:rPr>
-        <w:t>epinephrine reversal</w:t>
-      </w:r>
-      <w:r>
-        <w:rPr>
-          <w:b w:val="0"/>
-          <w:i w:val="0"/>
-        </w:rPr>
-        <w:t xml:space="preserve">: vasoconstriction blocked, vasodilation left, so the net effect flips. </w:t>
-      </w:r>
-      <w:r>
-        <w:rPr>
-          <w:b/>
-          <w:i w:val="0"/>
-        </w:rPr>
-        <w:t>Phentolamine</w:t>
-      </w:r>
-      <w:r>
-        <w:rPr>
-          <w:b w:val="0"/>
-          <w:i w:val="0"/>
-        </w:rPr>
-        <w:t xml:space="preserve"> is competitive and shorter. Both treat </w:t>
-      </w:r>
-      <w:r>
-        <w:rPr>
-          <w:b/>
-          <w:i w:val="0"/>
-        </w:rPr>
-        <w:t>pheochromocytoma</w:t>
-      </w:r>
-      <w:r>
-        <w:rPr>
-          <w:b w:val="0"/>
-          <w:i w:val="0"/>
-        </w:rPr>
-        <w:t xml:space="preserve">. The selective alpha-one blockers split by use: </w:t>
-      </w:r>
-      <w:r>
-        <w:rPr>
-          <w:b/>
-          <w:i w:val="0"/>
-        </w:rPr>
-        <w:t>prazosin, terazosin, doxazosin</w:t>
-      </w:r>
-      <w:r>
-        <w:rPr>
-          <w:b w:val="0"/>
-          <w:i w:val="0"/>
-        </w:rPr>
-        <w:t xml:space="preserve"> for hypertension, </w:t>
-      </w:r>
-      <w:r>
-        <w:rPr>
-          <w:b/>
-          <w:i w:val="0"/>
-        </w:rPr>
-        <w:t>tamsulosin, alfuzosin</w:t>
-      </w:r>
-      <w:r>
-        <w:rPr>
-          <w:b w:val="0"/>
-          <w:i w:val="0"/>
-        </w:rPr>
-        <w:t xml:space="preserve"> for benign prostatic hyperplasia — with </w:t>
-      </w:r>
-      <w:r>
-        <w:rPr>
-          <w:b/>
-          <w:i w:val="0"/>
-        </w:rPr>
-        <w:t>first-dose syncope</w:t>
-      </w:r>
-      <w:r>
-        <w:rPr>
-          <w:b w:val="0"/>
-          <w:i w:val="0"/>
-        </w:rPr>
-        <w:t xml:space="preserve"> as the signature.</w:t>
-      </w:r>
-    </w:p>
-    <w:p>
-      <w:pPr>
-        <w:spacing w:after="120"/>
-      </w:pPr>
-      <w:r>
-        <w:rPr>
-          <w:b/>
-          <w:i w:val="0"/>
-        </w:rPr>
-        <w:t>Propranolol is the one to know in detail.</w:t>
-      </w:r>
-      <w:r>
-        <w:rPr>
-          <w:b w:val="0"/>
-          <w:i w:val="0"/>
-        </w:rPr>
-        <w:t xml:space="preserve"> Nonselective, so beta-two blockade brings </w:t>
-      </w:r>
-      <w:r>
-        <w:rPr>
-          <w:b/>
-          <w:i w:val="0"/>
-        </w:rPr>
-        <w:t>bronchoconstriction — contraindicated in asthma and chronic obstructive pulmonary disease</w:t>
-      </w:r>
-      <w:r>
-        <w:rPr>
-          <w:b w:val="0"/>
-          <w:i w:val="0"/>
-        </w:rPr>
-        <w:t xml:space="preserve">. It </w:t>
-      </w:r>
-      <w:r>
-        <w:rPr>
-          <w:b/>
-          <w:i w:val="0"/>
-        </w:rPr>
-        <w:t>masks the response to hypoglycemia</w:t>
-      </w:r>
-      <w:r>
-        <w:rPr>
-          <w:b w:val="0"/>
-          <w:i w:val="0"/>
-        </w:rPr>
-        <w:t xml:space="preserve">. Stopping it abruptly risks arrhythmia because </w:t>
-      </w:r>
-      <w:r>
-        <w:rPr>
-          <w:b/>
-          <w:i w:val="0"/>
-        </w:rPr>
-        <w:t>beta receptors up-regulate</w:t>
-      </w:r>
-      <w:r>
-        <w:rPr>
-          <w:b w:val="0"/>
-          <w:i w:val="0"/>
-        </w:rPr>
-        <w:t xml:space="preserve">. Uses run well beyond blood pressure: </w:t>
-      </w:r>
-      <w:r>
-        <w:rPr>
-          <w:b/>
-          <w:i w:val="0"/>
-        </w:rPr>
-        <w:t>migraine prevention, hyperthyroidism, angina, and after myocardial infarction</w:t>
-      </w:r>
-      <w:r>
-        <w:rPr>
-          <w:b w:val="0"/>
-          <w:i w:val="0"/>
-        </w:rPr>
-        <w:t>.</w:t>
-      </w:r>
-    </w:p>
-    <w:p>
-      <w:pPr>
-        <w:spacing w:after="120"/>
-      </w:pPr>
-      <w:r>
-        <w:rPr>
-          <w:b/>
-          <w:i w:val="0"/>
-        </w:rPr>
-        <w:t>The rest of the class by property:</w:t>
-      </w:r>
-      <w:r>
-        <w:rPr>
-          <w:b w:val="0"/>
-          <w:i w:val="0"/>
-        </w:rPr>
-        <w:t xml:space="preserve"> </w:t>
-      </w:r>
-      <w:r>
-        <w:rPr>
-          <w:b/>
-          <w:i w:val="0"/>
-        </w:rPr>
-        <w:t>timolol</w:t>
-      </w:r>
-      <w:r>
-        <w:rPr>
-          <w:b w:val="0"/>
-          <w:i w:val="0"/>
-        </w:rPr>
-        <w:t xml:space="preserve"> reduces aqueous humor for glaucoma; the </w:t>
-      </w:r>
-      <w:r>
-        <w:rPr>
-          <w:b/>
-          <w:i w:val="0"/>
-        </w:rPr>
-        <w:t>selective beta-one</w:t>
-      </w:r>
-      <w:r>
-        <w:rPr>
-          <w:b w:val="0"/>
-          <w:i w:val="0"/>
-        </w:rPr>
-        <w:t xml:space="preserve"> agents suit impaired lungs but </w:t>
-      </w:r>
-      <w:r>
-        <w:rPr>
-          <w:b/>
-          <w:i w:val="0"/>
-        </w:rPr>
-        <w:t>lose selectivity at higher doses</w:t>
-      </w:r>
-      <w:r>
-        <w:rPr>
-          <w:b w:val="0"/>
-          <w:i w:val="0"/>
-        </w:rPr>
-        <w:t xml:space="preserve">; </w:t>
-      </w:r>
-      <w:r>
-        <w:rPr>
-          <w:b/>
-          <w:i w:val="0"/>
-        </w:rPr>
-        <w:t>acebutolol and pindolol</w:t>
-      </w:r>
-      <w:r>
-        <w:rPr>
-          <w:b w:val="0"/>
-          <w:i w:val="0"/>
-        </w:rPr>
-        <w:t xml:space="preserve"> have intrinsic sympathomimetic activity; </w:t>
-      </w:r>
-      <w:r>
-        <w:rPr>
-          <w:b/>
-          <w:i w:val="0"/>
-        </w:rPr>
-        <w:t>labetalol and carvedilol</w:t>
-      </w:r>
-      <w:r>
-        <w:rPr>
-          <w:b w:val="0"/>
-          <w:i w:val="0"/>
-        </w:rPr>
-        <w:t xml:space="preserve"> add alpha-one blockade, labetalol intravenously for hypertensive emergency and carvedilol for mortality in heart failure. </w:t>
-      </w:r>
-      <w:r>
-        <w:rPr>
-          <w:b/>
-          <w:i w:val="0"/>
-        </w:rPr>
-        <w:t>Reserpine</w:t>
-      </w:r>
-      <w:r>
-        <w:rPr>
-          <w:b w:val="0"/>
-          <w:i w:val="0"/>
-        </w:rPr>
-        <w:t xml:space="preserve"> blocks transmitter uptake into vesicles; </w:t>
-      </w:r>
-      <w:r>
-        <w:rPr>
-          <w:b/>
-          <w:i w:val="0"/>
-        </w:rPr>
-        <w:t>guanethidine</w:t>
-      </w:r>
-      <w:r>
-        <w:rPr>
-          <w:b w:val="0"/>
-          <w:i w:val="0"/>
-        </w:rPr>
-        <w:t xml:space="preserve"> blocks release from them.</w:t>
-      </w:r>
-    </w:p>
-    <w:p>
-      <w:pPr>
-        <w:spacing w:after="120"/>
-      </w:pPr>
-      <w:r>
-        <w:rPr>
-          <w:b w:val="0"/>
-          <w:i w:val="0"/>
-        </w:rPr>
-        <w:t>Also tested</w:t>
+        <w:t>Propranolol vascular effect.</w:t>
+      </w:r>
+      <w:r>
+        <w:rPr>
+          <w:b w:val="0"/>
+          <w:i w:val="0"/>
+          <w:sz w:val="20"/>
+        </w:rPr>
+        <w:t xml:space="preserve"> It produces peripheral vasoconstriction through beta-two blockade, since blocking beta-two removes vasodilation.</w:t>
       </w:r>
     </w:p>
     <w:p>
@@ -27678,15 +27678,15 @@
           <w:i w:val="0"/>
           <w:sz w:val="20"/>
         </w:rPr>
-        <w:t>Propranolol vascular effect.</w:t>
-      </w:r>
-      <w:r>
-        <w:rPr>
-          <w:b w:val="0"/>
-          <w:i w:val="0"/>
-          <w:sz w:val="20"/>
-        </w:rPr>
-        <w:t xml:space="preserve"> It produces peripheral vasoconstriction through beta-two blockade, since blocking beta-two removes vasodilation.</w:t>
+        <w:t>Alpha-one blocker metabolic effects.</w:t>
+      </w:r>
+      <w:r>
+        <w:rPr>
+          <w:b w:val="0"/>
+          <w:i w:val="0"/>
+          <w:sz w:val="20"/>
+        </w:rPr>
+        <w:t xml:space="preserve"> They improve lipid profiles and glucose metabolism, in contrast to propranolol, which worsens both.</w:t>
       </w:r>
     </w:p>
     <w:p>
@@ -27700,15 +27700,15 @@
           <w:i w:val="0"/>
           <w:sz w:val="20"/>
         </w:rPr>
-        <w:t>Alpha-one blocker metabolic effects.</w:t>
-      </w:r>
-      <w:r>
-        <w:rPr>
-          <w:b w:val="0"/>
-          <w:i w:val="0"/>
-          <w:sz w:val="20"/>
-        </w:rPr>
-        <w:t xml:space="preserve"> They improve lipid profiles and glucose metabolism, in contrast to propranolol, which worsens both.</w:t>
+        <w:t>Phenoxybenzamine and norepinephrine.</w:t>
+      </w:r>
+      <w:r>
+        <w:rPr>
+          <w:b w:val="0"/>
+          <w:i w:val="0"/>
+          <w:sz w:val="20"/>
+        </w:rPr>
+        <w:t xml:space="preserve"> Norepinephrine's actions are diminished but not reversed because it lacks significant beta activity on vessels, so there is no vasodilating component left to unmask.</w:t>
       </w:r>
     </w:p>
     <w:p>
@@ -27722,15 +27722,15 @@
           <w:i w:val="0"/>
           <w:sz w:val="20"/>
         </w:rPr>
-        <w:t>Phenoxybenzamine and norepinephrine.</w:t>
-      </w:r>
-      <w:r>
-        <w:rPr>
-          <w:b w:val="0"/>
-          <w:i w:val="0"/>
-          <w:sz w:val="20"/>
-        </w:rPr>
-        <w:t xml:space="preserve"> Norepinephrine's actions are diminished but not reversed because it lacks significant beta activity on vessels, so there is no vasodilating component left to unmask.</w:t>
+        <w:t>Beta blocker names.</w:t>
+      </w:r>
+      <w:r>
+        <w:rPr>
+          <w:b w:val="0"/>
+          <w:i w:val="0"/>
+          <w:sz w:val="20"/>
+        </w:rPr>
+        <w:t xml:space="preserve"> A beta blocker whose name begins with a letter from N to Z is generally non-selective, while A to M are generally cardioselective.</w:t>
       </w:r>
     </w:p>
     <w:p>
@@ -27744,15 +27744,15 @@
           <w:i w:val="0"/>
           <w:sz w:val="20"/>
         </w:rPr>
-        <w:t>Beta blocker names.</w:t>
-      </w:r>
-      <w:r>
-        <w:rPr>
-          <w:b w:val="0"/>
-          <w:i w:val="0"/>
-          <w:sz w:val="20"/>
-        </w:rPr>
-        <w:t xml:space="preserve"> A beta blocker whose name begins with a letter from N to Z is generally non-selective, while A to M are generally cardioselective.</w:t>
+        <w:t>Inhalation anesthetics and epinephrine.</w:t>
+      </w:r>
+      <w:r>
+        <w:rPr>
+          <w:b w:val="0"/>
+          <w:i w:val="0"/>
+          <w:sz w:val="20"/>
+        </w:rPr>
+        <w:t xml:space="preserve"> Inhalation anesthetics sensitize the heart to epinephrine, causing tachycardia, which matters during anesthesia.</w:t>
       </w:r>
     </w:p>
     <w:p>
@@ -27766,15 +27766,15 @@
           <w:i w:val="0"/>
           <w:sz w:val="20"/>
         </w:rPr>
-        <w:t>Inhalation anesthetics and epinephrine.</w:t>
-      </w:r>
-      <w:r>
-        <w:rPr>
-          <w:b w:val="0"/>
-          <w:i w:val="0"/>
-          <w:sz w:val="20"/>
-        </w:rPr>
-        <w:t xml:space="preserve"> Inhalation anesthetics sensitize the heart to epinephrine, causing tachycardia, which matters during anesthesia.</w:t>
+        <w:t>Carvedilol in heart failure.</w:t>
+      </w:r>
+      <w:r>
+        <w:rPr>
+          <w:b w:val="0"/>
+          <w:i w:val="0"/>
+          <w:sz w:val="20"/>
+        </w:rPr>
+        <w:t xml:space="preserve"> It has been shown to prevent cardiovascular mortality, and it reduces lipid peroxidation and wall thickening.</w:t>
       </w:r>
     </w:p>
     <w:p>
@@ -27788,15 +27788,15 @@
           <w:i w:val="0"/>
           <w:sz w:val="20"/>
         </w:rPr>
-        <w:t>Carvedilol in heart failure.</w:t>
-      </w:r>
-      <w:r>
-        <w:rPr>
-          <w:b w:val="0"/>
-          <w:i w:val="0"/>
-          <w:sz w:val="20"/>
-        </w:rPr>
-        <w:t xml:space="preserve"> It has been shown to prevent cardiovascular mortality, and it reduces lipid peroxidation and wall thickening.</w:t>
+        <w:t>Propranolol and hypoglycemia.</w:t>
+      </w:r>
+      <w:r>
+        <w:rPr>
+          <w:b w:val="0"/>
+          <w:i w:val="0"/>
+          <w:sz w:val="20"/>
+        </w:rPr>
+        <w:t xml:space="preserve"> It is risky because it blunts the normal physiological response to hypoglycemia, and it reduces glycogenolysis and glucagon secretion.</w:t>
       </w:r>
     </w:p>
     <w:p>
@@ -27810,15 +27810,15 @@
           <w:i w:val="0"/>
           <w:sz w:val="20"/>
         </w:rPr>
-        <w:t>Propranolol and hypoglycemia.</w:t>
-      </w:r>
-      <w:r>
-        <w:rPr>
-          <w:b w:val="0"/>
-          <w:i w:val="0"/>
-          <w:sz w:val="20"/>
-        </w:rPr>
-        <w:t xml:space="preserve"> It is risky because it blunts the normal physiological response to hypoglycemia, and it reduces glycogenolysis and glucagon secretion.</w:t>
+        <w:t>Cocaine and epinephrine.</w:t>
+      </w:r>
+      <w:r>
+        <w:rPr>
+          <w:b w:val="0"/>
+          <w:i w:val="0"/>
+          <w:sz w:val="20"/>
+        </w:rPr>
+        <w:t xml:space="preserve"> Cocaine exaggerates the effects of epinephrine by preventing reuptake of the catecholamine, so the cardiovascular actions are amplified.</w:t>
       </w:r>
     </w:p>
     <w:p>
@@ -27832,15 +27832,15 @@
           <w:i w:val="0"/>
           <w:sz w:val="20"/>
         </w:rPr>
-        <w:t>Cocaine and epinephrine.</w:t>
-      </w:r>
-      <w:r>
-        <w:rPr>
-          <w:b w:val="0"/>
-          <w:i w:val="0"/>
-          <w:sz w:val="20"/>
-        </w:rPr>
-        <w:t xml:space="preserve"> Cocaine exaggerates the effects of epinephrine by preventing reuptake of the catecholamine, so the cardiovascular actions are amplified.</w:t>
+        <w:t>Intrinsic sympathomimetic activity.</w:t>
+      </w:r>
+      <w:r>
+        <w:rPr>
+          <w:b w:val="0"/>
+          <w:i w:val="0"/>
+          <w:sz w:val="20"/>
+        </w:rPr>
+        <w:t xml:space="preserve"> This is weak agonist action alongside receptor blockade, useful where a blocker causes excessive bradycardia.</w:t>
       </w:r>
     </w:p>
     <w:p>

--- a/Pharmacology I Exam 1/pharm-exam-1-study-guide.docx
+++ b/Pharmacology I Exam 1/pharm-exam-1-study-guide.docx
@@ -4470,6 +4470,50 @@
     </w:p>
     <w:p>
       <w:pPr>
+        <w:pStyle w:val="ListBullet"/>
+        <w:spacing w:after="40"/>
+      </w:pPr>
+      <w:r>
+        <w:rPr>
+          <w:b/>
+          <w:i w:val="0"/>
+          <w:sz w:val="20"/>
+        </w:rPr>
+        <w:t>Ceftriaxone for meningitis.</w:t>
+      </w:r>
+      <w:r>
+        <w:rPr>
+          <w:b w:val="0"/>
+          <w:i w:val="0"/>
+          <w:sz w:val="20"/>
+        </w:rPr>
+        <w:t xml:space="preserve"> The dose is 2 grams intravenously every 12 hours, against a usual range of 1 to 2 grams every 12 to 24 hours.</w:t>
+      </w:r>
+    </w:p>
+    <w:p>
+      <w:pPr>
+        <w:pStyle w:val="ListBullet"/>
+        <w:spacing w:after="40"/>
+      </w:pPr>
+      <w:r>
+        <w:rPr>
+          <w:b/>
+          <w:i w:val="0"/>
+          <w:sz w:val="20"/>
+        </w:rPr>
+        <w:t>Extended-infusion piperacillin/tazobactam.</w:t>
+      </w:r>
+      <w:r>
+        <w:rPr>
+          <w:b w:val="0"/>
+          <w:i w:val="0"/>
+          <w:sz w:val="20"/>
+        </w:rPr>
+        <w:t xml:space="preserve"> It is given as 3.375 to 4.5 grams every 8 hours over 4 hours. The standard schedule is every 6 hours over 30 minutes.</w:t>
+      </w:r>
+    </w:p>
+    <w:p>
+      <w:pPr>
         <w:pStyle w:val="Heading3"/>
         <w:spacing w:before="200" w:after="100"/>
       </w:pPr>
@@ -6482,6 +6526,72 @@
     </w:p>
     <w:p>
       <w:pPr>
+        <w:pStyle w:val="ListBullet"/>
+        <w:spacing w:after="40"/>
+      </w:pPr>
+      <w:r>
+        <w:rPr>
+          <w:b/>
+          <w:i w:val="0"/>
+          <w:sz w:val="20"/>
+        </w:rPr>
+        <w:t>Why a vancomycin loading dose.</w:t>
+      </w:r>
+      <w:r>
+        <w:rPr>
+          <w:b w:val="0"/>
+          <w:i w:val="0"/>
+          <w:sz w:val="20"/>
+        </w:rPr>
+        <w:t xml:space="preserve"> The loading dose of 25 to 30 milligrams per kilogram, rounded to the nearest 500 milligrams, exists to reach the target trough quickly rather than waiting through several maintenance doses.</w:t>
+      </w:r>
+    </w:p>
+    <w:p>
+      <w:pPr>
+        <w:pStyle w:val="ListBullet"/>
+        <w:spacing w:after="40"/>
+      </w:pPr>
+      <w:r>
+        <w:rPr>
+          <w:b/>
+          <w:i w:val="0"/>
+          <w:sz w:val="20"/>
+        </w:rPr>
+        <w:t>Vancomycin interval by clearance.</w:t>
+      </w:r>
+      <w:r>
+        <w:rPr>
+          <w:b w:val="0"/>
+          <w:i w:val="0"/>
+          <w:sz w:val="20"/>
+        </w:rPr>
+        <w:t xml:space="preserve"> At a creatinine clearance above 70 milliliters per minute, vancomycin is given every 8 hours; the interval lengthens as clearance falls.</w:t>
+      </w:r>
+    </w:p>
+    <w:p>
+      <w:pPr>
+        <w:pStyle w:val="ListBullet"/>
+        <w:spacing w:after="40"/>
+      </w:pPr>
+      <w:r>
+        <w:rPr>
+          <w:b/>
+          <w:i w:val="0"/>
+          <w:sz w:val="20"/>
+        </w:rPr>
+        <w:t>Vancomycin loading dose.</w:t>
+      </w:r>
+      <w:r>
+        <w:rPr>
+          <w:b w:val="0"/>
+          <w:i w:val="0"/>
+          <w:sz w:val="20"/>
+        </w:rPr>
+        <w:t xml:space="preserve"> In critically ill patients the loading dose is 25 to 30 milligrams per kilogram, rounded to the nearest 500 milligrams.</w:t>
+      </w:r>
+    </w:p>
+    <w:p>
+      <w:pPr>
         <w:pStyle w:val="Heading2"/>
         <w:spacing w:before="200" w:after="100"/>
       </w:pPr>
@@ -8432,6 +8542,50 @@
     </w:p>
     <w:p>
       <w:pPr>
+        <w:pStyle w:val="ListBullet"/>
+        <w:spacing w:after="40"/>
+      </w:pPr>
+      <w:r>
+        <w:rPr>
+          <w:b/>
+          <w:i w:val="0"/>
+          <w:sz w:val="20"/>
+        </w:rPr>
+        <w:t>Once-daily amikacin dose.</w:t>
+      </w:r>
+      <w:r>
+        <w:rPr>
+          <w:b w:val="0"/>
+          <w:i w:val="0"/>
+          <w:sz w:val="20"/>
+        </w:rPr>
+        <w:t xml:space="preserve"> Amikacin is dosed at 15 milligrams per kilogram, against 7 milligrams per kilogram for the other two.</w:t>
+      </w:r>
+    </w:p>
+    <w:p>
+      <w:pPr>
+        <w:pStyle w:val="ListBullet"/>
+        <w:spacing w:after="40"/>
+      </w:pPr>
+      <w:r>
+        <w:rPr>
+          <w:b/>
+          <w:i w:val="0"/>
+          <w:sz w:val="20"/>
+        </w:rPr>
+        <w:t>Tigecycline dosing.</w:t>
+      </w:r>
+      <w:r>
+        <w:rPr>
+          <w:b w:val="0"/>
+          <w:i w:val="0"/>
+          <w:sz w:val="20"/>
+        </w:rPr>
+        <w:t xml:space="preserve"> It is dosed as 100 milligrams once, then 50 milligrams every 12 hours, infused over 30 to 60 minutes.</w:t>
+      </w:r>
+    </w:p>
+    <w:p>
+      <w:pPr>
         <w:pStyle w:val="Heading2"/>
         <w:spacing w:before="200" w:after="100"/>
       </w:pPr>
@@ -9428,6 +9582,28 @@
           <w:sz w:val="20"/>
         </w:rPr>
         <w:t xml:space="preserve"> Moxifloxacin needs none, while ciprofloxacin and levofloxacin are renally adjusted.</w:t>
+      </w:r>
+    </w:p>
+    <w:p>
+      <w:pPr>
+        <w:pStyle w:val="ListBullet"/>
+        <w:spacing w:after="40"/>
+      </w:pPr>
+      <w:r>
+        <w:rPr>
+          <w:b/>
+          <w:i w:val="0"/>
+          <w:sz w:val="20"/>
+        </w:rPr>
+        <w:t>Ciprofloxacin dosing.</w:t>
+      </w:r>
+      <w:r>
+        <w:rPr>
+          <w:b w:val="0"/>
+          <w:i w:val="0"/>
+          <w:sz w:val="20"/>
+        </w:rPr>
+        <w:t xml:space="preserve"> The oral dose is 500 to 750 milligrams every 12 hours, with 400 milligrams every 12 hours intravenously.</w:t>
       </w:r>
     </w:p>
     <w:p>

--- a/Pharmacology I Exam 1/pharm-exam-1-study-guide.docx
+++ b/Pharmacology I Exam 1/pharm-exam-1-study-guide.docx
@@ -6421,6 +6421,63 @@
     </w:p>
     <w:p>
       <w:pPr>
+        <w:spacing w:after="120"/>
+      </w:pPr>
+      <w:r>
+        <w:rPr>
+          <w:b/>
+          <w:i w:val="0"/>
+        </w:rPr>
+        <w:t>Daptomycin.</w:t>
+      </w:r>
+      <w:r>
+        <w:rPr>
+          <w:b w:val="0"/>
+          <w:i w:val="0"/>
+        </w:rPr>
+        <w:t xml:space="preserve"> It depolarizes the membrane but cannot be used in pneumonia, because pulmonary surfactant inactivates it, making the lung the one site where it fails.</w:t>
+      </w:r>
+    </w:p>
+    <w:p>
+      <w:pPr>
+        <w:spacing w:after="120"/>
+      </w:pPr>
+      <w:r>
+        <w:rPr>
+          <w:b/>
+          <w:i w:val="0"/>
+        </w:rPr>
+        <w:t>Daptomycin mechanism.</w:t>
+      </w:r>
+      <w:r>
+        <w:rPr>
+          <w:b w:val="0"/>
+          <w:i w:val="0"/>
+        </w:rPr>
+        <w:t xml:space="preserve"> It kills bacteria by causing bacterial depolarization, halting DNA, RNA and protein synthesis at once.</w:t>
+      </w:r>
+    </w:p>
+    <w:p>
+      <w:pPr>
+        <w:spacing w:after="120"/>
+      </w:pPr>
+      <w:r>
+        <w:rPr>
+          <w:b/>
+          <w:i w:val="0"/>
+        </w:rPr>
+        <w:t>Daptomycin and pneumonia.</w:t>
+      </w:r>
+      <w:r>
+        <w:rPr>
+          <w:b w:val="0"/>
+          <w:i w:val="0"/>
+        </w:rPr>
+        <w:t xml:space="preserve"> It cannot be used because it is inactivated in the lung, which is why it is excluded despite Gram-positive cover.</w:t>
+      </w:r>
+    </w:p>
+    <w:p>
+      <w:pPr>
         <w:pStyle w:val="Heading2"/>
         <w:spacing w:before="200" w:after="100"/>
       </w:pPr>
@@ -7297,14 +7354,14 @@
           <w:b/>
           <w:i w:val="0"/>
         </w:rPr>
-        <w:t>Daptomycin mechanism.</w:t>
-      </w:r>
-      <w:r>
-        <w:rPr>
-          <w:b w:val="0"/>
-          <w:i w:val="0"/>
-        </w:rPr>
-        <w:t xml:space="preserve"> It kills bacteria by causing bacterial depolarization, halting DNA, RNA and protein synthesis at once.</w:t>
+        <w:t>Macrolide interactions.</w:t>
+      </w:r>
+      <w:r>
+        <w:rPr>
+          <w:b w:val="0"/>
+          <w:i w:val="0"/>
+        </w:rPr>
+        <w:t xml:space="preserve"> Metabolites inactivate CYP3A, raising substrate levels; the effect ranks erythromycin greater than clarithromycin greater than azithromycin, so azithromycin is the one to reach for when interactions matter.</w:t>
       </w:r>
     </w:p>
     <w:p>
@@ -7323,7 +7380,7 @@
           <w:b w:val="0"/>
           <w:i w:val="0"/>
         </w:rPr>
-        <w:t xml:space="preserve"> Metabolites inactivate CYP3A, raising substrate levels; the effect ranks erythromycin greater than clarithromycin greater than azithromycin, so azithromycin is the one to reach for when interactions matter.</w:t>
+        <w:t xml:space="preserve"> Metabolites bind CYP3A subclass enzymes, forming an inactive complex and raising levels of substrates such as carbamazepine, cyclosporine, digoxin, midazolam and theophylline; severity is erythromycin greater than clarithromycin greater than azithromycin.</w:t>
       </w:r>
     </w:p>
     <w:p>
@@ -7335,14 +7392,14 @@
           <w:b/>
           <w:i w:val="0"/>
         </w:rPr>
-        <w:t>Macrolide interactions.</w:t>
-      </w:r>
-      <w:r>
-        <w:rPr>
-          <w:b w:val="0"/>
-          <w:i w:val="0"/>
-        </w:rPr>
-        <w:t xml:space="preserve"> Metabolites bind CYP3A subclass enzymes, forming an inactive complex and raising levels of substrates such as carbamazepine, cyclosporine, digoxin, midazolam and theophylline; severity is erythromycin greater than clarithromycin greater than azithromycin.</w:t>
+        <w:t>Clarithromycin and digoxin.</w:t>
+      </w:r>
+      <w:r>
+        <w:rPr>
+          <w:b w:val="0"/>
+          <w:i w:val="0"/>
+        </w:rPr>
+        <w:t xml:space="preserve"> Clarithromycin raises digoxin levels through CYP3A4 inhibition, because macrolide metabolites form an inactive complex with CYP3A.</w:t>
       </w:r>
     </w:p>
     <w:p>
@@ -7354,14 +7411,14 @@
           <w:b/>
           <w:i w:val="0"/>
         </w:rPr>
-        <w:t>Clarithromycin and digoxin.</w:t>
-      </w:r>
-      <w:r>
-        <w:rPr>
-          <w:b w:val="0"/>
-          <w:i w:val="0"/>
-        </w:rPr>
-        <w:t xml:space="preserve"> Clarithromycin raises digoxin levels through CYP3A4 inhibition, because macrolide metabolites form an inactive complex with CYP3A.</w:t>
+        <w:t>Prevpac.</w:t>
+      </w:r>
+      <w:r>
+        <w:rPr>
+          <w:b w:val="0"/>
+          <w:i w:val="0"/>
+        </w:rPr>
+        <w:t xml:space="preserve"> This regimen named for Helicobacter pylori combines clarithromycin, amoxicillin and lansoprazole: a macrolide, a penicillin and a proton pump inhibitor together.</w:t>
       </w:r>
     </w:p>
     <w:p>
@@ -7373,14 +7430,14 @@
           <w:b/>
           <w:i w:val="0"/>
         </w:rPr>
-        <w:t>Prevpac.</w:t>
-      </w:r>
-      <w:r>
-        <w:rPr>
-          <w:b w:val="0"/>
-          <w:i w:val="0"/>
-        </w:rPr>
-        <w:t xml:space="preserve"> This regimen named for Helicobacter pylori combines clarithromycin, amoxicillin and lansoprazole: a macrolide, a penicillin and a proton pump inhibitor together.</w:t>
+        <w:t>Macrolide gastrointestinal effects.</w:t>
+      </w:r>
+      <w:r>
+        <w:rPr>
+          <w:b w:val="0"/>
+          <w:i w:val="0"/>
+        </w:rPr>
+        <w:t xml:space="preserve"> Nausea, diarrhea and abdominal pain are worst in children and young adults, because the drug stimulates gut motility.</w:t>
       </w:r>
     </w:p>
     <w:p>
@@ -7392,14 +7449,14 @@
           <w:b/>
           <w:i w:val="0"/>
         </w:rPr>
-        <w:t>Macrolide gastrointestinal effects.</w:t>
-      </w:r>
-      <w:r>
-        <w:rPr>
-          <w:b w:val="0"/>
-          <w:i w:val="0"/>
-        </w:rPr>
-        <w:t xml:space="preserve"> Nausea, diarrhea and abdominal pain are worst in children and young adults, because the drug stimulates gut motility.</w:t>
+        <w:t>Macrolide hepatotoxicity.</w:t>
+      </w:r>
+      <w:r>
+        <w:rPr>
+          <w:b w:val="0"/>
+          <w:i w:val="0"/>
+        </w:rPr>
+        <w:t xml:space="preserve"> The estolate salt is most associated with cholestatic hepatitis, and the reaction is rare overall.</w:t>
       </w:r>
     </w:p>
     <w:p>
@@ -7411,14 +7468,14 @@
           <w:b/>
           <w:i w:val="0"/>
         </w:rPr>
-        <w:t>Macrolide hepatotoxicity.</w:t>
-      </w:r>
-      <w:r>
-        <w:rPr>
-          <w:b w:val="0"/>
-          <w:i w:val="0"/>
-        </w:rPr>
-        <w:t xml:space="preserve"> The estolate salt is most associated with cholestatic hepatitis, and the reaction is rare overall.</w:t>
+        <w:t>Macrolide drug interactions.</w:t>
+      </w:r>
+      <w:r>
+        <w:rPr>
+          <w:b w:val="0"/>
+          <w:i w:val="0"/>
+        </w:rPr>
+        <w:t xml:space="preserve"> Macrolide metabolites form an inactive complex with CYP3A, so substrate drug levels rise.</w:t>
       </w:r>
     </w:p>
     <w:p>
@@ -7430,14 +7487,14 @@
           <w:b/>
           <w:i w:val="0"/>
         </w:rPr>
-        <w:t>Macrolide drug interactions.</w:t>
-      </w:r>
-      <w:r>
-        <w:rPr>
-          <w:b w:val="0"/>
-          <w:i w:val="0"/>
-        </w:rPr>
-        <w:t xml:space="preserve"> Macrolide metabolites form an inactive complex with CYP3A, so substrate drug levels rise.</w:t>
+        <w:t>Macrolide hearing loss.</w:t>
+      </w:r>
+      <w:r>
+        <w:rPr>
+          <w:b w:val="0"/>
+          <w:i w:val="0"/>
+        </w:rPr>
+        <w:t xml:space="preserve"> Transient hearing loss occurs with large intravenous doses or renal impairment, and the effect is transient.</w:t>
       </w:r>
     </w:p>
     <w:p>
@@ -7449,14 +7506,14 @@
           <w:b/>
           <w:i w:val="0"/>
         </w:rPr>
-        <w:t>Macrolide hearing loss.</w:t>
-      </w:r>
-      <w:r>
-        <w:rPr>
-          <w:b w:val="0"/>
-          <w:i w:val="0"/>
-        </w:rPr>
-        <w:t xml:space="preserve"> Transient hearing loss occurs with large intravenous doses or renal impairment, and the effect is transient.</w:t>
+        <w:t>Macrolides for Mycobacterium avium complex.</w:t>
+      </w:r>
+      <w:r>
+        <w:rPr>
+          <w:b w:val="0"/>
+          <w:i w:val="0"/>
+        </w:rPr>
+        <w:t xml:space="preserve"> Clarithromycin and azithromycin are used, with ethambutol and possibly rifabutin in disseminated disease.</w:t>
       </w:r>
     </w:p>
     <w:p>
@@ -7468,14 +7525,14 @@
           <w:b/>
           <w:i w:val="0"/>
         </w:rPr>
-        <w:t>Macrolides for Mycobacterium avium complex.</w:t>
-      </w:r>
-      <w:r>
-        <w:rPr>
-          <w:b w:val="0"/>
-          <w:i w:val="0"/>
-        </w:rPr>
-        <w:t xml:space="preserve"> Clarithromycin and azithromycin are used, with ethambutol and possibly rifabutin in disseminated disease.</w:t>
+        <w:t>Chlamydia trachomatis in infants.</w:t>
+      </w:r>
+      <w:r>
+        <w:rPr>
+          <w:b w:val="0"/>
+          <w:i w:val="0"/>
+        </w:rPr>
+        <w:t xml:space="preserve"> Erythromycin is the macrolide used for conjunctivitis or pneumonia in an infant, while azithromycin covers Chlamydia trachomatis more generally.</w:t>
       </w:r>
     </w:p>
     <w:p>
@@ -7487,14 +7544,14 @@
           <w:b/>
           <w:i w:val="0"/>
         </w:rPr>
-        <w:t>Chlamydia trachomatis in infants.</w:t>
-      </w:r>
-      <w:r>
-        <w:rPr>
-          <w:b w:val="0"/>
-          <w:i w:val="0"/>
-        </w:rPr>
-        <w:t xml:space="preserve"> Erythromycin is the macrolide used for conjunctivitis or pneumonia in an infant, while azithromycin covers Chlamydia trachomatis more generally.</w:t>
+        <w:t>Clindamycin.</w:t>
+      </w:r>
+      <w:r>
+        <w:rPr>
+          <w:b w:val="0"/>
+          <w:i w:val="0"/>
+        </w:rPr>
+        <w:t xml:space="preserve"> It is drug of choice for toxin-mediated disease, skin and soft tissue infection, osteomyelitis, surgical prophylaxis in penicillin allergy, and as part of intra-abdominal combination therapy; the toxin indication follows from inhibiting protein synthesis and so toxin production.</w:t>
       </w:r>
     </w:p>
     <w:p>
@@ -7506,14 +7563,14 @@
           <w:b/>
           <w:i w:val="0"/>
         </w:rPr>
-        <w:t>Clindamycin.</w:t>
-      </w:r>
-      <w:r>
-        <w:rPr>
-          <w:b w:val="0"/>
-          <w:i w:val="0"/>
-        </w:rPr>
-        <w:t xml:space="preserve"> It is drug of choice for toxin-mediated disease, skin and soft tissue infection, osteomyelitis, surgical prophylaxis in penicillin allergy, and as part of intra-abdominal combination therapy; the toxin indication follows from inhibiting protein synthesis and so toxin production.</w:t>
+        <w:t>Macrolide gaps in coverage.</w:t>
+      </w:r>
+      <w:r>
+        <w:rPr>
+          <w:b w:val="0"/>
+          <w:i w:val="0"/>
+        </w:rPr>
+        <w:t xml:space="preserve"> Enterococci and most other Gram-negatives are outside macrolide coverage, whereas Haemophilus, Moraxella and Neisseria are covered.</w:t>
       </w:r>
     </w:p>
     <w:p>
@@ -7525,14 +7582,14 @@
           <w:b/>
           <w:i w:val="0"/>
         </w:rPr>
-        <w:t>Daptomycin and pneumonia.</w:t>
-      </w:r>
-      <w:r>
-        <w:rPr>
-          <w:b w:val="0"/>
-          <w:i w:val="0"/>
-        </w:rPr>
-        <w:t xml:space="preserve"> It cannot be used because it is inactivated in the lung, which is why it is excluded despite Gram-positive cover.</w:t>
+        <w:t>Clindamycin uses.</w:t>
+      </w:r>
+      <w:r>
+        <w:rPr>
+          <w:b w:val="0"/>
+          <w:i w:val="0"/>
+        </w:rPr>
+        <w:t xml:space="preserve"> Clindamycin is the drug of choice for toxin-mediated disease and osteomyelitis, and is also used for skin infection and for surgical prophylaxis in allergy.</w:t>
       </w:r>
     </w:p>
     <w:p>
@@ -7544,14 +7601,14 @@
           <w:b/>
           <w:i w:val="0"/>
         </w:rPr>
-        <w:t>Macrolide gaps in coverage.</w:t>
-      </w:r>
-      <w:r>
-        <w:rPr>
-          <w:b w:val="0"/>
-          <w:i w:val="0"/>
-        </w:rPr>
-        <w:t xml:space="preserve"> Enterococci and most other Gram-negatives are outside macrolide coverage, whereas Haemophilus, Moraxella and Neisseria are covered.</w:t>
+        <w:t>Clindamycin adverse effects.</w:t>
+      </w:r>
+      <w:r>
+        <w:rPr>
+          <w:b w:val="0"/>
+          <w:i w:val="0"/>
+        </w:rPr>
+        <w:t xml:space="preserve"> Hematological effects are neutropenia and thrombocytopenia, alongside rash and Clostridium difficile colitis.</w:t>
       </w:r>
     </w:p>
     <w:p>
@@ -7563,14 +7620,14 @@
           <w:b/>
           <w:i w:val="0"/>
         </w:rPr>
-        <w:t>Clindamycin uses.</w:t>
-      </w:r>
-      <w:r>
-        <w:rPr>
-          <w:b w:val="0"/>
-          <w:i w:val="0"/>
-        </w:rPr>
-        <w:t xml:space="preserve"> Clindamycin is the drug of choice for toxin-mediated disease and osteomyelitis, and is also used for skin infection and for surgical prophylaxis in allergy.</w:t>
+        <w:t>Tetracycline precautions.</w:t>
+      </w:r>
+      <w:r>
+        <w:rPr>
+          <w:b w:val="0"/>
+          <w:i w:val="0"/>
+        </w:rPr>
+        <w:t xml:space="preserve"> They cause discoloration of teeth and depression of skeletal growth, so avoid them under 8 years old and in the second and third trimesters; both follow from binding calcium in developing bone and teeth.</w:t>
       </w:r>
     </w:p>
     <w:p>
@@ -7582,14 +7639,14 @@
           <w:b/>
           <w:i w:val="0"/>
         </w:rPr>
-        <w:t>Clindamycin adverse effects.</w:t>
-      </w:r>
-      <w:r>
-        <w:rPr>
-          <w:b w:val="0"/>
-          <w:i w:val="0"/>
-        </w:rPr>
-        <w:t xml:space="preserve"> Hematological effects are neutropenia and thrombocytopenia, alongside rash and Clostridium difficile colitis.</w:t>
+        <w:t>Tetracyclines and tick-borne illness.</w:t>
+      </w:r>
+      <w:r>
+        <w:rPr>
+          <w:b w:val="0"/>
+          <w:i w:val="0"/>
+        </w:rPr>
+        <w:t xml:space="preserve"> Tetracyclines treat Rocky Mountain spotted fever and Lyme disease, alongside acne and atypical pneumonia.</w:t>
       </w:r>
     </w:p>
     <w:p>
@@ -7601,14 +7658,14 @@
           <w:b/>
           <w:i w:val="0"/>
         </w:rPr>
-        <w:t>Daptomycin.</w:t>
-      </w:r>
-      <w:r>
-        <w:rPr>
-          <w:b w:val="0"/>
-          <w:i w:val="0"/>
-        </w:rPr>
-        <w:t xml:space="preserve"> It depolarizes the membrane but cannot be used in pneumonia, because pulmonary surfactant inactivates it, making the lung the one site where it fails.</w:t>
+        <w:t>Tetracycline coverage.</w:t>
+      </w:r>
+      <w:r>
+        <w:rPr>
+          <w:b w:val="0"/>
+          <w:i w:val="0"/>
+        </w:rPr>
+        <w:t xml:space="preserve"> Tetracyclines cover Pseudomonas and Clostridium difficile poorly, while atypicals and animal-borne organisms are covered excellently.</w:t>
       </w:r>
     </w:p>
     <w:p>
@@ -7620,14 +7677,14 @@
           <w:b/>
           <w:i w:val="0"/>
         </w:rPr>
-        <w:t>Tetracycline precautions.</w:t>
-      </w:r>
-      <w:r>
-        <w:rPr>
-          <w:b w:val="0"/>
-          <w:i w:val="0"/>
-        </w:rPr>
-        <w:t xml:space="preserve"> They cause discoloration of teeth and depression of skeletal growth, so avoid them under 8 years old and in the second and third trimesters; both follow from binding calcium in developing bone and teeth.</w:t>
+        <w:t>Tetracycline tooth discoloration.</w:t>
+      </w:r>
+      <w:r>
+        <w:rPr>
+          <w:b w:val="0"/>
+          <w:i w:val="0"/>
+        </w:rPr>
+        <w:t xml:space="preserve"> Doxycycline causes the most tooth discoloration, more so than the other tetracyclines.</w:t>
       </w:r>
     </w:p>
     <w:p>
@@ -7639,14 +7696,14 @@
           <w:b/>
           <w:i w:val="0"/>
         </w:rPr>
-        <w:t>Tetracyclines and tick-borne illness.</w:t>
-      </w:r>
-      <w:r>
-        <w:rPr>
-          <w:b w:val="0"/>
-          <w:i w:val="0"/>
-        </w:rPr>
-        <w:t xml:space="preserve"> Tetracyclines treat Rocky Mountain spotted fever and Lyme disease, alongside acne and atypical pneumonia.</w:t>
+        <w:t>Intravenous tetracycline.</w:t>
+      </w:r>
+      <w:r>
+        <w:rPr>
+          <w:b w:val="0"/>
+          <w:i w:val="0"/>
+        </w:rPr>
+        <w:t xml:space="preserve"> Doxycycline is the tetracycline available intravenously.</w:t>
       </w:r>
     </w:p>
     <w:p>
@@ -7658,14 +7715,14 @@
           <w:b/>
           <w:i w:val="0"/>
         </w:rPr>
-        <w:t>Tetracycline coverage.</w:t>
-      </w:r>
-      <w:r>
-        <w:rPr>
-          <w:b w:val="0"/>
-          <w:i w:val="0"/>
-        </w:rPr>
-        <w:t xml:space="preserve"> Tetracyclines cover Pseudomonas and Clostridium difficile poorly, while atypicals and animal-borne organisms are covered excellently.</w:t>
+        <w:t>Doxycycline adverse effect.</w:t>
+      </w:r>
+      <w:r>
+        <w:rPr>
+          <w:b w:val="0"/>
+          <w:i w:val="0"/>
+        </w:rPr>
+        <w:t xml:space="preserve"> Photosensitivity, such as a severe sunburn after brief sun exposure, is flagged as a tetracycline adverse effect and can occur with doxycycline.</w:t>
       </w:r>
     </w:p>
     <w:p>
@@ -7677,14 +7734,14 @@
           <w:b/>
           <w:i w:val="0"/>
         </w:rPr>
-        <w:t>Tetracycline tooth discoloration.</w:t>
-      </w:r>
-      <w:r>
-        <w:rPr>
-          <w:b w:val="0"/>
-          <w:i w:val="0"/>
-        </w:rPr>
-        <w:t xml:space="preserve"> Doxycycline causes the most tooth discoloration, more so than the other tetracyclines.</w:t>
+        <w:t>Once-daily aminoglycoside dosing.</w:t>
+      </w:r>
+      <w:r>
+        <w:rPr>
+          <w:b w:val="0"/>
+          <w:i w:val="0"/>
+        </w:rPr>
+        <w:t xml:space="preserve"> Aminoglycosides show a post-antibiotic effect, so killing persists after the level falls, and concentration-dependent killing favors a large single dose.</w:t>
       </w:r>
     </w:p>
     <w:p>
@@ -7696,14 +7753,14 @@
           <w:b/>
           <w:i w:val="0"/>
         </w:rPr>
-        <w:t>Intravenous tetracycline.</w:t>
-      </w:r>
-      <w:r>
-        <w:rPr>
-          <w:b w:val="0"/>
-          <w:i w:val="0"/>
-        </w:rPr>
-        <w:t xml:space="preserve"> Doxycycline is the tetracycline available intravenously.</w:t>
+        <w:t>Aminoglycoside toxicities.</w:t>
+      </w:r>
+      <w:r>
+        <w:rPr>
+          <w:b w:val="0"/>
+          <w:i w:val="0"/>
+        </w:rPr>
+        <w:t xml:space="preserve"> Renal toxicity and ototoxicity define them, requiring renal dose adjustment; vancomycin shares both, which is why the combination is watched carefully.</w:t>
       </w:r>
     </w:p>
     <w:p>
@@ -7715,14 +7772,14 @@
           <w:b/>
           <w:i w:val="0"/>
         </w:rPr>
-        <w:t>Doxycycline adverse effect.</w:t>
-      </w:r>
-      <w:r>
-        <w:rPr>
-          <w:b w:val="0"/>
-          <w:i w:val="0"/>
-        </w:rPr>
-        <w:t xml:space="preserve"> Photosensitivity, such as a severe sunburn after brief sun exposure, is flagged as a tetracycline adverse effect and can occur with doxycycline.</w:t>
+        <w:t>Aminoglycoside drug of choice.</w:t>
+      </w:r>
+      <w:r>
+        <w:rPr>
+          <w:b w:val="0"/>
+          <w:i w:val="0"/>
+        </w:rPr>
+        <w:t xml:space="preserve"> They are drug of choice for febrile neutropenia, sepsis and enterococcal synergy; Enterococcus is covered only at synergy dosing rather than as monotherapy.</w:t>
       </w:r>
     </w:p>
     <w:p>
@@ -7734,14 +7791,14 @@
           <w:b/>
           <w:i w:val="0"/>
         </w:rPr>
-        <w:t>Once-daily aminoglycoside dosing.</w:t>
-      </w:r>
-      <w:r>
-        <w:rPr>
-          <w:b w:val="0"/>
-          <w:i w:val="0"/>
-        </w:rPr>
-        <w:t xml:space="preserve"> Aminoglycosides show a post-antibiotic effect, so killing persists after the level falls, and concentration-dependent killing favors a large single dose.</w:t>
+        <w:t>Aminoglycoside levels.</w:t>
+      </w:r>
+      <w:r>
+        <w:rPr>
+          <w:b w:val="0"/>
+          <w:i w:val="0"/>
+        </w:rPr>
+        <w:t xml:space="preserve"> The peak is drawn 30 minutes after the infusion ends, with troughs 15 to 30 minutes before the next dose.</w:t>
       </w:r>
     </w:p>
     <w:p>
@@ -7753,14 +7810,14 @@
           <w:b/>
           <w:i w:val="0"/>
         </w:rPr>
-        <w:t>Aminoglycoside toxicities.</w:t>
-      </w:r>
-      <w:r>
-        <w:rPr>
-          <w:b w:val="0"/>
-          <w:i w:val="0"/>
-        </w:rPr>
-        <w:t xml:space="preserve"> Renal toxicity and ototoxicity define them, requiring renal dose adjustment; vancomycin shares both, which is why the combination is watched carefully.</w:t>
+        <w:t>Tigecycline dosing.</w:t>
+      </w:r>
+      <w:r>
+        <w:rPr>
+          <w:b w:val="0"/>
+          <w:i w:val="0"/>
+        </w:rPr>
+        <w:t xml:space="preserve"> Hepatic function governs dosing, unlike most other agents in this group, which are renally adjusted.</w:t>
       </w:r>
     </w:p>
     <w:p>
@@ -7772,14 +7829,14 @@
           <w:b/>
           <w:i w:val="0"/>
         </w:rPr>
-        <w:t>Aminoglycoside drug of choice.</w:t>
-      </w:r>
-      <w:r>
-        <w:rPr>
-          <w:b w:val="0"/>
-          <w:i w:val="0"/>
-        </w:rPr>
-        <w:t xml:space="preserve"> They are drug of choice for febrile neutropenia, sepsis and enterococcal synergy; Enterococcus is covered only at synergy dosing rather than as monotherapy.</w:t>
+        <w:t>Aminoglycoside dosing interval.</w:t>
+      </w:r>
+      <w:r>
+        <w:rPr>
+          <w:b w:val="0"/>
+          <w:i w:val="0"/>
+        </w:rPr>
+        <w:t xml:space="preserve"> Dosing has changed from every 8 hours towards every 24 hours, supported by the post-antibiotic effect.</w:t>
       </w:r>
     </w:p>
     <w:p>
@@ -7791,14 +7848,14 @@
           <w:b/>
           <w:i w:val="0"/>
         </w:rPr>
-        <w:t>Aminoglycoside levels.</w:t>
-      </w:r>
-      <w:r>
-        <w:rPr>
-          <w:b w:val="0"/>
-          <w:i w:val="0"/>
-        </w:rPr>
-        <w:t xml:space="preserve"> The peak is drawn 30 minutes after the infusion ends, with troughs 15 to 30 minutes before the next dose.</w:t>
+        <w:t>Aminoglycoside trough targets.</w:t>
+      </w:r>
+      <w:r>
+        <w:rPr>
+          <w:b w:val="0"/>
+          <w:i w:val="0"/>
+        </w:rPr>
+        <w:t xml:space="preserve"> The targeted trough is less than 1 for gentamicin and tobramycin, while amikacin is held below 5.</w:t>
       </w:r>
     </w:p>
     <w:p>
@@ -7810,6 +7867,25 @@
           <w:b/>
           <w:i w:val="0"/>
         </w:rPr>
+        <w:t>Once-daily amikacin dose.</w:t>
+      </w:r>
+      <w:r>
+        <w:rPr>
+          <w:b w:val="0"/>
+          <w:i w:val="0"/>
+        </w:rPr>
+        <w:t xml:space="preserve"> Amikacin is dosed at 15 milligrams per kilogram, against 7 milligrams per kilogram for the other two.</w:t>
+      </w:r>
+    </w:p>
+    <w:p>
+      <w:pPr>
+        <w:spacing w:after="120"/>
+      </w:pPr>
+      <w:r>
+        <w:rPr>
+          <w:b/>
+          <w:i w:val="0"/>
+        </w:rPr>
         <w:t>Tigecycline dosing.</w:t>
       </w:r>
       <w:r>
@@ -7817,121 +7893,7 @@
           <w:b w:val="0"/>
           <w:i w:val="0"/>
         </w:rPr>
-        <w:t xml:space="preserve"> Hepatic function governs dosing, unlike most other agents in this group, which are renally adjusted.</w:t>
-      </w:r>
-    </w:p>
-    <w:p>
-      <w:pPr>
-        <w:spacing w:after="120"/>
-      </w:pPr>
-      <w:r>
-        <w:rPr>
-          <w:b/>
-          <w:i w:val="0"/>
-        </w:rPr>
-        <w:t>Aminoglycoside dosing interval.</w:t>
-      </w:r>
-      <w:r>
-        <w:rPr>
-          <w:b w:val="0"/>
-          <w:i w:val="0"/>
-        </w:rPr>
-        <w:t xml:space="preserve"> Dosing has changed from every 8 hours towards every 24 hours, supported by the post-antibiotic effect.</w:t>
-      </w:r>
-    </w:p>
-    <w:p>
-      <w:pPr>
-        <w:spacing w:after="120"/>
-      </w:pPr>
-      <w:r>
-        <w:rPr>
-          <w:b/>
-          <w:i w:val="0"/>
-        </w:rPr>
-        <w:t>Aminoglycoside trough targets.</w:t>
-      </w:r>
-      <w:r>
-        <w:rPr>
-          <w:b w:val="0"/>
-          <w:i w:val="0"/>
-        </w:rPr>
-        <w:t xml:space="preserve"> The targeted trough is less than 1 for gentamicin and tobramycin, while amikacin is held below 5.</w:t>
-      </w:r>
-    </w:p>
-    <w:p>
-      <w:pPr>
-        <w:spacing w:after="120"/>
-      </w:pPr>
-      <w:r>
-        <w:rPr>
-          <w:b/>
-          <w:i w:val="0"/>
-        </w:rPr>
-        <w:t>Fluoroquinolone central nervous system effects.</w:t>
-      </w:r>
-      <w:r>
-        <w:rPr>
-          <w:b w:val="0"/>
-          <w:i w:val="0"/>
-        </w:rPr>
-        <w:t xml:space="preserve"> They cause dizziness, insomnia and somnolence, and confusion is a particular risk in the elderly.</w:t>
-      </w:r>
-    </w:p>
-    <w:p>
-      <w:pPr>
-        <w:spacing w:after="120"/>
-      </w:pPr>
-      <w:r>
-        <w:rPr>
-          <w:b/>
-          <w:i w:val="0"/>
-        </w:rPr>
-        <w:t>Once-daily amikacin dose.</w:t>
-      </w:r>
-      <w:r>
-        <w:rPr>
-          <w:b w:val="0"/>
-          <w:i w:val="0"/>
-        </w:rPr>
-        <w:t xml:space="preserve"> Amikacin is dosed at 15 milligrams per kilogram, against 7 milligrams per kilogram for the other two.</w:t>
-      </w:r>
-    </w:p>
-    <w:p>
-      <w:pPr>
-        <w:spacing w:after="120"/>
-      </w:pPr>
-      <w:r>
-        <w:rPr>
-          <w:b/>
-          <w:i w:val="0"/>
-        </w:rPr>
-        <w:t>Tigecycline dosing.</w:t>
-      </w:r>
-      <w:r>
-        <w:rPr>
-          <w:b w:val="0"/>
-          <w:i w:val="0"/>
-        </w:rPr>
         <w:t xml:space="preserve"> It is dosed as 100 milligrams once, then 50 milligrams every 12 hours, infused over 30 to 60 minutes.</w:t>
-      </w:r>
-    </w:p>
-    <w:p>
-      <w:pPr>
-        <w:spacing w:after="120"/>
-      </w:pPr>
-      <w:r>
-        <w:rPr>
-          <w:b/>
-          <w:i w:val="0"/>
-        </w:rPr>
-        <w:t>Linezolid.</w:t>
-      </w:r>
-      <w:r>
-        <w:rPr>
-          <w:b w:val="0"/>
-          <w:i w:val="0"/>
-        </w:rPr>
-        <w:t xml:space="preserve"> It is drug of choice for hospital and community MRSA, with no Gram-negative cover; it also covers multidrug-resistant pneumococcus and vancomycin-resistant Enterococcus.</w:t>
       </w:r>
     </w:p>
     <w:p>
@@ -8957,6 +8919,25 @@
           <w:b/>
           <w:i w:val="0"/>
         </w:rPr>
+        <w:t>Fluoroquinolone central nervous system effects.</w:t>
+      </w:r>
+      <w:r>
+        <w:rPr>
+          <w:b w:val="0"/>
+          <w:i w:val="0"/>
+        </w:rPr>
+        <w:t xml:space="preserve"> They cause dizziness, insomnia and somnolence, and confusion is a particular risk in the elderly.</w:t>
+      </w:r>
+    </w:p>
+    <w:p>
+      <w:pPr>
+        <w:spacing w:after="120"/>
+      </w:pPr>
+      <w:r>
+        <w:rPr>
+          <w:b/>
+          <w:i w:val="0"/>
+        </w:rPr>
         <w:t>Fluoroquinolone dosing consideration.</w:t>
       </w:r>
       <w:r>
@@ -9549,44 +9530,6 @@
       <w:pPr>
         <w:spacing w:after="80"/>
       </w:pPr>
-    </w:p>
-    <w:p>
-      <w:pPr>
-        <w:spacing w:after="120"/>
-      </w:pPr>
-      <w:r>
-        <w:rPr>
-          <w:b/>
-          <w:i w:val="0"/>
-        </w:rPr>
-        <w:t>Atracurium.</w:t>
-      </w:r>
-      <w:r>
-        <w:rPr>
-          <w:b w:val="0"/>
-          <w:i w:val="0"/>
-        </w:rPr>
-        <w:t xml:space="preserve"> It releases histamine, which separates it from the other nondepolarizing blockers.</w:t>
-      </w:r>
-    </w:p>
-    <w:p>
-      <w:pPr>
-        <w:spacing w:after="120"/>
-      </w:pPr>
-      <w:r>
-        <w:rPr>
-          <w:b/>
-          <w:i w:val="0"/>
-        </w:rPr>
-        <w:t>Atracurium.</w:t>
-      </w:r>
-      <w:r>
-        <w:rPr>
-          <w:b w:val="0"/>
-          <w:i w:val="0"/>
-        </w:rPr>
-        <w:t xml:space="preserve"> This nondepolarizing agent releases histamine, which can cause a fall in blood pressure and flushing.</w:t>
-      </w:r>
     </w:p>
     <w:p>
       <w:pPr>
@@ -10383,14 +10326,14 @@
           <w:b/>
           <w:i w:val="0"/>
         </w:rPr>
-        <w:t>Nondepolarizing blockers.</w:t>
-      </w:r>
-      <w:r>
-        <w:rPr>
-          <w:b w:val="0"/>
-          <w:i w:val="0"/>
-        </w:rPr>
-        <w:t xml:space="preserve"> They relax skeletal muscle for intubation and act as adjuvants in anesthesia, including relaxing muscle enough to reduce a fracture or dislocation.</w:t>
+        <w:t>Viral enzymes and antivirals.</w:t>
+      </w:r>
+      <w:r>
+        <w:rPr>
+          <w:b w:val="0"/>
+          <w:i w:val="0"/>
+        </w:rPr>
+        <w:t xml:space="preserve"> Acyclovir needs thymidine kinase (a viral enzyme that switches it on); oseltamivir hits neuraminidase (a viral enzyme it shuts off).</w:t>
       </w:r>
     </w:p>
     <w:p>
@@ -10402,14 +10345,43 @@
           <w:b/>
           <w:i w:val="0"/>
         </w:rPr>
-        <w:t>Viral enzymes and antivirals.</w:t>
-      </w:r>
-      <w:r>
-        <w:rPr>
-          <w:b w:val="0"/>
-          <w:i w:val="0"/>
-        </w:rPr>
-        <w:t xml:space="preserve"> Acyclovir needs thymidine kinase (a viral enzyme that switches it on); oseltamivir hits neuraminidase (a viral enzyme it shuts off).</w:t>
+        <w:t>Timing matters and is examinable.</w:t>
+      </w:r>
+      <w:r>
+        <w:rPr>
+          <w:b w:val="0"/>
+          <w:i w:val="0"/>
+        </w:rPr>
+        <w:t xml:space="preserve"> Oseltamivir must be started as soon as possible, </w:t>
+      </w:r>
+      <w:r>
+        <w:rPr>
+          <w:b w:val="0"/>
+          <w:i w:val="0"/>
+          <w:highlight w:val="yellow"/>
+        </w:rPr>
+        <w:t>within 48 hours</w:t>
+      </w:r>
+      <w:r>
+        <w:rPr>
+          <w:b w:val="0"/>
+          <w:i w:val="0"/>
+        </w:rPr>
+        <w:t xml:space="preserve">; because it blocks release of new virus rather than clearing virus already present, late treatment has little to act on. Acyclovir given in the first 24 hours of chickenpox </w:t>
+      </w:r>
+      <w:r>
+        <w:rPr>
+          <w:b/>
+          <w:i w:val="0"/>
+        </w:rPr>
+        <w:t>shortens the acute illness but does not cure the infection</w:t>
+      </w:r>
+      <w:r>
+        <w:rPr>
+          <w:b w:val="0"/>
+          <w:i w:val="0"/>
+        </w:rPr>
+        <w:t>.</w:t>
       </w:r>
     </w:p>
     <w:p>
@@ -10421,36 +10393,92 @@
           <w:b/>
           <w:i w:val="0"/>
         </w:rPr>
-        <w:t>Timing matters and is examinable.</w:t>
-      </w:r>
-      <w:r>
-        <w:rPr>
-          <w:b w:val="0"/>
-          <w:i w:val="0"/>
-        </w:rPr>
-        <w:t xml:space="preserve"> Oseltamivir must be started as soon as possible, </w:t>
-      </w:r>
-      <w:r>
-        <w:rPr>
-          <w:b w:val="0"/>
-          <w:i w:val="0"/>
-          <w:highlight w:val="yellow"/>
-        </w:rPr>
-        <w:t>within 48 hours</w:t>
-      </w:r>
-      <w:r>
-        <w:rPr>
-          <w:b w:val="0"/>
-          <w:i w:val="0"/>
-        </w:rPr>
-        <w:t xml:space="preserve">; because it blocks release of new virus rather than clearing virus already present, late treatment has little to act on. Acyclovir given in the first 24 hours of chickenpox </w:t>
-      </w:r>
-      <w:r>
-        <w:rPr>
-          <w:b/>
-          <w:i w:val="0"/>
-        </w:rPr>
-        <w:t>shortens the acute illness but does not cure the infection</w:t>
+        <w:t>Oseltamivir timing.</w:t>
+      </w:r>
+      <w:r>
+        <w:rPr>
+          <w:b w:val="0"/>
+          <w:i w:val="0"/>
+        </w:rPr>
+        <w:t xml:space="preserve"> It must start within 48 hours, so on day 4 of influenza the window has passed.</w:t>
+      </w:r>
+    </w:p>
+    <w:p>
+      <w:pPr>
+        <w:spacing w:after="120"/>
+      </w:pPr>
+      <w:r>
+        <w:rPr>
+          <w:b/>
+          <w:i w:val="0"/>
+        </w:rPr>
+        <w:t>Oseltamivir timing.</w:t>
+      </w:r>
+      <w:r>
+        <w:rPr>
+          <w:b w:val="0"/>
+          <w:i w:val="0"/>
+        </w:rPr>
+        <w:t xml:space="preserve"> It must be started as soon as possible, within 48 hours of symptom onset; because it blocks release rather than killing virus already present, late treatment has little to act on.</w:t>
+      </w:r>
+    </w:p>
+    <w:p>
+      <w:pPr>
+        <w:spacing w:after="120"/>
+      </w:pPr>
+      <w:r>
+        <w:rPr>
+          <w:b/>
+          <w:i w:val="0"/>
+        </w:rPr>
+        <w:t>Oseltamivir in late influenza.</w:t>
+      </w:r>
+      <w:r>
+        <w:rPr>
+          <w:b w:val="0"/>
+          <w:i w:val="0"/>
+        </w:rPr>
+        <w:t xml:space="preserve"> Its use is limited once the 48-hour window for starting treatment has passed, as on day 4 of influenza, because it blocks release of new virus rather than clearing existing virus.</w:t>
+      </w:r>
+    </w:p>
+    <w:p>
+      <w:pPr>
+        <w:spacing w:after="120"/>
+      </w:pPr>
+      <w:r>
+        <w:rPr>
+          <w:b/>
+          <w:i w:val="0"/>
+        </w:rPr>
+        <w:t>Adverse effects.</w:t>
+      </w:r>
+      <w:r>
+        <w:rPr>
+          <w:b w:val="0"/>
+          <w:i w:val="0"/>
+        </w:rPr>
+        <w:t xml:space="preserve"> Acyclovir: nausea, vomiting, rash, bone marrow suppression, central nervous system effects (seizures, delirium, tremor), and </w:t>
+      </w:r>
+      <w:r>
+        <w:rPr>
+          <w:b/>
+          <w:i w:val="0"/>
+        </w:rPr>
+        <w:t>crystallization in the renal tubule</w:t>
+      </w:r>
+      <w:r>
+        <w:rPr>
+          <w:b w:val="0"/>
+          <w:i w:val="0"/>
+        </w:rPr>
+        <w:t xml:space="preserve"> — maintain hydration and renal function. Ganciclovir is the harder drug: neutropenia and thrombocytopenia, central nervous system effects including confusion, ataxia, seizures and coma, and </w:t>
+      </w:r>
+      <w:r>
+        <w:rPr>
+          <w:b/>
+          <w:i w:val="0"/>
+        </w:rPr>
+        <w:t>about a third of patients must stop intravenous treatment because of side effects</w:t>
       </w:r>
       <w:r>
         <w:rPr>
@@ -10469,14 +10497,14 @@
           <w:b/>
           <w:i w:val="0"/>
         </w:rPr>
-        <w:t>Oseltamivir timing.</w:t>
-      </w:r>
-      <w:r>
-        <w:rPr>
-          <w:b w:val="0"/>
-          <w:i w:val="0"/>
-        </w:rPr>
-        <w:t xml:space="preserve"> It must be started as soon as possible, within 48 hours of symptom onset; because it blocks release rather than killing virus already present, late treatment has little to act on.</w:t>
+        <w:t>Intravenous acyclovir.</w:t>
+      </w:r>
+      <w:r>
+        <w:rPr>
+          <w:b w:val="0"/>
+          <w:i w:val="0"/>
+        </w:rPr>
+        <w:t xml:space="preserve"> It crystallizes in the renal tubule, so good hydration prevents a rising creatinine.</w:t>
       </w:r>
     </w:p>
     <w:p>
@@ -10488,14 +10516,14 @@
           <w:b/>
           <w:i w:val="0"/>
         </w:rPr>
-        <w:t>Oseltamivir in late influenza.</w:t>
-      </w:r>
-      <w:r>
-        <w:rPr>
-          <w:b w:val="0"/>
-          <w:i w:val="0"/>
-        </w:rPr>
-        <w:t xml:space="preserve"> Its use is limited once the 48-hour window for starting treatment has passed, as on day 4 of influenza, because it blocks release of new virus rather than clearing existing virus.</w:t>
+        <w:t>Ganciclovir hematological toxicity.</w:t>
+      </w:r>
+      <w:r>
+        <w:rPr>
+          <w:b w:val="0"/>
+          <w:i w:val="0"/>
+        </w:rPr>
+        <w:t xml:space="preserve"> Neutropenia in 15 to 40 percent limits its use, with thrombocytopenia also common.</w:t>
       </w:r>
     </w:p>
     <w:p>
@@ -10507,42 +10535,14 @@
           <w:b/>
           <w:i w:val="0"/>
         </w:rPr>
-        <w:t>Adverse effects.</w:t>
-      </w:r>
-      <w:r>
-        <w:rPr>
-          <w:b w:val="0"/>
-          <w:i w:val="0"/>
-        </w:rPr>
-        <w:t xml:space="preserve"> Acyclovir: nausea, vomiting, rash, bone marrow suppression, central nervous system effects (seizures, delirium, tremor), and </w:t>
-      </w:r>
-      <w:r>
-        <w:rPr>
-          <w:b/>
-          <w:i w:val="0"/>
-        </w:rPr>
-        <w:t>crystallization in the renal tubule</w:t>
-      </w:r>
-      <w:r>
-        <w:rPr>
-          <w:b w:val="0"/>
-          <w:i w:val="0"/>
-        </w:rPr>
-        <w:t xml:space="preserve"> — maintain hydration and renal function. Ganciclovir is the harder drug: neutropenia and thrombocytopenia, central nervous system effects including confusion, ataxia, seizures and coma, and </w:t>
-      </w:r>
-      <w:r>
-        <w:rPr>
-          <w:b/>
-          <w:i w:val="0"/>
-        </w:rPr>
-        <w:t>about a third of patients must stop intravenous treatment because of side effects</w:t>
-      </w:r>
-      <w:r>
-        <w:rPr>
-          <w:b w:val="0"/>
-          <w:i w:val="0"/>
-        </w:rPr>
-        <w:t>.</w:t>
+        <w:t>Ganciclovir toxicity.</w:t>
+      </w:r>
+      <w:r>
+        <w:rPr>
+          <w:b w:val="0"/>
+          <w:i w:val="0"/>
+        </w:rPr>
+        <w:t xml:space="preserve"> Neutropenia is expected in 15 to 40% of patients, plus thrombocytopenia and CNS effects.</w:t>
       </w:r>
     </w:p>
     <w:p>
@@ -10554,25 +10554,6 @@
           <w:b/>
           <w:i w:val="0"/>
         </w:rPr>
-        <w:t>Ganciclovir hematological toxicity.</w:t>
-      </w:r>
-      <w:r>
-        <w:rPr>
-          <w:b w:val="0"/>
-          <w:i w:val="0"/>
-        </w:rPr>
-        <w:t xml:space="preserve"> Neutropenia in 15 to 40 percent limits its use, with thrombocytopenia also common.</w:t>
-      </w:r>
-    </w:p>
-    <w:p>
-      <w:pPr>
-        <w:spacing w:after="120"/>
-      </w:pPr>
-      <w:r>
-        <w:rPr>
-          <w:b/>
-          <w:i w:val="0"/>
-        </w:rPr>
         <w:t>Ganciclovir versus acyclovir tolerability.</w:t>
       </w:r>
       <w:r>
@@ -10581,25 +10562,6 @@
           <w:i w:val="0"/>
         </w:rPr>
         <w:t xml:space="preserve"> Ganciclovir causes marked neutropenia and thrombocytopenia, with about a third of patients stopping intravenous treatment; acyclovir's bone marrow suppression is listed, but ganciclovir's is far more limiting.</w:t>
-      </w:r>
-    </w:p>
-    <w:p>
-      <w:pPr>
-        <w:spacing w:after="120"/>
-      </w:pPr>
-      <w:r>
-        <w:rPr>
-          <w:b/>
-          <w:i w:val="0"/>
-        </w:rPr>
-        <w:t>Cisatracurium versus atracurium.</w:t>
-      </w:r>
-      <w:r>
-        <w:rPr>
-          <w:b w:val="0"/>
-          <w:i w:val="0"/>
-        </w:rPr>
-        <w:t xml:space="preserve"> Cisatracurium replaced atracurium because it has fewer adverse effects, being the isomer of the parent drug.</w:t>
       </w:r>
     </w:p>
     <w:p>
@@ -10644,25 +10606,6 @@
           <w:color w:val="6B3524"/>
         </w:rPr>
         <w:t>1.9 · Objective 9 — Antifungals</w:t>
-      </w:r>
-    </w:p>
-    <w:p>
-      <w:pPr>
-        <w:spacing w:after="120"/>
-      </w:pPr>
-      <w:r>
-        <w:rPr>
-          <w:b/>
-          <w:i w:val="0"/>
-        </w:rPr>
-        <w:t>Oseltamivir timing.</w:t>
-      </w:r>
-      <w:r>
-        <w:rPr>
-          <w:b w:val="0"/>
-          <w:i w:val="0"/>
-        </w:rPr>
-        <w:t xml:space="preserve"> It must start within 48 hours, so on day 4 of influenza the window has passed.</w:t>
       </w:r>
     </w:p>
     <w:p>
@@ -12622,14 +12565,14 @@
           <w:b/>
           <w:i w:val="0"/>
         </w:rPr>
-        <w:t>Intravenous acyclovir.</w:t>
-      </w:r>
-      <w:r>
-        <w:rPr>
-          <w:b w:val="0"/>
-          <w:i w:val="0"/>
-        </w:rPr>
-        <w:t xml:space="preserve"> It crystallizes in the renal tubule, so good hydration prevents a rising creatinine.</w:t>
+        <w:t>Lipid amphotericin B formulations.</w:t>
+      </w:r>
+      <w:r>
+        <w:rPr>
+          <w:b w:val="0"/>
+          <w:i w:val="0"/>
+        </w:rPr>
+        <w:t xml:space="preserve"> They were developed to reduce toxicity compared with the deoxycholate formulation, at 20 to 50 times the cost.</w:t>
       </w:r>
     </w:p>
     <w:p>
@@ -12641,14 +12584,14 @@
           <w:b/>
           <w:i w:val="0"/>
         </w:rPr>
-        <w:t>Lipid amphotericin B formulations.</w:t>
-      </w:r>
-      <w:r>
-        <w:rPr>
-          <w:b w:val="0"/>
-          <w:i w:val="0"/>
-        </w:rPr>
-        <w:t xml:space="preserve"> They were developed to reduce toxicity compared with the deoxycholate formulation, at 20 to 50 times the cost.</w:t>
+        <w:t>Amphotericin B electrolyte and renal effects.</w:t>
+      </w:r>
+      <w:r>
+        <w:rPr>
+          <w:b w:val="0"/>
+          <w:i w:val="0"/>
+        </w:rPr>
+        <w:t xml:space="preserve"> Hypokalemia and hypomagnesemia, hypotension, uremia in about 80 percent with decreased filtration, and renal tubule damage mitigated by hydration with normal saline.</w:t>
       </w:r>
     </w:p>
     <w:p>
@@ -12660,14 +12603,14 @@
           <w:b/>
           <w:i w:val="0"/>
         </w:rPr>
-        <w:t>Amphotericin B electrolyte and renal effects.</w:t>
-      </w:r>
-      <w:r>
-        <w:rPr>
-          <w:b w:val="0"/>
-          <w:i w:val="0"/>
-        </w:rPr>
-        <w:t xml:space="preserve"> Hypokalemia and hypomagnesemia, hypotension, uremia in about 80 percent with decreased filtration, and renal tubule damage mitigated by hydration with normal saline.</w:t>
+        <w:t>Amphotericin B infusion reactions.</w:t>
+      </w:r>
+      <w:r>
+        <w:rPr>
+          <w:b w:val="0"/>
+          <w:i w:val="0"/>
+        </w:rPr>
+        <w:t xml:space="preserve"> Fever and chills are driven by interleukin-1 and tumor necrosis factor, a cytokine response rather than an allergy, so patients are pretreated with acetaminophen, antihistamines and corticosteroids.</w:t>
       </w:r>
     </w:p>
     <w:p>
@@ -12679,14 +12622,14 @@
           <w:b/>
           <w:i w:val="0"/>
         </w:rPr>
-        <w:t>Amphotericin B infusion reactions.</w:t>
-      </w:r>
-      <w:r>
-        <w:rPr>
-          <w:b w:val="0"/>
-          <w:i w:val="0"/>
-        </w:rPr>
-        <w:t xml:space="preserve"> Fever and chills are driven by interleukin-1 and tumor necrosis factor, a cytokine response rather than an allergy, so patients are pretreated with acetaminophen, antihistamines and corticosteroids.</w:t>
+        <w:t>Nystatin.</w:t>
+      </w:r>
+      <w:r>
+        <w:rPr>
+          <w:b w:val="0"/>
+          <w:i w:val="0"/>
+        </w:rPr>
+        <w:t xml:space="preserve"> This polyene treats oral candidiasis; it is available as oral preparations and a topical powder, with systemic effects limited by poor absorption.</w:t>
       </w:r>
     </w:p>
     <w:p>
@@ -12698,14 +12641,14 @@
           <w:b/>
           <w:i w:val="0"/>
         </w:rPr>
-        <w:t>Nystatin.</w:t>
-      </w:r>
-      <w:r>
-        <w:rPr>
-          <w:b w:val="0"/>
-          <w:i w:val="0"/>
-        </w:rPr>
-        <w:t xml:space="preserve"> This polyene treats oral candidiasis; it is available as oral preparations and a topical powder, with systemic effects limited by poor absorption.</w:t>
+        <w:t>Amphotericin B formulations.</w:t>
+      </w:r>
+      <w:r>
+        <w:rPr>
+          <w:b w:val="0"/>
+          <w:i w:val="0"/>
+        </w:rPr>
+        <w:t xml:space="preserve"> The conventional one is amphotericin B deoxycholate, marketed as Fungizone; the three lipid alternatives are the lipid complex, the colloidal suspension and the liposomal form.</w:t>
       </w:r>
     </w:p>
     <w:p>
@@ -12717,14 +12660,14 @@
           <w:b/>
           <w:i w:val="0"/>
         </w:rPr>
-        <w:t>Amphotericin B formulations.</w:t>
-      </w:r>
-      <w:r>
-        <w:rPr>
-          <w:b w:val="0"/>
-          <w:i w:val="0"/>
-        </w:rPr>
-        <w:t xml:space="preserve"> The conventional one is amphotericin B deoxycholate, marketed as Fungizone; the three lipid alternatives are the lipid complex, the colloidal suspension and the liposomal form.</w:t>
+        <w:t>Fluconazole in vaginal candidiasis.</w:t>
+      </w:r>
+      <w:r>
+        <w:rPr>
+          <w:b w:val="0"/>
+          <w:i w:val="0"/>
+        </w:rPr>
+        <w:t xml:space="preserve"> A single dose is enough because it is excreted in the urine; it also has the best oral absorption of the azoles.</w:t>
       </w:r>
     </w:p>
     <w:p>
@@ -12736,14 +12679,14 @@
           <w:b/>
           <w:i w:val="0"/>
         </w:rPr>
-        <w:t>Fluconazole in vaginal candidiasis.</w:t>
-      </w:r>
-      <w:r>
-        <w:rPr>
-          <w:b w:val="0"/>
-          <w:i w:val="0"/>
-        </w:rPr>
-        <w:t xml:space="preserve"> A single dose is enough because it is excreted in the urine; it also has the best oral absorption of the azoles.</w:t>
+        <w:t>Intravenous voriconazole in renal failure.</w:t>
+      </w:r>
+      <w:r>
+        <w:rPr>
+          <w:b w:val="0"/>
+          <w:i w:val="0"/>
+        </w:rPr>
+        <w:t xml:space="preserve"> Its vehicle, cyclodextrin, accumulates when renal function is impaired; the concern is the vehicle rather than the drug itself.</w:t>
       </w:r>
     </w:p>
     <w:p>
@@ -12755,14 +12698,14 @@
           <w:b/>
           <w:i w:val="0"/>
         </w:rPr>
-        <w:t>Intravenous voriconazole in renal failure.</w:t>
-      </w:r>
-      <w:r>
-        <w:rPr>
-          <w:b w:val="0"/>
-          <w:i w:val="0"/>
-        </w:rPr>
-        <w:t xml:space="preserve"> Its vehicle, cyclodextrin, accumulates when renal function is impaired; the concern is the vehicle rather than the drug itself.</w:t>
+        <w:t>Itraconazole uses.</w:t>
+      </w:r>
+      <w:r>
+        <w:rPr>
+          <w:b w:val="0"/>
+          <w:i w:val="0"/>
+        </w:rPr>
+        <w:t xml:space="preserve"> Itraconazole is useful in blastomycosis, histoplasmosis, onychomycosis, and febrile neutropenic patients not responding to antibiotics; it has an active metabolite and a wider spectrum than the ketoconazole it replaced.</w:t>
       </w:r>
     </w:p>
     <w:p>
@@ -12774,14 +12717,14 @@
           <w:b/>
           <w:i w:val="0"/>
         </w:rPr>
-        <w:t>Itraconazole uses.</w:t>
-      </w:r>
-      <w:r>
-        <w:rPr>
-          <w:b w:val="0"/>
-          <w:i w:val="0"/>
-        </w:rPr>
-        <w:t xml:space="preserve"> Itraconazole is useful in blastomycosis, histoplasmosis, onychomycosis, and febrile neutropenic patients not responding to antibiotics; it has an active metabolite and a wider spectrum than the ketoconazole it replaced.</w:t>
+        <w:t>Voriconazole.</w:t>
+      </w:r>
+      <w:r>
+        <w:rPr>
+          <w:b w:val="0"/>
+          <w:i w:val="0"/>
+        </w:rPr>
+        <w:t xml:space="preserve"> It is a fluconazole derivative introduced in 2002, which then took over systemic aspergillosis from amphotericin B.</w:t>
       </w:r>
     </w:p>
     <w:p>
@@ -12793,14 +12736,14 @@
           <w:b/>
           <w:i w:val="0"/>
         </w:rPr>
-        <w:t>Voriconazole.</w:t>
-      </w:r>
-      <w:r>
-        <w:rPr>
-          <w:b w:val="0"/>
-          <w:i w:val="0"/>
-        </w:rPr>
-        <w:t xml:space="preserve"> It is a fluconazole derivative introduced in 2002, which then took over systemic aspergillosis from amphotericin B.</w:t>
+        <w:t>Voriconazole and aspergillosis.</w:t>
+      </w:r>
+      <w:r>
+        <w:rPr>
+          <w:b w:val="0"/>
+          <w:i w:val="0"/>
+        </w:rPr>
+        <w:t xml:space="preserve"> Following its introduction in 2002, voriconazole replaced amphotericin B for systemic aspergillosis.</w:t>
       </w:r>
     </w:p>
     <w:p>
@@ -12812,14 +12755,14 @@
           <w:b/>
           <w:i w:val="0"/>
         </w:rPr>
-        <w:t>Voriconazole and aspergillosis.</w:t>
-      </w:r>
-      <w:r>
-        <w:rPr>
-          <w:b w:val="0"/>
-          <w:i w:val="0"/>
-        </w:rPr>
-        <w:t xml:space="preserve"> Following its introduction in 2002, voriconazole replaced amphotericin B for systemic aspergillosis.</w:t>
+        <w:t>Echinocandin adverse reactions.</w:t>
+      </w:r>
+      <w:r>
+        <w:rPr>
+          <w:b w:val="0"/>
+          <w:i w:val="0"/>
+        </w:rPr>
+        <w:t xml:space="preserve"> They include tachycardia, headache, insomnia, hypokalemia, hypomagnesemia and blood dyscrasias; the electrolyte disturbances overlap with amphotericin B's, despite a completely different mechanism.</w:t>
       </w:r>
     </w:p>
     <w:p>
@@ -12831,25 +12774,6 @@
           <w:b/>
           <w:i w:val="0"/>
         </w:rPr>
-        <w:t>Echinocandin adverse reactions.</w:t>
-      </w:r>
-      <w:r>
-        <w:rPr>
-          <w:b w:val="0"/>
-          <w:i w:val="0"/>
-        </w:rPr>
-        <w:t xml:space="preserve"> They include tachycardia, headache, insomnia, hypokalemia, hypomagnesemia and blood dyscrasias; the electrolyte disturbances overlap with amphotericin B's, despite a completely different mechanism.</w:t>
-      </w:r>
-    </w:p>
-    <w:p>
-      <w:pPr>
-        <w:spacing w:after="120"/>
-      </w:pPr>
-      <w:r>
-        <w:rPr>
-          <w:b/>
-          <w:i w:val="0"/>
-        </w:rPr>
         <w:t>Echinocandins.</w:t>
       </w:r>
       <w:r>
@@ -12858,25 +12782,6 @@
           <w:i w:val="0"/>
         </w:rPr>
         <w:t xml:space="preserve"> The class comprises caspofungin, micafungin and anidulafungin, and all three inhibit 1,3-beta-D-glucan synthase in the cell wall.</w:t>
-      </w:r>
-    </w:p>
-    <w:p>
-      <w:pPr>
-        <w:spacing w:after="120"/>
-      </w:pPr>
-      <w:r>
-        <w:rPr>
-          <w:b/>
-          <w:i w:val="0"/>
-        </w:rPr>
-        <w:t>Topical imidazoles.</w:t>
-      </w:r>
-      <w:r>
-        <w:rPr>
-          <w:b w:val="0"/>
-          <w:i w:val="0"/>
-        </w:rPr>
-        <w:t xml:space="preserve"> Clotrimazole is a topical imidazole rather than a systemic azole; the topical group also includes econazole, miconazole, butoconazole, tioconazole, oxiconazole, sulconazole and sertaconazole.</w:t>
       </w:r>
     </w:p>
     <w:p>
@@ -12996,25 +12901,6 @@
           <w:b/>
           <w:i w:val="0"/>
         </w:rPr>
-        <w:t>Ganciclovir toxicity.</w:t>
-      </w:r>
-      <w:r>
-        <w:rPr>
-          <w:b w:val="0"/>
-          <w:i w:val="0"/>
-        </w:rPr>
-        <w:t xml:space="preserve"> Neutropenia is expected in 15 to 40% of patients, plus thrombocytopenia and CNS effects.</w:t>
-      </w:r>
-    </w:p>
-    <w:p>
-      <w:pPr>
-        <w:spacing w:after="120"/>
-      </w:pPr>
-      <w:r>
-        <w:rPr>
-          <w:b/>
-          <w:i w:val="0"/>
-        </w:rPr>
         <w:t>Amphotericin B.</w:t>
       </w:r>
       <w:r>
@@ -14135,25 +14021,6 @@
       <w:pPr>
         <w:spacing w:after="80"/>
       </w:pPr>
-    </w:p>
-    <w:p>
-      <w:pPr>
-        <w:spacing w:after="120"/>
-      </w:pPr>
-      <w:r>
-        <w:rPr>
-          <w:b/>
-          <w:i w:val="0"/>
-        </w:rPr>
-        <w:t>Corticosteroid resistance.</w:t>
-      </w:r>
-      <w:r>
-        <w:rPr>
-          <w:b w:val="0"/>
-          <w:i w:val="0"/>
-        </w:rPr>
-        <w:t xml:space="preserve"> It can be overcome by increasing the concentration applied, since a steeper gradient increases drug transfer.</w:t>
-      </w:r>
     </w:p>
     <w:p>
       <w:pPr>
@@ -14603,25 +14470,6 @@
           <w:b/>
           <w:i w:val="0"/>
         </w:rPr>
-        <w:t>Topical acne therapy.</w:t>
-      </w:r>
-      <w:r>
-        <w:rPr>
-          <w:b w:val="0"/>
-          <w:i w:val="0"/>
-        </w:rPr>
-        <w:t xml:space="preserve"> It only works where it is applied, so the whole affected area is treated rather than visible lesions alone.</w:t>
-      </w:r>
-    </w:p>
-    <w:p>
-      <w:pPr>
-        <w:spacing w:after="120"/>
-      </w:pPr>
-      <w:r>
-        <w:rPr>
-          <w:b/>
-          <w:i w:val="0"/>
-        </w:rPr>
         <w:t>Acne lesions.</w:t>
       </w:r>
       <w:r>
@@ -15523,6 +15371,25 @@
           <w:b/>
           <w:i w:val="0"/>
         </w:rPr>
+        <w:t>Topical acne therapy.</w:t>
+      </w:r>
+      <w:r>
+        <w:rPr>
+          <w:b w:val="0"/>
+          <w:i w:val="0"/>
+        </w:rPr>
+        <w:t xml:space="preserve"> It only works where it is applied, so the whole affected area is treated rather than visible lesions alone.</w:t>
+      </w:r>
+    </w:p>
+    <w:p>
+      <w:pPr>
+        <w:spacing w:after="120"/>
+      </w:pPr>
+      <w:r>
+        <w:rPr>
+          <w:b/>
+          <w:i w:val="0"/>
+        </w:rPr>
         <w:t>Irritation from topical acne agents.</w:t>
       </w:r>
       <w:r>
@@ -16301,6 +16168,25 @@
           <w:b/>
           <w:i w:val="0"/>
         </w:rPr>
+        <w:t>Corticosteroid resistance.</w:t>
+      </w:r>
+      <w:r>
+        <w:rPr>
+          <w:b w:val="0"/>
+          <w:i w:val="0"/>
+        </w:rPr>
+        <w:t xml:space="preserve"> It can be overcome by increasing the concentration applied, since a steeper gradient increases drug transfer.</w:t>
+      </w:r>
+    </w:p>
+    <w:p>
+      <w:pPr>
+        <w:spacing w:after="120"/>
+      </w:pPr>
+      <w:r>
+        <w:rPr>
+          <w:b/>
+          <w:i w:val="0"/>
+        </w:rPr>
         <w:t>Class 1 superpotent topical corticosteroids.</w:t>
       </w:r>
       <w:r>
@@ -17414,6 +17300,25 @@
           <w:b/>
           <w:i w:val="0"/>
         </w:rPr>
+        <w:t>Topical imidazoles.</w:t>
+      </w:r>
+      <w:r>
+        <w:rPr>
+          <w:b w:val="0"/>
+          <w:i w:val="0"/>
+        </w:rPr>
+        <w:t xml:space="preserve"> Clotrimazole is a topical imidazole rather than a systemic azole; the topical group also includes econazole, miconazole, butoconazole, tioconazole, oxiconazole, sulconazole and sertaconazole.</w:t>
+      </w:r>
+    </w:p>
+    <w:p>
+      <w:pPr>
+        <w:spacing w:after="120"/>
+      </w:pPr>
+      <w:r>
+        <w:rPr>
+          <w:b/>
+          <w:i w:val="0"/>
+        </w:rPr>
         <w:t>Azole plus corticosteroid.</w:t>
       </w:r>
       <w:r>
@@ -17517,25 +17422,6 @@
           <w:i w:val="0"/>
         </w:rPr>
         <w:t xml:space="preserve"> For onychomycosis it is less than twelve percent effective, and saying so up front keeps expectations honest for a months-long treatment.</w:t>
-      </w:r>
-    </w:p>
-    <w:p>
-      <w:pPr>
-        <w:spacing w:after="120"/>
-      </w:pPr>
-      <w:r>
-        <w:rPr>
-          <w:b/>
-          <w:i w:val="0"/>
-        </w:rPr>
-        <w:t>Ciclopirox nail lacquer.</w:t>
-      </w:r>
-      <w:r>
-        <w:rPr>
-          <w:b w:val="0"/>
-          <w:i w:val="0"/>
-        </w:rPr>
-        <w:t xml:space="preserve"> For onychomycosis it is less than 12 percent effective, which is why it disappoints in practice.</w:t>
       </w:r>
     </w:p>
     <w:p>
@@ -19236,25 +19122,6 @@
     </w:p>
     <w:p>
       <w:pPr>
-        <w:spacing w:after="120"/>
-      </w:pPr>
-      <w:r>
-        <w:rPr>
-          <w:b/>
-          <w:i w:val="0"/>
-        </w:rPr>
-        <w:t>Amphetamine uses.</w:t>
-      </w:r>
-      <w:r>
-        <w:rPr>
-          <w:b w:val="0"/>
-          <w:i w:val="0"/>
-        </w:rPr>
-        <w:t xml:space="preserve"> It treats hyperactivity, narcolepsy and appetite control, alongside its central stimulant activity.</w:t>
-      </w:r>
-    </w:p>
-    <w:p>
-      <w:pPr>
         <w:pStyle w:val="Heading3"/>
         <w:spacing w:before="200" w:after="100"/>
       </w:pPr>
@@ -20249,58 +20116,6 @@
           <w:b/>
           <w:i w:val="0"/>
         </w:rPr>
-        <w:t>Atropine source.</w:t>
-      </w:r>
-      <w:r>
-        <w:rPr>
-          <w:b w:val="0"/>
-          <w:i w:val="0"/>
-        </w:rPr>
-        <w:t xml:space="preserve"> Atropine is derived from deadly nightshade, jimson weed and mandrake, and scopolamine comes from the same family.</w:t>
-      </w:r>
-    </w:p>
-    <w:p>
-      <w:pPr>
-        <w:spacing w:after="120"/>
-      </w:pPr>
-      <w:r>
-        <w:rPr>
-          <w:b/>
-          <w:i w:val="0"/>
-        </w:rPr>
-        <w:t>Source of atropine.</w:t>
-      </w:r>
-      <w:r>
-        <w:rPr>
-          <w:b w:val="0"/>
-          <w:i w:val="0"/>
-        </w:rPr>
-        <w:t xml:space="preserve"> Atropine comes from deadly nightshade, </w:t>
-      </w:r>
-      <w:r>
-        <w:rPr>
-          <w:b w:val="0"/>
-          <w:i/>
-        </w:rPr>
-        <w:t>Atropa belladonna</w:t>
-      </w:r>
-      <w:r>
-        <w:rPr>
-          <w:b w:val="0"/>
-          <w:i w:val="0"/>
-        </w:rPr>
-        <w:t>, one of several plants of the Solanaceae family.</w:t>
-      </w:r>
-    </w:p>
-    <w:p>
-      <w:pPr>
-        <w:spacing w:after="120"/>
-      </w:pPr>
-      <w:r>
-        <w:rPr>
-          <w:b/>
-          <w:i w:val="0"/>
-        </w:rPr>
         <w:t>Acetylcholine in the eye.</w:t>
       </w:r>
       <w:r>
@@ -20309,25 +20124,6 @@
           <w:i w:val="0"/>
         </w:rPr>
         <w:t xml:space="preserve"> It produces ciliary contraction for near vision, and miosis, through the pupillae sphincter muscle.</w:t>
-      </w:r>
-    </w:p>
-    <w:p>
-      <w:pPr>
-        <w:spacing w:after="120"/>
-      </w:pPr>
-      <w:r>
-        <w:rPr>
-          <w:b/>
-          <w:i w:val="0"/>
-        </w:rPr>
-        <w:t>Physostigmine at high doses.</w:t>
-      </w:r>
-      <w:r>
-        <w:rPr>
-          <w:b w:val="0"/>
-          <w:i w:val="0"/>
-        </w:rPr>
-        <w:t xml:space="preserve"> High doses cause convulsions, bradycardia and skeletal muscle paralysis; the paralysis comes from too much transmitter rather than too little.</w:t>
       </w:r>
     </w:p>
     <w:p>
@@ -20532,44 +20328,6 @@
           <w:b/>
           <w:i w:val="0"/>
         </w:rPr>
-        <w:t>Cholinergic agonist synonyms.</w:t>
-      </w:r>
-      <w:r>
-        <w:rPr>
-          <w:b w:val="0"/>
-          <w:i w:val="0"/>
-        </w:rPr>
-        <w:t xml:space="preserve"> A cholinergic agonist is also called a parasympathomimetic or a cholinomimetic.</w:t>
-      </w:r>
-    </w:p>
-    <w:p>
-      <w:pPr>
-        <w:spacing w:after="120"/>
-      </w:pPr>
-      <w:r>
-        <w:rPr>
-          <w:b/>
-          <w:i w:val="0"/>
-        </w:rPr>
-        <w:t>Abrupt propranolol withdrawal.</w:t>
-      </w:r>
-      <w:r>
-        <w:rPr>
-          <w:b w:val="0"/>
-          <w:i w:val="0"/>
-        </w:rPr>
-        <w:t xml:space="preserve"> Stopping it abruptly risks arrhythmias because beta receptors have been up-regulated, leaving the heart hypersensitive to catecholamines.</w:t>
-      </w:r>
-    </w:p>
-    <w:p>
-      <w:pPr>
-        <w:spacing w:after="120"/>
-      </w:pPr>
-      <w:r>
-        <w:rPr>
-          <w:b/>
-          <w:i w:val="0"/>
-        </w:rPr>
         <w:t>Albuterol.</w:t>
       </w:r>
       <w:r>
@@ -20578,25 +20336,6 @@
           <w:i w:val="0"/>
         </w:rPr>
         <w:t xml:space="preserve"> This synthetic beta-2 agonist serves asthma and chronic obstructive pulmonary disease, through beta-2 bronchodilation of the airway.</w:t>
-      </w:r>
-    </w:p>
-    <w:p>
-      <w:pPr>
-        <w:spacing w:after="120"/>
-      </w:pPr>
-      <w:r>
-        <w:rPr>
-          <w:b/>
-          <w:i w:val="0"/>
-        </w:rPr>
-        <w:t>Cholinergic antagonist synonyms.</w:t>
-      </w:r>
-      <w:r>
-        <w:rPr>
-          <w:b w:val="0"/>
-          <w:i w:val="0"/>
-        </w:rPr>
-        <w:t xml:space="preserve"> Cholinergic antagonists are also called anticholinergics, parasympatholytics or antimuscarinics, while the agonists are cholinomimetics or parasympathomimetics.</w:t>
       </w:r>
     </w:p>
     <w:p>
@@ -21018,25 +20757,6 @@
           <w:b/>
           <w:i w:val="0"/>
         </w:rPr>
-        <w:t>Physostigmine at high doses.</w:t>
-      </w:r>
-      <w:r>
-        <w:rPr>
-          <w:b w:val="0"/>
-          <w:i w:val="0"/>
-        </w:rPr>
-        <w:t xml:space="preserve"> High doses cause convulsions and muscle paralysis, the paralysis coming from acetylcholine accumulation.</w:t>
-      </w:r>
-    </w:p>
-    <w:p>
-      <w:pPr>
-        <w:spacing w:after="120"/>
-      </w:pPr>
-      <w:r>
-        <w:rPr>
-          <w:b/>
-          <w:i w:val="0"/>
-        </w:rPr>
         <w:t>Catecholamines.</w:t>
       </w:r>
       <w:r>
@@ -22235,14 +21955,14 @@
           <w:b/>
           <w:i w:val="0"/>
         </w:rPr>
-        <w:t>Atropine antisecretory use.</w:t>
-      </w:r>
-      <w:r>
-        <w:rPr>
-          <w:b w:val="0"/>
-          <w:i w:val="0"/>
-        </w:rPr>
-        <w:t xml:space="preserve"> Atropine blocks respiratory tract secretions before surgery, and glycopyrrolate is used similarly before surgery.</w:t>
+        <w:t>Antimuscarinic excess.</w:t>
+      </w:r>
+      <w:r>
+        <w:rPr>
+          <w:b w:val="0"/>
+          <w:i w:val="0"/>
+        </w:rPr>
+        <w:t xml:space="preserve"> Too much causes the central picture of confusion, hallucinations and delirium, on top of dry mouth, blurred vision and retention.</w:t>
       </w:r>
     </w:p>
     <w:p>
@@ -22254,44 +21974,6 @@
           <w:b/>
           <w:i w:val="0"/>
         </w:rPr>
-        <w:t>Antimuscarinic excess.</w:t>
-      </w:r>
-      <w:r>
-        <w:rPr>
-          <w:b w:val="0"/>
-          <w:i w:val="0"/>
-        </w:rPr>
-        <w:t xml:space="preserve"> Too much causes the central picture of confusion, hallucinations and delirium, on top of dry mouth, blurred vision and retention.</w:t>
-      </w:r>
-    </w:p>
-    <w:p>
-      <w:pPr>
-        <w:spacing w:after="120"/>
-      </w:pPr>
-      <w:r>
-        <w:rPr>
-          <w:b/>
-          <w:i w:val="0"/>
-        </w:rPr>
-        <w:t>Antispasmodic atropine isomer.</w:t>
-      </w:r>
-      <w:r>
-        <w:rPr>
-          <w:b w:val="0"/>
-          <w:i w:val="0"/>
-        </w:rPr>
-        <w:t xml:space="preserve"> Hyoscyamine is the atropine isomer that relaxes the gastrointestinal tract and bladder, and it is used for its antispasmodic action.</w:t>
-      </w:r>
-    </w:p>
-    <w:p>
-      <w:pPr>
-        <w:spacing w:after="120"/>
-      </w:pPr>
-      <w:r>
-        <w:rPr>
-          <w:b/>
-          <w:i w:val="0"/>
-        </w:rPr>
         <w:t>So “what does this drug do?” is an incomplete question for these five.</w:t>
       </w:r>
       <w:r>
@@ -22314,44 +21996,6 @@
           <w:i w:val="0"/>
         </w:rPr>
         <w:t>?” It is also why a beta-1 selective blocker is not a free pass in a patient with airway disease, and why a dopamine infusion behaves like two different drugs at the two ends of its range.</w:t>
-      </w:r>
-    </w:p>
-    <w:p>
-      <w:pPr>
-        <w:spacing w:after="120"/>
-      </w:pPr>
-      <w:r>
-        <w:rPr>
-          <w:b/>
-          <w:i w:val="0"/>
-        </w:rPr>
-        <w:t>Beta-1 selective beta blockers.</w:t>
-      </w:r>
-      <w:r>
-        <w:rPr>
-          <w:b w:val="0"/>
-          <w:i w:val="0"/>
-        </w:rPr>
-        <w:t xml:space="preserve"> Atenolol, metoprolol and bisoprolol are selective for beta-1 receptors, which is useful when pulmonary function is impaired.</w:t>
-      </w:r>
-    </w:p>
-    <w:p>
-      <w:pPr>
-        <w:spacing w:after="120"/>
-      </w:pPr>
-      <w:r>
-        <w:rPr>
-          <w:b/>
-          <w:i w:val="0"/>
-        </w:rPr>
-        <w:t>Selective beta-1 antagonists.</w:t>
-      </w:r>
-      <w:r>
-        <w:rPr>
-          <w:b w:val="0"/>
-          <w:i w:val="0"/>
-        </w:rPr>
-        <w:t xml:space="preserve"> Metoprolol is a selective beta-1 antagonist, in the same group as acebutolol, atenolol, bisoprolol and betaxolol.</w:t>
       </w:r>
     </w:p>
     <w:p>
@@ -23176,6 +22820,25 @@
           <w:b/>
           <w:i w:val="0"/>
         </w:rPr>
+        <w:t>Cholinergic agonist synonyms.</w:t>
+      </w:r>
+      <w:r>
+        <w:rPr>
+          <w:b w:val="0"/>
+          <w:i w:val="0"/>
+        </w:rPr>
+        <w:t xml:space="preserve"> A cholinergic agonist is also called a parasympathomimetic or a cholinomimetic.</w:t>
+      </w:r>
+    </w:p>
+    <w:p>
+      <w:pPr>
+        <w:spacing w:after="120"/>
+      </w:pPr>
+      <w:r>
+        <w:rPr>
+          <w:b/>
+          <w:i w:val="0"/>
+        </w:rPr>
         <w:t>Cholinesterase inhibitors in Alzheimer disease.</w:t>
       </w:r>
       <w:r>
@@ -23402,6 +23065,25 @@
           <w:i w:val="0"/>
         </w:rPr>
         <w:t xml:space="preserve"> It is ineffective against poisoning by reversible inhibitors like physostigmine, since it cannot overcome that kind of inhibition.</w:t>
+      </w:r>
+    </w:p>
+    <w:p>
+      <w:pPr>
+        <w:spacing w:after="120"/>
+      </w:pPr>
+      <w:r>
+        <w:rPr>
+          <w:b/>
+          <w:i w:val="0"/>
+        </w:rPr>
+        <w:t>Physostigmine at high doses.</w:t>
+      </w:r>
+      <w:r>
+        <w:rPr>
+          <w:b w:val="0"/>
+          <w:i w:val="0"/>
+        </w:rPr>
+        <w:t xml:space="preserve"> High doses cause convulsions, bradycardia and skeletal muscle paralysis; the paralysis comes from too much transmitter rather than too little.</w:t>
       </w:r>
     </w:p>
     <w:p>
@@ -23493,6 +23175,39 @@
       </w:pPr>
       <w:r>
         <w:rPr>
+          <w:b/>
+          <w:i w:val="0"/>
+        </w:rPr>
+        <w:t>Source of atropine.</w:t>
+      </w:r>
+      <w:r>
+        <w:rPr>
+          <w:b w:val="0"/>
+          <w:i w:val="0"/>
+        </w:rPr>
+        <w:t xml:space="preserve"> Atropine comes from deadly nightshade, </w:t>
+      </w:r>
+      <w:r>
+        <w:rPr>
+          <w:b w:val="0"/>
+          <w:i/>
+        </w:rPr>
+        <w:t>Atropa belladonna</w:t>
+      </w:r>
+      <w:r>
+        <w:rPr>
+          <w:b w:val="0"/>
+          <w:i w:val="0"/>
+        </w:rPr>
+        <w:t>, one of several plants of the Solanaceae family.</w:t>
+      </w:r>
+    </w:p>
+    <w:p>
+      <w:pPr>
+        <w:spacing w:after="120"/>
+      </w:pPr>
+      <w:r>
+        <w:rPr>
           <w:b w:val="0"/>
           <w:i w:val="0"/>
         </w:rPr>
@@ -23735,6 +23450,25 @@
           <w:b/>
           <w:i w:val="0"/>
         </w:rPr>
+        <w:t>Cholinergic antagonist synonyms.</w:t>
+      </w:r>
+      <w:r>
+        <w:rPr>
+          <w:b w:val="0"/>
+          <w:i w:val="0"/>
+        </w:rPr>
+        <w:t xml:space="preserve"> Cholinergic antagonists are also called anticholinergics, parasympatholytics or antimuscarinics, while the agonists are cholinomimetics or parasympathomimetics.</w:t>
+      </w:r>
+    </w:p>
+    <w:p>
+      <w:pPr>
+        <w:spacing w:after="120"/>
+      </w:pPr>
+      <w:r>
+        <w:rPr>
+          <w:b/>
+          <w:i w:val="0"/>
+        </w:rPr>
         <w:t>Ganglionic blockers.</w:t>
       </w:r>
       <w:r>
@@ -23885,6 +23619,44 @@
           <w:b/>
           <w:i w:val="0"/>
         </w:rPr>
+        <w:t>Atropine source.</w:t>
+      </w:r>
+      <w:r>
+        <w:rPr>
+          <w:b w:val="0"/>
+          <w:i w:val="0"/>
+        </w:rPr>
+        <w:t xml:space="preserve"> Atropine is derived from deadly nightshade, jimson weed and mandrake, and scopolamine comes from the same family.</w:t>
+      </w:r>
+    </w:p>
+    <w:p>
+      <w:pPr>
+        <w:spacing w:after="120"/>
+      </w:pPr>
+      <w:r>
+        <w:rPr>
+          <w:b/>
+          <w:i w:val="0"/>
+        </w:rPr>
+        <w:t>Atropine antisecretory use.</w:t>
+      </w:r>
+      <w:r>
+        <w:rPr>
+          <w:b w:val="0"/>
+          <w:i w:val="0"/>
+        </w:rPr>
+        <w:t xml:space="preserve"> Atropine blocks respiratory tract secretions before surgery, and glycopyrrolate is used similarly before surgery.</w:t>
+      </w:r>
+    </w:p>
+    <w:p>
+      <w:pPr>
+        <w:spacing w:after="120"/>
+      </w:pPr>
+      <w:r>
+        <w:rPr>
+          <w:b/>
+          <w:i w:val="0"/>
+        </w:rPr>
         <w:t>Atropine adverse effects.</w:t>
       </w:r>
       <w:r>
@@ -23961,6 +23733,25 @@
           <w:b/>
           <w:i w:val="0"/>
         </w:rPr>
+        <w:t>Antispasmodic atropine isomer.</w:t>
+      </w:r>
+      <w:r>
+        <w:rPr>
+          <w:b w:val="0"/>
+          <w:i w:val="0"/>
+        </w:rPr>
+        <w:t xml:space="preserve"> Hyoscyamine is the atropine isomer that relaxes the gastrointestinal tract and bladder, and it is used for its antispasmodic action.</w:t>
+      </w:r>
+    </w:p>
+    <w:p>
+      <w:pPr>
+        <w:spacing w:after="120"/>
+      </w:pPr>
+      <w:r>
+        <w:rPr>
+          <w:b/>
+          <w:i w:val="0"/>
+        </w:rPr>
         <w:t>Ipratropium and tiotropium.</w:t>
       </w:r>
       <w:r>
@@ -23999,6 +23790,25 @@
           <w:b/>
           <w:i w:val="0"/>
         </w:rPr>
+        <w:t>Cisatracurium versus atracurium.</w:t>
+      </w:r>
+      <w:r>
+        <w:rPr>
+          <w:b w:val="0"/>
+          <w:i w:val="0"/>
+        </w:rPr>
+        <w:t xml:space="preserve"> Cisatracurium replaced atracurium because it has fewer adverse effects, being the isomer of the parent drug.</w:t>
+      </w:r>
+    </w:p>
+    <w:p>
+      <w:pPr>
+        <w:spacing w:after="120"/>
+      </w:pPr>
+      <w:r>
+        <w:rPr>
+          <w:b/>
+          <w:i w:val="0"/>
+        </w:rPr>
         <w:t>Glycopyrrolate.</w:t>
       </w:r>
       <w:r>
@@ -24212,6 +24022,44 @@
           <w:i w:val="0"/>
         </w:rPr>
         <w:t xml:space="preserve"> A small dose of a nondepolarizing blocker is given first to prevent the fasciculations that cause muscle soreness, a comfort measure addressing a predictable adverse effect.</w:t>
+      </w:r>
+    </w:p>
+    <w:p>
+      <w:pPr>
+        <w:spacing w:after="120"/>
+      </w:pPr>
+      <w:r>
+        <w:rPr>
+          <w:b/>
+          <w:i w:val="0"/>
+        </w:rPr>
+        <w:t>Nondepolarizing blockers.</w:t>
+      </w:r>
+      <w:r>
+        <w:rPr>
+          <w:b w:val="0"/>
+          <w:i w:val="0"/>
+        </w:rPr>
+        <w:t xml:space="preserve"> They relax skeletal muscle for intubation and act as adjuvants in anesthesia, including relaxing muscle enough to reduce a fracture or dislocation.</w:t>
+      </w:r>
+    </w:p>
+    <w:p>
+      <w:pPr>
+        <w:spacing w:after="120"/>
+      </w:pPr>
+      <w:r>
+        <w:rPr>
+          <w:b/>
+          <w:i w:val="0"/>
+        </w:rPr>
+        <w:t>Atracurium.</w:t>
+      </w:r>
+      <w:r>
+        <w:rPr>
+          <w:b w:val="0"/>
+          <w:i w:val="0"/>
+        </w:rPr>
+        <w:t xml:space="preserve"> This nondepolarizing agent releases histamine, which can cause a fall in blood pressure and flushing.</w:t>
       </w:r>
     </w:p>
     <w:p>
@@ -25256,6 +25104,25 @@
           <w:b/>
           <w:i w:val="0"/>
         </w:rPr>
+        <w:t>Inhalation anesthetics and epinephrine.</w:t>
+      </w:r>
+      <w:r>
+        <w:rPr>
+          <w:b w:val="0"/>
+          <w:i w:val="0"/>
+        </w:rPr>
+        <w:t xml:space="preserve"> Inhalation anesthetics sensitize the heart to epinephrine, causing tachycardia, which matters during anesthesia.</w:t>
+      </w:r>
+    </w:p>
+    <w:p>
+      <w:pPr>
+        <w:spacing w:after="120"/>
+      </w:pPr>
+      <w:r>
+        <w:rPr>
+          <w:b/>
+          <w:i w:val="0"/>
+        </w:rPr>
         <w:t>Epinephrine in local anesthetics.</w:t>
       </w:r>
       <w:r>
@@ -25275,6 +25142,25 @@
           <w:b/>
           <w:i w:val="0"/>
         </w:rPr>
+        <w:t>Hyperthyroidism and epinephrine.</w:t>
+      </w:r>
+      <w:r>
+        <w:rPr>
+          <w:b w:val="0"/>
+          <w:i w:val="0"/>
+        </w:rPr>
+        <w:t xml:space="preserve"> Hyperthyroidism exaggerates epinephrine's effects because increased production of adrenergic receptors gives a hypersensitive response.</w:t>
+      </w:r>
+    </w:p>
+    <w:p>
+      <w:pPr>
+        <w:spacing w:after="120"/>
+      </w:pPr>
+      <w:r>
+        <w:rPr>
+          <w:b/>
+          <w:i w:val="0"/>
+        </w:rPr>
         <w:t>Beta-1 agonist cardiac effects.</w:t>
       </w:r>
       <w:r>
@@ -25332,14 +25218,14 @@
           <w:b/>
           <w:i w:val="0"/>
         </w:rPr>
-        <w:t>Phentolamine non-cardiovascular use.</w:t>
-      </w:r>
-      <w:r>
-        <w:rPr>
-          <w:b w:val="0"/>
-          <w:i w:val="0"/>
-        </w:rPr>
-        <w:t xml:space="preserve"> It is used to treat impotence, injected to dilate penile arteries.</w:t>
+        <w:t>Norepinephrine administration.</w:t>
+      </w:r>
+      <w:r>
+        <w:rPr>
+          <w:b w:val="0"/>
+          <w:i w:val="0"/>
+        </w:rPr>
+        <w:t xml:space="preserve"> It is given as a titrated intravenous infusion, which suits a drug used to support vascular resistance in shock.</w:t>
       </w:r>
     </w:p>
     <w:p>
@@ -25351,14 +25237,14 @@
           <w:b/>
           <w:i w:val="0"/>
         </w:rPr>
-        <w:t>Norepinephrine administration.</w:t>
-      </w:r>
-      <w:r>
-        <w:rPr>
-          <w:b w:val="0"/>
-          <w:i w:val="0"/>
-        </w:rPr>
-        <w:t xml:space="preserve"> It is given as a titrated intravenous infusion, which suits a drug used to support vascular resistance in shock.</w:t>
+        <w:t>Norepinephrine versus epinephrine.</w:t>
+      </w:r>
+      <w:r>
+        <w:rPr>
+          <w:b w:val="0"/>
+          <w:i w:val="0"/>
+        </w:rPr>
+        <w:t xml:space="preserve"> At blood vessels, norepinephrine produces greater vasoconstriction, acting mainly through alpha-1 receptors.</w:t>
       </w:r>
     </w:p>
     <w:p>
@@ -25370,14 +25256,14 @@
           <w:b/>
           <w:i w:val="0"/>
         </w:rPr>
-        <w:t>Norepinephrine versus epinephrine.</w:t>
-      </w:r>
-      <w:r>
-        <w:rPr>
-          <w:b w:val="0"/>
-          <w:i w:val="0"/>
-        </w:rPr>
-        <w:t xml:space="preserve"> At blood vessels, norepinephrine produces greater vasoconstriction, acting mainly through alpha-1 receptors.</w:t>
+        <w:t>Norepinephrine extravasation.</w:t>
+      </w:r>
+      <w:r>
+        <w:rPr>
+          <w:b w:val="0"/>
+          <w:i w:val="0"/>
+        </w:rPr>
+        <w:t xml:space="preserve"> When the skin blanches, the treatment is phentolamine; this alpha blocker reverses the intense local vasoconstriction before the skin sloughs.</w:t>
       </w:r>
     </w:p>
     <w:p>
@@ -25389,14 +25275,14 @@
           <w:b/>
           <w:i w:val="0"/>
         </w:rPr>
-        <w:t>Phentolamine.</w:t>
-      </w:r>
-      <w:r>
-        <w:rPr>
-          <w:b w:val="0"/>
-          <w:i w:val="0"/>
-        </w:rPr>
-        <w:t xml:space="preserve"> It competitively blocks alpha-1 and alpha-2 receptors and is used for short-term management of pheochromocytoma, where alpha blockade opposes the vasoconstriction from circulating catecholamines.</w:t>
+        <w:t>Isoproterenol.</w:t>
+      </w:r>
+      <w:r>
+        <w:rPr>
+          <w:b w:val="0"/>
+          <w:i w:val="0"/>
+        </w:rPr>
+        <w:t xml:space="preserve"> It is used to stimulate the heart in an emergency, acting as a beta-1 and beta-2 agonist.</w:t>
       </w:r>
     </w:p>
     <w:p>
@@ -25408,14 +25294,14 @@
           <w:b/>
           <w:i w:val="0"/>
         </w:rPr>
-        <w:t>Norepinephrine extravasation.</w:t>
-      </w:r>
-      <w:r>
-        <w:rPr>
-          <w:b w:val="0"/>
-          <w:i w:val="0"/>
-        </w:rPr>
-        <w:t xml:space="preserve"> It is treated with phentolamine, an alpha antagonist, because extreme vasoconstriction causes the damage.</w:t>
+        <w:t>Dopamine vasoconstriction.</w:t>
+      </w:r>
+      <w:r>
+        <w:rPr>
+          <w:b w:val="0"/>
+          <w:i w:val="0"/>
+        </w:rPr>
+        <w:t xml:space="preserve"> Dopamine causes vasoconstriction at very high doses, through alpha-one, whereas its cardiac effect is beta-one and its renal effect dopaminergic.</w:t>
       </w:r>
     </w:p>
     <w:p>
@@ -25427,14 +25313,14 @@
           <w:b/>
           <w:i w:val="0"/>
         </w:rPr>
-        <w:t>Norepinephrine extravasation.</w:t>
-      </w:r>
-      <w:r>
-        <w:rPr>
-          <w:b w:val="0"/>
-          <w:i w:val="0"/>
-        </w:rPr>
-        <w:t xml:space="preserve"> When the skin blanches, the treatment is phentolamine; this alpha blocker reverses the intense local vasoconstriction before the skin sloughs.</w:t>
+        <w:t>Dopamine adverse effects.</w:t>
+      </w:r>
+      <w:r>
+        <w:rPr>
+          <w:b w:val="0"/>
+          <w:i w:val="0"/>
+        </w:rPr>
+        <w:t xml:space="preserve"> These are nausea, hypertension and arrhythmias.</w:t>
       </w:r>
     </w:p>
     <w:p>
@@ -25446,14 +25332,14 @@
           <w:b/>
           <w:i w:val="0"/>
         </w:rPr>
-        <w:t>Short-term pheochromocytoma management.</w:t>
-      </w:r>
-      <w:r>
-        <w:rPr>
-          <w:b w:val="0"/>
-          <w:i w:val="0"/>
-        </w:rPr>
-        <w:t xml:space="preserve"> Phentolamine is the agent used; phenoxybenzamine is the irreversible one used for longer preparation.</w:t>
+        <w:t>Dobutamine in atrial fibrillation.</w:t>
+      </w:r>
+      <w:r>
+        <w:rPr>
+          <w:b w:val="0"/>
+          <w:i w:val="0"/>
+        </w:rPr>
+        <w:t xml:space="preserve"> Caution is advised because dobutamine increases atrioventricular conduction, which can accelerate the ventricular response.</w:t>
       </w:r>
     </w:p>
     <w:p>
@@ -25465,14 +25351,14 @@
           <w:b/>
           <w:i w:val="0"/>
         </w:rPr>
-        <w:t>Isoproterenol.</w:t>
-      </w:r>
-      <w:r>
-        <w:rPr>
-          <w:b w:val="0"/>
-          <w:i w:val="0"/>
-        </w:rPr>
-        <w:t xml:space="preserve"> It is used to stimulate the heart in an emergency, acting as a beta-1 and beta-2 agonist.</w:t>
+        <w:t>Dobutamine.</w:t>
+      </w:r>
+      <w:r>
+        <w:rPr>
+          <w:b w:val="0"/>
+          <w:i w:val="0"/>
+        </w:rPr>
+        <w:t xml:space="preserve"> As a synthetic beta-1 agonist and positive inotrope, it is used for increasing cardiac output in acute heart failure, and does not raise myocardial oxygen demand the way other sympathomimetics do.</w:t>
       </w:r>
     </w:p>
     <w:p>
@@ -25484,14 +25370,14 @@
           <w:b/>
           <w:i w:val="0"/>
         </w:rPr>
-        <w:t>Dopamine vasoconstriction.</w:t>
-      </w:r>
-      <w:r>
-        <w:rPr>
-          <w:b w:val="0"/>
-          <w:i w:val="0"/>
-        </w:rPr>
-        <w:t xml:space="preserve"> Dopamine causes vasoconstriction at very high doses, through alpha-one, whereas its cardiac effect is beta-one and its renal effect dopaminergic.</w:t>
+        <w:t>Phenylephrine uses.</w:t>
+      </w:r>
+      <w:r>
+        <w:rPr>
+          <w:b w:val="0"/>
+          <w:i w:val="0"/>
+        </w:rPr>
+        <w:t xml:space="preserve"> Phenylephrine is used as a nasal decongestant, for eye redness and for septic shock.</w:t>
       </w:r>
     </w:p>
     <w:p>
@@ -25503,14 +25389,14 @@
           <w:b/>
           <w:i w:val="0"/>
         </w:rPr>
-        <w:t>Dopamine adverse effects.</w:t>
-      </w:r>
-      <w:r>
-        <w:rPr>
-          <w:b w:val="0"/>
-          <w:i w:val="0"/>
-        </w:rPr>
-        <w:t xml:space="preserve"> These are nausea, hypertension and arrhythmias.</w:t>
+        <w:t>Ephedra.</w:t>
+      </w:r>
+      <w:r>
+        <w:rPr>
+          <w:b w:val="0"/>
+          <w:i w:val="0"/>
+        </w:rPr>
+        <w:t xml:space="preserve"> The Food and Drug Administration banned ephedra-containing herbal products in 2004; pseudoephedrine remains available for nasal and sinus congestion.</w:t>
       </w:r>
     </w:p>
     <w:p>
@@ -25522,14 +25408,14 @@
           <w:b/>
           <w:i w:val="0"/>
         </w:rPr>
-        <w:t>Reserpine.</w:t>
-      </w:r>
-      <w:r>
-        <w:rPr>
-          <w:b w:val="0"/>
-          <w:i w:val="0"/>
-        </w:rPr>
-        <w:t xml:space="preserve"> It depletes neurotransmitters by blocking transport into storage vesicles, affecting norepinephrine, dopamine and serotonin.</w:t>
+        <w:t>Oxymetazoline rebound congestion.</w:t>
+      </w:r>
+      <w:r>
+        <w:rPr>
+          <w:b w:val="0"/>
+          <w:i w:val="0"/>
+        </w:rPr>
+        <w:t xml:space="preserve"> It is managed by tapering the drug down, which lets the receptors recover.</w:t>
       </w:r>
     </w:p>
     <w:p>
@@ -25541,14 +25427,14 @@
           <w:b/>
           <w:i w:val="0"/>
         </w:rPr>
-        <w:t>Dobutamine in atrial fibrillation.</w:t>
-      </w:r>
-      <w:r>
-        <w:rPr>
-          <w:b w:val="0"/>
-          <w:i w:val="0"/>
-        </w:rPr>
-        <w:t xml:space="preserve"> Caution is advised because dobutamine increases atrioventricular conduction, which can accelerate the ventricular response.</w:t>
+        <w:t>Rhinitis medicamentosa.</w:t>
+      </w:r>
+      <w:r>
+        <w:rPr>
+          <w:b w:val="0"/>
+          <w:i w:val="0"/>
+        </w:rPr>
+        <w:t xml:space="preserve"> This is rebound congestion, seen when Afrin is used past three days and leaves the patient more congested than before.</w:t>
       </w:r>
     </w:p>
     <w:p>
@@ -25560,14 +25446,14 @@
           <w:b/>
           <w:i w:val="0"/>
         </w:rPr>
-        <w:t>Dobutamine in atrial fibrillation.</w:t>
-      </w:r>
-      <w:r>
-        <w:rPr>
-          <w:b w:val="0"/>
-          <w:i w:val="0"/>
-        </w:rPr>
-        <w:t xml:space="preserve"> It is used cautiously because it speeds atrioventricular conduction, which risks a faster ventricular response.</w:t>
+        <w:t>Oral decongestant.</w:t>
+      </w:r>
+      <w:r>
+        <w:rPr>
+          <w:b w:val="0"/>
+          <w:i w:val="0"/>
+        </w:rPr>
+        <w:t xml:space="preserve"> Pseudoephedrine relieves nasal and sinus congestion and is taken by mouth, unlike oxymetazoline, which is the topical one with the three-day rebound limit.</w:t>
       </w:r>
     </w:p>
     <w:p>
@@ -25579,14 +25465,14 @@
           <w:b/>
           <w:i w:val="0"/>
         </w:rPr>
-        <w:t>Dobutamine.</w:t>
-      </w:r>
-      <w:r>
-        <w:rPr>
-          <w:b w:val="0"/>
-          <w:i w:val="0"/>
-        </w:rPr>
-        <w:t xml:space="preserve"> As a synthetic beta-1 agonist and positive inotrope, it is used for increasing cardiac output in acute heart failure, and does not raise myocardial oxygen demand the way other sympathomimetics do.</w:t>
+        <w:t>Alpha-two agonists.</w:t>
+      </w:r>
+      <w:r>
+        <w:rPr>
+          <w:b w:val="0"/>
+          <w:i w:val="0"/>
+        </w:rPr>
+        <w:t xml:space="preserve"> An alpha-two agonist such as clonidine lowers blood pressure by reducing central sympathetic outflow, producing vasodilation by damping sympathetic drive.</w:t>
       </w:r>
     </w:p>
     <w:p>
@@ -25598,177 +25484,6 @@
           <w:b/>
           <w:i w:val="0"/>
         </w:rPr>
-        <w:t>Phenylephrine uses.</w:t>
-      </w:r>
-      <w:r>
-        <w:rPr>
-          <w:b w:val="0"/>
-          <w:i w:val="0"/>
-        </w:rPr>
-        <w:t xml:space="preserve"> Phenylephrine is used as a nasal decongestant, for eye redness and for septic shock.</w:t>
-      </w:r>
-    </w:p>
-    <w:p>
-      <w:pPr>
-        <w:spacing w:after="120"/>
-      </w:pPr>
-      <w:r>
-        <w:rPr>
-          <w:b/>
-          <w:i w:val="0"/>
-        </w:rPr>
-        <w:t>Alpha-adrenergic blocking agents.</w:t>
-      </w:r>
-      <w:r>
-        <w:rPr>
-          <w:b w:val="0"/>
-          <w:i w:val="0"/>
-        </w:rPr>
-        <w:t xml:space="preserve"> They share reflex tachycardia, and their effects on blood pressure are more profound when the patient stands.</w:t>
-      </w:r>
-    </w:p>
-    <w:p>
-      <w:pPr>
-        <w:spacing w:after="120"/>
-      </w:pPr>
-      <w:r>
-        <w:rPr>
-          <w:b/>
-          <w:i w:val="0"/>
-        </w:rPr>
-        <w:t>Alpha blockers and reflex tachycardia.</w:t>
-      </w:r>
-      <w:r>
-        <w:rPr>
-          <w:b w:val="0"/>
-          <w:i w:val="0"/>
-        </w:rPr>
-        <w:t xml:space="preserve"> Alpha blockers induce reflex tachycardia, and the effects are more profound on standing.</w:t>
-      </w:r>
-    </w:p>
-    <w:p>
-      <w:pPr>
-        <w:spacing w:after="120"/>
-      </w:pPr>
-      <w:r>
-        <w:rPr>
-          <w:b/>
-          <w:i w:val="0"/>
-        </w:rPr>
-        <w:t>Propranolol on the nodes.</w:t>
-      </w:r>
-      <w:r>
-        <w:rPr>
-          <w:b w:val="0"/>
-          <w:i w:val="0"/>
-        </w:rPr>
-        <w:t xml:space="preserve"> Propranolol depresses both the sinoatrial and atrioventricular nodes, producing bradycardia, as a negative inotrope and chronotrope.</w:t>
-      </w:r>
-    </w:p>
-    <w:p>
-      <w:pPr>
-        <w:spacing w:after="120"/>
-      </w:pPr>
-      <w:r>
-        <w:rPr>
-          <w:b/>
-          <w:i w:val="0"/>
-        </w:rPr>
-        <w:t>Ephedra.</w:t>
-      </w:r>
-      <w:r>
-        <w:rPr>
-          <w:b w:val="0"/>
-          <w:i w:val="0"/>
-        </w:rPr>
-        <w:t xml:space="preserve"> The Food and Drug Administration banned ephedra-containing herbal products in 2004; pseudoephedrine remains available for nasal and sinus congestion.</w:t>
-      </w:r>
-    </w:p>
-    <w:p>
-      <w:pPr>
-        <w:spacing w:after="120"/>
-      </w:pPr>
-      <w:r>
-        <w:rPr>
-          <w:b/>
-          <w:i w:val="0"/>
-        </w:rPr>
-        <w:t>Oxymetazoline rebound congestion.</w:t>
-      </w:r>
-      <w:r>
-        <w:rPr>
-          <w:b w:val="0"/>
-          <w:i w:val="0"/>
-        </w:rPr>
-        <w:t xml:space="preserve"> It is managed by tapering the drug down, which lets the receptors recover.</w:t>
-      </w:r>
-    </w:p>
-    <w:p>
-      <w:pPr>
-        <w:spacing w:after="120"/>
-      </w:pPr>
-      <w:r>
-        <w:rPr>
-          <w:b/>
-          <w:i w:val="0"/>
-        </w:rPr>
-        <w:t>Rhinitis medicamentosa.</w:t>
-      </w:r>
-      <w:r>
-        <w:rPr>
-          <w:b w:val="0"/>
-          <w:i w:val="0"/>
-        </w:rPr>
-        <w:t xml:space="preserve"> This is rebound congestion, seen when Afrin is used past three days and leaves the patient more congested than before.</w:t>
-      </w:r>
-    </w:p>
-    <w:p>
-      <w:pPr>
-        <w:spacing w:after="120"/>
-      </w:pPr>
-      <w:r>
-        <w:rPr>
-          <w:b/>
-          <w:i w:val="0"/>
-        </w:rPr>
-        <w:t>Oral decongestant.</w:t>
-      </w:r>
-      <w:r>
-        <w:rPr>
-          <w:b w:val="0"/>
-          <w:i w:val="0"/>
-        </w:rPr>
-        <w:t xml:space="preserve"> Pseudoephedrine relieves nasal and sinus congestion and is taken by mouth, unlike oxymetazoline, which is the topical one with the three-day rebound limit.</w:t>
-      </w:r>
-    </w:p>
-    <w:p>
-      <w:pPr>
-        <w:spacing w:after="120"/>
-      </w:pPr>
-      <w:r>
-        <w:rPr>
-          <w:b/>
-          <w:i w:val="0"/>
-        </w:rPr>
-        <w:t>Alpha-two agonists.</w:t>
-      </w:r>
-      <w:r>
-        <w:rPr>
-          <w:b w:val="0"/>
-          <w:i w:val="0"/>
-        </w:rPr>
-        <w:t xml:space="preserve"> An alpha-two agonist such as clonidine lowers blood pressure by reducing central sympathetic outflow, producing vasodilation by damping sympathetic drive.</w:t>
-      </w:r>
-    </w:p>
-    <w:p>
-      <w:pPr>
-        <w:spacing w:after="120"/>
-      </w:pPr>
-      <w:r>
-        <w:rPr>
-          <w:b/>
-          <w:i w:val="0"/>
-        </w:rPr>
         <w:t>Clonidine.</w:t>
       </w:r>
       <w:r>
@@ -25776,45 +25491,7 @@
           <w:b w:val="0"/>
           <w:i w:val="0"/>
         </w:rPr>
-        <w:t xml:space="preserve"> It lowers blood pressure by acting centrally to reduce sympathetic outflow, as an alpha-2 agonist inhibiting vasomotor centers.</w:t>
-      </w:r>
-    </w:p>
-    <w:p>
-      <w:pPr>
-        <w:spacing w:after="120"/>
-      </w:pPr>
-      <w:r>
-        <w:rPr>
-          <w:b/>
-          <w:i w:val="0"/>
-        </w:rPr>
-        <w:t>Clonidine.</w:t>
-      </w:r>
-      <w:r>
-        <w:rPr>
-          <w:b w:val="0"/>
-          <w:i w:val="0"/>
-        </w:rPr>
         <w:t xml:space="preserve"> Stimulating central alpha-2 receptors inhibits the sympathetic vasomotor centers, so sympathetic outflow is reduced and vasodilation results.</w:t>
-      </w:r>
-    </w:p>
-    <w:p>
-      <w:pPr>
-        <w:spacing w:after="120"/>
-      </w:pPr>
-      <w:r>
-        <w:rPr>
-          <w:b/>
-          <w:i w:val="0"/>
-        </w:rPr>
-        <w:t>Phentolamine.</w:t>
-      </w:r>
-      <w:r>
-        <w:rPr>
-          <w:b w:val="0"/>
-          <w:i w:val="0"/>
-        </w:rPr>
-        <w:t xml:space="preserve"> It is used for the hypertensive crisis of abrupt clonidine withdrawal; stopping clonidine abruptly causes rebound hypertension.</w:t>
       </w:r>
     </w:p>
     <w:p>
@@ -26091,6 +25768,25 @@
           <w:b/>
           <w:i w:val="0"/>
         </w:rPr>
+        <w:t>Amphetamine uses.</w:t>
+      </w:r>
+      <w:r>
+        <w:rPr>
+          <w:b w:val="0"/>
+          <w:i w:val="0"/>
+        </w:rPr>
+        <w:t xml:space="preserve"> It treats hyperactivity, narcolepsy and appetite control, alongside its central stimulant activity.</w:t>
+      </w:r>
+    </w:p>
+    <w:p>
+      <w:pPr>
+        <w:spacing w:after="120"/>
+      </w:pPr>
+      <w:r>
+        <w:rPr>
+          <w:b/>
+          <w:i w:val="0"/>
+        </w:rPr>
         <w:t>Tyramine with a monoamine oxidase inhibitor.</w:t>
       </w:r>
       <w:r>
@@ -26110,44 +25806,6 @@
           <w:b/>
           <w:i w:val="0"/>
         </w:rPr>
-        <w:t>Guanethidine.</w:t>
-      </w:r>
-      <w:r>
-        <w:rPr>
-          <w:b w:val="0"/>
-          <w:i w:val="0"/>
-        </w:rPr>
-        <w:t xml:space="preserve"> It acts by blocking release of stored norepinephrine, which is distinct from reserpine's blockade of vesicular uptake.</w:t>
-      </w:r>
-    </w:p>
-    <w:p>
-      <w:pPr>
-        <w:spacing w:after="120"/>
-      </w:pPr>
-      <w:r>
-        <w:rPr>
-          <w:b/>
-          <w:i w:val="0"/>
-        </w:rPr>
-        <w:t>Reserpine.</w:t>
-      </w:r>
-      <w:r>
-        <w:rPr>
-          <w:b w:val="0"/>
-          <w:i w:val="0"/>
-        </w:rPr>
-        <w:t xml:space="preserve"> It blocks transmitter uptake into vesicles, depleting norepinephrine, dopamine and serotonin.</w:t>
-      </w:r>
-    </w:p>
-    <w:p>
-      <w:pPr>
-        <w:spacing w:after="120"/>
-      </w:pPr>
-      <w:r>
-        <w:rPr>
-          <w:b/>
-          <w:i w:val="0"/>
-        </w:rPr>
         <w:t>Tyramine.</w:t>
       </w:r>
       <w:r>
@@ -26156,25 +25814,6 @@
           <w:i w:val="0"/>
         </w:rPr>
         <w:t xml:space="preserve"> It has no therapeutic use but causes a serious pressor reaction in a patient on a monoamine oxidase inhibitor; it is found in fermented foods such as cheese and wine.</w:t>
-      </w:r>
-    </w:p>
-    <w:p>
-      <w:pPr>
-        <w:spacing w:after="120"/>
-      </w:pPr>
-      <w:r>
-        <w:rPr>
-          <w:b/>
-          <w:i w:val="0"/>
-        </w:rPr>
-        <w:t>Ephedra.</w:t>
-      </w:r>
-      <w:r>
-        <w:rPr>
-          <w:b w:val="0"/>
-          <w:i w:val="0"/>
-        </w:rPr>
-        <w:t xml:space="preserve"> Ephedra-containing herbal products were banned in 2004.</w:t>
       </w:r>
     </w:p>
     <w:p>
@@ -26316,6 +25955,25 @@
           <w:b/>
           <w:i w:val="0"/>
         </w:rPr>
+        <w:t>Alpha-adrenergic blocking agents.</w:t>
+      </w:r>
+      <w:r>
+        <w:rPr>
+          <w:b w:val="0"/>
+          <w:i w:val="0"/>
+        </w:rPr>
+        <w:t xml:space="preserve"> They share reflex tachycardia, and their effects on blood pressure are more profound when the patient stands.</w:t>
+      </w:r>
+    </w:p>
+    <w:p>
+      <w:pPr>
+        <w:spacing w:after="120"/>
+      </w:pPr>
+      <w:r>
+        <w:rPr>
+          <w:b/>
+          <w:i w:val="0"/>
+        </w:rPr>
         <w:t>Alpha-one blocker metabolic effects.</w:t>
       </w:r>
       <w:r>
@@ -26335,6 +25993,25 @@
           <w:b/>
           <w:i w:val="0"/>
         </w:rPr>
+        <w:t>Phentolamine non-cardiovascular use.</w:t>
+      </w:r>
+      <w:r>
+        <w:rPr>
+          <w:b w:val="0"/>
+          <w:i w:val="0"/>
+        </w:rPr>
+        <w:t xml:space="preserve"> It is used to treat impotence, injected to dilate penile arteries.</w:t>
+      </w:r>
+    </w:p>
+    <w:p>
+      <w:pPr>
+        <w:spacing w:after="120"/>
+      </w:pPr>
+      <w:r>
+        <w:rPr>
+          <w:b/>
+          <w:i w:val="0"/>
+        </w:rPr>
         <w:t>Phenoxybenzamine and norepinephrine.</w:t>
       </w:r>
       <w:r>
@@ -26373,14 +26050,14 @@
           <w:b/>
           <w:i w:val="0"/>
         </w:rPr>
-        <w:t>Inhalation anesthetics and epinephrine.</w:t>
-      </w:r>
-      <w:r>
-        <w:rPr>
-          <w:b w:val="0"/>
-          <w:i w:val="0"/>
-        </w:rPr>
-        <w:t xml:space="preserve"> Inhalation anesthetics sensitize the heart to epinephrine, causing tachycardia, which matters during anesthesia.</w:t>
+        <w:t>Beta-1 selective beta blockers.</w:t>
+      </w:r>
+      <w:r>
+        <w:rPr>
+          <w:b w:val="0"/>
+          <w:i w:val="0"/>
+        </w:rPr>
+        <w:t xml:space="preserve"> Atenolol, metoprolol and bisoprolol are selective for beta-1 receptors, which is useful when pulmonary function is impaired.</w:t>
       </w:r>
     </w:p>
     <w:p>
@@ -26392,14 +26069,14 @@
           <w:b/>
           <w:i w:val="0"/>
         </w:rPr>
-        <w:t>Cocaine and epinephrine.</w:t>
-      </w:r>
-      <w:r>
-        <w:rPr>
-          <w:b w:val="0"/>
-          <w:i w:val="0"/>
-        </w:rPr>
-        <w:t xml:space="preserve"> Cocaine exaggerates the effects of epinephrine by preventing reuptake of the catecholamine, so the cardiovascular actions are amplified.</w:t>
+        <w:t>Phenoxybenzamine uses.</w:t>
+      </w:r>
+      <w:r>
+        <w:rPr>
+          <w:b w:val="0"/>
+          <w:i w:val="0"/>
+        </w:rPr>
+        <w:t xml:space="preserve"> It is used to treat phaeochromocytoma, along with autonomic hyperreflexia in paraplegic patients.</w:t>
       </w:r>
     </w:p>
     <w:p>
@@ -26411,14 +26088,14 @@
           <w:b/>
           <w:i w:val="0"/>
         </w:rPr>
-        <w:t>Phenoxybenzamine uses.</w:t>
-      </w:r>
-      <w:r>
-        <w:rPr>
-          <w:b w:val="0"/>
-          <w:i w:val="0"/>
-        </w:rPr>
-        <w:t xml:space="preserve"> It is used to treat phaeochromocytoma, along with autonomic hyperreflexia in paraplegic patients.</w:t>
+        <w:t>Alpha blockers and reflex tachycardia.</w:t>
+      </w:r>
+      <w:r>
+        <w:rPr>
+          <w:b w:val="0"/>
+          <w:i w:val="0"/>
+        </w:rPr>
+        <w:t xml:space="preserve"> Alpha blockers induce reflex tachycardia, and the effects are more profound on standing.</w:t>
       </w:r>
     </w:p>
     <w:p>
@@ -26430,6 +26107,25 @@
           <w:b/>
           <w:i w:val="0"/>
         </w:rPr>
+        <w:t>Phentolamine.</w:t>
+      </w:r>
+      <w:r>
+        <w:rPr>
+          <w:b w:val="0"/>
+          <w:i w:val="0"/>
+        </w:rPr>
+        <w:t xml:space="preserve"> It competitively blocks alpha-1 and alpha-2 receptors and is used for short-term management of pheochromocytoma, where alpha blockade opposes the vasoconstriction from circulating catecholamines.</w:t>
+      </w:r>
+    </w:p>
+    <w:p>
+      <w:pPr>
+        <w:spacing w:after="120"/>
+      </w:pPr>
+      <w:r>
+        <w:rPr>
+          <w:b/>
+          <w:i w:val="0"/>
+        </w:rPr>
         <w:t>Epinephrine reversal.</w:t>
       </w:r>
       <w:r>
@@ -26449,6 +26145,25 @@
           <w:b/>
           <w:i w:val="0"/>
         </w:rPr>
+        <w:t>Phentolamine.</w:t>
+      </w:r>
+      <w:r>
+        <w:rPr>
+          <w:b w:val="0"/>
+          <w:i w:val="0"/>
+        </w:rPr>
+        <w:t xml:space="preserve"> It is used for the hypertensive crisis of abrupt clonidine withdrawal; stopping clonidine abruptly causes rebound hypertension.</w:t>
+      </w:r>
+    </w:p>
+    <w:p>
+      <w:pPr>
+        <w:spacing w:after="120"/>
+      </w:pPr>
+      <w:r>
+        <w:rPr>
+          <w:b/>
+          <w:i w:val="0"/>
+        </w:rPr>
         <w:t>Epinephrine with a beta blocker.</w:t>
       </w:r>
       <w:r>
@@ -26468,6 +26183,25 @@
           <w:b/>
           <w:i w:val="0"/>
         </w:rPr>
+        <w:t>Short-term pheochromocytoma management.</w:t>
+      </w:r>
+      <w:r>
+        <w:rPr>
+          <w:b w:val="0"/>
+          <w:i w:val="0"/>
+        </w:rPr>
+        <w:t xml:space="preserve"> Phentolamine is the agent used; phenoxybenzamine is the irreversible one used for longer preparation.</w:t>
+      </w:r>
+    </w:p>
+    <w:p>
+      <w:pPr>
+        <w:spacing w:after="120"/>
+      </w:pPr>
+      <w:r>
+        <w:rPr>
+          <w:b/>
+          <w:i w:val="0"/>
+        </w:rPr>
         <w:t>Alpha-1 blocker side effects.</w:t>
       </w:r>
       <w:r>
@@ -26600,14 +26334,14 @@
           <w:b/>
           <w:i w:val="0"/>
         </w:rPr>
-        <w:t>Hyperthyroidism and epinephrine.</w:t>
-      </w:r>
-      <w:r>
-        <w:rPr>
-          <w:b w:val="0"/>
-          <w:i w:val="0"/>
-        </w:rPr>
-        <w:t xml:space="preserve"> Hyperthyroidism exaggerates epinephrine's effects because increased production of adrenergic receptors gives a hypersensitive response.</w:t>
+        <w:t>Propranolol after myocardial infarction.</w:t>
+      </w:r>
+      <w:r>
+        <w:rPr>
+          <w:b w:val="0"/>
+          <w:i w:val="0"/>
+        </w:rPr>
+        <w:t xml:space="preserve"> It prevents a second infarct, reduces infarct size and lowers sudden death from arrhythmia.</w:t>
       </w:r>
     </w:p>
     <w:p>
@@ -26619,14 +26353,14 @@
           <w:b/>
           <w:i w:val="0"/>
         </w:rPr>
-        <w:t>Propranolol after myocardial infarction.</w:t>
-      </w:r>
-      <w:r>
-        <w:rPr>
-          <w:b w:val="0"/>
-          <w:i w:val="0"/>
-        </w:rPr>
-        <w:t xml:space="preserve"> It prevents a second infarct, reduces infarct size and lowers sudden death from arrhythmia.</w:t>
+        <w:t>Propranolol in hyperthyroidism.</w:t>
+      </w:r>
+      <w:r>
+        <w:rPr>
+          <w:b w:val="0"/>
+          <w:i w:val="0"/>
+        </w:rPr>
+        <w:t xml:space="preserve"> It blunts widespread sympathetic stimulation, treating the symptoms rather than the thyroid.</w:t>
       </w:r>
     </w:p>
     <w:p>
@@ -26638,14 +26372,14 @@
           <w:b/>
           <w:i w:val="0"/>
         </w:rPr>
-        <w:t>Propranolol in hyperthyroidism.</w:t>
-      </w:r>
-      <w:r>
-        <w:rPr>
-          <w:b w:val="0"/>
-          <w:i w:val="0"/>
-        </w:rPr>
-        <w:t xml:space="preserve"> It blunts widespread sympathetic stimulation, treating the symptoms rather than the thyroid.</w:t>
+        <w:t>Propranolol metabolism interactions.</w:t>
+      </w:r>
+      <w:r>
+        <w:rPr>
+          <w:b w:val="0"/>
+          <w:i w:val="0"/>
+        </w:rPr>
+        <w:t xml:space="preserve"> Cimetidine, fluoxetine, paroxetine and ritonavir inhibit its metabolism, while barbiturates, phenytoin and rifampin induce it.</w:t>
       </w:r>
     </w:p>
     <w:p>
@@ -26657,14 +26391,14 @@
           <w:b/>
           <w:i w:val="0"/>
         </w:rPr>
-        <w:t>Propranolol metabolism interactions.</w:t>
-      </w:r>
-      <w:r>
-        <w:rPr>
-          <w:b w:val="0"/>
-          <w:i w:val="0"/>
-        </w:rPr>
-        <w:t xml:space="preserve"> Cimetidine, fluoxetine, paroxetine and ritonavir inhibit its metabolism, while barbiturates, phenytoin and rifampin induce it.</w:t>
+        <w:t>Abrupt propranolol withdrawal.</w:t>
+      </w:r>
+      <w:r>
+        <w:rPr>
+          <w:b w:val="0"/>
+          <w:i w:val="0"/>
+        </w:rPr>
+        <w:t xml:space="preserve"> Stopping it abruptly risks arrhythmias because beta receptors have been up-regulated, leaving the heart hypersensitive to catecholamines.</w:t>
       </w:r>
     </w:p>
     <w:p>
@@ -26676,6 +26410,25 @@
           <w:b/>
           <w:i w:val="0"/>
         </w:rPr>
+        <w:t>Propranolol on the nodes.</w:t>
+      </w:r>
+      <w:r>
+        <w:rPr>
+          <w:b w:val="0"/>
+          <w:i w:val="0"/>
+        </w:rPr>
+        <w:t xml:space="preserve"> Propranolol depresses both the sinoatrial and atrioventricular nodes, producing bradycardia, as a negative inotrope and chronotrope.</w:t>
+      </w:r>
+    </w:p>
+    <w:p>
+      <w:pPr>
+        <w:spacing w:after="120"/>
+      </w:pPr>
+      <w:r>
+        <w:rPr>
+          <w:b/>
+          <w:i w:val="0"/>
+        </w:rPr>
         <w:t>The rest of the class by property:</w:t>
       </w:r>
       <w:r>
@@ -26812,6 +26565,25 @@
           <w:b/>
           <w:i w:val="0"/>
         </w:rPr>
+        <w:t>Reserpine.</w:t>
+      </w:r>
+      <w:r>
+        <w:rPr>
+          <w:b w:val="0"/>
+          <w:i w:val="0"/>
+        </w:rPr>
+        <w:t xml:space="preserve"> It depletes neurotransmitters by blocking transport into storage vesicles, affecting norepinephrine, dopamine and serotonin.</w:t>
+      </w:r>
+    </w:p>
+    <w:p>
+      <w:pPr>
+        <w:spacing w:after="120"/>
+      </w:pPr>
+      <w:r>
+        <w:rPr>
+          <w:b/>
+          <w:i w:val="0"/>
+        </w:rPr>
         <w:t>Intrinsic sympathomimetic activity.</w:t>
       </w:r>
       <w:r>
@@ -26831,6 +26603,25 @@
           <w:b/>
           <w:i w:val="0"/>
         </w:rPr>
+        <w:t>Selective beta-1 antagonists.</w:t>
+      </w:r>
+      <w:r>
+        <w:rPr>
+          <w:b w:val="0"/>
+          <w:i w:val="0"/>
+        </w:rPr>
+        <w:t xml:space="preserve"> Metoprolol is a selective beta-1 antagonist, in the same group as acebutolol, atenolol, bisoprolol and betaxolol.</w:t>
+      </w:r>
+    </w:p>
+    <w:p>
+      <w:pPr>
+        <w:spacing w:after="120"/>
+      </w:pPr>
+      <w:r>
+        <w:rPr>
+          <w:b/>
+          <w:i w:val="0"/>
+        </w:rPr>
         <w:t>Cardioselective beta blockers.</w:t>
       </w:r>
       <w:r>
@@ -26839,6 +26630,25 @@
           <w:i w:val="0"/>
         </w:rPr>
         <w:t xml:space="preserve"> A cardioselective beta blocker blocks beta-one but spares beta-two, though cardioselectivity is lost at higher doses.</w:t>
+      </w:r>
+    </w:p>
+    <w:p>
+      <w:pPr>
+        <w:spacing w:after="120"/>
+      </w:pPr>
+      <w:r>
+        <w:rPr>
+          <w:b/>
+          <w:i w:val="0"/>
+        </w:rPr>
+        <w:t>Guanethidine.</w:t>
+      </w:r>
+      <w:r>
+        <w:rPr>
+          <w:b w:val="0"/>
+          <w:i w:val="0"/>
+        </w:rPr>
+        <w:t xml:space="preserve"> It acts by blocking release of stored norepinephrine, which is distinct from reserpine's blockade of vesicular uptake.</w:t>
       </w:r>
     </w:p>
     <w:p>
